--- a/documentacion_proyecto/Conexionado_Nivel2.docx
+++ b/documentacion_proyecto/Conexionado_Nivel2.docx
@@ -9,7 +9,7 @@
       </w:pPr>
       <w:r>
         <w:rPr>
-          <w:rFonts w:ascii="IBM Plex Sans" w:cs="IBM Plex Sans" w:eastAsia="IBM Plex Sans" w:hAnsi="IBM Plex Sans"/>
+          <w:rFonts w:ascii="Arial" w:cs="Arial" w:eastAsia="Arial" w:hAnsi="Arial"/>
           <w:color w:val="3F4B5C"/>
           <w:sz w:val="18"/>
           <w:szCs w:val="18"/>
@@ -24,7 +24,7 @@
       </w:pPr>
       <w:r>
         <w:rPr>
-          <w:rFonts w:ascii="IBM Plex Sans" w:cs="IBM Plex Sans" w:eastAsia="IBM Plex Sans" w:hAnsi="IBM Plex Sans"/>
+          <w:rFonts w:ascii="Arial" w:cs="Arial" w:eastAsia="Arial" w:hAnsi="Arial"/>
           <w:b/>
           <w:bCs/>
           <w:color w:val="1E3A5F"/>
@@ -41,7 +41,7 @@
       </w:pPr>
       <w:r>
         <w:rPr>
-          <w:rFonts w:ascii="IBM Plex Sans" w:cs="IBM Plex Sans" w:eastAsia="IBM Plex Sans" w:hAnsi="IBM Plex Sans"/>
+          <w:rFonts w:ascii="Arial" w:cs="Arial" w:eastAsia="Arial" w:hAnsi="Arial"/>
           <w:i/>
           <w:iCs/>
           <w:color w:val="3F4B5C"/>
@@ -57,7 +57,7 @@
       </w:pPr>
       <w:r>
         <w:rPr>
-          <w:rFonts w:ascii="IBM Plex Sans" w:cs="IBM Plex Sans" w:eastAsia="IBM Plex Sans" w:hAnsi="IBM Plex Sans"/>
+          <w:rFonts w:ascii="Arial" w:cs="Arial" w:eastAsia="Arial" w:hAnsi="Arial"/>
           <w:sz w:val="21"/>
           <w:szCs w:val="21"/>
         </w:rPr>
@@ -72,12 +72,12 @@
           <w:left w:val="single" w:color="9C5C0A" w:sz="16"/>
           <w:right w:val="single" w:color="EADFC8" w:sz="2"/>
         </w:pBdr>
-        <w:shd w:fill="F2F5F8" w:val="clear"/>
+        <w:shd w:fill="FFF8EC" w:val="clear"/>
         <w:spacing w:after="130" w:before="130"/>
       </w:pPr>
       <w:r>
         <w:rPr>
-          <w:rFonts w:ascii="IBM Plex Sans" w:cs="IBM Plex Sans" w:eastAsia="IBM Plex Sans" w:hAnsi="IBM Plex Sans"/>
+          <w:rFonts w:ascii="Arial" w:cs="Arial" w:eastAsia="Arial" w:hAnsi="Arial"/>
           <w:b/>
           <w:bCs/>
           <w:sz w:val="20"/>
@@ -87,7 +87,7 @@
       </w:r>
       <w:r>
         <w:rPr>
-          <w:rFonts w:ascii="IBM Plex Sans" w:cs="IBM Plex Sans" w:eastAsia="IBM Plex Sans" w:hAnsi="IBM Plex Sans"/>
+          <w:rFonts w:ascii="Arial" w:cs="Arial" w:eastAsia="Arial" w:hAnsi="Arial"/>
           <w:sz w:val="20"/>
           <w:szCs w:val="20"/>
         </w:rPr>
@@ -101,7 +101,7 @@
       </w:pPr>
       <w:r>
         <w:rPr>
-          <w:rFonts w:ascii="Questrial" w:cs="Questrial" w:eastAsia="Questrial" w:hAnsi="Questrial"/>
+          <w:rFonts w:ascii="Arial" w:cs="Arial" w:eastAsia="Arial" w:hAnsi="Arial"/>
           <w:b/>
           <w:bCs/>
           <w:color w:val="1E3A5F"/>
@@ -117,7 +117,7 @@
       </w:pPr>
       <w:r>
         <w:rPr>
-          <w:rFonts w:ascii="IBM Plex Sans" w:cs="IBM Plex Sans" w:eastAsia="IBM Plex Sans" w:hAnsi="IBM Plex Sans"/>
+          <w:rFonts w:ascii="Arial" w:cs="Arial" w:eastAsia="Arial" w:hAnsi="Arial"/>
           <w:sz w:val="21"/>
           <w:szCs w:val="21"/>
         </w:rPr>
@@ -132,7 +132,7 @@
       <w:r>
         <w:drawing>
           <wp:inline distT="0" distB="0" distL="0" distR="0">
-            <wp:extent cx="5486400" cy="3137482"/>
+            <wp:extent cx="5715000" cy="3267075"/>
             <wp:effectExtent t="0" r="0" b="0" l="0"/>
             <wp:docPr id="1" name="" descr="" title=""/>
             <wp:cNvGraphicFramePr>
@@ -157,7 +157,7 @@
                   <pic:spPr bwMode="auto">
                     <a:xfrm>
                       <a:off x="0" y="0"/>
-                      <a:ext cx="5486400" cy="3137482"/>
+                      <a:ext cx="5715000" cy="3267075"/>
                     </a:xfrm>
                     <a:prstGeom prst="rect">
                       <a:avLst/>
@@ -177,7 +177,7 @@
       </w:pPr>
       <w:r>
         <w:rPr>
-          <w:rFonts w:ascii="IBM Plex Sans" w:cs="IBM Plex Sans" w:eastAsia="IBM Plex Sans" w:hAnsi="IBM Plex Sans"/>
+          <w:rFonts w:ascii="Arial" w:cs="Arial" w:eastAsia="Arial" w:hAnsi="Arial"/>
           <w:i/>
           <w:iCs/>
           <w:color w:val="3F4B5C"/>
@@ -194,7 +194,7 @@
       </w:pPr>
       <w:r>
         <w:rPr>
-          <w:rFonts w:ascii="Questrial" w:cs="Questrial" w:eastAsia="Questrial" w:hAnsi="Questrial"/>
+          <w:rFonts w:ascii="Arial" w:cs="Arial" w:eastAsia="Arial" w:hAnsi="Arial"/>
           <w:b/>
           <w:bCs/>
           <w:color w:val="1E3A5F"/>
@@ -238,7 +238,7 @@
           <w:p>
             <w:r>
               <w:rPr>
-                <w:rFonts w:ascii="IBM Plex Sans" w:cs="IBM Plex Sans" w:eastAsia="IBM Plex Sans" w:hAnsi="IBM Plex Sans"/>
+                <w:rFonts w:ascii="Arial" w:cs="Arial" w:eastAsia="Arial" w:hAnsi="Arial"/>
                 <w:b/>
                 <w:bCs/>
                 <w:color w:val="FFFFFF"/>
@@ -263,7 +263,7 @@
           <w:p>
             <w:r>
               <w:rPr>
-                <w:rFonts w:ascii="IBM Plex Sans" w:cs="IBM Plex Sans" w:eastAsia="IBM Plex Sans" w:hAnsi="IBM Plex Sans"/>
+                <w:rFonts w:ascii="Arial" w:cs="Arial" w:eastAsia="Arial" w:hAnsi="Arial"/>
                 <w:b/>
                 <w:bCs/>
                 <w:color w:val="FFFFFF"/>
@@ -289,7 +289,7 @@
           <w:p>
             <w:r>
               <w:rPr>
-                <w:rFonts w:ascii="IBM Plex Sans" w:cs="IBM Plex Sans" w:eastAsia="IBM Plex Sans" w:hAnsi="IBM Plex Sans"/>
+                <w:rFonts w:ascii="Arial" w:cs="Arial" w:eastAsia="Arial" w:hAnsi="Arial"/>
                 <w:sz w:val="17"/>
                 <w:szCs w:val="17"/>
               </w:rPr>
@@ -310,7 +310,7 @@
           <w:p>
             <w:r>
               <w:rPr>
-                <w:rFonts w:ascii="IBM Plex Sans" w:cs="IBM Plex Sans" w:eastAsia="IBM Plex Sans" w:hAnsi="IBM Plex Sans"/>
+                <w:rFonts w:ascii="Arial" w:cs="Arial" w:eastAsia="Arial" w:hAnsi="Arial"/>
                 <w:sz w:val="17"/>
                 <w:szCs w:val="17"/>
               </w:rPr>
@@ -333,7 +333,7 @@
           <w:p>
             <w:r>
               <w:rPr>
-                <w:rFonts w:ascii="IBM Plex Sans" w:cs="IBM Plex Sans" w:eastAsia="IBM Plex Sans" w:hAnsi="IBM Plex Sans"/>
+                <w:rFonts w:ascii="Arial" w:cs="Arial" w:eastAsia="Arial" w:hAnsi="Arial"/>
                 <w:sz w:val="17"/>
                 <w:szCs w:val="17"/>
               </w:rPr>
@@ -354,7 +354,7 @@
           <w:p>
             <w:r>
               <w:rPr>
-                <w:rFonts w:ascii="IBM Plex Sans" w:cs="IBM Plex Sans" w:eastAsia="IBM Plex Sans" w:hAnsi="IBM Plex Sans"/>
+                <w:rFonts w:ascii="Arial" w:cs="Arial" w:eastAsia="Arial" w:hAnsi="Arial"/>
                 <w:sz w:val="17"/>
                 <w:szCs w:val="17"/>
               </w:rPr>
@@ -377,7 +377,7 @@
           <w:p>
             <w:r>
               <w:rPr>
-                <w:rFonts w:ascii="IBM Plex Sans" w:cs="IBM Plex Sans" w:eastAsia="IBM Plex Sans" w:hAnsi="IBM Plex Sans"/>
+                <w:rFonts w:ascii="Arial" w:cs="Arial" w:eastAsia="Arial" w:hAnsi="Arial"/>
                 <w:sz w:val="17"/>
                 <w:szCs w:val="17"/>
               </w:rPr>
@@ -398,7 +398,7 @@
           <w:p>
             <w:r>
               <w:rPr>
-                <w:rFonts w:ascii="IBM Plex Sans" w:cs="IBM Plex Sans" w:eastAsia="IBM Plex Sans" w:hAnsi="IBM Plex Sans"/>
+                <w:rFonts w:ascii="Arial" w:cs="Arial" w:eastAsia="Arial" w:hAnsi="Arial"/>
                 <w:sz w:val="17"/>
                 <w:szCs w:val="17"/>
               </w:rPr>
@@ -421,7 +421,7 @@
           <w:p>
             <w:r>
               <w:rPr>
-                <w:rFonts w:ascii="IBM Plex Sans" w:cs="IBM Plex Sans" w:eastAsia="IBM Plex Sans" w:hAnsi="IBM Plex Sans"/>
+                <w:rFonts w:ascii="Arial" w:cs="Arial" w:eastAsia="Arial" w:hAnsi="Arial"/>
                 <w:sz w:val="17"/>
                 <w:szCs w:val="17"/>
               </w:rPr>
@@ -442,7 +442,7 @@
           <w:p>
             <w:r>
               <w:rPr>
-                <w:rFonts w:ascii="IBM Plex Sans" w:cs="IBM Plex Sans" w:eastAsia="IBM Plex Sans" w:hAnsi="IBM Plex Sans"/>
+                <w:rFonts w:ascii="Arial" w:cs="Arial" w:eastAsia="Arial" w:hAnsi="Arial"/>
                 <w:sz w:val="17"/>
                 <w:szCs w:val="17"/>
               </w:rPr>
@@ -465,7 +465,7 @@
           <w:p>
             <w:r>
               <w:rPr>
-                <w:rFonts w:ascii="IBM Plex Sans" w:cs="IBM Plex Sans" w:eastAsia="IBM Plex Sans" w:hAnsi="IBM Plex Sans"/>
+                <w:rFonts w:ascii="Arial" w:cs="Arial" w:eastAsia="Arial" w:hAnsi="Arial"/>
                 <w:sz w:val="17"/>
                 <w:szCs w:val="17"/>
               </w:rPr>
@@ -486,7 +486,7 @@
           <w:p>
             <w:r>
               <w:rPr>
-                <w:rFonts w:ascii="IBM Plex Sans" w:cs="IBM Plex Sans" w:eastAsia="IBM Plex Sans" w:hAnsi="IBM Plex Sans"/>
+                <w:rFonts w:ascii="Arial" w:cs="Arial" w:eastAsia="Arial" w:hAnsi="Arial"/>
                 <w:sz w:val="17"/>
                 <w:szCs w:val="17"/>
               </w:rPr>
@@ -509,7 +509,7 @@
           <w:p>
             <w:r>
               <w:rPr>
-                <w:rFonts w:ascii="IBM Plex Sans" w:cs="IBM Plex Sans" w:eastAsia="IBM Plex Sans" w:hAnsi="IBM Plex Sans"/>
+                <w:rFonts w:ascii="Arial" w:cs="Arial" w:eastAsia="Arial" w:hAnsi="Arial"/>
                 <w:sz w:val="17"/>
                 <w:szCs w:val="17"/>
               </w:rPr>
@@ -530,7 +530,7 @@
           <w:p>
             <w:r>
               <w:rPr>
-                <w:rFonts w:ascii="IBM Plex Sans" w:cs="IBM Plex Sans" w:eastAsia="IBM Plex Sans" w:hAnsi="IBM Plex Sans"/>
+                <w:rFonts w:ascii="Arial" w:cs="Arial" w:eastAsia="Arial" w:hAnsi="Arial"/>
                 <w:sz w:val="17"/>
                 <w:szCs w:val="17"/>
               </w:rPr>
@@ -547,7 +547,7 @@
       </w:pPr>
       <w:r>
         <w:rPr>
-          <w:rFonts w:ascii="Questrial" w:cs="Questrial" w:eastAsia="Questrial" w:hAnsi="Questrial"/>
+          <w:rFonts w:ascii="Arial" w:cs="Arial" w:eastAsia="Arial" w:hAnsi="Arial"/>
           <w:b/>
           <w:bCs/>
           <w:color w:val="1E3A5F"/>
@@ -563,7 +563,7 @@
       </w:pPr>
       <w:r>
         <w:rPr>
-          <w:rFonts w:ascii="IBM Plex Sans" w:cs="IBM Plex Sans" w:eastAsia="IBM Plex Sans" w:hAnsi="IBM Plex Sans"/>
+          <w:rFonts w:ascii="Arial" w:cs="Arial" w:eastAsia="Arial" w:hAnsi="Arial"/>
           <w:b/>
           <w:bCs/>
           <w:color w:val="1E3A5F"/>
@@ -574,7 +574,7 @@
       </w:r>
       <w:r>
         <w:rPr>
-          <w:rFonts w:ascii="IBM Plex Sans" w:cs="IBM Plex Sans" w:eastAsia="IBM Plex Sans" w:hAnsi="IBM Plex Sans"/>
+          <w:rFonts w:ascii="Arial" w:cs="Arial" w:eastAsia="Arial" w:hAnsi="Arial"/>
           <w:b/>
           <w:bCs/>
           <w:sz w:val="22"/>
@@ -589,7 +589,7 @@
       </w:pPr>
       <w:r>
         <w:rPr>
-          <w:rFonts w:ascii="IBM Plex Sans" w:cs="IBM Plex Sans" w:eastAsia="IBM Plex Sans" w:hAnsi="IBM Plex Sans"/>
+          <w:rFonts w:ascii="Arial" w:cs="Arial" w:eastAsia="Arial" w:hAnsi="Arial"/>
           <w:sz w:val="21"/>
           <w:szCs w:val="21"/>
         </w:rPr>
@@ -602,7 +602,7 @@
       </w:pPr>
       <w:r>
         <w:rPr>
-          <w:rFonts w:ascii="IBM Plex Sans" w:cs="IBM Plex Sans" w:eastAsia="IBM Plex Sans" w:hAnsi="IBM Plex Sans"/>
+          <w:rFonts w:ascii="Arial" w:cs="Arial" w:eastAsia="Arial" w:hAnsi="Arial"/>
           <w:b/>
           <w:bCs/>
           <w:color w:val="1E3A5F"/>
@@ -613,7 +613,7 @@
       </w:r>
       <w:r>
         <w:rPr>
-          <w:rFonts w:ascii="IBM Plex Sans" w:cs="IBM Plex Sans" w:eastAsia="IBM Plex Sans" w:hAnsi="IBM Plex Sans"/>
+          <w:rFonts w:ascii="Arial" w:cs="Arial" w:eastAsia="Arial" w:hAnsi="Arial"/>
           <w:b/>
           <w:bCs/>
           <w:sz w:val="22"/>
@@ -633,7 +633,7 @@
       </w:pPr>
       <w:r>
         <w:rPr>
-          <w:rFonts w:ascii="IBM Plex Sans" w:cs="IBM Plex Sans" w:eastAsia="IBM Plex Sans" w:hAnsi="IBM Plex Sans"/>
+          <w:rFonts w:ascii="Arial" w:cs="Arial" w:eastAsia="Arial" w:hAnsi="Arial"/>
           <w:sz w:val="21"/>
           <w:szCs w:val="21"/>
         </w:rPr>
@@ -651,7 +651,7 @@
       </w:pPr>
       <w:r>
         <w:rPr>
-          <w:rFonts w:ascii="IBM Plex Sans" w:cs="IBM Plex Sans" w:eastAsia="IBM Plex Sans" w:hAnsi="IBM Plex Sans"/>
+          <w:rFonts w:ascii="Arial" w:cs="Arial" w:eastAsia="Arial" w:hAnsi="Arial"/>
           <w:sz w:val="21"/>
           <w:szCs w:val="21"/>
         </w:rPr>
@@ -669,7 +669,7 @@
       </w:pPr>
       <w:r>
         <w:rPr>
-          <w:rFonts w:ascii="IBM Plex Sans" w:cs="IBM Plex Sans" w:eastAsia="IBM Plex Sans" w:hAnsi="IBM Plex Sans"/>
+          <w:rFonts w:ascii="Arial" w:cs="Arial" w:eastAsia="Arial" w:hAnsi="Arial"/>
           <w:sz w:val="21"/>
           <w:szCs w:val="21"/>
         </w:rPr>
@@ -687,7 +687,7 @@
       </w:pPr>
       <w:r>
         <w:rPr>
-          <w:rFonts w:ascii="IBM Plex Sans" w:cs="IBM Plex Sans" w:eastAsia="IBM Plex Sans" w:hAnsi="IBM Plex Sans"/>
+          <w:rFonts w:ascii="Arial" w:cs="Arial" w:eastAsia="Arial" w:hAnsi="Arial"/>
           <w:sz w:val="21"/>
           <w:szCs w:val="21"/>
         </w:rPr>
@@ -700,7 +700,7 @@
       </w:pPr>
       <w:r>
         <w:rPr>
-          <w:rFonts w:ascii="IBM Plex Sans" w:cs="IBM Plex Sans" w:eastAsia="IBM Plex Sans" w:hAnsi="IBM Plex Sans"/>
+          <w:rFonts w:ascii="Arial" w:cs="Arial" w:eastAsia="Arial" w:hAnsi="Arial"/>
           <w:b/>
           <w:bCs/>
           <w:color w:val="1E3A5F"/>
@@ -711,7 +711,7 @@
       </w:r>
       <w:r>
         <w:rPr>
-          <w:rFonts w:ascii="IBM Plex Sans" w:cs="IBM Plex Sans" w:eastAsia="IBM Plex Sans" w:hAnsi="IBM Plex Sans"/>
+          <w:rFonts w:ascii="Arial" w:cs="Arial" w:eastAsia="Arial" w:hAnsi="Arial"/>
           <w:b/>
           <w:bCs/>
           <w:sz w:val="22"/>
@@ -726,7 +726,7 @@
       </w:pPr>
       <w:r>
         <w:rPr>
-          <w:rFonts w:ascii="IBM Plex Sans" w:cs="IBM Plex Sans" w:eastAsia="IBM Plex Sans" w:hAnsi="IBM Plex Sans"/>
+          <w:rFonts w:ascii="Arial" w:cs="Arial" w:eastAsia="Arial" w:hAnsi="Arial"/>
           <w:sz w:val="21"/>
           <w:szCs w:val="21"/>
         </w:rPr>
@@ -768,7 +768,7 @@
           <w:p>
             <w:r>
               <w:rPr>
-                <w:rFonts w:ascii="IBM Plex Sans" w:cs="IBM Plex Sans" w:eastAsia="IBM Plex Sans" w:hAnsi="IBM Plex Sans"/>
+                <w:rFonts w:ascii="Arial" w:cs="Arial" w:eastAsia="Arial" w:hAnsi="Arial"/>
                 <w:b/>
                 <w:bCs/>
                 <w:color w:val="FFFFFF"/>
@@ -793,7 +793,7 @@
           <w:p>
             <w:r>
               <w:rPr>
-                <w:rFonts w:ascii="IBM Plex Sans" w:cs="IBM Plex Sans" w:eastAsia="IBM Plex Sans" w:hAnsi="IBM Plex Sans"/>
+                <w:rFonts w:ascii="Arial" w:cs="Arial" w:eastAsia="Arial" w:hAnsi="Arial"/>
                 <w:b/>
                 <w:bCs/>
                 <w:color w:val="FFFFFF"/>
@@ -818,7 +818,7 @@
           <w:p>
             <w:r>
               <w:rPr>
-                <w:rFonts w:ascii="IBM Plex Sans" w:cs="IBM Plex Sans" w:eastAsia="IBM Plex Sans" w:hAnsi="IBM Plex Sans"/>
+                <w:rFonts w:ascii="Arial" w:cs="Arial" w:eastAsia="Arial" w:hAnsi="Arial"/>
                 <w:b/>
                 <w:bCs/>
                 <w:color w:val="FFFFFF"/>
@@ -844,7 +844,7 @@
           <w:p>
             <w:r>
               <w:rPr>
-                <w:rFonts w:ascii="IBM Plex Sans" w:cs="IBM Plex Sans" w:eastAsia="IBM Plex Sans" w:hAnsi="IBM Plex Sans"/>
+                <w:rFonts w:ascii="Arial" w:cs="Arial" w:eastAsia="Arial" w:hAnsi="Arial"/>
                 <w:sz w:val="17"/>
                 <w:szCs w:val="17"/>
               </w:rPr>
@@ -865,7 +865,7 @@
           <w:p>
             <w:r>
               <w:rPr>
-                <w:rFonts w:ascii="IBM Plex Sans" w:cs="IBM Plex Sans" w:eastAsia="IBM Plex Sans" w:hAnsi="IBM Plex Sans"/>
+                <w:rFonts w:ascii="Arial" w:cs="Arial" w:eastAsia="Arial" w:hAnsi="Arial"/>
                 <w:sz w:val="17"/>
                 <w:szCs w:val="17"/>
               </w:rPr>
@@ -886,7 +886,7 @@
           <w:p>
             <w:r>
               <w:rPr>
-                <w:rFonts w:ascii="IBM Plex Sans" w:cs="IBM Plex Sans" w:eastAsia="IBM Plex Sans" w:hAnsi="IBM Plex Sans"/>
+                <w:rFonts w:ascii="Arial" w:cs="Arial" w:eastAsia="Arial" w:hAnsi="Arial"/>
                 <w:sz w:val="17"/>
                 <w:szCs w:val="17"/>
               </w:rPr>
@@ -909,7 +909,7 @@
           <w:p>
             <w:r>
               <w:rPr>
-                <w:rFonts w:ascii="IBM Plex Sans" w:cs="IBM Plex Sans" w:eastAsia="IBM Plex Sans" w:hAnsi="IBM Plex Sans"/>
+                <w:rFonts w:ascii="Arial" w:cs="Arial" w:eastAsia="Arial" w:hAnsi="Arial"/>
                 <w:sz w:val="17"/>
                 <w:szCs w:val="17"/>
               </w:rPr>
@@ -930,7 +930,7 @@
           <w:p>
             <w:r>
               <w:rPr>
-                <w:rFonts w:ascii="IBM Plex Sans" w:cs="IBM Plex Sans" w:eastAsia="IBM Plex Sans" w:hAnsi="IBM Plex Sans"/>
+                <w:rFonts w:ascii="Arial" w:cs="Arial" w:eastAsia="Arial" w:hAnsi="Arial"/>
                 <w:sz w:val="17"/>
                 <w:szCs w:val="17"/>
               </w:rPr>
@@ -951,7 +951,7 @@
           <w:p>
             <w:r>
               <w:rPr>
-                <w:rFonts w:ascii="IBM Plex Sans" w:cs="IBM Plex Sans" w:eastAsia="IBM Plex Sans" w:hAnsi="IBM Plex Sans"/>
+                <w:rFonts w:ascii="Arial" w:cs="Arial" w:eastAsia="Arial" w:hAnsi="Arial"/>
                 <w:sz w:val="17"/>
                 <w:szCs w:val="17"/>
               </w:rPr>
@@ -974,7 +974,7 @@
           <w:p>
             <w:r>
               <w:rPr>
-                <w:rFonts w:ascii="IBM Plex Sans" w:cs="IBM Plex Sans" w:eastAsia="IBM Plex Sans" w:hAnsi="IBM Plex Sans"/>
+                <w:rFonts w:ascii="Arial" w:cs="Arial" w:eastAsia="Arial" w:hAnsi="Arial"/>
                 <w:sz w:val="17"/>
                 <w:szCs w:val="17"/>
               </w:rPr>
@@ -995,7 +995,7 @@
           <w:p>
             <w:r>
               <w:rPr>
-                <w:rFonts w:ascii="IBM Plex Sans" w:cs="IBM Plex Sans" w:eastAsia="IBM Plex Sans" w:hAnsi="IBM Plex Sans"/>
+                <w:rFonts w:ascii="Arial" w:cs="Arial" w:eastAsia="Arial" w:hAnsi="Arial"/>
                 <w:sz w:val="17"/>
                 <w:szCs w:val="17"/>
               </w:rPr>
@@ -1016,7 +1016,7 @@
           <w:p>
             <w:r>
               <w:rPr>
-                <w:rFonts w:ascii="IBM Plex Sans" w:cs="IBM Plex Sans" w:eastAsia="IBM Plex Sans" w:hAnsi="IBM Plex Sans"/>
+                <w:rFonts w:ascii="Arial" w:cs="Arial" w:eastAsia="Arial" w:hAnsi="Arial"/>
                 <w:sz w:val="17"/>
                 <w:szCs w:val="17"/>
               </w:rPr>
@@ -1032,7 +1032,7 @@
       </w:pPr>
       <w:r>
         <w:rPr>
-          <w:rFonts w:ascii="IBM Plex Sans" w:cs="IBM Plex Sans" w:eastAsia="IBM Plex Sans" w:hAnsi="IBM Plex Sans"/>
+          <w:rFonts w:ascii="Arial" w:cs="Arial" w:eastAsia="Arial" w:hAnsi="Arial"/>
           <w:sz w:val="21"/>
           <w:szCs w:val="21"/>
         </w:rPr>
@@ -1052,7 +1052,7 @@
       </w:pPr>
       <w:r>
         <w:rPr>
-          <w:rFonts w:ascii="IBM Plex Sans" w:cs="IBM Plex Sans" w:eastAsia="IBM Plex Sans" w:hAnsi="IBM Plex Sans"/>
+          <w:rFonts w:ascii="Arial" w:cs="Arial" w:eastAsia="Arial" w:hAnsi="Arial"/>
           <w:b/>
           <w:bCs/>
           <w:sz w:val="20"/>
@@ -1062,7 +1062,7 @@
       </w:r>
       <w:r>
         <w:rPr>
-          <w:rFonts w:ascii="IBM Plex Sans" w:cs="IBM Plex Sans" w:eastAsia="IBM Plex Sans" w:hAnsi="IBM Plex Sans"/>
+          <w:rFonts w:ascii="Arial" w:cs="Arial" w:eastAsia="Arial" w:hAnsi="Arial"/>
           <w:sz w:val="20"/>
           <w:szCs w:val="20"/>
         </w:rPr>
@@ -1075,7 +1075,7 @@
       </w:pPr>
       <w:r>
         <w:rPr>
-          <w:rFonts w:ascii="IBM Plex Sans" w:cs="IBM Plex Sans" w:eastAsia="IBM Plex Sans" w:hAnsi="IBM Plex Sans"/>
+          <w:rFonts w:ascii="Arial" w:cs="Arial" w:eastAsia="Arial" w:hAnsi="Arial"/>
           <w:b/>
           <w:bCs/>
           <w:color w:val="1E3A5F"/>
@@ -1086,7 +1086,7 @@
       </w:r>
       <w:r>
         <w:rPr>
-          <w:rFonts w:ascii="IBM Plex Sans" w:cs="IBM Plex Sans" w:eastAsia="IBM Plex Sans" w:hAnsi="IBM Plex Sans"/>
+          <w:rFonts w:ascii="Arial" w:cs="Arial" w:eastAsia="Arial" w:hAnsi="Arial"/>
           <w:b/>
           <w:bCs/>
           <w:sz w:val="22"/>
@@ -1106,7 +1106,7 @@
       </w:pPr>
       <w:r>
         <w:rPr>
-          <w:rFonts w:ascii="IBM Plex Sans" w:cs="IBM Plex Sans" w:eastAsia="IBM Plex Sans" w:hAnsi="IBM Plex Sans"/>
+          <w:rFonts w:ascii="Arial" w:cs="Arial" w:eastAsia="Arial" w:hAnsi="Arial"/>
           <w:sz w:val="21"/>
           <w:szCs w:val="21"/>
         </w:rPr>
@@ -1124,7 +1124,7 @@
       </w:pPr>
       <w:r>
         <w:rPr>
-          <w:rFonts w:ascii="IBM Plex Sans" w:cs="IBM Plex Sans" w:eastAsia="IBM Plex Sans" w:hAnsi="IBM Plex Sans"/>
+          <w:rFonts w:ascii="Arial" w:cs="Arial" w:eastAsia="Arial" w:hAnsi="Arial"/>
           <w:sz w:val="21"/>
           <w:szCs w:val="21"/>
         </w:rPr>
@@ -1142,7 +1142,7 @@
       </w:pPr>
       <w:r>
         <w:rPr>
-          <w:rFonts w:ascii="IBM Plex Sans" w:cs="IBM Plex Sans" w:eastAsia="IBM Plex Sans" w:hAnsi="IBM Plex Sans"/>
+          <w:rFonts w:ascii="Arial" w:cs="Arial" w:eastAsia="Arial" w:hAnsi="Arial"/>
           <w:sz w:val="21"/>
           <w:szCs w:val="21"/>
         </w:rPr>
@@ -1155,7 +1155,7 @@
       </w:pPr>
       <w:r>
         <w:rPr>
-          <w:rFonts w:ascii="IBM Plex Sans" w:cs="IBM Plex Sans" w:eastAsia="IBM Plex Sans" w:hAnsi="IBM Plex Sans"/>
+          <w:rFonts w:ascii="Arial" w:cs="Arial" w:eastAsia="Arial" w:hAnsi="Arial"/>
           <w:b/>
           <w:bCs/>
           <w:color w:val="1E3A5F"/>
@@ -1166,7 +1166,7 @@
       </w:r>
       <w:r>
         <w:rPr>
-          <w:rFonts w:ascii="IBM Plex Sans" w:cs="IBM Plex Sans" w:eastAsia="IBM Plex Sans" w:hAnsi="IBM Plex Sans"/>
+          <w:rFonts w:ascii="Arial" w:cs="Arial" w:eastAsia="Arial" w:hAnsi="Arial"/>
           <w:b/>
           <w:bCs/>
           <w:sz w:val="22"/>
@@ -1186,7 +1186,7 @@
       </w:pPr>
       <w:r>
         <w:rPr>
-          <w:rFonts w:ascii="IBM Plex Sans" w:cs="IBM Plex Sans" w:eastAsia="IBM Plex Sans" w:hAnsi="IBM Plex Sans"/>
+          <w:rFonts w:ascii="Arial" w:cs="Arial" w:eastAsia="Arial" w:hAnsi="Arial"/>
           <w:sz w:val="21"/>
           <w:szCs w:val="21"/>
         </w:rPr>
@@ -1204,7 +1204,7 @@
       </w:pPr>
       <w:r>
         <w:rPr>
-          <w:rFonts w:ascii="IBM Plex Sans" w:cs="IBM Plex Sans" w:eastAsia="IBM Plex Sans" w:hAnsi="IBM Plex Sans"/>
+          <w:rFonts w:ascii="Arial" w:cs="Arial" w:eastAsia="Arial" w:hAnsi="Arial"/>
           <w:sz w:val="21"/>
           <w:szCs w:val="21"/>
         </w:rPr>
@@ -1222,7 +1222,7 @@
       </w:pPr>
       <w:r>
         <w:rPr>
-          <w:rFonts w:ascii="IBM Plex Sans" w:cs="IBM Plex Sans" w:eastAsia="IBM Plex Sans" w:hAnsi="IBM Plex Sans"/>
+          <w:rFonts w:ascii="Arial" w:cs="Arial" w:eastAsia="Arial" w:hAnsi="Arial"/>
           <w:sz w:val="21"/>
           <w:szCs w:val="21"/>
         </w:rPr>
@@ -1240,7 +1240,7 @@
       </w:pPr>
       <w:r>
         <w:rPr>
-          <w:rFonts w:ascii="IBM Plex Sans" w:cs="IBM Plex Sans" w:eastAsia="IBM Plex Sans" w:hAnsi="IBM Plex Sans"/>
+          <w:rFonts w:ascii="Arial" w:cs="Arial" w:eastAsia="Arial" w:hAnsi="Arial"/>
           <w:sz w:val="21"/>
           <w:szCs w:val="21"/>
         </w:rPr>
@@ -1260,7 +1260,7 @@
       </w:pPr>
       <w:r>
         <w:rPr>
-          <w:rFonts w:ascii="IBM Plex Sans" w:cs="IBM Plex Sans" w:eastAsia="IBM Plex Sans" w:hAnsi="IBM Plex Sans"/>
+          <w:rFonts w:ascii="Arial" w:cs="Arial" w:eastAsia="Arial" w:hAnsi="Arial"/>
           <w:b/>
           <w:bCs/>
           <w:sz w:val="20"/>
@@ -1270,7 +1270,7 @@
       </w:r>
       <w:r>
         <w:rPr>
-          <w:rFonts w:ascii="IBM Plex Sans" w:cs="IBM Plex Sans" w:eastAsia="IBM Plex Sans" w:hAnsi="IBM Plex Sans"/>
+          <w:rFonts w:ascii="Arial" w:cs="Arial" w:eastAsia="Arial" w:hAnsi="Arial"/>
           <w:sz w:val="20"/>
           <w:szCs w:val="20"/>
         </w:rPr>
@@ -1283,7 +1283,7 @@
       </w:pPr>
       <w:r>
         <w:rPr>
-          <w:rFonts w:ascii="IBM Plex Sans" w:cs="IBM Plex Sans" w:eastAsia="IBM Plex Sans" w:hAnsi="IBM Plex Sans"/>
+          <w:rFonts w:ascii="Arial" w:cs="Arial" w:eastAsia="Arial" w:hAnsi="Arial"/>
           <w:b/>
           <w:bCs/>
           <w:color w:val="1E3A5F"/>
@@ -1294,7 +1294,7 @@
       </w:r>
       <w:r>
         <w:rPr>
-          <w:rFonts w:ascii="IBM Plex Sans" w:cs="IBM Plex Sans" w:eastAsia="IBM Plex Sans" w:hAnsi="IBM Plex Sans"/>
+          <w:rFonts w:ascii="Arial" w:cs="Arial" w:eastAsia="Arial" w:hAnsi="Arial"/>
           <w:b/>
           <w:bCs/>
           <w:sz w:val="22"/>
@@ -1314,7 +1314,7 @@
       </w:pPr>
       <w:r>
         <w:rPr>
-          <w:rFonts w:ascii="IBM Plex Sans" w:cs="IBM Plex Sans" w:eastAsia="IBM Plex Sans" w:hAnsi="IBM Plex Sans"/>
+          <w:rFonts w:ascii="Arial" w:cs="Arial" w:eastAsia="Arial" w:hAnsi="Arial"/>
           <w:sz w:val="21"/>
           <w:szCs w:val="21"/>
         </w:rPr>
@@ -1332,7 +1332,7 @@
       </w:pPr>
       <w:r>
         <w:rPr>
-          <w:rFonts w:ascii="IBM Plex Sans" w:cs="IBM Plex Sans" w:eastAsia="IBM Plex Sans" w:hAnsi="IBM Plex Sans"/>
+          <w:rFonts w:ascii="Arial" w:cs="Arial" w:eastAsia="Arial" w:hAnsi="Arial"/>
           <w:sz w:val="21"/>
           <w:szCs w:val="21"/>
         </w:rPr>
@@ -1350,7 +1350,7 @@
       </w:pPr>
       <w:r>
         <w:rPr>
-          <w:rFonts w:ascii="IBM Plex Sans" w:cs="IBM Plex Sans" w:eastAsia="IBM Plex Sans" w:hAnsi="IBM Plex Sans"/>
+          <w:rFonts w:ascii="Arial" w:cs="Arial" w:eastAsia="Arial" w:hAnsi="Arial"/>
           <w:sz w:val="21"/>
           <w:szCs w:val="21"/>
         </w:rPr>
@@ -1363,7 +1363,7 @@
       </w:pPr>
       <w:r>
         <w:rPr>
-          <w:rFonts w:ascii="IBM Plex Sans" w:cs="IBM Plex Sans" w:eastAsia="IBM Plex Sans" w:hAnsi="IBM Plex Sans"/>
+          <w:rFonts w:ascii="Arial" w:cs="Arial" w:eastAsia="Arial" w:hAnsi="Arial"/>
           <w:b/>
           <w:bCs/>
           <w:color w:val="1E3A5F"/>
@@ -1374,7 +1374,7 @@
       </w:r>
       <w:r>
         <w:rPr>
-          <w:rFonts w:ascii="IBM Plex Sans" w:cs="IBM Plex Sans" w:eastAsia="IBM Plex Sans" w:hAnsi="IBM Plex Sans"/>
+          <w:rFonts w:ascii="Arial" w:cs="Arial" w:eastAsia="Arial" w:hAnsi="Arial"/>
           <w:b/>
           <w:bCs/>
           <w:sz w:val="22"/>
@@ -1394,7 +1394,7 @@
       </w:pPr>
       <w:r>
         <w:rPr>
-          <w:rFonts w:ascii="IBM Plex Sans" w:cs="IBM Plex Sans" w:eastAsia="IBM Plex Sans" w:hAnsi="IBM Plex Sans"/>
+          <w:rFonts w:ascii="Arial" w:cs="Arial" w:eastAsia="Arial" w:hAnsi="Arial"/>
           <w:sz w:val="21"/>
           <w:szCs w:val="21"/>
         </w:rPr>
@@ -1412,7 +1412,7 @@
       </w:pPr>
       <w:r>
         <w:rPr>
-          <w:rFonts w:ascii="IBM Plex Sans" w:cs="IBM Plex Sans" w:eastAsia="IBM Plex Sans" w:hAnsi="IBM Plex Sans"/>
+          <w:rFonts w:ascii="Arial" w:cs="Arial" w:eastAsia="Arial" w:hAnsi="Arial"/>
           <w:sz w:val="21"/>
           <w:szCs w:val="21"/>
         </w:rPr>
@@ -1430,7 +1430,7 @@
       </w:pPr>
       <w:r>
         <w:rPr>
-          <w:rFonts w:ascii="IBM Plex Sans" w:cs="IBM Plex Sans" w:eastAsia="IBM Plex Sans" w:hAnsi="IBM Plex Sans"/>
+          <w:rFonts w:ascii="Arial" w:cs="Arial" w:eastAsia="Arial" w:hAnsi="Arial"/>
           <w:sz w:val="21"/>
           <w:szCs w:val="21"/>
         </w:rPr>
@@ -1443,7 +1443,7 @@
       </w:pPr>
       <w:r>
         <w:rPr>
-          <w:rFonts w:ascii="IBM Plex Sans" w:cs="IBM Plex Sans" w:eastAsia="IBM Plex Sans" w:hAnsi="IBM Plex Sans"/>
+          <w:rFonts w:ascii="Arial" w:cs="Arial" w:eastAsia="Arial" w:hAnsi="Arial"/>
           <w:b/>
           <w:bCs/>
           <w:color w:val="1E3A5F"/>
@@ -1454,7 +1454,7 @@
       </w:r>
       <w:r>
         <w:rPr>
-          <w:rFonts w:ascii="IBM Plex Sans" w:cs="IBM Plex Sans" w:eastAsia="IBM Plex Sans" w:hAnsi="IBM Plex Sans"/>
+          <w:rFonts w:ascii="Arial" w:cs="Arial" w:eastAsia="Arial" w:hAnsi="Arial"/>
           <w:b/>
           <w:bCs/>
           <w:sz w:val="22"/>
@@ -1469,7 +1469,7 @@
       </w:pPr>
       <w:r>
         <w:rPr>
-          <w:rFonts w:ascii="IBM Plex Sans" w:cs="IBM Plex Sans" w:eastAsia="IBM Plex Sans" w:hAnsi="IBM Plex Sans"/>
+          <w:rFonts w:ascii="Arial" w:cs="Arial" w:eastAsia="Arial" w:hAnsi="Arial"/>
           <w:b/>
           <w:bCs/>
           <w:sz w:val="21"/>
@@ -1479,7 +1479,7 @@
       </w:r>
       <w:r>
         <w:rPr>
-          <w:rFonts w:ascii="IBM Plex Sans" w:cs="IBM Plex Sans" w:eastAsia="IBM Plex Sans" w:hAnsi="IBM Plex Sans"/>
+          <w:rFonts w:ascii="Arial" w:cs="Arial" w:eastAsia="Arial" w:hAnsi="Arial"/>
           <w:sz w:val="21"/>
           <w:szCs w:val="21"/>
         </w:rPr>
@@ -1494,12 +1494,12 @@
           <w:left w:val="single" w:color="9C5C0A" w:sz="16"/>
           <w:right w:val="single" w:color="EADFC8" w:sz="2"/>
         </w:pBdr>
-        <w:shd w:fill="F2F5F8" w:val="clear"/>
+        <w:shd w:fill="FFF8EC" w:val="clear"/>
         <w:spacing w:after="130" w:before="130"/>
       </w:pPr>
       <w:r>
         <w:rPr>
-          <w:rFonts w:ascii="IBM Plex Sans" w:cs="IBM Plex Sans" w:eastAsia="IBM Plex Sans" w:hAnsi="IBM Plex Sans"/>
+          <w:rFonts w:ascii="Arial" w:cs="Arial" w:eastAsia="Arial" w:hAnsi="Arial"/>
           <w:b/>
           <w:bCs/>
           <w:sz w:val="20"/>
@@ -1509,7 +1509,7 @@
       </w:r>
       <w:r>
         <w:rPr>
-          <w:rFonts w:ascii="IBM Plex Sans" w:cs="IBM Plex Sans" w:eastAsia="IBM Plex Sans" w:hAnsi="IBM Plex Sans"/>
+          <w:rFonts w:ascii="Arial" w:cs="Arial" w:eastAsia="Arial" w:hAnsi="Arial"/>
           <w:sz w:val="20"/>
           <w:szCs w:val="20"/>
         </w:rPr>
@@ -1523,7 +1523,7 @@
       </w:pPr>
       <w:r>
         <w:rPr>
-          <w:rFonts w:ascii="Questrial" w:cs="Questrial" w:eastAsia="Questrial" w:hAnsi="Questrial"/>
+          <w:rFonts w:ascii="Arial" w:cs="Arial" w:eastAsia="Arial" w:hAnsi="Arial"/>
           <w:b/>
           <w:bCs/>
           <w:color w:val="1E3A5F"/>
@@ -1539,7 +1539,7 @@
       </w:pPr>
       <w:r>
         <w:rPr>
-          <w:rFonts w:ascii="IBM Plex Sans" w:cs="IBM Plex Sans" w:eastAsia="IBM Plex Sans" w:hAnsi="IBM Plex Sans"/>
+          <w:rFonts w:ascii="Arial" w:cs="Arial" w:eastAsia="Arial" w:hAnsi="Arial"/>
           <w:sz w:val="21"/>
           <w:szCs w:val="21"/>
         </w:rPr>
@@ -1554,7 +1554,7 @@
       <w:r>
         <w:drawing>
           <wp:inline distT="0" distB="0" distL="0" distR="0">
-            <wp:extent cx="5486400" cy="3584895"/>
+            <wp:extent cx="5715000" cy="3733800"/>
             <wp:effectExtent t="0" r="0" b="0" l="0"/>
             <wp:docPr id="1" name="" descr="" title=""/>
             <wp:cNvGraphicFramePr>
@@ -1579,7 +1579,7 @@
                   <pic:spPr bwMode="auto">
                     <a:xfrm>
                       <a:off x="0" y="0"/>
-                      <a:ext cx="5486400" cy="3584895"/>
+                      <a:ext cx="5715000" cy="3733800"/>
                     </a:xfrm>
                     <a:prstGeom prst="rect">
                       <a:avLst/>
@@ -1599,7 +1599,7 @@
       </w:pPr>
       <w:r>
         <w:rPr>
-          <w:rFonts w:ascii="IBM Plex Sans" w:cs="IBM Plex Sans" w:eastAsia="IBM Plex Sans" w:hAnsi="IBM Plex Sans"/>
+          <w:rFonts w:ascii="Arial" w:cs="Arial" w:eastAsia="Arial" w:hAnsi="Arial"/>
           <w:i/>
           <w:iCs/>
           <w:color w:val="3F4B5C"/>
@@ -1616,7 +1616,7 @@
       </w:pPr>
       <w:r>
         <w:rPr>
-          <w:rFonts w:ascii="Questrial" w:cs="Questrial" w:eastAsia="Questrial" w:hAnsi="Questrial"/>
+          <w:rFonts w:ascii="Arial" w:cs="Arial" w:eastAsia="Arial" w:hAnsi="Arial"/>
           <w:b/>
           <w:bCs/>
           <w:color w:val="1E3A5F"/>
@@ -1660,7 +1660,7 @@
           <w:p>
             <w:r>
               <w:rPr>
-                <w:rFonts w:ascii="IBM Plex Sans" w:cs="IBM Plex Sans" w:eastAsia="IBM Plex Sans" w:hAnsi="IBM Plex Sans"/>
+                <w:rFonts w:ascii="Arial" w:cs="Arial" w:eastAsia="Arial" w:hAnsi="Arial"/>
                 <w:b/>
                 <w:bCs/>
                 <w:color w:val="FFFFFF"/>
@@ -1685,7 +1685,7 @@
           <w:p>
             <w:r>
               <w:rPr>
-                <w:rFonts w:ascii="IBM Plex Sans" w:cs="IBM Plex Sans" w:eastAsia="IBM Plex Sans" w:hAnsi="IBM Plex Sans"/>
+                <w:rFonts w:ascii="Arial" w:cs="Arial" w:eastAsia="Arial" w:hAnsi="Arial"/>
                 <w:b/>
                 <w:bCs/>
                 <w:color w:val="FFFFFF"/>
@@ -1711,7 +1711,7 @@
           <w:p>
             <w:r>
               <w:rPr>
-                <w:rFonts w:ascii="IBM Plex Sans" w:cs="IBM Plex Sans" w:eastAsia="IBM Plex Sans" w:hAnsi="IBM Plex Sans"/>
+                <w:rFonts w:ascii="Arial" w:cs="Arial" w:eastAsia="Arial" w:hAnsi="Arial"/>
                 <w:sz w:val="17"/>
                 <w:szCs w:val="17"/>
               </w:rPr>
@@ -1732,7 +1732,7 @@
           <w:p>
             <w:r>
               <w:rPr>
-                <w:rFonts w:ascii="IBM Plex Sans" w:cs="IBM Plex Sans" w:eastAsia="IBM Plex Sans" w:hAnsi="IBM Plex Sans"/>
+                <w:rFonts w:ascii="Arial" w:cs="Arial" w:eastAsia="Arial" w:hAnsi="Arial"/>
                 <w:sz w:val="17"/>
                 <w:szCs w:val="17"/>
               </w:rPr>
@@ -1755,7 +1755,7 @@
           <w:p>
             <w:r>
               <w:rPr>
-                <w:rFonts w:ascii="IBM Plex Sans" w:cs="IBM Plex Sans" w:eastAsia="IBM Plex Sans" w:hAnsi="IBM Plex Sans"/>
+                <w:rFonts w:ascii="Arial" w:cs="Arial" w:eastAsia="Arial" w:hAnsi="Arial"/>
                 <w:sz w:val="17"/>
                 <w:szCs w:val="17"/>
               </w:rPr>
@@ -1776,7 +1776,7 @@
           <w:p>
             <w:r>
               <w:rPr>
-                <w:rFonts w:ascii="IBM Plex Sans" w:cs="IBM Plex Sans" w:eastAsia="IBM Plex Sans" w:hAnsi="IBM Plex Sans"/>
+                <w:rFonts w:ascii="Arial" w:cs="Arial" w:eastAsia="Arial" w:hAnsi="Arial"/>
                 <w:sz w:val="17"/>
                 <w:szCs w:val="17"/>
               </w:rPr>
@@ -1799,7 +1799,7 @@
           <w:p>
             <w:r>
               <w:rPr>
-                <w:rFonts w:ascii="IBM Plex Sans" w:cs="IBM Plex Sans" w:eastAsia="IBM Plex Sans" w:hAnsi="IBM Plex Sans"/>
+                <w:rFonts w:ascii="Arial" w:cs="Arial" w:eastAsia="Arial" w:hAnsi="Arial"/>
                 <w:sz w:val="17"/>
                 <w:szCs w:val="17"/>
               </w:rPr>
@@ -1820,7 +1820,7 @@
           <w:p>
             <w:r>
               <w:rPr>
-                <w:rFonts w:ascii="IBM Plex Sans" w:cs="IBM Plex Sans" w:eastAsia="IBM Plex Sans" w:hAnsi="IBM Plex Sans"/>
+                <w:rFonts w:ascii="Arial" w:cs="Arial" w:eastAsia="Arial" w:hAnsi="Arial"/>
                 <w:sz w:val="17"/>
                 <w:szCs w:val="17"/>
               </w:rPr>
@@ -1843,7 +1843,7 @@
           <w:p>
             <w:r>
               <w:rPr>
-                <w:rFonts w:ascii="IBM Plex Sans" w:cs="IBM Plex Sans" w:eastAsia="IBM Plex Sans" w:hAnsi="IBM Plex Sans"/>
+                <w:rFonts w:ascii="Arial" w:cs="Arial" w:eastAsia="Arial" w:hAnsi="Arial"/>
                 <w:sz w:val="17"/>
                 <w:szCs w:val="17"/>
               </w:rPr>
@@ -1864,7 +1864,7 @@
           <w:p>
             <w:r>
               <w:rPr>
-                <w:rFonts w:ascii="IBM Plex Sans" w:cs="IBM Plex Sans" w:eastAsia="IBM Plex Sans" w:hAnsi="IBM Plex Sans"/>
+                <w:rFonts w:ascii="Arial" w:cs="Arial" w:eastAsia="Arial" w:hAnsi="Arial"/>
                 <w:sz w:val="17"/>
                 <w:szCs w:val="17"/>
               </w:rPr>
@@ -1880,7 +1880,7 @@
       </w:pPr>
       <w:r>
         <w:rPr>
-          <w:rFonts w:ascii="IBM Plex Sans" w:cs="IBM Plex Sans" w:eastAsia="IBM Plex Sans" w:hAnsi="IBM Plex Sans"/>
+          <w:rFonts w:ascii="Arial" w:cs="Arial" w:eastAsia="Arial" w:hAnsi="Arial"/>
           <w:sz w:val="21"/>
           <w:szCs w:val="21"/>
         </w:rPr>
@@ -1894,7 +1894,7 @@
       </w:pPr>
       <w:r>
         <w:rPr>
-          <w:rFonts w:ascii="Questrial" w:cs="Questrial" w:eastAsia="Questrial" w:hAnsi="Questrial"/>
+          <w:rFonts w:ascii="Arial" w:cs="Arial" w:eastAsia="Arial" w:hAnsi="Arial"/>
           <w:b/>
           <w:bCs/>
           <w:color w:val="1E3A5F"/>
@@ -1910,7 +1910,7 @@
       </w:pPr>
       <w:r>
         <w:rPr>
-          <w:rFonts w:ascii="IBM Plex Sans" w:cs="IBM Plex Sans" w:eastAsia="IBM Plex Sans" w:hAnsi="IBM Plex Sans"/>
+          <w:rFonts w:ascii="Arial" w:cs="Arial" w:eastAsia="Arial" w:hAnsi="Arial"/>
           <w:b/>
           <w:bCs/>
           <w:color w:val="1E3A5F"/>
@@ -1921,7 +1921,7 @@
       </w:r>
       <w:r>
         <w:rPr>
-          <w:rFonts w:ascii="IBM Plex Sans" w:cs="IBM Plex Sans" w:eastAsia="IBM Plex Sans" w:hAnsi="IBM Plex Sans"/>
+          <w:rFonts w:ascii="Arial" w:cs="Arial" w:eastAsia="Arial" w:hAnsi="Arial"/>
           <w:b/>
           <w:bCs/>
           <w:sz w:val="22"/>
@@ -1936,7 +1936,7 @@
       </w:pPr>
       <w:r>
         <w:rPr>
-          <w:rFonts w:ascii="IBM Plex Sans" w:cs="IBM Plex Sans" w:eastAsia="IBM Plex Sans" w:hAnsi="IBM Plex Sans"/>
+          <w:rFonts w:ascii="Arial" w:cs="Arial" w:eastAsia="Arial" w:hAnsi="Arial"/>
           <w:sz w:val="21"/>
           <w:szCs w:val="21"/>
         </w:rPr>
@@ -1954,7 +1954,7 @@
       </w:pPr>
       <w:r>
         <w:rPr>
-          <w:rFonts w:ascii="IBM Plex Sans" w:cs="IBM Plex Sans" w:eastAsia="IBM Plex Sans" w:hAnsi="IBM Plex Sans"/>
+          <w:rFonts w:ascii="Arial" w:cs="Arial" w:eastAsia="Arial" w:hAnsi="Arial"/>
           <w:b/>
           <w:bCs/>
           <w:sz w:val="21"/>
@@ -1964,7 +1964,7 @@
       </w:r>
       <w:r>
         <w:rPr>
-          <w:rFonts w:ascii="IBM Plex Sans" w:cs="IBM Plex Sans" w:eastAsia="IBM Plex Sans" w:hAnsi="IBM Plex Sans"/>
+          <w:rFonts w:ascii="Arial" w:cs="Arial" w:eastAsia="Arial" w:hAnsi="Arial"/>
           <w:sz w:val="21"/>
           <w:szCs w:val="21"/>
         </w:rPr>
@@ -1982,7 +1982,7 @@
       </w:pPr>
       <w:r>
         <w:rPr>
-          <w:rFonts w:ascii="IBM Plex Sans" w:cs="IBM Plex Sans" w:eastAsia="IBM Plex Sans" w:hAnsi="IBM Plex Sans"/>
+          <w:rFonts w:ascii="Arial" w:cs="Arial" w:eastAsia="Arial" w:hAnsi="Arial"/>
           <w:b/>
           <w:bCs/>
           <w:sz w:val="21"/>
@@ -1992,7 +1992,7 @@
       </w:r>
       <w:r>
         <w:rPr>
-          <w:rFonts w:ascii="IBM Plex Sans" w:cs="IBM Plex Sans" w:eastAsia="IBM Plex Sans" w:hAnsi="IBM Plex Sans"/>
+          <w:rFonts w:ascii="Arial" w:cs="Arial" w:eastAsia="Arial" w:hAnsi="Arial"/>
           <w:sz w:val="21"/>
           <w:szCs w:val="21"/>
         </w:rPr>
@@ -2010,7 +2010,7 @@
       </w:pPr>
       <w:r>
         <w:rPr>
-          <w:rFonts w:ascii="IBM Plex Sans" w:cs="IBM Plex Sans" w:eastAsia="IBM Plex Sans" w:hAnsi="IBM Plex Sans"/>
+          <w:rFonts w:ascii="Arial" w:cs="Arial" w:eastAsia="Arial" w:hAnsi="Arial"/>
           <w:b/>
           <w:bCs/>
           <w:sz w:val="21"/>
@@ -2020,7 +2020,7 @@
       </w:r>
       <w:r>
         <w:rPr>
-          <w:rFonts w:ascii="IBM Plex Sans" w:cs="IBM Plex Sans" w:eastAsia="IBM Plex Sans" w:hAnsi="IBM Plex Sans"/>
+          <w:rFonts w:ascii="Arial" w:cs="Arial" w:eastAsia="Arial" w:hAnsi="Arial"/>
           <w:sz w:val="21"/>
           <w:szCs w:val="21"/>
         </w:rPr>
@@ -2040,7 +2040,7 @@
       </w:pPr>
       <w:r>
         <w:rPr>
-          <w:rFonts w:ascii="IBM Plex Sans" w:cs="IBM Plex Sans" w:eastAsia="IBM Plex Sans" w:hAnsi="IBM Plex Sans"/>
+          <w:rFonts w:ascii="Arial" w:cs="Arial" w:eastAsia="Arial" w:hAnsi="Arial"/>
           <w:b/>
           <w:bCs/>
           <w:sz w:val="20"/>
@@ -2050,7 +2050,7 @@
       </w:r>
       <w:r>
         <w:rPr>
-          <w:rFonts w:ascii="IBM Plex Sans" w:cs="IBM Plex Sans" w:eastAsia="IBM Plex Sans" w:hAnsi="IBM Plex Sans"/>
+          <w:rFonts w:ascii="Arial" w:cs="Arial" w:eastAsia="Arial" w:hAnsi="Arial"/>
           <w:sz w:val="20"/>
           <w:szCs w:val="20"/>
         </w:rPr>
@@ -2063,7 +2063,7 @@
       </w:pPr>
       <w:r>
         <w:rPr>
-          <w:rFonts w:ascii="IBM Plex Sans" w:cs="IBM Plex Sans" w:eastAsia="IBM Plex Sans" w:hAnsi="IBM Plex Sans"/>
+          <w:rFonts w:ascii="Arial" w:cs="Arial" w:eastAsia="Arial" w:hAnsi="Arial"/>
           <w:b/>
           <w:bCs/>
           <w:color w:val="1E3A5F"/>
@@ -2074,7 +2074,7 @@
       </w:r>
       <w:r>
         <w:rPr>
-          <w:rFonts w:ascii="IBM Plex Sans" w:cs="IBM Plex Sans" w:eastAsia="IBM Plex Sans" w:hAnsi="IBM Plex Sans"/>
+          <w:rFonts w:ascii="Arial" w:cs="Arial" w:eastAsia="Arial" w:hAnsi="Arial"/>
           <w:b/>
           <w:bCs/>
           <w:sz w:val="22"/>
@@ -2089,7 +2089,7 @@
       </w:pPr>
       <w:r>
         <w:rPr>
-          <w:rFonts w:ascii="IBM Plex Sans" w:cs="IBM Plex Sans" w:eastAsia="IBM Plex Sans" w:hAnsi="IBM Plex Sans"/>
+          <w:rFonts w:ascii="Arial" w:cs="Arial" w:eastAsia="Arial" w:hAnsi="Arial"/>
           <w:sz w:val="21"/>
           <w:szCs w:val="21"/>
         </w:rPr>
@@ -2131,7 +2131,7 @@
           <w:p>
             <w:r>
               <w:rPr>
-                <w:rFonts w:ascii="IBM Plex Sans" w:cs="IBM Plex Sans" w:eastAsia="IBM Plex Sans" w:hAnsi="IBM Plex Sans"/>
+                <w:rFonts w:ascii="Arial" w:cs="Arial" w:eastAsia="Arial" w:hAnsi="Arial"/>
                 <w:b/>
                 <w:bCs/>
                 <w:color w:val="FFFFFF"/>
@@ -2156,7 +2156,7 @@
           <w:p>
             <w:r>
               <w:rPr>
-                <w:rFonts w:ascii="IBM Plex Sans" w:cs="IBM Plex Sans" w:eastAsia="IBM Plex Sans" w:hAnsi="IBM Plex Sans"/>
+                <w:rFonts w:ascii="Arial" w:cs="Arial" w:eastAsia="Arial" w:hAnsi="Arial"/>
                 <w:b/>
                 <w:bCs/>
                 <w:color w:val="FFFFFF"/>
@@ -2181,7 +2181,7 @@
           <w:p>
             <w:r>
               <w:rPr>
-                <w:rFonts w:ascii="IBM Plex Sans" w:cs="IBM Plex Sans" w:eastAsia="IBM Plex Sans" w:hAnsi="IBM Plex Sans"/>
+                <w:rFonts w:ascii="Arial" w:cs="Arial" w:eastAsia="Arial" w:hAnsi="Arial"/>
                 <w:b/>
                 <w:bCs/>
                 <w:color w:val="FFFFFF"/>
@@ -2207,7 +2207,7 @@
           <w:p>
             <w:r>
               <w:rPr>
-                <w:rFonts w:ascii="IBM Plex Sans" w:cs="IBM Plex Sans" w:eastAsia="IBM Plex Sans" w:hAnsi="IBM Plex Sans"/>
+                <w:rFonts w:ascii="Arial" w:cs="Arial" w:eastAsia="Arial" w:hAnsi="Arial"/>
                 <w:sz w:val="17"/>
                 <w:szCs w:val="17"/>
               </w:rPr>
@@ -2228,7 +2228,7 @@
           <w:p>
             <w:r>
               <w:rPr>
-                <w:rFonts w:ascii="IBM Plex Sans" w:cs="IBM Plex Sans" w:eastAsia="IBM Plex Sans" w:hAnsi="IBM Plex Sans"/>
+                <w:rFonts w:ascii="Arial" w:cs="Arial" w:eastAsia="Arial" w:hAnsi="Arial"/>
                 <w:sz w:val="17"/>
                 <w:szCs w:val="17"/>
               </w:rPr>
@@ -2249,7 +2249,7 @@
           <w:p>
             <w:r>
               <w:rPr>
-                <w:rFonts w:ascii="IBM Plex Sans" w:cs="IBM Plex Sans" w:eastAsia="IBM Plex Sans" w:hAnsi="IBM Plex Sans"/>
+                <w:rFonts w:ascii="Arial" w:cs="Arial" w:eastAsia="Arial" w:hAnsi="Arial"/>
                 <w:sz w:val="17"/>
                 <w:szCs w:val="17"/>
               </w:rPr>
@@ -2272,7 +2272,7 @@
           <w:p>
             <w:r>
               <w:rPr>
-                <w:rFonts w:ascii="IBM Plex Sans" w:cs="IBM Plex Sans" w:eastAsia="IBM Plex Sans" w:hAnsi="IBM Plex Sans"/>
+                <w:rFonts w:ascii="Arial" w:cs="Arial" w:eastAsia="Arial" w:hAnsi="Arial"/>
                 <w:sz w:val="17"/>
                 <w:szCs w:val="17"/>
               </w:rPr>
@@ -2293,7 +2293,7 @@
           <w:p>
             <w:r>
               <w:rPr>
-                <w:rFonts w:ascii="IBM Plex Sans" w:cs="IBM Plex Sans" w:eastAsia="IBM Plex Sans" w:hAnsi="IBM Plex Sans"/>
+                <w:rFonts w:ascii="Arial" w:cs="Arial" w:eastAsia="Arial" w:hAnsi="Arial"/>
                 <w:sz w:val="17"/>
                 <w:szCs w:val="17"/>
               </w:rPr>
@@ -2314,7 +2314,7 @@
           <w:p>
             <w:r>
               <w:rPr>
-                <w:rFonts w:ascii="IBM Plex Sans" w:cs="IBM Plex Sans" w:eastAsia="IBM Plex Sans" w:hAnsi="IBM Plex Sans"/>
+                <w:rFonts w:ascii="Arial" w:cs="Arial" w:eastAsia="Arial" w:hAnsi="Arial"/>
                 <w:sz w:val="17"/>
                 <w:szCs w:val="17"/>
               </w:rPr>
@@ -2337,7 +2337,7 @@
           <w:p>
             <w:r>
               <w:rPr>
-                <w:rFonts w:ascii="IBM Plex Sans" w:cs="IBM Plex Sans" w:eastAsia="IBM Plex Sans" w:hAnsi="IBM Plex Sans"/>
+                <w:rFonts w:ascii="Arial" w:cs="Arial" w:eastAsia="Arial" w:hAnsi="Arial"/>
                 <w:sz w:val="17"/>
                 <w:szCs w:val="17"/>
               </w:rPr>
@@ -2358,7 +2358,7 @@
           <w:p>
             <w:r>
               <w:rPr>
-                <w:rFonts w:ascii="IBM Plex Sans" w:cs="IBM Plex Sans" w:eastAsia="IBM Plex Sans" w:hAnsi="IBM Plex Sans"/>
+                <w:rFonts w:ascii="Arial" w:cs="Arial" w:eastAsia="Arial" w:hAnsi="Arial"/>
                 <w:sz w:val="17"/>
                 <w:szCs w:val="17"/>
               </w:rPr>
@@ -2379,7 +2379,7 @@
           <w:p>
             <w:r>
               <w:rPr>
-                <w:rFonts w:ascii="IBM Plex Sans" w:cs="IBM Plex Sans" w:eastAsia="IBM Plex Sans" w:hAnsi="IBM Plex Sans"/>
+                <w:rFonts w:ascii="Arial" w:cs="Arial" w:eastAsia="Arial" w:hAnsi="Arial"/>
                 <w:sz w:val="17"/>
                 <w:szCs w:val="17"/>
               </w:rPr>
@@ -2402,7 +2402,7 @@
           <w:p>
             <w:r>
               <w:rPr>
-                <w:rFonts w:ascii="IBM Plex Sans" w:cs="IBM Plex Sans" w:eastAsia="IBM Plex Sans" w:hAnsi="IBM Plex Sans"/>
+                <w:rFonts w:ascii="Arial" w:cs="Arial" w:eastAsia="Arial" w:hAnsi="Arial"/>
                 <w:sz w:val="17"/>
                 <w:szCs w:val="17"/>
               </w:rPr>
@@ -2423,7 +2423,7 @@
           <w:p>
             <w:r>
               <w:rPr>
-                <w:rFonts w:ascii="IBM Plex Sans" w:cs="IBM Plex Sans" w:eastAsia="IBM Plex Sans" w:hAnsi="IBM Plex Sans"/>
+                <w:rFonts w:ascii="Arial" w:cs="Arial" w:eastAsia="Arial" w:hAnsi="Arial"/>
                 <w:sz w:val="17"/>
                 <w:szCs w:val="17"/>
               </w:rPr>
@@ -2444,7 +2444,7 @@
           <w:p>
             <w:r>
               <w:rPr>
-                <w:rFonts w:ascii="IBM Plex Sans" w:cs="IBM Plex Sans" w:eastAsia="IBM Plex Sans" w:hAnsi="IBM Plex Sans"/>
+                <w:rFonts w:ascii="Arial" w:cs="Arial" w:eastAsia="Arial" w:hAnsi="Arial"/>
                 <w:sz w:val="17"/>
                 <w:szCs w:val="17"/>
               </w:rPr>
@@ -2460,7 +2460,7 @@
       </w:pPr>
       <w:r>
         <w:rPr>
-          <w:rFonts w:ascii="IBM Plex Sans" w:cs="IBM Plex Sans" w:eastAsia="IBM Plex Sans" w:hAnsi="IBM Plex Sans"/>
+          <w:rFonts w:ascii="Arial" w:cs="Arial" w:eastAsia="Arial" w:hAnsi="Arial"/>
           <w:sz w:val="21"/>
           <w:szCs w:val="21"/>
         </w:rPr>
@@ -2473,7 +2473,7 @@
       </w:pPr>
       <w:r>
         <w:rPr>
-          <w:rFonts w:ascii="IBM Plex Sans" w:cs="IBM Plex Sans" w:eastAsia="IBM Plex Sans" w:hAnsi="IBM Plex Sans"/>
+          <w:rFonts w:ascii="Arial" w:cs="Arial" w:eastAsia="Arial" w:hAnsi="Arial"/>
           <w:b/>
           <w:bCs/>
           <w:color w:val="1E3A5F"/>
@@ -2484,7 +2484,7 @@
       </w:r>
       <w:r>
         <w:rPr>
-          <w:rFonts w:ascii="IBM Plex Sans" w:cs="IBM Plex Sans" w:eastAsia="IBM Plex Sans" w:hAnsi="IBM Plex Sans"/>
+          <w:rFonts w:ascii="Arial" w:cs="Arial" w:eastAsia="Arial" w:hAnsi="Arial"/>
           <w:b/>
           <w:bCs/>
           <w:sz w:val="22"/>
@@ -2504,7 +2504,7 @@
       </w:pPr>
       <w:r>
         <w:rPr>
-          <w:rFonts w:ascii="IBM Plex Sans" w:cs="IBM Plex Sans" w:eastAsia="IBM Plex Sans" w:hAnsi="IBM Plex Sans"/>
+          <w:rFonts w:ascii="Arial" w:cs="Arial" w:eastAsia="Arial" w:hAnsi="Arial"/>
           <w:sz w:val="21"/>
           <w:szCs w:val="21"/>
         </w:rPr>
@@ -2522,7 +2522,7 @@
       </w:pPr>
       <w:r>
         <w:rPr>
-          <w:rFonts w:ascii="IBM Plex Sans" w:cs="IBM Plex Sans" w:eastAsia="IBM Plex Sans" w:hAnsi="IBM Plex Sans"/>
+          <w:rFonts w:ascii="Arial" w:cs="Arial" w:eastAsia="Arial" w:hAnsi="Arial"/>
           <w:sz w:val="21"/>
           <w:szCs w:val="21"/>
         </w:rPr>
@@ -2540,7 +2540,7 @@
       </w:pPr>
       <w:r>
         <w:rPr>
-          <w:rFonts w:ascii="IBM Plex Sans" w:cs="IBM Plex Sans" w:eastAsia="IBM Plex Sans" w:hAnsi="IBM Plex Sans"/>
+          <w:rFonts w:ascii="Arial" w:cs="Arial" w:eastAsia="Arial" w:hAnsi="Arial"/>
           <w:sz w:val="21"/>
           <w:szCs w:val="21"/>
         </w:rPr>
@@ -2553,7 +2553,7 @@
       </w:pPr>
       <w:r>
         <w:rPr>
-          <w:rFonts w:ascii="IBM Plex Sans" w:cs="IBM Plex Sans" w:eastAsia="IBM Plex Sans" w:hAnsi="IBM Plex Sans"/>
+          <w:rFonts w:ascii="Arial" w:cs="Arial" w:eastAsia="Arial" w:hAnsi="Arial"/>
           <w:b/>
           <w:bCs/>
           <w:sz w:val="21"/>
@@ -2563,7 +2563,7 @@
       </w:r>
       <w:r>
         <w:rPr>
-          <w:rFonts w:ascii="IBM Plex Sans" w:cs="IBM Plex Sans" w:eastAsia="IBM Plex Sans" w:hAnsi="IBM Plex Sans"/>
+          <w:rFonts w:ascii="Arial" w:cs="Arial" w:eastAsia="Arial" w:hAnsi="Arial"/>
           <w:sz w:val="21"/>
           <w:szCs w:val="21"/>
         </w:rPr>
@@ -2576,7 +2576,7 @@
       </w:pPr>
       <w:r>
         <w:rPr>
-          <w:rFonts w:ascii="IBM Plex Sans" w:cs="IBM Plex Sans" w:eastAsia="IBM Plex Sans" w:hAnsi="IBM Plex Sans"/>
+          <w:rFonts w:ascii="Arial" w:cs="Arial" w:eastAsia="Arial" w:hAnsi="Arial"/>
           <w:b/>
           <w:bCs/>
           <w:color w:val="1E3A5F"/>
@@ -2587,7 +2587,7 @@
       </w:r>
       <w:r>
         <w:rPr>
-          <w:rFonts w:ascii="IBM Plex Sans" w:cs="IBM Plex Sans" w:eastAsia="IBM Plex Sans" w:hAnsi="IBM Plex Sans"/>
+          <w:rFonts w:ascii="Arial" w:cs="Arial" w:eastAsia="Arial" w:hAnsi="Arial"/>
           <w:b/>
           <w:bCs/>
           <w:sz w:val="22"/>
@@ -2602,7 +2602,7 @@
       </w:pPr>
       <w:r>
         <w:rPr>
-          <w:rFonts w:ascii="IBM Plex Sans" w:cs="IBM Plex Sans" w:eastAsia="IBM Plex Sans" w:hAnsi="IBM Plex Sans"/>
+          <w:rFonts w:ascii="Arial" w:cs="Arial" w:eastAsia="Arial" w:hAnsi="Arial"/>
           <w:sz w:val="21"/>
           <w:szCs w:val="21"/>
         </w:rPr>
@@ -2644,7 +2644,7 @@
           <w:p>
             <w:r>
               <w:rPr>
-                <w:rFonts w:ascii="IBM Plex Sans" w:cs="IBM Plex Sans" w:eastAsia="IBM Plex Sans" w:hAnsi="IBM Plex Sans"/>
+                <w:rFonts w:ascii="Arial" w:cs="Arial" w:eastAsia="Arial" w:hAnsi="Arial"/>
                 <w:b/>
                 <w:bCs/>
                 <w:color w:val="FFFFFF"/>
@@ -2669,7 +2669,7 @@
           <w:p>
             <w:r>
               <w:rPr>
-                <w:rFonts w:ascii="IBM Plex Sans" w:cs="IBM Plex Sans" w:eastAsia="IBM Plex Sans" w:hAnsi="IBM Plex Sans"/>
+                <w:rFonts w:ascii="Arial" w:cs="Arial" w:eastAsia="Arial" w:hAnsi="Arial"/>
                 <w:b/>
                 <w:bCs/>
                 <w:color w:val="FFFFFF"/>
@@ -2694,7 +2694,7 @@
           <w:p>
             <w:r>
               <w:rPr>
-                <w:rFonts w:ascii="IBM Plex Sans" w:cs="IBM Plex Sans" w:eastAsia="IBM Plex Sans" w:hAnsi="IBM Plex Sans"/>
+                <w:rFonts w:ascii="Arial" w:cs="Arial" w:eastAsia="Arial" w:hAnsi="Arial"/>
                 <w:b/>
                 <w:bCs/>
                 <w:color w:val="FFFFFF"/>
@@ -2720,7 +2720,7 @@
           <w:p>
             <w:r>
               <w:rPr>
-                <w:rFonts w:ascii="IBM Plex Sans" w:cs="IBM Plex Sans" w:eastAsia="IBM Plex Sans" w:hAnsi="IBM Plex Sans"/>
+                <w:rFonts w:ascii="Arial" w:cs="Arial" w:eastAsia="Arial" w:hAnsi="Arial"/>
                 <w:sz w:val="17"/>
                 <w:szCs w:val="17"/>
               </w:rPr>
@@ -2741,7 +2741,7 @@
           <w:p>
             <w:r>
               <w:rPr>
-                <w:rFonts w:ascii="IBM Plex Sans" w:cs="IBM Plex Sans" w:eastAsia="IBM Plex Sans" w:hAnsi="IBM Plex Sans"/>
+                <w:rFonts w:ascii="Arial" w:cs="Arial" w:eastAsia="Arial" w:hAnsi="Arial"/>
                 <w:sz w:val="17"/>
                 <w:szCs w:val="17"/>
               </w:rPr>
@@ -2762,7 +2762,7 @@
           <w:p>
             <w:r>
               <w:rPr>
-                <w:rFonts w:ascii="IBM Plex Sans" w:cs="IBM Plex Sans" w:eastAsia="IBM Plex Sans" w:hAnsi="IBM Plex Sans"/>
+                <w:rFonts w:ascii="Arial" w:cs="Arial" w:eastAsia="Arial" w:hAnsi="Arial"/>
                 <w:sz w:val="17"/>
                 <w:szCs w:val="17"/>
               </w:rPr>
@@ -2785,7 +2785,7 @@
           <w:p>
             <w:r>
               <w:rPr>
-                <w:rFonts w:ascii="IBM Plex Sans" w:cs="IBM Plex Sans" w:eastAsia="IBM Plex Sans" w:hAnsi="IBM Plex Sans"/>
+                <w:rFonts w:ascii="Arial" w:cs="Arial" w:eastAsia="Arial" w:hAnsi="Arial"/>
                 <w:sz w:val="17"/>
                 <w:szCs w:val="17"/>
               </w:rPr>
@@ -2806,7 +2806,7 @@
           <w:p>
             <w:r>
               <w:rPr>
-                <w:rFonts w:ascii="IBM Plex Sans" w:cs="IBM Plex Sans" w:eastAsia="IBM Plex Sans" w:hAnsi="IBM Plex Sans"/>
+                <w:rFonts w:ascii="Arial" w:cs="Arial" w:eastAsia="Arial" w:hAnsi="Arial"/>
                 <w:sz w:val="17"/>
                 <w:szCs w:val="17"/>
               </w:rPr>
@@ -2827,7 +2827,7 @@
           <w:p>
             <w:r>
               <w:rPr>
-                <w:rFonts w:ascii="IBM Plex Sans" w:cs="IBM Plex Sans" w:eastAsia="IBM Plex Sans" w:hAnsi="IBM Plex Sans"/>
+                <w:rFonts w:ascii="Arial" w:cs="Arial" w:eastAsia="Arial" w:hAnsi="Arial"/>
                 <w:sz w:val="17"/>
                 <w:szCs w:val="17"/>
               </w:rPr>
@@ -2845,12 +2845,12 @@
           <w:left w:val="single" w:color="9C5C0A" w:sz="16"/>
           <w:right w:val="single" w:color="EADFC8" w:sz="2"/>
         </w:pBdr>
-        <w:shd w:fill="F2F5F8" w:val="clear"/>
+        <w:shd w:fill="FFF8EC" w:val="clear"/>
         <w:spacing w:after="130" w:before="130"/>
       </w:pPr>
       <w:r>
         <w:rPr>
-          <w:rFonts w:ascii="IBM Plex Sans" w:cs="IBM Plex Sans" w:eastAsia="IBM Plex Sans" w:hAnsi="IBM Plex Sans"/>
+          <w:rFonts w:ascii="Arial" w:cs="Arial" w:eastAsia="Arial" w:hAnsi="Arial"/>
           <w:b/>
           <w:bCs/>
           <w:sz w:val="20"/>
@@ -2860,7 +2860,7 @@
       </w:r>
       <w:r>
         <w:rPr>
-          <w:rFonts w:ascii="IBM Plex Sans" w:cs="IBM Plex Sans" w:eastAsia="IBM Plex Sans" w:hAnsi="IBM Plex Sans"/>
+          <w:rFonts w:ascii="Arial" w:cs="Arial" w:eastAsia="Arial" w:hAnsi="Arial"/>
           <w:sz w:val="20"/>
           <w:szCs w:val="20"/>
         </w:rPr>
@@ -2873,7 +2873,7 @@
       </w:pPr>
       <w:r>
         <w:rPr>
-          <w:rFonts w:ascii="IBM Plex Sans" w:cs="IBM Plex Sans" w:eastAsia="IBM Plex Sans" w:hAnsi="IBM Plex Sans"/>
+          <w:rFonts w:ascii="Arial" w:cs="Arial" w:eastAsia="Arial" w:hAnsi="Arial"/>
           <w:b/>
           <w:bCs/>
           <w:color w:val="1E3A5F"/>
@@ -2884,7 +2884,7 @@
       </w:r>
       <w:r>
         <w:rPr>
-          <w:rFonts w:ascii="IBM Plex Sans" w:cs="IBM Plex Sans" w:eastAsia="IBM Plex Sans" w:hAnsi="IBM Plex Sans"/>
+          <w:rFonts w:ascii="Arial" w:cs="Arial" w:eastAsia="Arial" w:hAnsi="Arial"/>
           <w:b/>
           <w:bCs/>
           <w:sz w:val="22"/>
@@ -2899,7 +2899,7 @@
       </w:pPr>
       <w:r>
         <w:rPr>
-          <w:rFonts w:ascii="IBM Plex Sans" w:cs="IBM Plex Sans" w:eastAsia="IBM Plex Sans" w:hAnsi="IBM Plex Sans"/>
+          <w:rFonts w:ascii="Arial" w:cs="Arial" w:eastAsia="Arial" w:hAnsi="Arial"/>
           <w:sz w:val="21"/>
           <w:szCs w:val="21"/>
         </w:rPr>
@@ -2914,12 +2914,12 @@
           <w:left w:val="single" w:color="9C5C0A" w:sz="16"/>
           <w:right w:val="single" w:color="EADFC8" w:sz="2"/>
         </w:pBdr>
-        <w:shd w:fill="F2F5F8" w:val="clear"/>
+        <w:shd w:fill="FFF8EC" w:val="clear"/>
         <w:spacing w:after="130" w:before="130"/>
       </w:pPr>
       <w:r>
         <w:rPr>
-          <w:rFonts w:ascii="IBM Plex Sans" w:cs="IBM Plex Sans" w:eastAsia="IBM Plex Sans" w:hAnsi="IBM Plex Sans"/>
+          <w:rFonts w:ascii="Arial" w:cs="Arial" w:eastAsia="Arial" w:hAnsi="Arial"/>
           <w:b/>
           <w:bCs/>
           <w:sz w:val="20"/>
@@ -2929,7 +2929,7 @@
       </w:r>
       <w:r>
         <w:rPr>
-          <w:rFonts w:ascii="IBM Plex Sans" w:cs="IBM Plex Sans" w:eastAsia="IBM Plex Sans" w:hAnsi="IBM Plex Sans"/>
+          <w:rFonts w:ascii="Arial" w:cs="Arial" w:eastAsia="Arial" w:hAnsi="Arial"/>
           <w:sz w:val="20"/>
           <w:szCs w:val="20"/>
         </w:rPr>
@@ -2942,7 +2942,7 @@
       </w:pPr>
       <w:r>
         <w:rPr>
-          <w:rFonts w:ascii="IBM Plex Sans" w:cs="IBM Plex Sans" w:eastAsia="IBM Plex Sans" w:hAnsi="IBM Plex Sans"/>
+          <w:rFonts w:ascii="Arial" w:cs="Arial" w:eastAsia="Arial" w:hAnsi="Arial"/>
           <w:b/>
           <w:bCs/>
           <w:color w:val="1E3A5F"/>
@@ -2953,7 +2953,7 @@
       </w:r>
       <w:r>
         <w:rPr>
-          <w:rFonts w:ascii="IBM Plex Sans" w:cs="IBM Plex Sans" w:eastAsia="IBM Plex Sans" w:hAnsi="IBM Plex Sans"/>
+          <w:rFonts w:ascii="Arial" w:cs="Arial" w:eastAsia="Arial" w:hAnsi="Arial"/>
           <w:b/>
           <w:bCs/>
           <w:sz w:val="22"/>
@@ -2973,7 +2973,7 @@
       </w:pPr>
       <w:r>
         <w:rPr>
-          <w:rFonts w:ascii="IBM Plex Sans" w:cs="IBM Plex Sans" w:eastAsia="IBM Plex Sans" w:hAnsi="IBM Plex Sans"/>
+          <w:rFonts w:ascii="Arial" w:cs="Arial" w:eastAsia="Arial" w:hAnsi="Arial"/>
           <w:sz w:val="21"/>
           <w:szCs w:val="21"/>
         </w:rPr>
@@ -2991,7 +2991,7 @@
       </w:pPr>
       <w:r>
         <w:rPr>
-          <w:rFonts w:ascii="IBM Plex Sans" w:cs="IBM Plex Sans" w:eastAsia="IBM Plex Sans" w:hAnsi="IBM Plex Sans"/>
+          <w:rFonts w:ascii="Arial" w:cs="Arial" w:eastAsia="Arial" w:hAnsi="Arial"/>
           <w:sz w:val="21"/>
           <w:szCs w:val="21"/>
         </w:rPr>
@@ -3009,7 +3009,7 @@
       </w:pPr>
       <w:r>
         <w:rPr>
-          <w:rFonts w:ascii="IBM Plex Sans" w:cs="IBM Plex Sans" w:eastAsia="IBM Plex Sans" w:hAnsi="IBM Plex Sans"/>
+          <w:rFonts w:ascii="Arial" w:cs="Arial" w:eastAsia="Arial" w:hAnsi="Arial"/>
           <w:sz w:val="21"/>
           <w:szCs w:val="21"/>
         </w:rPr>
@@ -3022,7 +3022,7 @@
       </w:pPr>
       <w:r>
         <w:rPr>
-          <w:rFonts w:ascii="IBM Plex Sans" w:cs="IBM Plex Sans" w:eastAsia="IBM Plex Sans" w:hAnsi="IBM Plex Sans"/>
+          <w:rFonts w:ascii="Arial" w:cs="Arial" w:eastAsia="Arial" w:hAnsi="Arial"/>
           <w:b/>
           <w:bCs/>
           <w:color w:val="1E3A5F"/>
@@ -3033,7 +3033,7 @@
       </w:r>
       <w:r>
         <w:rPr>
-          <w:rFonts w:ascii="IBM Plex Sans" w:cs="IBM Plex Sans" w:eastAsia="IBM Plex Sans" w:hAnsi="IBM Plex Sans"/>
+          <w:rFonts w:ascii="Arial" w:cs="Arial" w:eastAsia="Arial" w:hAnsi="Arial"/>
           <w:b/>
           <w:bCs/>
           <w:sz w:val="22"/>
@@ -3048,7 +3048,7 @@
       </w:pPr>
       <w:r>
         <w:rPr>
-          <w:rFonts w:ascii="IBM Plex Sans" w:cs="IBM Plex Sans" w:eastAsia="IBM Plex Sans" w:hAnsi="IBM Plex Sans"/>
+          <w:rFonts w:ascii="Arial" w:cs="Arial" w:eastAsia="Arial" w:hAnsi="Arial"/>
           <w:sz w:val="21"/>
           <w:szCs w:val="21"/>
         </w:rPr>
@@ -3062,14 +3062,1242 @@
       </w:pPr>
       <w:r>
         <w:rPr>
-          <w:rFonts w:ascii="Questrial" w:cs="Questrial" w:eastAsia="Questrial" w:hAnsi="Questrial"/>
+          <w:rFonts w:ascii="Arial" w:cs="Arial" w:eastAsia="Arial" w:hAnsi="Arial"/>
           <w:b/>
           <w:bCs/>
           <w:color w:val="1E3A5F"/>
           <w:sz w:val="27"/>
           <w:szCs w:val="27"/>
         </w:rPr>
-        <w:t xml:space="preserve">3. Resumen de las mediciones pendientes</w:t>
+        <w:t xml:space="preserve">4. Qué está confirmado y qué falta medir</w:t>
+      </w:r>
+    </w:p>
+    <w:p>
+      <w:pPr>
+        <w:spacing w:after="110"/>
+      </w:pPr>
+      <w:r>
+        <w:rPr>
+          <w:rFonts w:ascii="Arial" w:cs="Arial" w:eastAsia="Arial" w:hAnsi="Arial"/>
+          <w:sz w:val="21"/>
+          <w:szCs w:val="21"/>
+        </w:rPr>
+        <w:t xml:space="preserve">Buena parte del diseño se apoya en datos que todavía no se tomaron sobre la máquina. Conviene distinguir con claridad qué se sabe, qué se estima con fundamento y qué es una incógnita, porque no todo tiene el mismo peso a la hora de comprar componentes.</w:t>
+      </w:r>
+    </w:p>
+    <w:p>
+      <w:pPr>
+        <w:pStyle w:val="Heading2"/>
+        <w:spacing w:after="120" w:before="230"/>
+      </w:pPr>
+      <w:r>
+        <w:rPr>
+          <w:rFonts w:ascii="Arial" w:cs="Arial" w:eastAsia="Arial" w:hAnsi="Arial"/>
+          <w:b/>
+          <w:bCs/>
+          <w:color w:val="1E3A5F"/>
+          <w:sz w:val="23"/>
+          <w:szCs w:val="23"/>
+        </w:rPr>
+        <w:t xml:space="preserve">4.1. Confirmado por el cliente o por medición</w:t>
+      </w:r>
+    </w:p>
+    <w:tbl>
+      <w:tblPr>
+        <w:tblW w:type="dxa" w:w="8900"/>
+        <w:tblBorders>
+          <w:top w:val="single" w:color="auto" w:sz="4"/>
+          <w:left w:val="single" w:color="auto" w:sz="4"/>
+          <w:bottom w:val="single" w:color="auto" w:sz="4"/>
+          <w:right w:val="single" w:color="auto" w:sz="4"/>
+          <w:insideH w:val="single" w:color="auto" w:sz="4"/>
+          <w:insideV w:val="single" w:color="auto" w:sz="4"/>
+        </w:tblBorders>
+      </w:tblPr>
+      <w:tblGrid>
+        <w:gridCol w:w="2700"/>
+        <w:gridCol w:w="2300"/>
+        <w:gridCol w:w="3900"/>
+      </w:tblGrid>
+      <w:tr>
+        <w:trPr>
+          <w:tblHeader/>
+        </w:trPr>
+        <w:tc>
+          <w:tcPr>
+            <w:tcW w:type="dxa" w:w="2700"/>
+            <w:shd w:fill="1E3A5F" w:val="clear"/>
+            <w:tcMar>
+              <w:top w:type="dxa" w:w="70"/>
+              <w:left w:type="dxa" w:w="100"/>
+              <w:bottom w:type="dxa" w:w="70"/>
+              <w:right w:type="dxa" w:w="100"/>
+            </w:tcMar>
+          </w:tcPr>
+          <w:p>
+            <w:r>
+              <w:rPr>
+                <w:rFonts w:ascii="Arial" w:cs="Arial" w:eastAsia="Arial" w:hAnsi="Arial"/>
+                <w:b/>
+                <w:bCs/>
+                <w:color w:val="FFFFFF"/>
+                <w:sz w:val="18"/>
+                <w:szCs w:val="18"/>
+              </w:rPr>
+              <w:t xml:space="preserve">Dato</w:t>
+            </w:r>
+          </w:p>
+        </w:tc>
+        <w:tc>
+          <w:tcPr>
+            <w:tcW w:type="dxa" w:w="2300"/>
+            <w:shd w:fill="1E3A5F" w:val="clear"/>
+            <w:tcMar>
+              <w:top w:type="dxa" w:w="70"/>
+              <w:left w:type="dxa" w:w="100"/>
+              <w:bottom w:type="dxa" w:w="70"/>
+              <w:right w:type="dxa" w:w="100"/>
+            </w:tcMar>
+          </w:tcPr>
+          <w:p>
+            <w:r>
+              <w:rPr>
+                <w:rFonts w:ascii="Arial" w:cs="Arial" w:eastAsia="Arial" w:hAnsi="Arial"/>
+                <w:b/>
+                <w:bCs/>
+                <w:color w:val="FFFFFF"/>
+                <w:sz w:val="18"/>
+                <w:szCs w:val="18"/>
+              </w:rPr>
+              <w:t xml:space="preserve">Valor</w:t>
+            </w:r>
+          </w:p>
+        </w:tc>
+        <w:tc>
+          <w:tcPr>
+            <w:tcW w:type="dxa" w:w="3900"/>
+            <w:shd w:fill="1E3A5F" w:val="clear"/>
+            <w:tcMar>
+              <w:top w:type="dxa" w:w="70"/>
+              <w:left w:type="dxa" w:w="100"/>
+              <w:bottom w:type="dxa" w:w="70"/>
+              <w:right w:type="dxa" w:w="100"/>
+            </w:tcMar>
+          </w:tcPr>
+          <w:p>
+            <w:r>
+              <w:rPr>
+                <w:rFonts w:ascii="Arial" w:cs="Arial" w:eastAsia="Arial" w:hAnsi="Arial"/>
+                <w:b/>
+                <w:bCs/>
+                <w:color w:val="FFFFFF"/>
+                <w:sz w:val="18"/>
+                <w:szCs w:val="18"/>
+              </w:rPr>
+              <w:t xml:space="preserve">Cómo se obtuvo</w:t>
+            </w:r>
+          </w:p>
+        </w:tc>
+      </w:tr>
+      <w:tr>
+        <w:tc>
+          <w:tcPr>
+            <w:tcW w:type="dxa" w:w="2700"/>
+            <w:tcMar>
+              <w:top w:type="dxa" w:w="70"/>
+              <w:left w:type="dxa" w:w="100"/>
+              <w:bottom w:type="dxa" w:w="70"/>
+              <w:right w:type="dxa" w:w="100"/>
+            </w:tcMar>
+          </w:tcPr>
+          <w:p>
+            <w:r>
+              <w:rPr>
+                <w:rFonts w:ascii="Arial" w:cs="Arial" w:eastAsia="Arial" w:hAnsi="Arial"/>
+                <w:sz w:val="17"/>
+                <w:szCs w:val="17"/>
+              </w:rPr>
+              <w:t xml:space="preserve">Velocidad de la máquina</w:t>
+            </w:r>
+          </w:p>
+        </w:tc>
+        <w:tc>
+          <w:tcPr>
+            <w:tcW w:type="dxa" w:w="2300"/>
+            <w:tcMar>
+              <w:top w:type="dxa" w:w="70"/>
+              <w:left w:type="dxa" w:w="100"/>
+              <w:bottom w:type="dxa" w:w="70"/>
+              <w:right w:type="dxa" w:w="100"/>
+            </w:tcMar>
+          </w:tcPr>
+          <w:p>
+            <w:r>
+              <w:rPr>
+                <w:rFonts w:ascii="Arial" w:cs="Arial" w:eastAsia="Arial" w:hAnsi="Arial"/>
+                <w:sz w:val="17"/>
+                <w:szCs w:val="17"/>
+              </w:rPr>
+              <w:t xml:space="preserve">300 pasadas por minuto</w:t>
+            </w:r>
+          </w:p>
+        </w:tc>
+        <w:tc>
+          <w:tcPr>
+            <w:tcW w:type="dxa" w:w="3900"/>
+            <w:tcMar>
+              <w:top w:type="dxa" w:w="70"/>
+              <w:left w:type="dxa" w:w="100"/>
+              <w:bottom w:type="dxa" w:w="70"/>
+              <w:right w:type="dxa" w:w="100"/>
+            </w:tcMar>
+          </w:tcPr>
+          <w:p>
+            <w:r>
+              <w:rPr>
+                <w:rFonts w:ascii="Arial" w:cs="Arial" w:eastAsia="Arial" w:hAnsi="Arial"/>
+                <w:sz w:val="17"/>
+                <w:szCs w:val="17"/>
+              </w:rPr>
+              <w:t xml:space="preserve">Dato del dueño, 06/09/2026</w:t>
+            </w:r>
+          </w:p>
+        </w:tc>
+      </w:tr>
+      <w:tr>
+        <w:tc>
+          <w:tcPr>
+            <w:tcW w:type="dxa" w:w="2700"/>
+            <w:tcMar>
+              <w:top w:type="dxa" w:w="70"/>
+              <w:left w:type="dxa" w:w="100"/>
+              <w:bottom w:type="dxa" w:w="70"/>
+              <w:right w:type="dxa" w:w="100"/>
+            </w:tcMar>
+          </w:tcPr>
+          <w:p>
+            <w:r>
+              <w:rPr>
+                <w:rFonts w:ascii="Arial" w:cs="Arial" w:eastAsia="Arial" w:hAnsi="Arial"/>
+                <w:sz w:val="17"/>
+                <w:szCs w:val="17"/>
+              </w:rPr>
+              <w:t xml:space="preserve">Bobinas de selección instaladas</w:t>
+            </w:r>
+          </w:p>
+        </w:tc>
+        <w:tc>
+          <w:tcPr>
+            <w:tcW w:type="dxa" w:w="2300"/>
+            <w:tcMar>
+              <w:top w:type="dxa" w:w="70"/>
+              <w:left w:type="dxa" w:w="100"/>
+              <w:bottom w:type="dxa" w:w="70"/>
+              <w:right w:type="dxa" w:w="100"/>
+            </w:tcMar>
+          </w:tcPr>
+          <w:p>
+            <w:r>
+              <w:rPr>
+                <w:rFonts w:ascii="Arial" w:cs="Arial" w:eastAsia="Arial" w:hAnsi="Arial"/>
+                <w:sz w:val="17"/>
+                <w:szCs w:val="17"/>
+              </w:rPr>
+              <w:t xml:space="preserve">6</w:t>
+            </w:r>
+          </w:p>
+        </w:tc>
+        <w:tc>
+          <w:tcPr>
+            <w:tcW w:type="dxa" w:w="3900"/>
+            <w:tcMar>
+              <w:top w:type="dxa" w:w="70"/>
+              <w:left w:type="dxa" w:w="100"/>
+              <w:bottom w:type="dxa" w:w="70"/>
+              <w:right w:type="dxa" w:w="100"/>
+            </w:tcMar>
+          </w:tcPr>
+          <w:p>
+            <w:r>
+              <w:rPr>
+                <w:rFonts w:ascii="Arial" w:cs="Arial" w:eastAsia="Arial" w:hAnsi="Arial"/>
+                <w:sz w:val="17"/>
+                <w:szCs w:val="17"/>
+              </w:rPr>
+              <w:t xml:space="preserve">Dato del dueño, 06/09/2026</w:t>
+            </w:r>
+          </w:p>
+        </w:tc>
+      </w:tr>
+      <w:tr>
+        <w:tc>
+          <w:tcPr>
+            <w:tcW w:type="dxa" w:w="2700"/>
+            <w:tcMar>
+              <w:top w:type="dxa" w:w="70"/>
+              <w:left w:type="dxa" w:w="100"/>
+              <w:bottom w:type="dxa" w:w="70"/>
+              <w:right w:type="dxa" w:w="100"/>
+            </w:tcMar>
+          </w:tcPr>
+          <w:p>
+            <w:r>
+              <w:rPr>
+                <w:rFonts w:ascii="Arial" w:cs="Arial" w:eastAsia="Arial" w:hAnsi="Arial"/>
+                <w:sz w:val="17"/>
+                <w:szCs w:val="17"/>
+              </w:rPr>
+              <w:t xml:space="preserve">Tensión de la botonera</w:t>
+            </w:r>
+          </w:p>
+        </w:tc>
+        <w:tc>
+          <w:tcPr>
+            <w:tcW w:type="dxa" w:w="2300"/>
+            <w:tcMar>
+              <w:top w:type="dxa" w:w="70"/>
+              <w:left w:type="dxa" w:w="100"/>
+              <w:bottom w:type="dxa" w:w="70"/>
+              <w:right w:type="dxa" w:w="100"/>
+            </w:tcMar>
+          </w:tcPr>
+          <w:p>
+            <w:r>
+              <w:rPr>
+                <w:rFonts w:ascii="Arial" w:cs="Arial" w:eastAsia="Arial" w:hAnsi="Arial"/>
+                <w:sz w:val="17"/>
+                <w:szCs w:val="17"/>
+              </w:rPr>
+              <w:t xml:space="preserve">24 V en alterna</w:t>
+            </w:r>
+          </w:p>
+        </w:tc>
+        <w:tc>
+          <w:tcPr>
+            <w:tcW w:type="dxa" w:w="3900"/>
+            <w:tcMar>
+              <w:top w:type="dxa" w:w="70"/>
+              <w:left w:type="dxa" w:w="100"/>
+              <w:bottom w:type="dxa" w:w="70"/>
+              <w:right w:type="dxa" w:w="100"/>
+            </w:tcMar>
+          </w:tcPr>
+          <w:p>
+            <w:r>
+              <w:rPr>
+                <w:rFonts w:ascii="Arial" w:cs="Arial" w:eastAsia="Arial" w:hAnsi="Arial"/>
+                <w:sz w:val="17"/>
+                <w:szCs w:val="17"/>
+              </w:rPr>
+              <w:t xml:space="preserve">Medición sobre la máquina</w:t>
+            </w:r>
+          </w:p>
+        </w:tc>
+      </w:tr>
+      <w:tr>
+        <w:tc>
+          <w:tcPr>
+            <w:tcW w:type="dxa" w:w="2700"/>
+            <w:tcMar>
+              <w:top w:type="dxa" w:w="70"/>
+              <w:left w:type="dxa" w:w="100"/>
+              <w:bottom w:type="dxa" w:w="70"/>
+              <w:right w:type="dxa" w:w="100"/>
+            </w:tcMar>
+          </w:tcPr>
+          <w:p>
+            <w:r>
+              <w:rPr>
+                <w:rFonts w:ascii="Arial" w:cs="Arial" w:eastAsia="Arial" w:hAnsi="Arial"/>
+                <w:sz w:val="17"/>
+                <w:szCs w:val="17"/>
+              </w:rPr>
+              <w:t xml:space="preserve">Tensión disponible para el sensor</w:t>
+            </w:r>
+          </w:p>
+        </w:tc>
+        <w:tc>
+          <w:tcPr>
+            <w:tcW w:type="dxa" w:w="2300"/>
+            <w:tcMar>
+              <w:top w:type="dxa" w:w="70"/>
+              <w:left w:type="dxa" w:w="100"/>
+              <w:bottom w:type="dxa" w:w="70"/>
+              <w:right w:type="dxa" w:w="100"/>
+            </w:tcMar>
+          </w:tcPr>
+          <w:p>
+            <w:r>
+              <w:rPr>
+                <w:rFonts w:ascii="Arial" w:cs="Arial" w:eastAsia="Arial" w:hAnsi="Arial"/>
+                <w:sz w:val="17"/>
+                <w:szCs w:val="17"/>
+              </w:rPr>
+              <w:t xml:space="preserve">24 V en alterna</w:t>
+            </w:r>
+          </w:p>
+        </w:tc>
+        <w:tc>
+          <w:tcPr>
+            <w:tcW w:type="dxa" w:w="3900"/>
+            <w:tcMar>
+              <w:top w:type="dxa" w:w="70"/>
+              <w:left w:type="dxa" w:w="100"/>
+              <w:bottom w:type="dxa" w:w="70"/>
+              <w:right w:type="dxa" w:w="100"/>
+            </w:tcMar>
+          </w:tcPr>
+          <w:p>
+            <w:r>
+              <w:rPr>
+                <w:rFonts w:ascii="Arial" w:cs="Arial" w:eastAsia="Arial" w:hAnsi="Arial"/>
+                <w:sz w:val="17"/>
+                <w:szCs w:val="17"/>
+              </w:rPr>
+              <w:t xml:space="preserve">Confirmado por el cliente</w:t>
+            </w:r>
+          </w:p>
+        </w:tc>
+      </w:tr>
+      <w:tr>
+        <w:tc>
+          <w:tcPr>
+            <w:tcW w:type="dxa" w:w="2700"/>
+            <w:tcMar>
+              <w:top w:type="dxa" w:w="70"/>
+              <w:left w:type="dxa" w:w="100"/>
+              <w:bottom w:type="dxa" w:w="70"/>
+              <w:right w:type="dxa" w:w="100"/>
+            </w:tcMar>
+          </w:tcPr>
+          <w:p>
+            <w:r>
+              <w:rPr>
+                <w:rFonts w:ascii="Arial" w:cs="Arial" w:eastAsia="Arial" w:hAnsi="Arial"/>
+                <w:sz w:val="17"/>
+                <w:szCs w:val="17"/>
+              </w:rPr>
+              <w:t xml:space="preserve">Telares en la planta</w:t>
+            </w:r>
+          </w:p>
+        </w:tc>
+        <w:tc>
+          <w:tcPr>
+            <w:tcW w:type="dxa" w:w="2300"/>
+            <w:tcMar>
+              <w:top w:type="dxa" w:w="70"/>
+              <w:left w:type="dxa" w:w="100"/>
+              <w:bottom w:type="dxa" w:w="70"/>
+              <w:right w:type="dxa" w:w="100"/>
+            </w:tcMar>
+          </w:tcPr>
+          <w:p>
+            <w:r>
+              <w:rPr>
+                <w:rFonts w:ascii="Arial" w:cs="Arial" w:eastAsia="Arial" w:hAnsi="Arial"/>
+                <w:sz w:val="17"/>
+                <w:szCs w:val="17"/>
+              </w:rPr>
+              <w:t xml:space="preserve">11, con implementación en uno</w:t>
+            </w:r>
+          </w:p>
+        </w:tc>
+        <w:tc>
+          <w:tcPr>
+            <w:tcW w:type="dxa" w:w="3900"/>
+            <w:tcMar>
+              <w:top w:type="dxa" w:w="70"/>
+              <w:left w:type="dxa" w:w="100"/>
+              <w:bottom w:type="dxa" w:w="70"/>
+              <w:right w:type="dxa" w:w="100"/>
+            </w:tcMar>
+          </w:tcPr>
+          <w:p>
+            <w:r>
+              <w:rPr>
+                <w:rFonts w:ascii="Arial" w:cs="Arial" w:eastAsia="Arial" w:hAnsi="Arial"/>
+                <w:sz w:val="17"/>
+                <w:szCs w:val="17"/>
+              </w:rPr>
+              <w:t xml:space="preserve">Dato del dueño</w:t>
+            </w:r>
+          </w:p>
+        </w:tc>
+      </w:tr>
+    </w:tbl>
+    <w:p>
+      <w:pPr>
+        <w:pStyle w:val="Heading2"/>
+        <w:spacing w:after="120" w:before="230"/>
+      </w:pPr>
+      <w:r>
+        <w:rPr>
+          <w:rFonts w:ascii="Arial" w:cs="Arial" w:eastAsia="Arial" w:hAnsi="Arial"/>
+          <w:b/>
+          <w:bCs/>
+          <w:color w:val="1E3A5F"/>
+          <w:sz w:val="23"/>
+          <w:szCs w:val="23"/>
+        </w:rPr>
+        <w:t xml:space="preserve">4.2. Estimado con fundamento, pendiente de confirmar</w:t>
+      </w:r>
+    </w:p>
+    <w:p>
+      <w:pPr>
+        <w:spacing w:after="110"/>
+      </w:pPr>
+      <w:r>
+        <w:rPr>
+          <w:rFonts w:ascii="Arial" w:cs="Arial" w:eastAsia="Arial" w:hAnsi="Arial"/>
+          <w:sz w:val="21"/>
+          <w:szCs w:val="21"/>
+        </w:rPr>
+        <w:t xml:space="preserve">Estos valores provienen de documentación técnica general del modelo y de la práctica habitual en telares europeos de fines de los ochenta. Son coherentes con todo lo observado, pero no se midieron sobre esta máquina en particular.</w:t>
+      </w:r>
+    </w:p>
+    <w:tbl>
+      <w:tblPr>
+        <w:tblW w:type="dxa" w:w="8900"/>
+        <w:tblBorders>
+          <w:top w:val="single" w:color="auto" w:sz="4"/>
+          <w:left w:val="single" w:color="auto" w:sz="4"/>
+          <w:bottom w:val="single" w:color="auto" w:sz="4"/>
+          <w:right w:val="single" w:color="auto" w:sz="4"/>
+          <w:insideH w:val="single" w:color="auto" w:sz="4"/>
+          <w:insideV w:val="single" w:color="auto" w:sz="4"/>
+        </w:tblBorders>
+      </w:tblPr>
+      <w:tblGrid>
+        <w:gridCol w:w="2400"/>
+        <w:gridCol w:w="1800"/>
+        <w:gridCol w:w="4700"/>
+      </w:tblGrid>
+      <w:tr>
+        <w:trPr>
+          <w:tblHeader/>
+        </w:trPr>
+        <w:tc>
+          <w:tcPr>
+            <w:tcW w:type="dxa" w:w="2400"/>
+            <w:shd w:fill="1E3A5F" w:val="clear"/>
+            <w:tcMar>
+              <w:top w:type="dxa" w:w="70"/>
+              <w:left w:type="dxa" w:w="100"/>
+              <w:bottom w:type="dxa" w:w="70"/>
+              <w:right w:type="dxa" w:w="100"/>
+            </w:tcMar>
+          </w:tcPr>
+          <w:p>
+            <w:r>
+              <w:rPr>
+                <w:rFonts w:ascii="Arial" w:cs="Arial" w:eastAsia="Arial" w:hAnsi="Arial"/>
+                <w:b/>
+                <w:bCs/>
+                <w:color w:val="FFFFFF"/>
+                <w:sz w:val="18"/>
+                <w:szCs w:val="18"/>
+              </w:rPr>
+              <w:t xml:space="preserve">Dato</w:t>
+            </w:r>
+          </w:p>
+        </w:tc>
+        <w:tc>
+          <w:tcPr>
+            <w:tcW w:type="dxa" w:w="1800"/>
+            <w:shd w:fill="1E3A5F" w:val="clear"/>
+            <w:tcMar>
+              <w:top w:type="dxa" w:w="70"/>
+              <w:left w:type="dxa" w:w="100"/>
+              <w:bottom w:type="dxa" w:w="70"/>
+              <w:right w:type="dxa" w:w="100"/>
+            </w:tcMar>
+          </w:tcPr>
+          <w:p>
+            <w:r>
+              <w:rPr>
+                <w:rFonts w:ascii="Arial" w:cs="Arial" w:eastAsia="Arial" w:hAnsi="Arial"/>
+                <w:b/>
+                <w:bCs/>
+                <w:color w:val="FFFFFF"/>
+                <w:sz w:val="18"/>
+                <w:szCs w:val="18"/>
+              </w:rPr>
+              <w:t xml:space="preserve">Valor esperado</w:t>
+            </w:r>
+          </w:p>
+        </w:tc>
+        <w:tc>
+          <w:tcPr>
+            <w:tcW w:type="dxa" w:w="4700"/>
+            <w:shd w:fill="1E3A5F" w:val="clear"/>
+            <w:tcMar>
+              <w:top w:type="dxa" w:w="70"/>
+              <w:left w:type="dxa" w:w="100"/>
+              <w:bottom w:type="dxa" w:w="70"/>
+              <w:right w:type="dxa" w:w="100"/>
+            </w:tcMar>
+          </w:tcPr>
+          <w:p>
+            <w:r>
+              <w:rPr>
+                <w:rFonts w:ascii="Arial" w:cs="Arial" w:eastAsia="Arial" w:hAnsi="Arial"/>
+                <w:b/>
+                <w:bCs/>
+                <w:color w:val="FFFFFF"/>
+                <w:sz w:val="18"/>
+                <w:szCs w:val="18"/>
+              </w:rPr>
+              <w:t xml:space="preserve">Qué implica si fuera distinto</w:t>
+            </w:r>
+          </w:p>
+        </w:tc>
+      </w:tr>
+      <w:tr>
+        <w:tc>
+          <w:tcPr>
+            <w:tcW w:type="dxa" w:w="2400"/>
+            <w:tcMar>
+              <w:top w:type="dxa" w:w="70"/>
+              <w:left w:type="dxa" w:w="100"/>
+              <w:bottom w:type="dxa" w:w="70"/>
+              <w:right w:type="dxa" w:w="100"/>
+            </w:tcMar>
+          </w:tcPr>
+          <w:p>
+            <w:r>
+              <w:rPr>
+                <w:rFonts w:ascii="Arial" w:cs="Arial" w:eastAsia="Arial" w:hAnsi="Arial"/>
+                <w:sz w:val="17"/>
+                <w:szCs w:val="17"/>
+              </w:rPr>
+              <w:t xml:space="preserve">Corriente del circuito de selección</w:t>
+            </w:r>
+          </w:p>
+        </w:tc>
+        <w:tc>
+          <w:tcPr>
+            <w:tcW w:type="dxa" w:w="1800"/>
+            <w:tcMar>
+              <w:top w:type="dxa" w:w="70"/>
+              <w:left w:type="dxa" w:w="100"/>
+              <w:bottom w:type="dxa" w:w="70"/>
+              <w:right w:type="dxa" w:w="100"/>
+            </w:tcMar>
+          </w:tcPr>
+          <w:p>
+            <w:r>
+              <w:rPr>
+                <w:rFonts w:ascii="Arial" w:cs="Arial" w:eastAsia="Arial" w:hAnsi="Arial"/>
+                <w:sz w:val="17"/>
+                <w:szCs w:val="17"/>
+              </w:rPr>
+              <w:t xml:space="preserve">Entre 5 y 20 mA</w:t>
+            </w:r>
+          </w:p>
+        </w:tc>
+        <w:tc>
+          <w:tcPr>
+            <w:tcW w:type="dxa" w:w="4700"/>
+            <w:tcMar>
+              <w:top w:type="dxa" w:w="70"/>
+              <w:left w:type="dxa" w:w="100"/>
+              <w:bottom w:type="dxa" w:w="70"/>
+              <w:right w:type="dxa" w:w="100"/>
+            </w:tcMar>
+          </w:tcPr>
+          <w:p>
+            <w:r>
+              <w:rPr>
+                <w:rFonts w:ascii="Arial" w:cs="Arial" w:eastAsia="Arial" w:hAnsi="Arial"/>
+                <w:sz w:val="17"/>
+                <w:szCs w:val="17"/>
+              </w:rPr>
+              <w:t xml:space="preserve">El AQY212GH soporta 1 A, unas cincuenta veces más. Solo dejaría de servir por encima de 1 A, lo que es muy improbable en un circuito de señal.</w:t>
+            </w:r>
+          </w:p>
+        </w:tc>
+      </w:tr>
+      <w:tr>
+        <w:tc>
+          <w:tcPr>
+            <w:tcW w:type="dxa" w:w="2400"/>
+            <w:tcMar>
+              <w:top w:type="dxa" w:w="70"/>
+              <w:left w:type="dxa" w:w="100"/>
+              <w:bottom w:type="dxa" w:w="70"/>
+              <w:right w:type="dxa" w:w="100"/>
+            </w:tcMar>
+          </w:tcPr>
+          <w:p>
+            <w:r>
+              <w:rPr>
+                <w:rFonts w:ascii="Arial" w:cs="Arial" w:eastAsia="Arial" w:hAnsi="Arial"/>
+                <w:sz w:val="17"/>
+                <w:szCs w:val="17"/>
+              </w:rPr>
+              <w:t xml:space="preserve">Tensión del circuito de selección</w:t>
+            </w:r>
+          </w:p>
+        </w:tc>
+        <w:tc>
+          <w:tcPr>
+            <w:tcW w:type="dxa" w:w="1800"/>
+            <w:tcMar>
+              <w:top w:type="dxa" w:w="70"/>
+              <w:left w:type="dxa" w:w="100"/>
+              <w:bottom w:type="dxa" w:w="70"/>
+              <w:right w:type="dxa" w:w="100"/>
+            </w:tcMar>
+          </w:tcPr>
+          <w:p>
+            <w:r>
+              <w:rPr>
+                <w:rFonts w:ascii="Arial" w:cs="Arial" w:eastAsia="Arial" w:hAnsi="Arial"/>
+                <w:sz w:val="17"/>
+                <w:szCs w:val="17"/>
+              </w:rPr>
+              <w:t xml:space="preserve">24 V en continua</w:t>
+            </w:r>
+          </w:p>
+        </w:tc>
+        <w:tc>
+          <w:tcPr>
+            <w:tcW w:type="dxa" w:w="4700"/>
+            <w:tcMar>
+              <w:top w:type="dxa" w:w="70"/>
+              <w:left w:type="dxa" w:w="100"/>
+              <w:bottom w:type="dxa" w:w="70"/>
+              <w:right w:type="dxa" w:w="100"/>
+            </w:tcMar>
+          </w:tcPr>
+          <w:p>
+            <w:r>
+              <w:rPr>
+                <w:rFonts w:ascii="Arial" w:cs="Arial" w:eastAsia="Arial" w:hAnsi="Arial"/>
+                <w:sz w:val="17"/>
+                <w:szCs w:val="17"/>
+              </w:rPr>
+              <w:t xml:space="preserve">Si fuera continua, un PC817 común también alcanzaría. El PhotoMOS se eligió justamente porque funciona igual con continua o con alterna, así que la elección no depende de este dato.</w:t>
+            </w:r>
+          </w:p>
+        </w:tc>
+      </w:tr>
+      <w:tr>
+        <w:tc>
+          <w:tcPr>
+            <w:tcW w:type="dxa" w:w="2400"/>
+            <w:tcMar>
+              <w:top w:type="dxa" w:w="70"/>
+              <w:left w:type="dxa" w:w="100"/>
+              <w:bottom w:type="dxa" w:w="70"/>
+              <w:right w:type="dxa" w:w="100"/>
+            </w:tcMar>
+          </w:tcPr>
+          <w:p>
+            <w:r>
+              <w:rPr>
+                <w:rFonts w:ascii="Arial" w:cs="Arial" w:eastAsia="Arial" w:hAnsi="Arial"/>
+                <w:sz w:val="17"/>
+                <w:szCs w:val="17"/>
+              </w:rPr>
+              <w:t xml:space="preserve">Capacidad máxima de selección</w:t>
+            </w:r>
+          </w:p>
+        </w:tc>
+        <w:tc>
+          <w:tcPr>
+            <w:tcW w:type="dxa" w:w="1800"/>
+            <w:tcMar>
+              <w:top w:type="dxa" w:w="70"/>
+              <w:left w:type="dxa" w:w="100"/>
+              <w:bottom w:type="dxa" w:w="70"/>
+              <w:right w:type="dxa" w:w="100"/>
+            </w:tcMar>
+          </w:tcPr>
+          <w:p>
+            <w:r>
+              <w:rPr>
+                <w:rFonts w:ascii="Arial" w:cs="Arial" w:eastAsia="Arial" w:hAnsi="Arial"/>
+                <w:sz w:val="17"/>
+                <w:szCs w:val="17"/>
+              </w:rPr>
+              <w:t xml:space="preserve">Hasta 8 colores</w:t>
+            </w:r>
+          </w:p>
+        </w:tc>
+        <w:tc>
+          <w:tcPr>
+            <w:tcW w:type="dxa" w:w="4700"/>
+            <w:tcMar>
+              <w:top w:type="dxa" w:w="70"/>
+              <w:left w:type="dxa" w:w="100"/>
+              <w:bottom w:type="dxa" w:w="70"/>
+              <w:right w:type="dxa" w:w="100"/>
+            </w:tcMar>
+          </w:tcPr>
+          <w:p>
+            <w:r>
+              <w:rPr>
+                <w:rFonts w:ascii="Arial" w:cs="Arial" w:eastAsia="Arial" w:hAnsi="Arial"/>
+                <w:sz w:val="17"/>
+                <w:szCs w:val="17"/>
+              </w:rPr>
+              <w:t xml:space="preserve">La máquina admite más bobinas de las 6 instaladas. Si el cliente sumara dos, hay que ajustar N_CANALES en el firmware y elementos_seleccion en la base.</w:t>
+            </w:r>
+          </w:p>
+        </w:tc>
+      </w:tr>
+    </w:tbl>
+    <w:p>
+      <w:pPr>
+        <w:pStyle w:val="Heading2"/>
+        <w:spacing w:after="120" w:before="230"/>
+      </w:pPr>
+      <w:r>
+        <w:rPr>
+          <w:rFonts w:ascii="Arial" w:cs="Arial" w:eastAsia="Arial" w:hAnsi="Arial"/>
+          <w:b/>
+          <w:bCs/>
+          <w:color w:val="1E3A5F"/>
+          <w:sz w:val="23"/>
+          <w:szCs w:val="23"/>
+        </w:rPr>
+        <w:t xml:space="preserve">4.3. Incógnitas que solo se resuelven sobre la máquina</w:t>
+      </w:r>
+    </w:p>
+    <w:tbl>
+      <w:tblPr>
+        <w:tblW w:type="dxa" w:w="8900"/>
+        <w:tblBorders>
+          <w:top w:val="single" w:color="auto" w:sz="4"/>
+          <w:left w:val="single" w:color="auto" w:sz="4"/>
+          <w:bottom w:val="single" w:color="auto" w:sz="4"/>
+          <w:right w:val="single" w:color="auto" w:sz="4"/>
+          <w:insideH w:val="single" w:color="auto" w:sz="4"/>
+          <w:insideV w:val="single" w:color="auto" w:sz="4"/>
+        </w:tblBorders>
+      </w:tblPr>
+      <w:tblGrid>
+        <w:gridCol w:w="2500"/>
+        <w:gridCol w:w="2900"/>
+        <w:gridCol w:w="3500"/>
+      </w:tblGrid>
+      <w:tr>
+        <w:trPr>
+          <w:tblHeader/>
+        </w:trPr>
+        <w:tc>
+          <w:tcPr>
+            <w:tcW w:type="dxa" w:w="2500"/>
+            <w:shd w:fill="1E3A5F" w:val="clear"/>
+            <w:tcMar>
+              <w:top w:type="dxa" w:w="70"/>
+              <w:left w:type="dxa" w:w="100"/>
+              <w:bottom w:type="dxa" w:w="70"/>
+              <w:right w:type="dxa" w:w="100"/>
+            </w:tcMar>
+          </w:tcPr>
+          <w:p>
+            <w:r>
+              <w:rPr>
+                <w:rFonts w:ascii="Arial" w:cs="Arial" w:eastAsia="Arial" w:hAnsi="Arial"/>
+                <w:b/>
+                <w:bCs/>
+                <w:color w:val="FFFFFF"/>
+                <w:sz w:val="18"/>
+                <w:szCs w:val="18"/>
+              </w:rPr>
+              <w:t xml:space="preserve">Incógnita</w:t>
+            </w:r>
+          </w:p>
+        </w:tc>
+        <w:tc>
+          <w:tcPr>
+            <w:tcW w:type="dxa" w:w="2900"/>
+            <w:shd w:fill="1E3A5F" w:val="clear"/>
+            <w:tcMar>
+              <w:top w:type="dxa" w:w="70"/>
+              <w:left w:type="dxa" w:w="100"/>
+              <w:bottom w:type="dxa" w:w="70"/>
+              <w:right w:type="dxa" w:w="100"/>
+            </w:tcMar>
+          </w:tcPr>
+          <w:p>
+            <w:r>
+              <w:rPr>
+                <w:rFonts w:ascii="Arial" w:cs="Arial" w:eastAsia="Arial" w:hAnsi="Arial"/>
+                <w:b/>
+                <w:bCs/>
+                <w:color w:val="FFFFFF"/>
+                <w:sz w:val="18"/>
+                <w:szCs w:val="18"/>
+              </w:rPr>
+              <w:t xml:space="preserve">Por qué importa</w:t>
+            </w:r>
+          </w:p>
+        </w:tc>
+        <w:tc>
+          <w:tcPr>
+            <w:tcW w:type="dxa" w:w="3500"/>
+            <w:shd w:fill="1E3A5F" w:val="clear"/>
+            <w:tcMar>
+              <w:top w:type="dxa" w:w="70"/>
+              <w:left w:type="dxa" w:w="100"/>
+              <w:bottom w:type="dxa" w:w="70"/>
+              <w:right w:type="dxa" w:w="100"/>
+            </w:tcMar>
+          </w:tcPr>
+          <w:p>
+            <w:r>
+              <w:rPr>
+                <w:rFonts w:ascii="Arial" w:cs="Arial" w:eastAsia="Arial" w:hAnsi="Arial"/>
+                <w:b/>
+                <w:bCs/>
+                <w:color w:val="FFFFFF"/>
+                <w:sz w:val="18"/>
+                <w:szCs w:val="18"/>
+              </w:rPr>
+              <w:t xml:space="preserve">Cómo se resuelve</w:t>
+            </w:r>
+          </w:p>
+        </w:tc>
+      </w:tr>
+      <w:tr>
+        <w:tc>
+          <w:tcPr>
+            <w:tcW w:type="dxa" w:w="2500"/>
+            <w:tcMar>
+              <w:top w:type="dxa" w:w="70"/>
+              <w:left w:type="dxa" w:w="100"/>
+              <w:bottom w:type="dxa" w:w="70"/>
+              <w:right w:type="dxa" w:w="100"/>
+            </w:tcMar>
+          </w:tcPr>
+          <w:p>
+            <w:r>
+              <w:rPr>
+                <w:rFonts w:ascii="Arial" w:cs="Arial" w:eastAsia="Arial" w:hAnsi="Arial"/>
+                <w:sz w:val="17"/>
+                <w:szCs w:val="17"/>
+              </w:rPr>
+              <w:t xml:space="preserve">Si el agujero del papel abre o cierra el circuito</w:t>
+            </w:r>
+          </w:p>
+        </w:tc>
+        <w:tc>
+          <w:tcPr>
+            <w:tcW w:type="dxa" w:w="2900"/>
+            <w:tcMar>
+              <w:top w:type="dxa" w:w="70"/>
+              <w:left w:type="dxa" w:w="100"/>
+              <w:bottom w:type="dxa" w:w="70"/>
+              <w:right w:type="dxa" w:w="100"/>
+            </w:tcMar>
+          </w:tcPr>
+          <w:p>
+            <w:r>
+              <w:rPr>
+                <w:rFonts w:ascii="Arial" w:cs="Arial" w:eastAsia="Arial" w:hAnsi="Arial"/>
+                <w:sz w:val="17"/>
+                <w:szCs w:val="17"/>
+              </w:rPr>
+              <w:t xml:space="preserve">Define si el relé va en serie o en paralelo, y el valor de CANAL_ACTIVO_EN_ALTO</w:t>
+            </w:r>
+          </w:p>
+        </w:tc>
+        <w:tc>
+          <w:tcPr>
+            <w:tcW w:type="dxa" w:w="3500"/>
+            <w:tcMar>
+              <w:top w:type="dxa" w:w="70"/>
+              <w:left w:type="dxa" w:w="100"/>
+              <w:bottom w:type="dxa" w:w="70"/>
+              <w:right w:type="dxa" w:w="100"/>
+            </w:tcMar>
+          </w:tcPr>
+          <w:p>
+            <w:r>
+              <w:rPr>
+                <w:rFonts w:ascii="Arial" w:cs="Arial" w:eastAsia="Arial" w:hAnsi="Arial"/>
+                <w:sz w:val="17"/>
+                <w:szCs w:val="17"/>
+              </w:rPr>
+              <w:t xml:space="preserve">Con el multímetro sobre la salida de un lector, avanzando la cinta con el botón Impulso y observando en qué posición hay tensión</w:t>
+            </w:r>
+          </w:p>
+        </w:tc>
+      </w:tr>
+      <w:tr>
+        <w:tc>
+          <w:tcPr>
+            <w:tcW w:type="dxa" w:w="2500"/>
+            <w:tcMar>
+              <w:top w:type="dxa" w:w="70"/>
+              <w:left w:type="dxa" w:w="100"/>
+              <w:bottom w:type="dxa" w:w="70"/>
+              <w:right w:type="dxa" w:w="100"/>
+            </w:tcMar>
+          </w:tcPr>
+          <w:p>
+            <w:r>
+              <w:rPr>
+                <w:rFonts w:ascii="Arial" w:cs="Arial" w:eastAsia="Arial" w:hAnsi="Arial"/>
+                <w:sz w:val="17"/>
+                <w:szCs w:val="17"/>
+              </w:rPr>
+              <w:t xml:space="preserve">Continua rectificada disponible para el sensor</w:t>
+            </w:r>
+          </w:p>
+        </w:tc>
+        <w:tc>
+          <w:tcPr>
+            <w:tcW w:type="dxa" w:w="2900"/>
+            <w:tcMar>
+              <w:top w:type="dxa" w:w="70"/>
+              <w:left w:type="dxa" w:w="100"/>
+              <w:bottom w:type="dxa" w:w="70"/>
+              <w:right w:type="dxa" w:w="100"/>
+            </w:tcMar>
+          </w:tcPr>
+          <w:p>
+            <w:r>
+              <w:rPr>
+                <w:rFonts w:ascii="Arial" w:cs="Arial" w:eastAsia="Arial" w:hAnsi="Arial"/>
+                <w:sz w:val="17"/>
+                <w:szCs w:val="17"/>
+              </w:rPr>
+              <w:t xml:space="preserve">Define si hace falta el regulador 7824 y el valor de la resistencia del canal</w:t>
+            </w:r>
+          </w:p>
+        </w:tc>
+        <w:tc>
+          <w:tcPr>
+            <w:tcW w:type="dxa" w:w="3500"/>
+            <w:tcMar>
+              <w:top w:type="dxa" w:w="70"/>
+              <w:left w:type="dxa" w:w="100"/>
+              <w:bottom w:type="dxa" w:w="70"/>
+              <w:right w:type="dxa" w:w="100"/>
+            </w:tcMar>
+          </w:tcPr>
+          <w:p>
+            <w:r>
+              <w:rPr>
+                <w:rFonts w:ascii="Arial" w:cs="Arial" w:eastAsia="Arial" w:hAnsi="Arial"/>
+                <w:sz w:val="17"/>
+                <w:szCs w:val="17"/>
+              </w:rPr>
+              <w:t xml:space="preserve">Midiendo la continua después del puente y el capacitor, con el telar parado (peor caso) y en marcha</w:t>
+            </w:r>
+          </w:p>
+        </w:tc>
+      </w:tr>
+      <w:tr>
+        <w:tc>
+          <w:tcPr>
+            <w:tcW w:type="dxa" w:w="2500"/>
+            <w:tcMar>
+              <w:top w:type="dxa" w:w="70"/>
+              <w:left w:type="dxa" w:w="100"/>
+              <w:bottom w:type="dxa" w:w="70"/>
+              <w:right w:type="dxa" w:w="100"/>
+            </w:tcMar>
+          </w:tcPr>
+          <w:p>
+            <w:r>
+              <w:rPr>
+                <w:rFonts w:ascii="Arial" w:cs="Arial" w:eastAsia="Arial" w:hAnsi="Arial"/>
+                <w:sz w:val="17"/>
+                <w:szCs w:val="17"/>
+              </w:rPr>
+              <w:t xml:space="preserve">Eje que da una vuelta por pasada</w:t>
+            </w:r>
+          </w:p>
+        </w:tc>
+        <w:tc>
+          <w:tcPr>
+            <w:tcW w:type="dxa" w:w="2900"/>
+            <w:tcMar>
+              <w:top w:type="dxa" w:w="70"/>
+              <w:left w:type="dxa" w:w="100"/>
+              <w:bottom w:type="dxa" w:w="70"/>
+              <w:right w:type="dxa" w:w="100"/>
+            </w:tcMar>
+          </w:tcPr>
+          <w:p>
+            <w:r>
+              <w:rPr>
+                <w:rFonts w:ascii="Arial" w:cs="Arial" w:eastAsia="Arial" w:hAnsi="Arial"/>
+                <w:sz w:val="17"/>
+                <w:szCs w:val="17"/>
+              </w:rPr>
+              <w:t xml:space="preserve">Sin esa relación el conteo sale multiplicado o dividido</w:t>
+            </w:r>
+          </w:p>
+        </w:tc>
+        <w:tc>
+          <w:tcPr>
+            <w:tcW w:type="dxa" w:w="3500"/>
+            <w:tcMar>
+              <w:top w:type="dxa" w:w="70"/>
+              <w:left w:type="dxa" w:w="100"/>
+              <w:bottom w:type="dxa" w:w="70"/>
+              <w:right w:type="dxa" w:w="100"/>
+            </w:tcMar>
+          </w:tcPr>
+          <w:p>
+            <w:r>
+              <w:rPr>
+                <w:rFonts w:ascii="Arial" w:cs="Arial" w:eastAsia="Arial" w:hAnsi="Arial"/>
+                <w:sz w:val="17"/>
+                <w:szCs w:val="17"/>
+              </w:rPr>
+              <w:t xml:space="preserve">Cinta de color en el eje y contar vueltas mientras la máquina hace cinco pasadas</w:t>
+            </w:r>
+          </w:p>
+        </w:tc>
+      </w:tr>
+      <w:tr>
+        <w:tc>
+          <w:tcPr>
+            <w:tcW w:type="dxa" w:w="2500"/>
+            <w:tcMar>
+              <w:top w:type="dxa" w:w="70"/>
+              <w:left w:type="dxa" w:w="100"/>
+              <w:bottom w:type="dxa" w:w="70"/>
+              <w:right w:type="dxa" w:w="100"/>
+            </w:tcMar>
+          </w:tcPr>
+          <w:p>
+            <w:r>
+              <w:rPr>
+                <w:rFonts w:ascii="Arial" w:cs="Arial" w:eastAsia="Arial" w:hAnsi="Arial"/>
+                <w:sz w:val="17"/>
+                <w:szCs w:val="17"/>
+              </w:rPr>
+              <w:t xml:space="preserve">Sincronización entre el pulso del sensor y la lectura del telar</w:t>
+            </w:r>
+          </w:p>
+        </w:tc>
+        <w:tc>
+          <w:tcPr>
+            <w:tcW w:type="dxa" w:w="2900"/>
+            <w:tcMar>
+              <w:top w:type="dxa" w:w="70"/>
+              <w:left w:type="dxa" w:w="100"/>
+              <w:bottom w:type="dxa" w:w="70"/>
+              <w:right w:type="dxa" w:w="100"/>
+            </w:tcMar>
+          </w:tcPr>
+          <w:p>
+            <w:r>
+              <w:rPr>
+                <w:rFonts w:ascii="Arial" w:cs="Arial" w:eastAsia="Arial" w:hAnsi="Arial"/>
+                <w:sz w:val="17"/>
+                <w:szCs w:val="17"/>
+              </w:rPr>
+              <w:t xml:space="preserve">Define DESPLAZAMIENTO_FILAS: si el pulso llega tarde, cada fila se aplica una pasada después</w:t>
+            </w:r>
+          </w:p>
+        </w:tc>
+        <w:tc>
+          <w:tcPr>
+            <w:tcW w:type="dxa" w:w="3500"/>
+            <w:tcMar>
+              <w:top w:type="dxa" w:w="70"/>
+              <w:left w:type="dxa" w:w="100"/>
+              <w:bottom w:type="dxa" w:w="70"/>
+              <w:right w:type="dxa" w:w="100"/>
+            </w:tcMar>
+          </w:tcPr>
+          <w:p>
+            <w:r>
+              <w:rPr>
+                <w:rFonts w:ascii="Arial" w:cs="Arial" w:eastAsia="Arial" w:hAnsi="Arial"/>
+                <w:sz w:val="17"/>
+                <w:szCs w:val="17"/>
+              </w:rPr>
+              <w:t xml:space="preserve">Tejiendo una prueba con un dibujo inconfundible y comparando la tela contra el dibujo cargado</w:t>
+            </w:r>
+          </w:p>
+        </w:tc>
+      </w:tr>
+    </w:tbl>
+    <w:p>
+      <w:pPr>
+        <w:pBdr>
+          <w:top w:val="single" w:color="EADFC8" w:sz="2"/>
+          <w:bottom w:val="single" w:color="EADFC8" w:sz="2"/>
+          <w:left w:val="single" w:color="9C5C0A" w:sz="16"/>
+          <w:right w:val="single" w:color="EADFC8" w:sz="2"/>
+        </w:pBdr>
+        <w:shd w:fill="FFF8EC" w:val="clear"/>
+        <w:spacing w:after="130" w:before="130"/>
+      </w:pPr>
+      <w:r>
+        <w:rPr>
+          <w:rFonts w:ascii="Arial" w:cs="Arial" w:eastAsia="Arial" w:hAnsi="Arial"/>
+          <w:b/>
+          <w:bCs/>
+          <w:sz w:val="20"/>
+          <w:szCs w:val="20"/>
+        </w:rPr>
+        <w:t xml:space="preserve">Sobre las fuentes de los datos estimados: </w:t>
+      </w:r>
+      <w:r>
+        <w:rPr>
+          <w:rFonts w:ascii="Arial" w:cs="Arial" w:eastAsia="Arial" w:hAnsi="Arial"/>
+          <w:sz w:val="20"/>
+          <w:szCs w:val="20"/>
+        </w:rPr>
+        <w:t xml:space="preserve">provienen de documentación general del modelo y de consultas técnicas, no del manual original de Vamatex. Son consistentes entre sí y con lo observado en la máquina, pero ninguna reemplaza una medición. La propia fuente consultada recomienda medir antes de comprar.</w:t>
+      </w:r>
+    </w:p>
+    <w:p>
+      <w:pPr>
+        <w:pBdr>
+          <w:top w:val="single" w:color="EADFC8" w:sz="2"/>
+          <w:bottom w:val="single" w:color="EADFC8" w:sz="2"/>
+          <w:left w:val="single" w:color="9C5C0A" w:sz="16"/>
+          <w:right w:val="single" w:color="EADFC8" w:sz="2"/>
+        </w:pBdr>
+        <w:shd w:fill="FFF8EC" w:val="clear"/>
+        <w:spacing w:after="130" w:before="130"/>
+      </w:pPr>
+      <w:r>
+        <w:rPr>
+          <w:rFonts w:ascii="Arial" w:cs="Arial" w:eastAsia="Arial" w:hAnsi="Arial"/>
+          <w:b/>
+          <w:bCs/>
+          <w:sz w:val="20"/>
+          <w:szCs w:val="20"/>
+        </w:rPr>
+        <w:t xml:space="preserve">Ninguna de estas incógnitas bloquea la compra del relé. </w:t>
+      </w:r>
+      <w:r>
+        <w:rPr>
+          <w:rFonts w:ascii="Arial" w:cs="Arial" w:eastAsia="Arial" w:hAnsi="Arial"/>
+          <w:sz w:val="20"/>
+          <w:szCs w:val="20"/>
+        </w:rPr>
+        <w:t xml:space="preserve">El AQY212GH funciona con continua o alterna, no tiene corriente mínima y su margen de corriente es de cincuenta veces sobre lo esperado. Sirve cualquiera sea el resultado de las mediciones. Lo que sí conviene es comprar una sola unidad, armar un canal y probarlo antes de comprar las seis.</w:t>
+      </w:r>
+    </w:p>
+    <w:p>
+      <w:pPr>
+        <w:pStyle w:val="Heading1"/>
+        <w:spacing w:after="120" w:before="330"/>
+      </w:pPr>
+      <w:r>
+        <w:rPr>
+          <w:rFonts w:ascii="Arial" w:cs="Arial" w:eastAsia="Arial" w:hAnsi="Arial"/>
+          <w:b/>
+          <w:bCs/>
+          <w:color w:val="1E3A5F"/>
+          <w:sz w:val="27"/>
+          <w:szCs w:val="27"/>
+        </w:rPr>
+        <w:t xml:space="preserve">5. Resumen de las mediciones pendientes</w:t>
       </w:r>
     </w:p>
     <w:tbl>
@@ -3107,7 +4335,7 @@
           <w:p>
             <w:r>
               <w:rPr>
-                <w:rFonts w:ascii="IBM Plex Sans" w:cs="IBM Plex Sans" w:eastAsia="IBM Plex Sans" w:hAnsi="IBM Plex Sans"/>
+                <w:rFonts w:ascii="Arial" w:cs="Arial" w:eastAsia="Arial" w:hAnsi="Arial"/>
                 <w:b/>
                 <w:bCs/>
                 <w:color w:val="FFFFFF"/>
@@ -3132,7 +4360,7 @@
           <w:p>
             <w:r>
               <w:rPr>
-                <w:rFonts w:ascii="IBM Plex Sans" w:cs="IBM Plex Sans" w:eastAsia="IBM Plex Sans" w:hAnsi="IBM Plex Sans"/>
+                <w:rFonts w:ascii="Arial" w:cs="Arial" w:eastAsia="Arial" w:hAnsi="Arial"/>
                 <w:b/>
                 <w:bCs/>
                 <w:color w:val="FFFFFF"/>
@@ -3157,7 +4385,7 @@
           <w:p>
             <w:r>
               <w:rPr>
-                <w:rFonts w:ascii="IBM Plex Sans" w:cs="IBM Plex Sans" w:eastAsia="IBM Plex Sans" w:hAnsi="IBM Plex Sans"/>
+                <w:rFonts w:ascii="Arial" w:cs="Arial" w:eastAsia="Arial" w:hAnsi="Arial"/>
                 <w:b/>
                 <w:bCs/>
                 <w:color w:val="FFFFFF"/>
@@ -3183,7 +4411,7 @@
           <w:p>
             <w:r>
               <w:rPr>
-                <w:rFonts w:ascii="IBM Plex Sans" w:cs="IBM Plex Sans" w:eastAsia="IBM Plex Sans" w:hAnsi="IBM Plex Sans"/>
+                <w:rFonts w:ascii="Arial" w:cs="Arial" w:eastAsia="Arial" w:hAnsi="Arial"/>
                 <w:sz w:val="17"/>
                 <w:szCs w:val="17"/>
               </w:rPr>
@@ -3204,7 +4432,7 @@
           <w:p>
             <w:r>
               <w:rPr>
-                <w:rFonts w:ascii="IBM Plex Sans" w:cs="IBM Plex Sans" w:eastAsia="IBM Plex Sans" w:hAnsi="IBM Plex Sans"/>
+                <w:rFonts w:ascii="Arial" w:cs="Arial" w:eastAsia="Arial" w:hAnsi="Arial"/>
                 <w:sz w:val="17"/>
                 <w:szCs w:val="17"/>
               </w:rPr>
@@ -3225,7 +4453,7 @@
           <w:p>
             <w:r>
               <w:rPr>
-                <w:rFonts w:ascii="IBM Plex Sans" w:cs="IBM Plex Sans" w:eastAsia="IBM Plex Sans" w:hAnsi="IBM Plex Sans"/>
+                <w:rFonts w:ascii="Arial" w:cs="Arial" w:eastAsia="Arial" w:hAnsi="Arial"/>
                 <w:sz w:val="17"/>
                 <w:szCs w:val="17"/>
               </w:rPr>
@@ -3248,7 +4476,7 @@
           <w:p>
             <w:r>
               <w:rPr>
-                <w:rFonts w:ascii="IBM Plex Sans" w:cs="IBM Plex Sans" w:eastAsia="IBM Plex Sans" w:hAnsi="IBM Plex Sans"/>
+                <w:rFonts w:ascii="Arial" w:cs="Arial" w:eastAsia="Arial" w:hAnsi="Arial"/>
                 <w:sz w:val="17"/>
                 <w:szCs w:val="17"/>
               </w:rPr>
@@ -3269,7 +4497,7 @@
           <w:p>
             <w:r>
               <w:rPr>
-                <w:rFonts w:ascii="IBM Plex Sans" w:cs="IBM Plex Sans" w:eastAsia="IBM Plex Sans" w:hAnsi="IBM Plex Sans"/>
+                <w:rFonts w:ascii="Arial" w:cs="Arial" w:eastAsia="Arial" w:hAnsi="Arial"/>
                 <w:sz w:val="17"/>
                 <w:szCs w:val="17"/>
               </w:rPr>
@@ -3290,7 +4518,7 @@
           <w:p>
             <w:r>
               <w:rPr>
-                <w:rFonts w:ascii="IBM Plex Sans" w:cs="IBM Plex Sans" w:eastAsia="IBM Plex Sans" w:hAnsi="IBM Plex Sans"/>
+                <w:rFonts w:ascii="Arial" w:cs="Arial" w:eastAsia="Arial" w:hAnsi="Arial"/>
                 <w:sz w:val="17"/>
                 <w:szCs w:val="17"/>
               </w:rPr>
@@ -3313,7 +4541,7 @@
           <w:p>
             <w:r>
               <w:rPr>
-                <w:rFonts w:ascii="IBM Plex Sans" w:cs="IBM Plex Sans" w:eastAsia="IBM Plex Sans" w:hAnsi="IBM Plex Sans"/>
+                <w:rFonts w:ascii="Arial" w:cs="Arial" w:eastAsia="Arial" w:hAnsi="Arial"/>
                 <w:sz w:val="17"/>
                 <w:szCs w:val="17"/>
               </w:rPr>
@@ -3334,7 +4562,7 @@
           <w:p>
             <w:r>
               <w:rPr>
-                <w:rFonts w:ascii="IBM Plex Sans" w:cs="IBM Plex Sans" w:eastAsia="IBM Plex Sans" w:hAnsi="IBM Plex Sans"/>
+                <w:rFonts w:ascii="Arial" w:cs="Arial" w:eastAsia="Arial" w:hAnsi="Arial"/>
                 <w:sz w:val="17"/>
                 <w:szCs w:val="17"/>
               </w:rPr>
@@ -3355,7 +4583,7 @@
           <w:p>
             <w:r>
               <w:rPr>
-                <w:rFonts w:ascii="IBM Plex Sans" w:cs="IBM Plex Sans" w:eastAsia="IBM Plex Sans" w:hAnsi="IBM Plex Sans"/>
+                <w:rFonts w:ascii="Arial" w:cs="Arial" w:eastAsia="Arial" w:hAnsi="Arial"/>
                 <w:sz w:val="17"/>
                 <w:szCs w:val="17"/>
               </w:rPr>
@@ -3378,7 +4606,7 @@
           <w:p>
             <w:r>
               <w:rPr>
-                <w:rFonts w:ascii="IBM Plex Sans" w:cs="IBM Plex Sans" w:eastAsia="IBM Plex Sans" w:hAnsi="IBM Plex Sans"/>
+                <w:rFonts w:ascii="Arial" w:cs="Arial" w:eastAsia="Arial" w:hAnsi="Arial"/>
                 <w:sz w:val="17"/>
                 <w:szCs w:val="17"/>
               </w:rPr>
@@ -3399,7 +4627,7 @@
           <w:p>
             <w:r>
               <w:rPr>
-                <w:rFonts w:ascii="IBM Plex Sans" w:cs="IBM Plex Sans" w:eastAsia="IBM Plex Sans" w:hAnsi="IBM Plex Sans"/>
+                <w:rFonts w:ascii="Arial" w:cs="Arial" w:eastAsia="Arial" w:hAnsi="Arial"/>
                 <w:sz w:val="17"/>
                 <w:szCs w:val="17"/>
               </w:rPr>
@@ -3420,7 +4648,7 @@
           <w:p>
             <w:r>
               <w:rPr>
-                <w:rFonts w:ascii="IBM Plex Sans" w:cs="IBM Plex Sans" w:eastAsia="IBM Plex Sans" w:hAnsi="IBM Plex Sans"/>
+                <w:rFonts w:ascii="Arial" w:cs="Arial" w:eastAsia="Arial" w:hAnsi="Arial"/>
                 <w:sz w:val="17"/>
                 <w:szCs w:val="17"/>
               </w:rPr>
@@ -3443,7 +4671,7 @@
           <w:p>
             <w:r>
               <w:rPr>
-                <w:rFonts w:ascii="IBM Plex Sans" w:cs="IBM Plex Sans" w:eastAsia="IBM Plex Sans" w:hAnsi="IBM Plex Sans"/>
+                <w:rFonts w:ascii="Arial" w:cs="Arial" w:eastAsia="Arial" w:hAnsi="Arial"/>
                 <w:sz w:val="17"/>
                 <w:szCs w:val="17"/>
               </w:rPr>
@@ -3464,7 +4692,7 @@
           <w:p>
             <w:r>
               <w:rPr>
-                <w:rFonts w:ascii="IBM Plex Sans" w:cs="IBM Plex Sans" w:eastAsia="IBM Plex Sans" w:hAnsi="IBM Plex Sans"/>
+                <w:rFonts w:ascii="Arial" w:cs="Arial" w:eastAsia="Arial" w:hAnsi="Arial"/>
                 <w:sz w:val="17"/>
                 <w:szCs w:val="17"/>
               </w:rPr>
@@ -3485,7 +4713,7 @@
           <w:p>
             <w:r>
               <w:rPr>
-                <w:rFonts w:ascii="IBM Plex Sans" w:cs="IBM Plex Sans" w:eastAsia="IBM Plex Sans" w:hAnsi="IBM Plex Sans"/>
+                <w:rFonts w:ascii="Arial" w:cs="Arial" w:eastAsia="Arial" w:hAnsi="Arial"/>
                 <w:sz w:val="17"/>
                 <w:szCs w:val="17"/>
               </w:rPr>
@@ -3503,12 +4731,12 @@
           <w:left w:val="single" w:color="9C5C0A" w:sz="16"/>
           <w:right w:val="single" w:color="EADFC8" w:sz="2"/>
         </w:pBdr>
-        <w:shd w:fill="F2F5F8" w:val="clear"/>
+        <w:shd w:fill="FFF8EC" w:val="clear"/>
         <w:spacing w:after="130" w:before="130"/>
       </w:pPr>
       <w:r>
         <w:rPr>
-          <w:rFonts w:ascii="IBM Plex Sans" w:cs="IBM Plex Sans" w:eastAsia="IBM Plex Sans" w:hAnsi="IBM Plex Sans"/>
+          <w:rFonts w:ascii="Arial" w:cs="Arial" w:eastAsia="Arial" w:hAnsi="Arial"/>
           <w:b/>
           <w:bCs/>
           <w:sz w:val="20"/>
@@ -3518,7 +4746,7 @@
       </w:r>
       <w:r>
         <w:rPr>
-          <w:rFonts w:ascii="IBM Plex Sans" w:cs="IBM Plex Sans" w:eastAsia="IBM Plex Sans" w:hAnsi="IBM Plex Sans"/>
+          <w:rFonts w:ascii="Arial" w:cs="Arial" w:eastAsia="Arial" w:hAnsi="Arial"/>
           <w:sz w:val="20"/>
           <w:szCs w:val="20"/>
         </w:rPr>
@@ -3540,14 +4768,14 @@
       </w:pPr>
       <w:r>
         <w:rPr>
-          <w:rFonts w:ascii="IBM Plex Sans" w:cs="IBM Plex Sans" w:eastAsia="IBM Plex Sans" w:hAnsi="IBM Plex Sans"/>
+          <w:rFonts w:ascii="Arial" w:cs="Arial" w:eastAsia="Arial" w:hAnsi="Arial"/>
           <w:i/>
           <w:iCs/>
           <w:color w:val="3F4B5C"/>
           <w:sz w:val="16"/>
           <w:szCs w:val="16"/>
         </w:rPr>
-        <w:t xml:space="preserve">Control de Inserción de Trama · Equipo N.º 5, 7mo Informática · Instituto Leonardo Murialdo</w:t>
+        <w:t xml:space="preserve">Control de Inserción de Trama · Equipo N.º 5 · 7mo Informática · Instituto Leonardo Murialdo</w:t>
       </w:r>
     </w:p>
     <w:sectPr>

--- a/documentacion_proyecto/Conexionado_Nivel2.docx
+++ b/documentacion_proyecto/Conexionado_Nivel2.docx
@@ -9,7 +9,7 @@
       </w:pPr>
       <w:r>
         <w:rPr>
-          <w:rFonts w:ascii="Arial" w:cs="Arial" w:eastAsia="Arial" w:hAnsi="Arial"/>
+          <w:rFonts w:ascii="IBM Plex Sans" w:cs="IBM Plex Sans" w:eastAsia="IBM Plex Sans" w:hAnsi="IBM Plex Sans"/>
           <w:color w:val="3F4B5C"/>
           <w:sz w:val="18"/>
           <w:szCs w:val="18"/>
@@ -24,7 +24,7 @@
       </w:pPr>
       <w:r>
         <w:rPr>
-          <w:rFonts w:ascii="Arial" w:cs="Arial" w:eastAsia="Arial" w:hAnsi="Arial"/>
+          <w:rFonts w:ascii="IBM Plex Sans" w:cs="IBM Plex Sans" w:eastAsia="IBM Plex Sans" w:hAnsi="IBM Plex Sans"/>
           <w:b/>
           <w:bCs/>
           <w:color w:val="1E3A5F"/>
@@ -41,7 +41,7 @@
       </w:pPr>
       <w:r>
         <w:rPr>
-          <w:rFonts w:ascii="Arial" w:cs="Arial" w:eastAsia="Arial" w:hAnsi="Arial"/>
+          <w:rFonts w:ascii="IBM Plex Sans" w:cs="IBM Plex Sans" w:eastAsia="IBM Plex Sans" w:hAnsi="IBM Plex Sans"/>
           <w:i/>
           <w:iCs/>
           <w:color w:val="3F4B5C"/>
@@ -57,7 +57,7 @@
       </w:pPr>
       <w:r>
         <w:rPr>
-          <w:rFonts w:ascii="Arial" w:cs="Arial" w:eastAsia="Arial" w:hAnsi="Arial"/>
+          <w:rFonts w:ascii="IBM Plex Sans" w:cs="IBM Plex Sans" w:eastAsia="IBM Plex Sans" w:hAnsi="IBM Plex Sans"/>
           <w:sz w:val="21"/>
           <w:szCs w:val="21"/>
         </w:rPr>
@@ -77,7 +77,7 @@
       </w:pPr>
       <w:r>
         <w:rPr>
-          <w:rFonts w:ascii="Arial" w:cs="Arial" w:eastAsia="Arial" w:hAnsi="Arial"/>
+          <w:rFonts w:ascii="IBM Plex Sans" w:cs="IBM Plex Sans" w:eastAsia="IBM Plex Sans" w:hAnsi="IBM Plex Sans"/>
           <w:b/>
           <w:bCs/>
           <w:sz w:val="20"/>
@@ -87,7 +87,7 @@
       </w:r>
       <w:r>
         <w:rPr>
-          <w:rFonts w:ascii="Arial" w:cs="Arial" w:eastAsia="Arial" w:hAnsi="Arial"/>
+          <w:rFonts w:ascii="IBM Plex Sans" w:cs="IBM Plex Sans" w:eastAsia="IBM Plex Sans" w:hAnsi="IBM Plex Sans"/>
           <w:sz w:val="20"/>
           <w:szCs w:val="20"/>
         </w:rPr>
@@ -101,7 +101,7 @@
       </w:pPr>
       <w:r>
         <w:rPr>
-          <w:rFonts w:ascii="Arial" w:cs="Arial" w:eastAsia="Arial" w:hAnsi="Arial"/>
+          <w:rFonts w:ascii="IBM Plex Sans" w:cs="IBM Plex Sans" w:eastAsia="IBM Plex Sans" w:hAnsi="IBM Plex Sans"/>
           <w:b/>
           <w:bCs/>
           <w:color w:val="1E3A5F"/>
@@ -117,7 +117,7 @@
       </w:pPr>
       <w:r>
         <w:rPr>
-          <w:rFonts w:ascii="Arial" w:cs="Arial" w:eastAsia="Arial" w:hAnsi="Arial"/>
+          <w:rFonts w:ascii="IBM Plex Sans" w:cs="IBM Plex Sans" w:eastAsia="IBM Plex Sans" w:hAnsi="IBM Plex Sans"/>
           <w:sz w:val="21"/>
           <w:szCs w:val="21"/>
         </w:rPr>
@@ -177,7 +177,7 @@
       </w:pPr>
       <w:r>
         <w:rPr>
-          <w:rFonts w:ascii="Arial" w:cs="Arial" w:eastAsia="Arial" w:hAnsi="Arial"/>
+          <w:rFonts w:ascii="IBM Plex Sans" w:cs="IBM Plex Sans" w:eastAsia="IBM Plex Sans" w:hAnsi="IBM Plex Sans"/>
           <w:i/>
           <w:iCs/>
           <w:color w:val="3F4B5C"/>
@@ -194,7 +194,7 @@
       </w:pPr>
       <w:r>
         <w:rPr>
-          <w:rFonts w:ascii="Arial" w:cs="Arial" w:eastAsia="Arial" w:hAnsi="Arial"/>
+          <w:rFonts w:ascii="IBM Plex Sans" w:cs="IBM Plex Sans" w:eastAsia="IBM Plex Sans" w:hAnsi="IBM Plex Sans"/>
           <w:b/>
           <w:bCs/>
           <w:color w:val="1E3A5F"/>
@@ -238,7 +238,7 @@
           <w:p>
             <w:r>
               <w:rPr>
-                <w:rFonts w:ascii="Arial" w:cs="Arial" w:eastAsia="Arial" w:hAnsi="Arial"/>
+                <w:rFonts w:ascii="IBM Plex Sans" w:cs="IBM Plex Sans" w:eastAsia="IBM Plex Sans" w:hAnsi="IBM Plex Sans"/>
                 <w:b/>
                 <w:bCs/>
                 <w:color w:val="FFFFFF"/>
@@ -263,7 +263,7 @@
           <w:p>
             <w:r>
               <w:rPr>
-                <w:rFonts w:ascii="Arial" w:cs="Arial" w:eastAsia="Arial" w:hAnsi="Arial"/>
+                <w:rFonts w:ascii="IBM Plex Sans" w:cs="IBM Plex Sans" w:eastAsia="IBM Plex Sans" w:hAnsi="IBM Plex Sans"/>
                 <w:b/>
                 <w:bCs/>
                 <w:color w:val="FFFFFF"/>
@@ -289,7 +289,7 @@
           <w:p>
             <w:r>
               <w:rPr>
-                <w:rFonts w:ascii="Arial" w:cs="Arial" w:eastAsia="Arial" w:hAnsi="Arial"/>
+                <w:rFonts w:ascii="IBM Plex Sans" w:cs="IBM Plex Sans" w:eastAsia="IBM Plex Sans" w:hAnsi="IBM Plex Sans"/>
                 <w:sz w:val="17"/>
                 <w:szCs w:val="17"/>
               </w:rPr>
@@ -310,7 +310,7 @@
           <w:p>
             <w:r>
               <w:rPr>
-                <w:rFonts w:ascii="Arial" w:cs="Arial" w:eastAsia="Arial" w:hAnsi="Arial"/>
+                <w:rFonts w:ascii="IBM Plex Sans" w:cs="IBM Plex Sans" w:eastAsia="IBM Plex Sans" w:hAnsi="IBM Plex Sans"/>
                 <w:sz w:val="17"/>
                 <w:szCs w:val="17"/>
               </w:rPr>
@@ -333,7 +333,7 @@
           <w:p>
             <w:r>
               <w:rPr>
-                <w:rFonts w:ascii="Arial" w:cs="Arial" w:eastAsia="Arial" w:hAnsi="Arial"/>
+                <w:rFonts w:ascii="IBM Plex Sans" w:cs="IBM Plex Sans" w:eastAsia="IBM Plex Sans" w:hAnsi="IBM Plex Sans"/>
                 <w:sz w:val="17"/>
                 <w:szCs w:val="17"/>
               </w:rPr>
@@ -354,7 +354,7 @@
           <w:p>
             <w:r>
               <w:rPr>
-                <w:rFonts w:ascii="Arial" w:cs="Arial" w:eastAsia="Arial" w:hAnsi="Arial"/>
+                <w:rFonts w:ascii="IBM Plex Sans" w:cs="IBM Plex Sans" w:eastAsia="IBM Plex Sans" w:hAnsi="IBM Plex Sans"/>
                 <w:sz w:val="17"/>
                 <w:szCs w:val="17"/>
               </w:rPr>
@@ -377,7 +377,7 @@
           <w:p>
             <w:r>
               <w:rPr>
-                <w:rFonts w:ascii="Arial" w:cs="Arial" w:eastAsia="Arial" w:hAnsi="Arial"/>
+                <w:rFonts w:ascii="IBM Plex Sans" w:cs="IBM Plex Sans" w:eastAsia="IBM Plex Sans" w:hAnsi="IBM Plex Sans"/>
                 <w:sz w:val="17"/>
                 <w:szCs w:val="17"/>
               </w:rPr>
@@ -398,7 +398,7 @@
           <w:p>
             <w:r>
               <w:rPr>
-                <w:rFonts w:ascii="Arial" w:cs="Arial" w:eastAsia="Arial" w:hAnsi="Arial"/>
+                <w:rFonts w:ascii="IBM Plex Sans" w:cs="IBM Plex Sans" w:eastAsia="IBM Plex Sans" w:hAnsi="IBM Plex Sans"/>
                 <w:sz w:val="17"/>
                 <w:szCs w:val="17"/>
               </w:rPr>
@@ -421,7 +421,7 @@
           <w:p>
             <w:r>
               <w:rPr>
-                <w:rFonts w:ascii="Arial" w:cs="Arial" w:eastAsia="Arial" w:hAnsi="Arial"/>
+                <w:rFonts w:ascii="IBM Plex Sans" w:cs="IBM Plex Sans" w:eastAsia="IBM Plex Sans" w:hAnsi="IBM Plex Sans"/>
                 <w:sz w:val="17"/>
                 <w:szCs w:val="17"/>
               </w:rPr>
@@ -442,7 +442,7 @@
           <w:p>
             <w:r>
               <w:rPr>
-                <w:rFonts w:ascii="Arial" w:cs="Arial" w:eastAsia="Arial" w:hAnsi="Arial"/>
+                <w:rFonts w:ascii="IBM Plex Sans" w:cs="IBM Plex Sans" w:eastAsia="IBM Plex Sans" w:hAnsi="IBM Plex Sans"/>
                 <w:sz w:val="17"/>
                 <w:szCs w:val="17"/>
               </w:rPr>
@@ -465,7 +465,7 @@
           <w:p>
             <w:r>
               <w:rPr>
-                <w:rFonts w:ascii="Arial" w:cs="Arial" w:eastAsia="Arial" w:hAnsi="Arial"/>
+                <w:rFonts w:ascii="IBM Plex Sans" w:cs="IBM Plex Sans" w:eastAsia="IBM Plex Sans" w:hAnsi="IBM Plex Sans"/>
                 <w:sz w:val="17"/>
                 <w:szCs w:val="17"/>
               </w:rPr>
@@ -486,7 +486,7 @@
           <w:p>
             <w:r>
               <w:rPr>
-                <w:rFonts w:ascii="Arial" w:cs="Arial" w:eastAsia="Arial" w:hAnsi="Arial"/>
+                <w:rFonts w:ascii="IBM Plex Sans" w:cs="IBM Plex Sans" w:eastAsia="IBM Plex Sans" w:hAnsi="IBM Plex Sans"/>
                 <w:sz w:val="17"/>
                 <w:szCs w:val="17"/>
               </w:rPr>
@@ -509,7 +509,7 @@
           <w:p>
             <w:r>
               <w:rPr>
-                <w:rFonts w:ascii="Arial" w:cs="Arial" w:eastAsia="Arial" w:hAnsi="Arial"/>
+                <w:rFonts w:ascii="IBM Plex Sans" w:cs="IBM Plex Sans" w:eastAsia="IBM Plex Sans" w:hAnsi="IBM Plex Sans"/>
                 <w:sz w:val="17"/>
                 <w:szCs w:val="17"/>
               </w:rPr>
@@ -530,7 +530,7 @@
           <w:p>
             <w:r>
               <w:rPr>
-                <w:rFonts w:ascii="Arial" w:cs="Arial" w:eastAsia="Arial" w:hAnsi="Arial"/>
+                <w:rFonts w:ascii="IBM Plex Sans" w:cs="IBM Plex Sans" w:eastAsia="IBM Plex Sans" w:hAnsi="IBM Plex Sans"/>
                 <w:sz w:val="17"/>
                 <w:szCs w:val="17"/>
               </w:rPr>
@@ -547,7 +547,7 @@
       </w:pPr>
       <w:r>
         <w:rPr>
-          <w:rFonts w:ascii="Arial" w:cs="Arial" w:eastAsia="Arial" w:hAnsi="Arial"/>
+          <w:rFonts w:ascii="IBM Plex Sans" w:cs="IBM Plex Sans" w:eastAsia="IBM Plex Sans" w:hAnsi="IBM Plex Sans"/>
           <w:b/>
           <w:bCs/>
           <w:color w:val="1E3A5F"/>
@@ -563,7 +563,7 @@
       </w:pPr>
       <w:r>
         <w:rPr>
-          <w:rFonts w:ascii="Arial" w:cs="Arial" w:eastAsia="Arial" w:hAnsi="Arial"/>
+          <w:rFonts w:ascii="IBM Plex Sans" w:cs="IBM Plex Sans" w:eastAsia="IBM Plex Sans" w:hAnsi="IBM Plex Sans"/>
           <w:b/>
           <w:bCs/>
           <w:color w:val="1E3A5F"/>
@@ -574,7 +574,7 @@
       </w:r>
       <w:r>
         <w:rPr>
-          <w:rFonts w:ascii="Arial" w:cs="Arial" w:eastAsia="Arial" w:hAnsi="Arial"/>
+          <w:rFonts w:ascii="IBM Plex Sans" w:cs="IBM Plex Sans" w:eastAsia="IBM Plex Sans" w:hAnsi="IBM Plex Sans"/>
           <w:b/>
           <w:bCs/>
           <w:sz w:val="22"/>
@@ -589,7 +589,7 @@
       </w:pPr>
       <w:r>
         <w:rPr>
-          <w:rFonts w:ascii="Arial" w:cs="Arial" w:eastAsia="Arial" w:hAnsi="Arial"/>
+          <w:rFonts w:ascii="IBM Plex Sans" w:cs="IBM Plex Sans" w:eastAsia="IBM Plex Sans" w:hAnsi="IBM Plex Sans"/>
           <w:sz w:val="21"/>
           <w:szCs w:val="21"/>
         </w:rPr>
@@ -602,7 +602,7 @@
       </w:pPr>
       <w:r>
         <w:rPr>
-          <w:rFonts w:ascii="Arial" w:cs="Arial" w:eastAsia="Arial" w:hAnsi="Arial"/>
+          <w:rFonts w:ascii="IBM Plex Sans" w:cs="IBM Plex Sans" w:eastAsia="IBM Plex Sans" w:hAnsi="IBM Plex Sans"/>
           <w:b/>
           <w:bCs/>
           <w:color w:val="1E3A5F"/>
@@ -613,7 +613,7 @@
       </w:r>
       <w:r>
         <w:rPr>
-          <w:rFonts w:ascii="Arial" w:cs="Arial" w:eastAsia="Arial" w:hAnsi="Arial"/>
+          <w:rFonts w:ascii="IBM Plex Sans" w:cs="IBM Plex Sans" w:eastAsia="IBM Plex Sans" w:hAnsi="IBM Plex Sans"/>
           <w:b/>
           <w:bCs/>
           <w:sz w:val="22"/>
@@ -633,7 +633,7 @@
       </w:pPr>
       <w:r>
         <w:rPr>
-          <w:rFonts w:ascii="Arial" w:cs="Arial" w:eastAsia="Arial" w:hAnsi="Arial"/>
+          <w:rFonts w:ascii="IBM Plex Sans" w:cs="IBM Plex Sans" w:eastAsia="IBM Plex Sans" w:hAnsi="IBM Plex Sans"/>
           <w:sz w:val="21"/>
           <w:szCs w:val="21"/>
         </w:rPr>
@@ -651,7 +651,7 @@
       </w:pPr>
       <w:r>
         <w:rPr>
-          <w:rFonts w:ascii="Arial" w:cs="Arial" w:eastAsia="Arial" w:hAnsi="Arial"/>
+          <w:rFonts w:ascii="IBM Plex Sans" w:cs="IBM Plex Sans" w:eastAsia="IBM Plex Sans" w:hAnsi="IBM Plex Sans"/>
           <w:sz w:val="21"/>
           <w:szCs w:val="21"/>
         </w:rPr>
@@ -669,7 +669,7 @@
       </w:pPr>
       <w:r>
         <w:rPr>
-          <w:rFonts w:ascii="Arial" w:cs="Arial" w:eastAsia="Arial" w:hAnsi="Arial"/>
+          <w:rFonts w:ascii="IBM Plex Sans" w:cs="IBM Plex Sans" w:eastAsia="IBM Plex Sans" w:hAnsi="IBM Plex Sans"/>
           <w:sz w:val="21"/>
           <w:szCs w:val="21"/>
         </w:rPr>
@@ -687,7 +687,7 @@
       </w:pPr>
       <w:r>
         <w:rPr>
-          <w:rFonts w:ascii="Arial" w:cs="Arial" w:eastAsia="Arial" w:hAnsi="Arial"/>
+          <w:rFonts w:ascii="IBM Plex Sans" w:cs="IBM Plex Sans" w:eastAsia="IBM Plex Sans" w:hAnsi="IBM Plex Sans"/>
           <w:sz w:val="21"/>
           <w:szCs w:val="21"/>
         </w:rPr>
@@ -700,7 +700,7 @@
       </w:pPr>
       <w:r>
         <w:rPr>
-          <w:rFonts w:ascii="Arial" w:cs="Arial" w:eastAsia="Arial" w:hAnsi="Arial"/>
+          <w:rFonts w:ascii="IBM Plex Sans" w:cs="IBM Plex Sans" w:eastAsia="IBM Plex Sans" w:hAnsi="IBM Plex Sans"/>
           <w:b/>
           <w:bCs/>
           <w:color w:val="1E3A5F"/>
@@ -711,7 +711,7 @@
       </w:r>
       <w:r>
         <w:rPr>
-          <w:rFonts w:ascii="Arial" w:cs="Arial" w:eastAsia="Arial" w:hAnsi="Arial"/>
+          <w:rFonts w:ascii="IBM Plex Sans" w:cs="IBM Plex Sans" w:eastAsia="IBM Plex Sans" w:hAnsi="IBM Plex Sans"/>
           <w:b/>
           <w:bCs/>
           <w:sz w:val="22"/>
@@ -726,7 +726,7 @@
       </w:pPr>
       <w:r>
         <w:rPr>
-          <w:rFonts w:ascii="Arial" w:cs="Arial" w:eastAsia="Arial" w:hAnsi="Arial"/>
+          <w:rFonts w:ascii="IBM Plex Sans" w:cs="IBM Plex Sans" w:eastAsia="IBM Plex Sans" w:hAnsi="IBM Plex Sans"/>
           <w:sz w:val="21"/>
           <w:szCs w:val="21"/>
         </w:rPr>
@@ -768,7 +768,7 @@
           <w:p>
             <w:r>
               <w:rPr>
-                <w:rFonts w:ascii="Arial" w:cs="Arial" w:eastAsia="Arial" w:hAnsi="Arial"/>
+                <w:rFonts w:ascii="IBM Plex Sans" w:cs="IBM Plex Sans" w:eastAsia="IBM Plex Sans" w:hAnsi="IBM Plex Sans"/>
                 <w:b/>
                 <w:bCs/>
                 <w:color w:val="FFFFFF"/>
@@ -793,7 +793,7 @@
           <w:p>
             <w:r>
               <w:rPr>
-                <w:rFonts w:ascii="Arial" w:cs="Arial" w:eastAsia="Arial" w:hAnsi="Arial"/>
+                <w:rFonts w:ascii="IBM Plex Sans" w:cs="IBM Plex Sans" w:eastAsia="IBM Plex Sans" w:hAnsi="IBM Plex Sans"/>
                 <w:b/>
                 <w:bCs/>
                 <w:color w:val="FFFFFF"/>
@@ -818,7 +818,7 @@
           <w:p>
             <w:r>
               <w:rPr>
-                <w:rFonts w:ascii="Arial" w:cs="Arial" w:eastAsia="Arial" w:hAnsi="Arial"/>
+                <w:rFonts w:ascii="IBM Plex Sans" w:cs="IBM Plex Sans" w:eastAsia="IBM Plex Sans" w:hAnsi="IBM Plex Sans"/>
                 <w:b/>
                 <w:bCs/>
                 <w:color w:val="FFFFFF"/>
@@ -844,7 +844,7 @@
           <w:p>
             <w:r>
               <w:rPr>
-                <w:rFonts w:ascii="Arial" w:cs="Arial" w:eastAsia="Arial" w:hAnsi="Arial"/>
+                <w:rFonts w:ascii="IBM Plex Sans" w:cs="IBM Plex Sans" w:eastAsia="IBM Plex Sans" w:hAnsi="IBM Plex Sans"/>
                 <w:sz w:val="17"/>
                 <w:szCs w:val="17"/>
               </w:rPr>
@@ -865,7 +865,7 @@
           <w:p>
             <w:r>
               <w:rPr>
-                <w:rFonts w:ascii="Arial" w:cs="Arial" w:eastAsia="Arial" w:hAnsi="Arial"/>
+                <w:rFonts w:ascii="IBM Plex Sans" w:cs="IBM Plex Sans" w:eastAsia="IBM Plex Sans" w:hAnsi="IBM Plex Sans"/>
                 <w:sz w:val="17"/>
                 <w:szCs w:val="17"/>
               </w:rPr>
@@ -886,7 +886,7 @@
           <w:p>
             <w:r>
               <w:rPr>
-                <w:rFonts w:ascii="Arial" w:cs="Arial" w:eastAsia="Arial" w:hAnsi="Arial"/>
+                <w:rFonts w:ascii="IBM Plex Sans" w:cs="IBM Plex Sans" w:eastAsia="IBM Plex Sans" w:hAnsi="IBM Plex Sans"/>
                 <w:sz w:val="17"/>
                 <w:szCs w:val="17"/>
               </w:rPr>
@@ -909,7 +909,7 @@
           <w:p>
             <w:r>
               <w:rPr>
-                <w:rFonts w:ascii="Arial" w:cs="Arial" w:eastAsia="Arial" w:hAnsi="Arial"/>
+                <w:rFonts w:ascii="IBM Plex Sans" w:cs="IBM Plex Sans" w:eastAsia="IBM Plex Sans" w:hAnsi="IBM Plex Sans"/>
                 <w:sz w:val="17"/>
                 <w:szCs w:val="17"/>
               </w:rPr>
@@ -930,7 +930,7 @@
           <w:p>
             <w:r>
               <w:rPr>
-                <w:rFonts w:ascii="Arial" w:cs="Arial" w:eastAsia="Arial" w:hAnsi="Arial"/>
+                <w:rFonts w:ascii="IBM Plex Sans" w:cs="IBM Plex Sans" w:eastAsia="IBM Plex Sans" w:hAnsi="IBM Plex Sans"/>
                 <w:sz w:val="17"/>
                 <w:szCs w:val="17"/>
               </w:rPr>
@@ -951,7 +951,7 @@
           <w:p>
             <w:r>
               <w:rPr>
-                <w:rFonts w:ascii="Arial" w:cs="Arial" w:eastAsia="Arial" w:hAnsi="Arial"/>
+                <w:rFonts w:ascii="IBM Plex Sans" w:cs="IBM Plex Sans" w:eastAsia="IBM Plex Sans" w:hAnsi="IBM Plex Sans"/>
                 <w:sz w:val="17"/>
                 <w:szCs w:val="17"/>
               </w:rPr>
@@ -974,7 +974,7 @@
           <w:p>
             <w:r>
               <w:rPr>
-                <w:rFonts w:ascii="Arial" w:cs="Arial" w:eastAsia="Arial" w:hAnsi="Arial"/>
+                <w:rFonts w:ascii="IBM Plex Sans" w:cs="IBM Plex Sans" w:eastAsia="IBM Plex Sans" w:hAnsi="IBM Plex Sans"/>
                 <w:sz w:val="17"/>
                 <w:szCs w:val="17"/>
               </w:rPr>
@@ -995,7 +995,7 @@
           <w:p>
             <w:r>
               <w:rPr>
-                <w:rFonts w:ascii="Arial" w:cs="Arial" w:eastAsia="Arial" w:hAnsi="Arial"/>
+                <w:rFonts w:ascii="IBM Plex Sans" w:cs="IBM Plex Sans" w:eastAsia="IBM Plex Sans" w:hAnsi="IBM Plex Sans"/>
                 <w:sz w:val="17"/>
                 <w:szCs w:val="17"/>
               </w:rPr>
@@ -1016,7 +1016,7 @@
           <w:p>
             <w:r>
               <w:rPr>
-                <w:rFonts w:ascii="Arial" w:cs="Arial" w:eastAsia="Arial" w:hAnsi="Arial"/>
+                <w:rFonts w:ascii="IBM Plex Sans" w:cs="IBM Plex Sans" w:eastAsia="IBM Plex Sans" w:hAnsi="IBM Plex Sans"/>
                 <w:sz w:val="17"/>
                 <w:szCs w:val="17"/>
               </w:rPr>
@@ -1032,7 +1032,7 @@
       </w:pPr>
       <w:r>
         <w:rPr>
-          <w:rFonts w:ascii="Arial" w:cs="Arial" w:eastAsia="Arial" w:hAnsi="Arial"/>
+          <w:rFonts w:ascii="IBM Plex Sans" w:cs="IBM Plex Sans" w:eastAsia="IBM Plex Sans" w:hAnsi="IBM Plex Sans"/>
           <w:sz w:val="21"/>
           <w:szCs w:val="21"/>
         </w:rPr>
@@ -1052,7 +1052,7 @@
       </w:pPr>
       <w:r>
         <w:rPr>
-          <w:rFonts w:ascii="Arial" w:cs="Arial" w:eastAsia="Arial" w:hAnsi="Arial"/>
+          <w:rFonts w:ascii="IBM Plex Sans" w:cs="IBM Plex Sans" w:eastAsia="IBM Plex Sans" w:hAnsi="IBM Plex Sans"/>
           <w:b/>
           <w:bCs/>
           <w:sz w:val="20"/>
@@ -1062,7 +1062,7 @@
       </w:r>
       <w:r>
         <w:rPr>
-          <w:rFonts w:ascii="Arial" w:cs="Arial" w:eastAsia="Arial" w:hAnsi="Arial"/>
+          <w:rFonts w:ascii="IBM Plex Sans" w:cs="IBM Plex Sans" w:eastAsia="IBM Plex Sans" w:hAnsi="IBM Plex Sans"/>
           <w:sz w:val="20"/>
           <w:szCs w:val="20"/>
         </w:rPr>
@@ -1075,7 +1075,7 @@
       </w:pPr>
       <w:r>
         <w:rPr>
-          <w:rFonts w:ascii="Arial" w:cs="Arial" w:eastAsia="Arial" w:hAnsi="Arial"/>
+          <w:rFonts w:ascii="IBM Plex Sans" w:cs="IBM Plex Sans" w:eastAsia="IBM Plex Sans" w:hAnsi="IBM Plex Sans"/>
           <w:b/>
           <w:bCs/>
           <w:color w:val="1E3A5F"/>
@@ -1086,7 +1086,7 @@
       </w:r>
       <w:r>
         <w:rPr>
-          <w:rFonts w:ascii="Arial" w:cs="Arial" w:eastAsia="Arial" w:hAnsi="Arial"/>
+          <w:rFonts w:ascii="IBM Plex Sans" w:cs="IBM Plex Sans" w:eastAsia="IBM Plex Sans" w:hAnsi="IBM Plex Sans"/>
           <w:b/>
           <w:bCs/>
           <w:sz w:val="22"/>
@@ -1106,7 +1106,7 @@
       </w:pPr>
       <w:r>
         <w:rPr>
-          <w:rFonts w:ascii="Arial" w:cs="Arial" w:eastAsia="Arial" w:hAnsi="Arial"/>
+          <w:rFonts w:ascii="IBM Plex Sans" w:cs="IBM Plex Sans" w:eastAsia="IBM Plex Sans" w:hAnsi="IBM Plex Sans"/>
           <w:sz w:val="21"/>
           <w:szCs w:val="21"/>
         </w:rPr>
@@ -1124,7 +1124,7 @@
       </w:pPr>
       <w:r>
         <w:rPr>
-          <w:rFonts w:ascii="Arial" w:cs="Arial" w:eastAsia="Arial" w:hAnsi="Arial"/>
+          <w:rFonts w:ascii="IBM Plex Sans" w:cs="IBM Plex Sans" w:eastAsia="IBM Plex Sans" w:hAnsi="IBM Plex Sans"/>
           <w:sz w:val="21"/>
           <w:szCs w:val="21"/>
         </w:rPr>
@@ -1142,7 +1142,7 @@
       </w:pPr>
       <w:r>
         <w:rPr>
-          <w:rFonts w:ascii="Arial" w:cs="Arial" w:eastAsia="Arial" w:hAnsi="Arial"/>
+          <w:rFonts w:ascii="IBM Plex Sans" w:cs="IBM Plex Sans" w:eastAsia="IBM Plex Sans" w:hAnsi="IBM Plex Sans"/>
           <w:sz w:val="21"/>
           <w:szCs w:val="21"/>
         </w:rPr>
@@ -1155,7 +1155,7 @@
       </w:pPr>
       <w:r>
         <w:rPr>
-          <w:rFonts w:ascii="Arial" w:cs="Arial" w:eastAsia="Arial" w:hAnsi="Arial"/>
+          <w:rFonts w:ascii="IBM Plex Sans" w:cs="IBM Plex Sans" w:eastAsia="IBM Plex Sans" w:hAnsi="IBM Plex Sans"/>
           <w:b/>
           <w:bCs/>
           <w:color w:val="1E3A5F"/>
@@ -1166,7 +1166,7 @@
       </w:r>
       <w:r>
         <w:rPr>
-          <w:rFonts w:ascii="Arial" w:cs="Arial" w:eastAsia="Arial" w:hAnsi="Arial"/>
+          <w:rFonts w:ascii="IBM Plex Sans" w:cs="IBM Plex Sans" w:eastAsia="IBM Plex Sans" w:hAnsi="IBM Plex Sans"/>
           <w:b/>
           <w:bCs/>
           <w:sz w:val="22"/>
@@ -1186,7 +1186,7 @@
       </w:pPr>
       <w:r>
         <w:rPr>
-          <w:rFonts w:ascii="Arial" w:cs="Arial" w:eastAsia="Arial" w:hAnsi="Arial"/>
+          <w:rFonts w:ascii="IBM Plex Sans" w:cs="IBM Plex Sans" w:eastAsia="IBM Plex Sans" w:hAnsi="IBM Plex Sans"/>
           <w:sz w:val="21"/>
           <w:szCs w:val="21"/>
         </w:rPr>
@@ -1204,7 +1204,7 @@
       </w:pPr>
       <w:r>
         <w:rPr>
-          <w:rFonts w:ascii="Arial" w:cs="Arial" w:eastAsia="Arial" w:hAnsi="Arial"/>
+          <w:rFonts w:ascii="IBM Plex Sans" w:cs="IBM Plex Sans" w:eastAsia="IBM Plex Sans" w:hAnsi="IBM Plex Sans"/>
           <w:sz w:val="21"/>
           <w:szCs w:val="21"/>
         </w:rPr>
@@ -1222,7 +1222,7 @@
       </w:pPr>
       <w:r>
         <w:rPr>
-          <w:rFonts w:ascii="Arial" w:cs="Arial" w:eastAsia="Arial" w:hAnsi="Arial"/>
+          <w:rFonts w:ascii="IBM Plex Sans" w:cs="IBM Plex Sans" w:eastAsia="IBM Plex Sans" w:hAnsi="IBM Plex Sans"/>
           <w:sz w:val="21"/>
           <w:szCs w:val="21"/>
         </w:rPr>
@@ -1240,7 +1240,7 @@
       </w:pPr>
       <w:r>
         <w:rPr>
-          <w:rFonts w:ascii="Arial" w:cs="Arial" w:eastAsia="Arial" w:hAnsi="Arial"/>
+          <w:rFonts w:ascii="IBM Plex Sans" w:cs="IBM Plex Sans" w:eastAsia="IBM Plex Sans" w:hAnsi="IBM Plex Sans"/>
           <w:sz w:val="21"/>
           <w:szCs w:val="21"/>
         </w:rPr>
@@ -1260,7 +1260,7 @@
       </w:pPr>
       <w:r>
         <w:rPr>
-          <w:rFonts w:ascii="Arial" w:cs="Arial" w:eastAsia="Arial" w:hAnsi="Arial"/>
+          <w:rFonts w:ascii="IBM Plex Sans" w:cs="IBM Plex Sans" w:eastAsia="IBM Plex Sans" w:hAnsi="IBM Plex Sans"/>
           <w:b/>
           <w:bCs/>
           <w:sz w:val="20"/>
@@ -1270,7 +1270,7 @@
       </w:r>
       <w:r>
         <w:rPr>
-          <w:rFonts w:ascii="Arial" w:cs="Arial" w:eastAsia="Arial" w:hAnsi="Arial"/>
+          <w:rFonts w:ascii="IBM Plex Sans" w:cs="IBM Plex Sans" w:eastAsia="IBM Plex Sans" w:hAnsi="IBM Plex Sans"/>
           <w:sz w:val="20"/>
           <w:szCs w:val="20"/>
         </w:rPr>
@@ -1283,7 +1283,7 @@
       </w:pPr>
       <w:r>
         <w:rPr>
-          <w:rFonts w:ascii="Arial" w:cs="Arial" w:eastAsia="Arial" w:hAnsi="Arial"/>
+          <w:rFonts w:ascii="IBM Plex Sans" w:cs="IBM Plex Sans" w:eastAsia="IBM Plex Sans" w:hAnsi="IBM Plex Sans"/>
           <w:b/>
           <w:bCs/>
           <w:color w:val="1E3A5F"/>
@@ -1294,7 +1294,7 @@
       </w:r>
       <w:r>
         <w:rPr>
-          <w:rFonts w:ascii="Arial" w:cs="Arial" w:eastAsia="Arial" w:hAnsi="Arial"/>
+          <w:rFonts w:ascii="IBM Plex Sans" w:cs="IBM Plex Sans" w:eastAsia="IBM Plex Sans" w:hAnsi="IBM Plex Sans"/>
           <w:b/>
           <w:bCs/>
           <w:sz w:val="22"/>
@@ -1314,7 +1314,7 @@
       </w:pPr>
       <w:r>
         <w:rPr>
-          <w:rFonts w:ascii="Arial" w:cs="Arial" w:eastAsia="Arial" w:hAnsi="Arial"/>
+          <w:rFonts w:ascii="IBM Plex Sans" w:cs="IBM Plex Sans" w:eastAsia="IBM Plex Sans" w:hAnsi="IBM Plex Sans"/>
           <w:sz w:val="21"/>
           <w:szCs w:val="21"/>
         </w:rPr>
@@ -1332,7 +1332,7 @@
       </w:pPr>
       <w:r>
         <w:rPr>
-          <w:rFonts w:ascii="Arial" w:cs="Arial" w:eastAsia="Arial" w:hAnsi="Arial"/>
+          <w:rFonts w:ascii="IBM Plex Sans" w:cs="IBM Plex Sans" w:eastAsia="IBM Plex Sans" w:hAnsi="IBM Plex Sans"/>
           <w:sz w:val="21"/>
           <w:szCs w:val="21"/>
         </w:rPr>
@@ -1350,7 +1350,7 @@
       </w:pPr>
       <w:r>
         <w:rPr>
-          <w:rFonts w:ascii="Arial" w:cs="Arial" w:eastAsia="Arial" w:hAnsi="Arial"/>
+          <w:rFonts w:ascii="IBM Plex Sans" w:cs="IBM Plex Sans" w:eastAsia="IBM Plex Sans" w:hAnsi="IBM Plex Sans"/>
           <w:sz w:val="21"/>
           <w:szCs w:val="21"/>
         </w:rPr>
@@ -1363,7 +1363,7 @@
       </w:pPr>
       <w:r>
         <w:rPr>
-          <w:rFonts w:ascii="Arial" w:cs="Arial" w:eastAsia="Arial" w:hAnsi="Arial"/>
+          <w:rFonts w:ascii="IBM Plex Sans" w:cs="IBM Plex Sans" w:eastAsia="IBM Plex Sans" w:hAnsi="IBM Plex Sans"/>
           <w:b/>
           <w:bCs/>
           <w:color w:val="1E3A5F"/>
@@ -1374,7 +1374,7 @@
       </w:r>
       <w:r>
         <w:rPr>
-          <w:rFonts w:ascii="Arial" w:cs="Arial" w:eastAsia="Arial" w:hAnsi="Arial"/>
+          <w:rFonts w:ascii="IBM Plex Sans" w:cs="IBM Plex Sans" w:eastAsia="IBM Plex Sans" w:hAnsi="IBM Plex Sans"/>
           <w:b/>
           <w:bCs/>
           <w:sz w:val="22"/>
@@ -1394,7 +1394,7 @@
       </w:pPr>
       <w:r>
         <w:rPr>
-          <w:rFonts w:ascii="Arial" w:cs="Arial" w:eastAsia="Arial" w:hAnsi="Arial"/>
+          <w:rFonts w:ascii="IBM Plex Sans" w:cs="IBM Plex Sans" w:eastAsia="IBM Plex Sans" w:hAnsi="IBM Plex Sans"/>
           <w:sz w:val="21"/>
           <w:szCs w:val="21"/>
         </w:rPr>
@@ -1412,7 +1412,7 @@
       </w:pPr>
       <w:r>
         <w:rPr>
-          <w:rFonts w:ascii="Arial" w:cs="Arial" w:eastAsia="Arial" w:hAnsi="Arial"/>
+          <w:rFonts w:ascii="IBM Plex Sans" w:cs="IBM Plex Sans" w:eastAsia="IBM Plex Sans" w:hAnsi="IBM Plex Sans"/>
           <w:sz w:val="21"/>
           <w:szCs w:val="21"/>
         </w:rPr>
@@ -1430,7 +1430,7 @@
       </w:pPr>
       <w:r>
         <w:rPr>
-          <w:rFonts w:ascii="Arial" w:cs="Arial" w:eastAsia="Arial" w:hAnsi="Arial"/>
+          <w:rFonts w:ascii="IBM Plex Sans" w:cs="IBM Plex Sans" w:eastAsia="IBM Plex Sans" w:hAnsi="IBM Plex Sans"/>
           <w:sz w:val="21"/>
           <w:szCs w:val="21"/>
         </w:rPr>
@@ -1443,7 +1443,7 @@
       </w:pPr>
       <w:r>
         <w:rPr>
-          <w:rFonts w:ascii="Arial" w:cs="Arial" w:eastAsia="Arial" w:hAnsi="Arial"/>
+          <w:rFonts w:ascii="IBM Plex Sans" w:cs="IBM Plex Sans" w:eastAsia="IBM Plex Sans" w:hAnsi="IBM Plex Sans"/>
           <w:b/>
           <w:bCs/>
           <w:color w:val="1E3A5F"/>
@@ -1454,7 +1454,7 @@
       </w:r>
       <w:r>
         <w:rPr>
-          <w:rFonts w:ascii="Arial" w:cs="Arial" w:eastAsia="Arial" w:hAnsi="Arial"/>
+          <w:rFonts w:ascii="IBM Plex Sans" w:cs="IBM Plex Sans" w:eastAsia="IBM Plex Sans" w:hAnsi="IBM Plex Sans"/>
           <w:b/>
           <w:bCs/>
           <w:sz w:val="22"/>
@@ -1469,7 +1469,7 @@
       </w:pPr>
       <w:r>
         <w:rPr>
-          <w:rFonts w:ascii="Arial" w:cs="Arial" w:eastAsia="Arial" w:hAnsi="Arial"/>
+          <w:rFonts w:ascii="IBM Plex Sans" w:cs="IBM Plex Sans" w:eastAsia="IBM Plex Sans" w:hAnsi="IBM Plex Sans"/>
           <w:b/>
           <w:bCs/>
           <w:sz w:val="21"/>
@@ -1479,7 +1479,7 @@
       </w:r>
       <w:r>
         <w:rPr>
-          <w:rFonts w:ascii="Arial" w:cs="Arial" w:eastAsia="Arial" w:hAnsi="Arial"/>
+          <w:rFonts w:ascii="IBM Plex Sans" w:cs="IBM Plex Sans" w:eastAsia="IBM Plex Sans" w:hAnsi="IBM Plex Sans"/>
           <w:sz w:val="21"/>
           <w:szCs w:val="21"/>
         </w:rPr>
@@ -1499,7 +1499,7 @@
       </w:pPr>
       <w:r>
         <w:rPr>
-          <w:rFonts w:ascii="Arial" w:cs="Arial" w:eastAsia="Arial" w:hAnsi="Arial"/>
+          <w:rFonts w:ascii="IBM Plex Sans" w:cs="IBM Plex Sans" w:eastAsia="IBM Plex Sans" w:hAnsi="IBM Plex Sans"/>
           <w:b/>
           <w:bCs/>
           <w:sz w:val="20"/>
@@ -1509,7 +1509,7 @@
       </w:r>
       <w:r>
         <w:rPr>
-          <w:rFonts w:ascii="Arial" w:cs="Arial" w:eastAsia="Arial" w:hAnsi="Arial"/>
+          <w:rFonts w:ascii="IBM Plex Sans" w:cs="IBM Plex Sans" w:eastAsia="IBM Plex Sans" w:hAnsi="IBM Plex Sans"/>
           <w:sz w:val="20"/>
           <w:szCs w:val="20"/>
         </w:rPr>
@@ -1523,7 +1523,7 @@
       </w:pPr>
       <w:r>
         <w:rPr>
-          <w:rFonts w:ascii="Arial" w:cs="Arial" w:eastAsia="Arial" w:hAnsi="Arial"/>
+          <w:rFonts w:ascii="IBM Plex Sans" w:cs="IBM Plex Sans" w:eastAsia="IBM Plex Sans" w:hAnsi="IBM Plex Sans"/>
           <w:b/>
           <w:bCs/>
           <w:color w:val="1E3A5F"/>
@@ -1539,11 +1539,11 @@
       </w:pPr>
       <w:r>
         <w:rPr>
-          <w:rFonts w:ascii="Arial" w:cs="Arial" w:eastAsia="Arial" w:hAnsi="Arial"/>
+          <w:rFonts w:ascii="IBM Plex Sans" w:cs="IBM Plex Sans" w:eastAsia="IBM Plex Sans" w:hAnsi="IBM Plex Sans"/>
           <w:sz w:val="21"/>
           <w:szCs w:val="21"/>
         </w:rPr>
-        <w:t xml:space="preserve">El objetivo es que el dibujo venga de la aplicación en lugar de la cinta de papel. El telar ya tiene las seis bobinas de selección instaladas y funcionando: el sistema no las toca, sino que corta la señal del lector óptico que las comanda.</w:t>
+        <w:t xml:space="preserve">El objetivo es que el dibujo venga de la aplicación en lugar de la cinta de papel. El telar ya tiene las cuatro bobinas de selección instaladas y funcionando: el sistema no las toca, sino que corta la señal del lector óptico que las comanda.</w:t>
       </w:r>
     </w:p>
     <w:p>
@@ -1599,7 +1599,7 @@
       </w:pPr>
       <w:r>
         <w:rPr>
-          <w:rFonts w:ascii="Arial" w:cs="Arial" w:eastAsia="Arial" w:hAnsi="Arial"/>
+          <w:rFonts w:ascii="IBM Plex Sans" w:cs="IBM Plex Sans" w:eastAsia="IBM Plex Sans" w:hAnsi="IBM Plex Sans"/>
           <w:i/>
           <w:iCs/>
           <w:color w:val="3F4B5C"/>
@@ -1616,7 +1616,7 @@
       </w:pPr>
       <w:r>
         <w:rPr>
-          <w:rFonts w:ascii="Arial" w:cs="Arial" w:eastAsia="Arial" w:hAnsi="Arial"/>
+          <w:rFonts w:ascii="IBM Plex Sans" w:cs="IBM Plex Sans" w:eastAsia="IBM Plex Sans" w:hAnsi="IBM Plex Sans"/>
           <w:b/>
           <w:bCs/>
           <w:color w:val="1E3A5F"/>
@@ -1660,7 +1660,7 @@
           <w:p>
             <w:r>
               <w:rPr>
-                <w:rFonts w:ascii="Arial" w:cs="Arial" w:eastAsia="Arial" w:hAnsi="Arial"/>
+                <w:rFonts w:ascii="IBM Plex Sans" w:cs="IBM Plex Sans" w:eastAsia="IBM Plex Sans" w:hAnsi="IBM Plex Sans"/>
                 <w:b/>
                 <w:bCs/>
                 <w:color w:val="FFFFFF"/>
@@ -1685,7 +1685,7 @@
           <w:p>
             <w:r>
               <w:rPr>
-                <w:rFonts w:ascii="Arial" w:cs="Arial" w:eastAsia="Arial" w:hAnsi="Arial"/>
+                <w:rFonts w:ascii="IBM Plex Sans" w:cs="IBM Plex Sans" w:eastAsia="IBM Plex Sans" w:hAnsi="IBM Plex Sans"/>
                 <w:b/>
                 <w:bCs/>
                 <w:color w:val="FFFFFF"/>
@@ -1711,7 +1711,7 @@
           <w:p>
             <w:r>
               <w:rPr>
-                <w:rFonts w:ascii="Arial" w:cs="Arial" w:eastAsia="Arial" w:hAnsi="Arial"/>
+                <w:rFonts w:ascii="IBM Plex Sans" w:cs="IBM Plex Sans" w:eastAsia="IBM Plex Sans" w:hAnsi="IBM Plex Sans"/>
                 <w:sz w:val="17"/>
                 <w:szCs w:val="17"/>
               </w:rPr>
@@ -1732,7 +1732,7 @@
           <w:p>
             <w:r>
               <w:rPr>
-                <w:rFonts w:ascii="Arial" w:cs="Arial" w:eastAsia="Arial" w:hAnsi="Arial"/>
+                <w:rFonts w:ascii="IBM Plex Sans" w:cs="IBM Plex Sans" w:eastAsia="IBM Plex Sans" w:hAnsi="IBM Plex Sans"/>
                 <w:sz w:val="17"/>
                 <w:szCs w:val="17"/>
               </w:rPr>
@@ -1755,7 +1755,7 @@
           <w:p>
             <w:r>
               <w:rPr>
-                <w:rFonts w:ascii="Arial" w:cs="Arial" w:eastAsia="Arial" w:hAnsi="Arial"/>
+                <w:rFonts w:ascii="IBM Plex Sans" w:cs="IBM Plex Sans" w:eastAsia="IBM Plex Sans" w:hAnsi="IBM Plex Sans"/>
                 <w:sz w:val="17"/>
                 <w:szCs w:val="17"/>
               </w:rPr>
@@ -1776,7 +1776,7 @@
           <w:p>
             <w:r>
               <w:rPr>
-                <w:rFonts w:ascii="Arial" w:cs="Arial" w:eastAsia="Arial" w:hAnsi="Arial"/>
+                <w:rFonts w:ascii="IBM Plex Sans" w:cs="IBM Plex Sans" w:eastAsia="IBM Plex Sans" w:hAnsi="IBM Plex Sans"/>
                 <w:sz w:val="17"/>
                 <w:szCs w:val="17"/>
               </w:rPr>
@@ -1799,7 +1799,7 @@
           <w:p>
             <w:r>
               <w:rPr>
-                <w:rFonts w:ascii="Arial" w:cs="Arial" w:eastAsia="Arial" w:hAnsi="Arial"/>
+                <w:rFonts w:ascii="IBM Plex Sans" w:cs="IBM Plex Sans" w:eastAsia="IBM Plex Sans" w:hAnsi="IBM Plex Sans"/>
                 <w:sz w:val="17"/>
                 <w:szCs w:val="17"/>
               </w:rPr>
@@ -1820,7 +1820,7 @@
           <w:p>
             <w:r>
               <w:rPr>
-                <w:rFonts w:ascii="Arial" w:cs="Arial" w:eastAsia="Arial" w:hAnsi="Arial"/>
+                <w:rFonts w:ascii="IBM Plex Sans" w:cs="IBM Plex Sans" w:eastAsia="IBM Plex Sans" w:hAnsi="IBM Plex Sans"/>
                 <w:sz w:val="17"/>
                 <w:szCs w:val="17"/>
               </w:rPr>
@@ -1843,7 +1843,7 @@
           <w:p>
             <w:r>
               <w:rPr>
-                <w:rFonts w:ascii="Arial" w:cs="Arial" w:eastAsia="Arial" w:hAnsi="Arial"/>
+                <w:rFonts w:ascii="IBM Plex Sans" w:cs="IBM Plex Sans" w:eastAsia="IBM Plex Sans" w:hAnsi="IBM Plex Sans"/>
                 <w:sz w:val="17"/>
                 <w:szCs w:val="17"/>
               </w:rPr>
@@ -1864,7 +1864,7 @@
           <w:p>
             <w:r>
               <w:rPr>
-                <w:rFonts w:ascii="Arial" w:cs="Arial" w:eastAsia="Arial" w:hAnsi="Arial"/>
+                <w:rFonts w:ascii="IBM Plex Sans" w:cs="IBM Plex Sans" w:eastAsia="IBM Plex Sans" w:hAnsi="IBM Plex Sans"/>
                 <w:sz w:val="17"/>
                 <w:szCs w:val="17"/>
               </w:rPr>
@@ -1880,7 +1880,7 @@
       </w:pPr>
       <w:r>
         <w:rPr>
-          <w:rFonts w:ascii="Arial" w:cs="Arial" w:eastAsia="Arial" w:hAnsi="Arial"/>
+          <w:rFonts w:ascii="IBM Plex Sans" w:cs="IBM Plex Sans" w:eastAsia="IBM Plex Sans" w:hAnsi="IBM Plex Sans"/>
           <w:sz w:val="21"/>
           <w:szCs w:val="21"/>
         </w:rPr>
@@ -1894,7 +1894,7 @@
       </w:pPr>
       <w:r>
         <w:rPr>
-          <w:rFonts w:ascii="Arial" w:cs="Arial" w:eastAsia="Arial" w:hAnsi="Arial"/>
+          <w:rFonts w:ascii="IBM Plex Sans" w:cs="IBM Plex Sans" w:eastAsia="IBM Plex Sans" w:hAnsi="IBM Plex Sans"/>
           <w:b/>
           <w:bCs/>
           <w:color w:val="1E3A5F"/>
@@ -1910,7 +1910,7 @@
       </w:pPr>
       <w:r>
         <w:rPr>
-          <w:rFonts w:ascii="Arial" w:cs="Arial" w:eastAsia="Arial" w:hAnsi="Arial"/>
+          <w:rFonts w:ascii="IBM Plex Sans" w:cs="IBM Plex Sans" w:eastAsia="IBM Plex Sans" w:hAnsi="IBM Plex Sans"/>
           <w:b/>
           <w:bCs/>
           <w:color w:val="1E3A5F"/>
@@ -1921,7 +1921,7 @@
       </w:r>
       <w:r>
         <w:rPr>
-          <w:rFonts w:ascii="Arial" w:cs="Arial" w:eastAsia="Arial" w:hAnsi="Arial"/>
+          <w:rFonts w:ascii="IBM Plex Sans" w:cs="IBM Plex Sans" w:eastAsia="IBM Plex Sans" w:hAnsi="IBM Plex Sans"/>
           <w:b/>
           <w:bCs/>
           <w:sz w:val="22"/>
@@ -1936,7 +1936,7 @@
       </w:pPr>
       <w:r>
         <w:rPr>
-          <w:rFonts w:ascii="Arial" w:cs="Arial" w:eastAsia="Arial" w:hAnsi="Arial"/>
+          <w:rFonts w:ascii="IBM Plex Sans" w:cs="IBM Plex Sans" w:eastAsia="IBM Plex Sans" w:hAnsi="IBM Plex Sans"/>
           <w:sz w:val="21"/>
           <w:szCs w:val="21"/>
         </w:rPr>
@@ -1954,7 +1954,7 @@
       </w:pPr>
       <w:r>
         <w:rPr>
-          <w:rFonts w:ascii="Arial" w:cs="Arial" w:eastAsia="Arial" w:hAnsi="Arial"/>
+          <w:rFonts w:ascii="IBM Plex Sans" w:cs="IBM Plex Sans" w:eastAsia="IBM Plex Sans" w:hAnsi="IBM Plex Sans"/>
           <w:b/>
           <w:bCs/>
           <w:sz w:val="21"/>
@@ -1964,7 +1964,7 @@
       </w:r>
       <w:r>
         <w:rPr>
-          <w:rFonts w:ascii="Arial" w:cs="Arial" w:eastAsia="Arial" w:hAnsi="Arial"/>
+          <w:rFonts w:ascii="IBM Plex Sans" w:cs="IBM Plex Sans" w:eastAsia="IBM Plex Sans" w:hAnsi="IBM Plex Sans"/>
           <w:sz w:val="21"/>
           <w:szCs w:val="21"/>
         </w:rPr>
@@ -1982,7 +1982,7 @@
       </w:pPr>
       <w:r>
         <w:rPr>
-          <w:rFonts w:ascii="Arial" w:cs="Arial" w:eastAsia="Arial" w:hAnsi="Arial"/>
+          <w:rFonts w:ascii="IBM Plex Sans" w:cs="IBM Plex Sans" w:eastAsia="IBM Plex Sans" w:hAnsi="IBM Plex Sans"/>
           <w:b/>
           <w:bCs/>
           <w:sz w:val="21"/>
@@ -1992,7 +1992,7 @@
       </w:r>
       <w:r>
         <w:rPr>
-          <w:rFonts w:ascii="Arial" w:cs="Arial" w:eastAsia="Arial" w:hAnsi="Arial"/>
+          <w:rFonts w:ascii="IBM Plex Sans" w:cs="IBM Plex Sans" w:eastAsia="IBM Plex Sans" w:hAnsi="IBM Plex Sans"/>
           <w:sz w:val="21"/>
           <w:szCs w:val="21"/>
         </w:rPr>
@@ -2010,7 +2010,7 @@
       </w:pPr>
       <w:r>
         <w:rPr>
-          <w:rFonts w:ascii="Arial" w:cs="Arial" w:eastAsia="Arial" w:hAnsi="Arial"/>
+          <w:rFonts w:ascii="IBM Plex Sans" w:cs="IBM Plex Sans" w:eastAsia="IBM Plex Sans" w:hAnsi="IBM Plex Sans"/>
           <w:b/>
           <w:bCs/>
           <w:sz w:val="21"/>
@@ -2020,7 +2020,7 @@
       </w:r>
       <w:r>
         <w:rPr>
-          <w:rFonts w:ascii="Arial" w:cs="Arial" w:eastAsia="Arial" w:hAnsi="Arial"/>
+          <w:rFonts w:ascii="IBM Plex Sans" w:cs="IBM Plex Sans" w:eastAsia="IBM Plex Sans" w:hAnsi="IBM Plex Sans"/>
           <w:sz w:val="21"/>
           <w:szCs w:val="21"/>
         </w:rPr>
@@ -2040,7 +2040,7 @@
       </w:pPr>
       <w:r>
         <w:rPr>
-          <w:rFonts w:ascii="Arial" w:cs="Arial" w:eastAsia="Arial" w:hAnsi="Arial"/>
+          <w:rFonts w:ascii="IBM Plex Sans" w:cs="IBM Plex Sans" w:eastAsia="IBM Plex Sans" w:hAnsi="IBM Plex Sans"/>
           <w:b/>
           <w:bCs/>
           <w:sz w:val="20"/>
@@ -2050,7 +2050,7 @@
       </w:r>
       <w:r>
         <w:rPr>
-          <w:rFonts w:ascii="Arial" w:cs="Arial" w:eastAsia="Arial" w:hAnsi="Arial"/>
+          <w:rFonts w:ascii="IBM Plex Sans" w:cs="IBM Plex Sans" w:eastAsia="IBM Plex Sans" w:hAnsi="IBM Plex Sans"/>
           <w:sz w:val="20"/>
           <w:szCs w:val="20"/>
         </w:rPr>
@@ -2063,7 +2063,7 @@
       </w:pPr>
       <w:r>
         <w:rPr>
-          <w:rFonts w:ascii="Arial" w:cs="Arial" w:eastAsia="Arial" w:hAnsi="Arial"/>
+          <w:rFonts w:ascii="IBM Plex Sans" w:cs="IBM Plex Sans" w:eastAsia="IBM Plex Sans" w:hAnsi="IBM Plex Sans"/>
           <w:b/>
           <w:bCs/>
           <w:color w:val="1E3A5F"/>
@@ -2074,7 +2074,7 @@
       </w:r>
       <w:r>
         <w:rPr>
-          <w:rFonts w:ascii="Arial" w:cs="Arial" w:eastAsia="Arial" w:hAnsi="Arial"/>
+          <w:rFonts w:ascii="IBM Plex Sans" w:cs="IBM Plex Sans" w:eastAsia="IBM Plex Sans" w:hAnsi="IBM Plex Sans"/>
           <w:b/>
           <w:bCs/>
           <w:sz w:val="22"/>
@@ -2089,7 +2089,7 @@
       </w:pPr>
       <w:r>
         <w:rPr>
-          <w:rFonts w:ascii="Arial" w:cs="Arial" w:eastAsia="Arial" w:hAnsi="Arial"/>
+          <w:rFonts w:ascii="IBM Plex Sans" w:cs="IBM Plex Sans" w:eastAsia="IBM Plex Sans" w:hAnsi="IBM Plex Sans"/>
           <w:sz w:val="21"/>
           <w:szCs w:val="21"/>
         </w:rPr>
@@ -2131,7 +2131,7 @@
           <w:p>
             <w:r>
               <w:rPr>
-                <w:rFonts w:ascii="Arial" w:cs="Arial" w:eastAsia="Arial" w:hAnsi="Arial"/>
+                <w:rFonts w:ascii="IBM Plex Sans" w:cs="IBM Plex Sans" w:eastAsia="IBM Plex Sans" w:hAnsi="IBM Plex Sans"/>
                 <w:b/>
                 <w:bCs/>
                 <w:color w:val="FFFFFF"/>
@@ -2156,7 +2156,7 @@
           <w:p>
             <w:r>
               <w:rPr>
-                <w:rFonts w:ascii="Arial" w:cs="Arial" w:eastAsia="Arial" w:hAnsi="Arial"/>
+                <w:rFonts w:ascii="IBM Plex Sans" w:cs="IBM Plex Sans" w:eastAsia="IBM Plex Sans" w:hAnsi="IBM Plex Sans"/>
                 <w:b/>
                 <w:bCs/>
                 <w:color w:val="FFFFFF"/>
@@ -2181,7 +2181,7 @@
           <w:p>
             <w:r>
               <w:rPr>
-                <w:rFonts w:ascii="Arial" w:cs="Arial" w:eastAsia="Arial" w:hAnsi="Arial"/>
+                <w:rFonts w:ascii="IBM Plex Sans" w:cs="IBM Plex Sans" w:eastAsia="IBM Plex Sans" w:hAnsi="IBM Plex Sans"/>
                 <w:b/>
                 <w:bCs/>
                 <w:color w:val="FFFFFF"/>
@@ -2207,7 +2207,7 @@
           <w:p>
             <w:r>
               <w:rPr>
-                <w:rFonts w:ascii="Arial" w:cs="Arial" w:eastAsia="Arial" w:hAnsi="Arial"/>
+                <w:rFonts w:ascii="IBM Plex Sans" w:cs="IBM Plex Sans" w:eastAsia="IBM Plex Sans" w:hAnsi="IBM Plex Sans"/>
                 <w:sz w:val="17"/>
                 <w:szCs w:val="17"/>
               </w:rPr>
@@ -2228,7 +2228,7 @@
           <w:p>
             <w:r>
               <w:rPr>
-                <w:rFonts w:ascii="Arial" w:cs="Arial" w:eastAsia="Arial" w:hAnsi="Arial"/>
+                <w:rFonts w:ascii="IBM Plex Sans" w:cs="IBM Plex Sans" w:eastAsia="IBM Plex Sans" w:hAnsi="IBM Plex Sans"/>
                 <w:sz w:val="17"/>
                 <w:szCs w:val="17"/>
               </w:rPr>
@@ -2249,7 +2249,7 @@
           <w:p>
             <w:r>
               <w:rPr>
-                <w:rFonts w:ascii="Arial" w:cs="Arial" w:eastAsia="Arial" w:hAnsi="Arial"/>
+                <w:rFonts w:ascii="IBM Plex Sans" w:cs="IBM Plex Sans" w:eastAsia="IBM Plex Sans" w:hAnsi="IBM Plex Sans"/>
                 <w:sz w:val="17"/>
                 <w:szCs w:val="17"/>
               </w:rPr>
@@ -2272,7 +2272,7 @@
           <w:p>
             <w:r>
               <w:rPr>
-                <w:rFonts w:ascii="Arial" w:cs="Arial" w:eastAsia="Arial" w:hAnsi="Arial"/>
+                <w:rFonts w:ascii="IBM Plex Sans" w:cs="IBM Plex Sans" w:eastAsia="IBM Plex Sans" w:hAnsi="IBM Plex Sans"/>
                 <w:sz w:val="17"/>
                 <w:szCs w:val="17"/>
               </w:rPr>
@@ -2293,7 +2293,7 @@
           <w:p>
             <w:r>
               <w:rPr>
-                <w:rFonts w:ascii="Arial" w:cs="Arial" w:eastAsia="Arial" w:hAnsi="Arial"/>
+                <w:rFonts w:ascii="IBM Plex Sans" w:cs="IBM Plex Sans" w:eastAsia="IBM Plex Sans" w:hAnsi="IBM Plex Sans"/>
                 <w:sz w:val="17"/>
                 <w:szCs w:val="17"/>
               </w:rPr>
@@ -2314,7 +2314,7 @@
           <w:p>
             <w:r>
               <w:rPr>
-                <w:rFonts w:ascii="Arial" w:cs="Arial" w:eastAsia="Arial" w:hAnsi="Arial"/>
+                <w:rFonts w:ascii="IBM Plex Sans" w:cs="IBM Plex Sans" w:eastAsia="IBM Plex Sans" w:hAnsi="IBM Plex Sans"/>
                 <w:sz w:val="17"/>
                 <w:szCs w:val="17"/>
               </w:rPr>
@@ -2337,7 +2337,7 @@
           <w:p>
             <w:r>
               <w:rPr>
-                <w:rFonts w:ascii="Arial" w:cs="Arial" w:eastAsia="Arial" w:hAnsi="Arial"/>
+                <w:rFonts w:ascii="IBM Plex Sans" w:cs="IBM Plex Sans" w:eastAsia="IBM Plex Sans" w:hAnsi="IBM Plex Sans"/>
                 <w:sz w:val="17"/>
                 <w:szCs w:val="17"/>
               </w:rPr>
@@ -2358,7 +2358,7 @@
           <w:p>
             <w:r>
               <w:rPr>
-                <w:rFonts w:ascii="Arial" w:cs="Arial" w:eastAsia="Arial" w:hAnsi="Arial"/>
+                <w:rFonts w:ascii="IBM Plex Sans" w:cs="IBM Plex Sans" w:eastAsia="IBM Plex Sans" w:hAnsi="IBM Plex Sans"/>
                 <w:sz w:val="17"/>
                 <w:szCs w:val="17"/>
               </w:rPr>
@@ -2379,7 +2379,7 @@
           <w:p>
             <w:r>
               <w:rPr>
-                <w:rFonts w:ascii="Arial" w:cs="Arial" w:eastAsia="Arial" w:hAnsi="Arial"/>
+                <w:rFonts w:ascii="IBM Plex Sans" w:cs="IBM Plex Sans" w:eastAsia="IBM Plex Sans" w:hAnsi="IBM Plex Sans"/>
                 <w:sz w:val="17"/>
                 <w:szCs w:val="17"/>
               </w:rPr>
@@ -2402,7 +2402,7 @@
           <w:p>
             <w:r>
               <w:rPr>
-                <w:rFonts w:ascii="Arial" w:cs="Arial" w:eastAsia="Arial" w:hAnsi="Arial"/>
+                <w:rFonts w:ascii="IBM Plex Sans" w:cs="IBM Plex Sans" w:eastAsia="IBM Plex Sans" w:hAnsi="IBM Plex Sans"/>
                 <w:sz w:val="17"/>
                 <w:szCs w:val="17"/>
               </w:rPr>
@@ -2423,7 +2423,7 @@
           <w:p>
             <w:r>
               <w:rPr>
-                <w:rFonts w:ascii="Arial" w:cs="Arial" w:eastAsia="Arial" w:hAnsi="Arial"/>
+                <w:rFonts w:ascii="IBM Plex Sans" w:cs="IBM Plex Sans" w:eastAsia="IBM Plex Sans" w:hAnsi="IBM Plex Sans"/>
                 <w:sz w:val="17"/>
                 <w:szCs w:val="17"/>
               </w:rPr>
@@ -2444,7 +2444,7 @@
           <w:p>
             <w:r>
               <w:rPr>
-                <w:rFonts w:ascii="Arial" w:cs="Arial" w:eastAsia="Arial" w:hAnsi="Arial"/>
+                <w:rFonts w:ascii="IBM Plex Sans" w:cs="IBM Plex Sans" w:eastAsia="IBM Plex Sans" w:hAnsi="IBM Plex Sans"/>
                 <w:sz w:val="17"/>
                 <w:szCs w:val="17"/>
               </w:rPr>
@@ -2460,7 +2460,7 @@
       </w:pPr>
       <w:r>
         <w:rPr>
-          <w:rFonts w:ascii="Arial" w:cs="Arial" w:eastAsia="Arial" w:hAnsi="Arial"/>
+          <w:rFonts w:ascii="IBM Plex Sans" w:cs="IBM Plex Sans" w:eastAsia="IBM Plex Sans" w:hAnsi="IBM Plex Sans"/>
           <w:sz w:val="21"/>
           <w:szCs w:val="21"/>
         </w:rPr>
@@ -2473,7 +2473,7 @@
       </w:pPr>
       <w:r>
         <w:rPr>
-          <w:rFonts w:ascii="Arial" w:cs="Arial" w:eastAsia="Arial" w:hAnsi="Arial"/>
+          <w:rFonts w:ascii="IBM Plex Sans" w:cs="IBM Plex Sans" w:eastAsia="IBM Plex Sans" w:hAnsi="IBM Plex Sans"/>
           <w:b/>
           <w:bCs/>
           <w:color w:val="1E3A5F"/>
@@ -2484,7 +2484,7 @@
       </w:r>
       <w:r>
         <w:rPr>
-          <w:rFonts w:ascii="Arial" w:cs="Arial" w:eastAsia="Arial" w:hAnsi="Arial"/>
+          <w:rFonts w:ascii="IBM Plex Sans" w:cs="IBM Plex Sans" w:eastAsia="IBM Plex Sans" w:hAnsi="IBM Plex Sans"/>
           <w:b/>
           <w:bCs/>
           <w:sz w:val="22"/>
@@ -2504,11 +2504,11 @@
       </w:pPr>
       <w:r>
         <w:rPr>
-          <w:rFonts w:ascii="Arial" w:cs="Arial" w:eastAsia="Arial" w:hAnsi="Arial"/>
+          <w:rFonts w:ascii="IBM Plex Sans" w:cs="IBM Plex Sans" w:eastAsia="IBM Plex Sans" w:hAnsi="IBM Plex Sans"/>
           <w:sz w:val="21"/>
           <w:szCs w:val="21"/>
         </w:rPr>
-        <w:t xml:space="preserve">Pin del microcontrolador, a través de la resistencia de 330 Ω, a la pata 1. Los pines 18, 19, 21, 22, 23 y 4 están libres y sirven para los seis canales.</w:t>
+        <w:t xml:space="preserve">Pin del microcontrolador, a través de la resistencia de 330 Ω, a la pata 1. Los pines 18, 19, 21, 22, 23 y 4 están libres y sirven para los cuatro canales.</w:t>
       </w:r>
     </w:p>
     <w:p>
@@ -2522,7 +2522,7 @@
       </w:pPr>
       <w:r>
         <w:rPr>
-          <w:rFonts w:ascii="Arial" w:cs="Arial" w:eastAsia="Arial" w:hAnsi="Arial"/>
+          <w:rFonts w:ascii="IBM Plex Sans" w:cs="IBM Plex Sans" w:eastAsia="IBM Plex Sans" w:hAnsi="IBM Plex Sans"/>
           <w:sz w:val="21"/>
           <w:szCs w:val="21"/>
         </w:rPr>
@@ -2540,7 +2540,7 @@
       </w:pPr>
       <w:r>
         <w:rPr>
-          <w:rFonts w:ascii="Arial" w:cs="Arial" w:eastAsia="Arial" w:hAnsi="Arial"/>
+          <w:rFonts w:ascii="IBM Plex Sans" w:cs="IBM Plex Sans" w:eastAsia="IBM Plex Sans" w:hAnsi="IBM Plex Sans"/>
           <w:sz w:val="21"/>
           <w:szCs w:val="21"/>
         </w:rPr>
@@ -2553,7 +2553,7 @@
       </w:pPr>
       <w:r>
         <w:rPr>
-          <w:rFonts w:ascii="Arial" w:cs="Arial" w:eastAsia="Arial" w:hAnsi="Arial"/>
+          <w:rFonts w:ascii="IBM Plex Sans" w:cs="IBM Plex Sans" w:eastAsia="IBM Plex Sans" w:hAnsi="IBM Plex Sans"/>
           <w:b/>
           <w:bCs/>
           <w:sz w:val="21"/>
@@ -2563,7 +2563,7 @@
       </w:r>
       <w:r>
         <w:rPr>
-          <w:rFonts w:ascii="Arial" w:cs="Arial" w:eastAsia="Arial" w:hAnsi="Arial"/>
+          <w:rFonts w:ascii="IBM Plex Sans" w:cs="IBM Plex Sans" w:eastAsia="IBM Plex Sans" w:hAnsi="IBM Plex Sans"/>
           <w:sz w:val="21"/>
           <w:szCs w:val="21"/>
         </w:rPr>
@@ -2576,7 +2576,7 @@
       </w:pPr>
       <w:r>
         <w:rPr>
-          <w:rFonts w:ascii="Arial" w:cs="Arial" w:eastAsia="Arial" w:hAnsi="Arial"/>
+          <w:rFonts w:ascii="IBM Plex Sans" w:cs="IBM Plex Sans" w:eastAsia="IBM Plex Sans" w:hAnsi="IBM Plex Sans"/>
           <w:b/>
           <w:bCs/>
           <w:color w:val="1E3A5F"/>
@@ -2587,7 +2587,7 @@
       </w:r>
       <w:r>
         <w:rPr>
-          <w:rFonts w:ascii="Arial" w:cs="Arial" w:eastAsia="Arial" w:hAnsi="Arial"/>
+          <w:rFonts w:ascii="IBM Plex Sans" w:cs="IBM Plex Sans" w:eastAsia="IBM Plex Sans" w:hAnsi="IBM Plex Sans"/>
           <w:b/>
           <w:bCs/>
           <w:sz w:val="22"/>
@@ -2602,7 +2602,7 @@
       </w:pPr>
       <w:r>
         <w:rPr>
-          <w:rFonts w:ascii="Arial" w:cs="Arial" w:eastAsia="Arial" w:hAnsi="Arial"/>
+          <w:rFonts w:ascii="IBM Plex Sans" w:cs="IBM Plex Sans" w:eastAsia="IBM Plex Sans" w:hAnsi="IBM Plex Sans"/>
           <w:sz w:val="21"/>
           <w:szCs w:val="21"/>
         </w:rPr>
@@ -2644,7 +2644,7 @@
           <w:p>
             <w:r>
               <w:rPr>
-                <w:rFonts w:ascii="Arial" w:cs="Arial" w:eastAsia="Arial" w:hAnsi="Arial"/>
+                <w:rFonts w:ascii="IBM Plex Sans" w:cs="IBM Plex Sans" w:eastAsia="IBM Plex Sans" w:hAnsi="IBM Plex Sans"/>
                 <w:b/>
                 <w:bCs/>
                 <w:color w:val="FFFFFF"/>
@@ -2669,7 +2669,7 @@
           <w:p>
             <w:r>
               <w:rPr>
-                <w:rFonts w:ascii="Arial" w:cs="Arial" w:eastAsia="Arial" w:hAnsi="Arial"/>
+                <w:rFonts w:ascii="IBM Plex Sans" w:cs="IBM Plex Sans" w:eastAsia="IBM Plex Sans" w:hAnsi="IBM Plex Sans"/>
                 <w:b/>
                 <w:bCs/>
                 <w:color w:val="FFFFFF"/>
@@ -2694,7 +2694,7 @@
           <w:p>
             <w:r>
               <w:rPr>
-                <w:rFonts w:ascii="Arial" w:cs="Arial" w:eastAsia="Arial" w:hAnsi="Arial"/>
+                <w:rFonts w:ascii="IBM Plex Sans" w:cs="IBM Plex Sans" w:eastAsia="IBM Plex Sans" w:hAnsi="IBM Plex Sans"/>
                 <w:b/>
                 <w:bCs/>
                 <w:color w:val="FFFFFF"/>
@@ -2720,7 +2720,7 @@
           <w:p>
             <w:r>
               <w:rPr>
-                <w:rFonts w:ascii="Arial" w:cs="Arial" w:eastAsia="Arial" w:hAnsi="Arial"/>
+                <w:rFonts w:ascii="IBM Plex Sans" w:cs="IBM Plex Sans" w:eastAsia="IBM Plex Sans" w:hAnsi="IBM Plex Sans"/>
                 <w:sz w:val="17"/>
                 <w:szCs w:val="17"/>
               </w:rPr>
@@ -2741,7 +2741,7 @@
           <w:p>
             <w:r>
               <w:rPr>
-                <w:rFonts w:ascii="Arial" w:cs="Arial" w:eastAsia="Arial" w:hAnsi="Arial"/>
+                <w:rFonts w:ascii="IBM Plex Sans" w:cs="IBM Plex Sans" w:eastAsia="IBM Plex Sans" w:hAnsi="IBM Plex Sans"/>
                 <w:sz w:val="17"/>
                 <w:szCs w:val="17"/>
               </w:rPr>
@@ -2762,7 +2762,7 @@
           <w:p>
             <w:r>
               <w:rPr>
-                <w:rFonts w:ascii="Arial" w:cs="Arial" w:eastAsia="Arial" w:hAnsi="Arial"/>
+                <w:rFonts w:ascii="IBM Plex Sans" w:cs="IBM Plex Sans" w:eastAsia="IBM Plex Sans" w:hAnsi="IBM Plex Sans"/>
                 <w:sz w:val="17"/>
                 <w:szCs w:val="17"/>
               </w:rPr>
@@ -2785,7 +2785,7 @@
           <w:p>
             <w:r>
               <w:rPr>
-                <w:rFonts w:ascii="Arial" w:cs="Arial" w:eastAsia="Arial" w:hAnsi="Arial"/>
+                <w:rFonts w:ascii="IBM Plex Sans" w:cs="IBM Plex Sans" w:eastAsia="IBM Plex Sans" w:hAnsi="IBM Plex Sans"/>
                 <w:sz w:val="17"/>
                 <w:szCs w:val="17"/>
               </w:rPr>
@@ -2806,7 +2806,7 @@
           <w:p>
             <w:r>
               <w:rPr>
-                <w:rFonts w:ascii="Arial" w:cs="Arial" w:eastAsia="Arial" w:hAnsi="Arial"/>
+                <w:rFonts w:ascii="IBM Plex Sans" w:cs="IBM Plex Sans" w:eastAsia="IBM Plex Sans" w:hAnsi="IBM Plex Sans"/>
                 <w:sz w:val="17"/>
                 <w:szCs w:val="17"/>
               </w:rPr>
@@ -2827,7 +2827,7 @@
           <w:p>
             <w:r>
               <w:rPr>
-                <w:rFonts w:ascii="Arial" w:cs="Arial" w:eastAsia="Arial" w:hAnsi="Arial"/>
+                <w:rFonts w:ascii="IBM Plex Sans" w:cs="IBM Plex Sans" w:eastAsia="IBM Plex Sans" w:hAnsi="IBM Plex Sans"/>
                 <w:sz w:val="17"/>
                 <w:szCs w:val="17"/>
               </w:rPr>
@@ -2850,7 +2850,7 @@
       </w:pPr>
       <w:r>
         <w:rPr>
-          <w:rFonts w:ascii="Arial" w:cs="Arial" w:eastAsia="Arial" w:hAnsi="Arial"/>
+          <w:rFonts w:ascii="IBM Plex Sans" w:cs="IBM Plex Sans" w:eastAsia="IBM Plex Sans" w:hAnsi="IBM Plex Sans"/>
           <w:b/>
           <w:bCs/>
           <w:sz w:val="20"/>
@@ -2860,7 +2860,7 @@
       </w:r>
       <w:r>
         <w:rPr>
-          <w:rFonts w:ascii="Arial" w:cs="Arial" w:eastAsia="Arial" w:hAnsi="Arial"/>
+          <w:rFonts w:ascii="IBM Plex Sans" w:cs="IBM Plex Sans" w:eastAsia="IBM Plex Sans" w:hAnsi="IBM Plex Sans"/>
           <w:sz w:val="20"/>
           <w:szCs w:val="20"/>
         </w:rPr>
@@ -2873,7 +2873,7 @@
       </w:pPr>
       <w:r>
         <w:rPr>
-          <w:rFonts w:ascii="Arial" w:cs="Arial" w:eastAsia="Arial" w:hAnsi="Arial"/>
+          <w:rFonts w:ascii="IBM Plex Sans" w:cs="IBM Plex Sans" w:eastAsia="IBM Plex Sans" w:hAnsi="IBM Plex Sans"/>
           <w:b/>
           <w:bCs/>
           <w:color w:val="1E3A5F"/>
@@ -2884,7 +2884,7 @@
       </w:r>
       <w:r>
         <w:rPr>
-          <w:rFonts w:ascii="Arial" w:cs="Arial" w:eastAsia="Arial" w:hAnsi="Arial"/>
+          <w:rFonts w:ascii="IBM Plex Sans" w:cs="IBM Plex Sans" w:eastAsia="IBM Plex Sans" w:hAnsi="IBM Plex Sans"/>
           <w:b/>
           <w:bCs/>
           <w:sz w:val="22"/>
@@ -2899,7 +2899,7 @@
       </w:pPr>
       <w:r>
         <w:rPr>
-          <w:rFonts w:ascii="Arial" w:cs="Arial" w:eastAsia="Arial" w:hAnsi="Arial"/>
+          <w:rFonts w:ascii="IBM Plex Sans" w:cs="IBM Plex Sans" w:eastAsia="IBM Plex Sans" w:hAnsi="IBM Plex Sans"/>
           <w:sz w:val="21"/>
           <w:szCs w:val="21"/>
         </w:rPr>
@@ -2919,7 +2919,7 @@
       </w:pPr>
       <w:r>
         <w:rPr>
-          <w:rFonts w:ascii="Arial" w:cs="Arial" w:eastAsia="Arial" w:hAnsi="Arial"/>
+          <w:rFonts w:ascii="IBM Plex Sans" w:cs="IBM Plex Sans" w:eastAsia="IBM Plex Sans" w:hAnsi="IBM Plex Sans"/>
           <w:b/>
           <w:bCs/>
           <w:sz w:val="20"/>
@@ -2929,7 +2929,7 @@
       </w:r>
       <w:r>
         <w:rPr>
-          <w:rFonts w:ascii="Arial" w:cs="Arial" w:eastAsia="Arial" w:hAnsi="Arial"/>
+          <w:rFonts w:ascii="IBM Plex Sans" w:cs="IBM Plex Sans" w:eastAsia="IBM Plex Sans" w:hAnsi="IBM Plex Sans"/>
           <w:sz w:val="20"/>
           <w:szCs w:val="20"/>
         </w:rPr>
@@ -2942,7 +2942,7 @@
       </w:pPr>
       <w:r>
         <w:rPr>
-          <w:rFonts w:ascii="Arial" w:cs="Arial" w:eastAsia="Arial" w:hAnsi="Arial"/>
+          <w:rFonts w:ascii="IBM Plex Sans" w:cs="IBM Plex Sans" w:eastAsia="IBM Plex Sans" w:hAnsi="IBM Plex Sans"/>
           <w:b/>
           <w:bCs/>
           <w:color w:val="1E3A5F"/>
@@ -2953,7 +2953,7 @@
       </w:r>
       <w:r>
         <w:rPr>
-          <w:rFonts w:ascii="Arial" w:cs="Arial" w:eastAsia="Arial" w:hAnsi="Arial"/>
+          <w:rFonts w:ascii="IBM Plex Sans" w:cs="IBM Plex Sans" w:eastAsia="IBM Plex Sans" w:hAnsi="IBM Plex Sans"/>
           <w:b/>
           <w:bCs/>
           <w:sz w:val="22"/>
@@ -2973,7 +2973,7 @@
       </w:pPr>
       <w:r>
         <w:rPr>
-          <w:rFonts w:ascii="Arial" w:cs="Arial" w:eastAsia="Arial" w:hAnsi="Arial"/>
+          <w:rFonts w:ascii="IBM Plex Sans" w:cs="IBM Plex Sans" w:eastAsia="IBM Plex Sans" w:hAnsi="IBM Plex Sans"/>
           <w:sz w:val="21"/>
           <w:szCs w:val="21"/>
         </w:rPr>
@@ -2991,7 +2991,7 @@
       </w:pPr>
       <w:r>
         <w:rPr>
-          <w:rFonts w:ascii="Arial" w:cs="Arial" w:eastAsia="Arial" w:hAnsi="Arial"/>
+          <w:rFonts w:ascii="IBM Plex Sans" w:cs="IBM Plex Sans" w:eastAsia="IBM Plex Sans" w:hAnsi="IBM Plex Sans"/>
           <w:sz w:val="21"/>
           <w:szCs w:val="21"/>
         </w:rPr>
@@ -3009,7 +3009,7 @@
       </w:pPr>
       <w:r>
         <w:rPr>
-          <w:rFonts w:ascii="Arial" w:cs="Arial" w:eastAsia="Arial" w:hAnsi="Arial"/>
+          <w:rFonts w:ascii="IBM Plex Sans" w:cs="IBM Plex Sans" w:eastAsia="IBM Plex Sans" w:hAnsi="IBM Plex Sans"/>
           <w:sz w:val="21"/>
           <w:szCs w:val="21"/>
         </w:rPr>
@@ -3022,7 +3022,7 @@
       </w:pPr>
       <w:r>
         <w:rPr>
-          <w:rFonts w:ascii="Arial" w:cs="Arial" w:eastAsia="Arial" w:hAnsi="Arial"/>
+          <w:rFonts w:ascii="IBM Plex Sans" w:cs="IBM Plex Sans" w:eastAsia="IBM Plex Sans" w:hAnsi="IBM Plex Sans"/>
           <w:b/>
           <w:bCs/>
           <w:color w:val="1E3A5F"/>
@@ -3033,7 +3033,7 @@
       </w:r>
       <w:r>
         <w:rPr>
-          <w:rFonts w:ascii="Arial" w:cs="Arial" w:eastAsia="Arial" w:hAnsi="Arial"/>
+          <w:rFonts w:ascii="IBM Plex Sans" w:cs="IBM Plex Sans" w:eastAsia="IBM Plex Sans" w:hAnsi="IBM Plex Sans"/>
           <w:b/>
           <w:bCs/>
           <w:sz w:val="22"/>
@@ -3048,7 +3048,7 @@
       </w:pPr>
       <w:r>
         <w:rPr>
-          <w:rFonts w:ascii="Arial" w:cs="Arial" w:eastAsia="Arial" w:hAnsi="Arial"/>
+          <w:rFonts w:ascii="IBM Plex Sans" w:cs="IBM Plex Sans" w:eastAsia="IBM Plex Sans" w:hAnsi="IBM Plex Sans"/>
           <w:sz w:val="21"/>
           <w:szCs w:val="21"/>
         </w:rPr>
@@ -3062,7 +3062,7 @@
       </w:pPr>
       <w:r>
         <w:rPr>
-          <w:rFonts w:ascii="Arial" w:cs="Arial" w:eastAsia="Arial" w:hAnsi="Arial"/>
+          <w:rFonts w:ascii="IBM Plex Sans" w:cs="IBM Plex Sans" w:eastAsia="IBM Plex Sans" w:hAnsi="IBM Plex Sans"/>
           <w:b/>
           <w:bCs/>
           <w:color w:val="1E3A5F"/>
@@ -3078,7 +3078,7 @@
       </w:pPr>
       <w:r>
         <w:rPr>
-          <w:rFonts w:ascii="Arial" w:cs="Arial" w:eastAsia="Arial" w:hAnsi="Arial"/>
+          <w:rFonts w:ascii="IBM Plex Sans" w:cs="IBM Plex Sans" w:eastAsia="IBM Plex Sans" w:hAnsi="IBM Plex Sans"/>
           <w:sz w:val="21"/>
           <w:szCs w:val="21"/>
         </w:rPr>
@@ -3092,7 +3092,7 @@
       </w:pPr>
       <w:r>
         <w:rPr>
-          <w:rFonts w:ascii="Arial" w:cs="Arial" w:eastAsia="Arial" w:hAnsi="Arial"/>
+          <w:rFonts w:ascii="IBM Plex Sans" w:cs="IBM Plex Sans" w:eastAsia="IBM Plex Sans" w:hAnsi="IBM Plex Sans"/>
           <w:b/>
           <w:bCs/>
           <w:color w:val="1E3A5F"/>
@@ -3137,7 +3137,7 @@
           <w:p>
             <w:r>
               <w:rPr>
-                <w:rFonts w:ascii="Arial" w:cs="Arial" w:eastAsia="Arial" w:hAnsi="Arial"/>
+                <w:rFonts w:ascii="IBM Plex Sans" w:cs="IBM Plex Sans" w:eastAsia="IBM Plex Sans" w:hAnsi="IBM Plex Sans"/>
                 <w:b/>
                 <w:bCs/>
                 <w:color w:val="FFFFFF"/>
@@ -3162,7 +3162,7 @@
           <w:p>
             <w:r>
               <w:rPr>
-                <w:rFonts w:ascii="Arial" w:cs="Arial" w:eastAsia="Arial" w:hAnsi="Arial"/>
+                <w:rFonts w:ascii="IBM Plex Sans" w:cs="IBM Plex Sans" w:eastAsia="IBM Plex Sans" w:hAnsi="IBM Plex Sans"/>
                 <w:b/>
                 <w:bCs/>
                 <w:color w:val="FFFFFF"/>
@@ -3187,7 +3187,7 @@
           <w:p>
             <w:r>
               <w:rPr>
-                <w:rFonts w:ascii="Arial" w:cs="Arial" w:eastAsia="Arial" w:hAnsi="Arial"/>
+                <w:rFonts w:ascii="IBM Plex Sans" w:cs="IBM Plex Sans" w:eastAsia="IBM Plex Sans" w:hAnsi="IBM Plex Sans"/>
                 <w:b/>
                 <w:bCs/>
                 <w:color w:val="FFFFFF"/>
@@ -3213,7 +3213,7 @@
           <w:p>
             <w:r>
               <w:rPr>
-                <w:rFonts w:ascii="Arial" w:cs="Arial" w:eastAsia="Arial" w:hAnsi="Arial"/>
+                <w:rFonts w:ascii="IBM Plex Sans" w:cs="IBM Plex Sans" w:eastAsia="IBM Plex Sans" w:hAnsi="IBM Plex Sans"/>
                 <w:sz w:val="17"/>
                 <w:szCs w:val="17"/>
               </w:rPr>
@@ -3234,7 +3234,7 @@
           <w:p>
             <w:r>
               <w:rPr>
-                <w:rFonts w:ascii="Arial" w:cs="Arial" w:eastAsia="Arial" w:hAnsi="Arial"/>
+                <w:rFonts w:ascii="IBM Plex Sans" w:cs="IBM Plex Sans" w:eastAsia="IBM Plex Sans" w:hAnsi="IBM Plex Sans"/>
                 <w:sz w:val="17"/>
                 <w:szCs w:val="17"/>
               </w:rPr>
@@ -3255,7 +3255,7 @@
           <w:p>
             <w:r>
               <w:rPr>
-                <w:rFonts w:ascii="Arial" w:cs="Arial" w:eastAsia="Arial" w:hAnsi="Arial"/>
+                <w:rFonts w:ascii="IBM Plex Sans" w:cs="IBM Plex Sans" w:eastAsia="IBM Plex Sans" w:hAnsi="IBM Plex Sans"/>
                 <w:sz w:val="17"/>
                 <w:szCs w:val="17"/>
               </w:rPr>
@@ -3278,7 +3278,7 @@
           <w:p>
             <w:r>
               <w:rPr>
-                <w:rFonts w:ascii="Arial" w:cs="Arial" w:eastAsia="Arial" w:hAnsi="Arial"/>
+                <w:rFonts w:ascii="IBM Plex Sans" w:cs="IBM Plex Sans" w:eastAsia="IBM Plex Sans" w:hAnsi="IBM Plex Sans"/>
                 <w:sz w:val="17"/>
                 <w:szCs w:val="17"/>
               </w:rPr>
@@ -3299,7 +3299,7 @@
           <w:p>
             <w:r>
               <w:rPr>
-                <w:rFonts w:ascii="Arial" w:cs="Arial" w:eastAsia="Arial" w:hAnsi="Arial"/>
+                <w:rFonts w:ascii="IBM Plex Sans" w:cs="IBM Plex Sans" w:eastAsia="IBM Plex Sans" w:hAnsi="IBM Plex Sans"/>
                 <w:sz w:val="17"/>
                 <w:szCs w:val="17"/>
               </w:rPr>
@@ -3320,7 +3320,7 @@
           <w:p>
             <w:r>
               <w:rPr>
-                <w:rFonts w:ascii="Arial" w:cs="Arial" w:eastAsia="Arial" w:hAnsi="Arial"/>
+                <w:rFonts w:ascii="IBM Plex Sans" w:cs="IBM Plex Sans" w:eastAsia="IBM Plex Sans" w:hAnsi="IBM Plex Sans"/>
                 <w:sz w:val="17"/>
                 <w:szCs w:val="17"/>
               </w:rPr>
@@ -3343,7 +3343,7 @@
           <w:p>
             <w:r>
               <w:rPr>
-                <w:rFonts w:ascii="Arial" w:cs="Arial" w:eastAsia="Arial" w:hAnsi="Arial"/>
+                <w:rFonts w:ascii="IBM Plex Sans" w:cs="IBM Plex Sans" w:eastAsia="IBM Plex Sans" w:hAnsi="IBM Plex Sans"/>
                 <w:sz w:val="17"/>
                 <w:szCs w:val="17"/>
               </w:rPr>
@@ -3364,7 +3364,7 @@
           <w:p>
             <w:r>
               <w:rPr>
-                <w:rFonts w:ascii="Arial" w:cs="Arial" w:eastAsia="Arial" w:hAnsi="Arial"/>
+                <w:rFonts w:ascii="IBM Plex Sans" w:cs="IBM Plex Sans" w:eastAsia="IBM Plex Sans" w:hAnsi="IBM Plex Sans"/>
                 <w:sz w:val="17"/>
                 <w:szCs w:val="17"/>
               </w:rPr>
@@ -3385,7 +3385,7 @@
           <w:p>
             <w:r>
               <w:rPr>
-                <w:rFonts w:ascii="Arial" w:cs="Arial" w:eastAsia="Arial" w:hAnsi="Arial"/>
+                <w:rFonts w:ascii="IBM Plex Sans" w:cs="IBM Plex Sans" w:eastAsia="IBM Plex Sans" w:hAnsi="IBM Plex Sans"/>
                 <w:sz w:val="17"/>
                 <w:szCs w:val="17"/>
               </w:rPr>
@@ -3408,7 +3408,7 @@
           <w:p>
             <w:r>
               <w:rPr>
-                <w:rFonts w:ascii="Arial" w:cs="Arial" w:eastAsia="Arial" w:hAnsi="Arial"/>
+                <w:rFonts w:ascii="IBM Plex Sans" w:cs="IBM Plex Sans" w:eastAsia="IBM Plex Sans" w:hAnsi="IBM Plex Sans"/>
                 <w:sz w:val="17"/>
                 <w:szCs w:val="17"/>
               </w:rPr>
@@ -3429,7 +3429,7 @@
           <w:p>
             <w:r>
               <w:rPr>
-                <w:rFonts w:ascii="Arial" w:cs="Arial" w:eastAsia="Arial" w:hAnsi="Arial"/>
+                <w:rFonts w:ascii="IBM Plex Sans" w:cs="IBM Plex Sans" w:eastAsia="IBM Plex Sans" w:hAnsi="IBM Plex Sans"/>
                 <w:sz w:val="17"/>
                 <w:szCs w:val="17"/>
               </w:rPr>
@@ -3450,7 +3450,7 @@
           <w:p>
             <w:r>
               <w:rPr>
-                <w:rFonts w:ascii="Arial" w:cs="Arial" w:eastAsia="Arial" w:hAnsi="Arial"/>
+                <w:rFonts w:ascii="IBM Plex Sans" w:cs="IBM Plex Sans" w:eastAsia="IBM Plex Sans" w:hAnsi="IBM Plex Sans"/>
                 <w:sz w:val="17"/>
                 <w:szCs w:val="17"/>
               </w:rPr>
@@ -3473,7 +3473,7 @@
           <w:p>
             <w:r>
               <w:rPr>
-                <w:rFonts w:ascii="Arial" w:cs="Arial" w:eastAsia="Arial" w:hAnsi="Arial"/>
+                <w:rFonts w:ascii="IBM Plex Sans" w:cs="IBM Plex Sans" w:eastAsia="IBM Plex Sans" w:hAnsi="IBM Plex Sans"/>
                 <w:sz w:val="17"/>
                 <w:szCs w:val="17"/>
               </w:rPr>
@@ -3494,7 +3494,7 @@
           <w:p>
             <w:r>
               <w:rPr>
-                <w:rFonts w:ascii="Arial" w:cs="Arial" w:eastAsia="Arial" w:hAnsi="Arial"/>
+                <w:rFonts w:ascii="IBM Plex Sans" w:cs="IBM Plex Sans" w:eastAsia="IBM Plex Sans" w:hAnsi="IBM Plex Sans"/>
                 <w:sz w:val="17"/>
                 <w:szCs w:val="17"/>
               </w:rPr>
@@ -3515,7 +3515,7 @@
           <w:p>
             <w:r>
               <w:rPr>
-                <w:rFonts w:ascii="Arial" w:cs="Arial" w:eastAsia="Arial" w:hAnsi="Arial"/>
+                <w:rFonts w:ascii="IBM Plex Sans" w:cs="IBM Plex Sans" w:eastAsia="IBM Plex Sans" w:hAnsi="IBM Plex Sans"/>
                 <w:sz w:val="17"/>
                 <w:szCs w:val="17"/>
               </w:rPr>
@@ -3532,7 +3532,7 @@
       </w:pPr>
       <w:r>
         <w:rPr>
-          <w:rFonts w:ascii="Arial" w:cs="Arial" w:eastAsia="Arial" w:hAnsi="Arial"/>
+          <w:rFonts w:ascii="IBM Plex Sans" w:cs="IBM Plex Sans" w:eastAsia="IBM Plex Sans" w:hAnsi="IBM Plex Sans"/>
           <w:b/>
           <w:bCs/>
           <w:color w:val="1E3A5F"/>
@@ -3548,7 +3548,7 @@
       </w:pPr>
       <w:r>
         <w:rPr>
-          <w:rFonts w:ascii="Arial" w:cs="Arial" w:eastAsia="Arial" w:hAnsi="Arial"/>
+          <w:rFonts w:ascii="IBM Plex Sans" w:cs="IBM Plex Sans" w:eastAsia="IBM Plex Sans" w:hAnsi="IBM Plex Sans"/>
           <w:sz w:val="21"/>
           <w:szCs w:val="21"/>
         </w:rPr>
@@ -3590,7 +3590,7 @@
           <w:p>
             <w:r>
               <w:rPr>
-                <w:rFonts w:ascii="Arial" w:cs="Arial" w:eastAsia="Arial" w:hAnsi="Arial"/>
+                <w:rFonts w:ascii="IBM Plex Sans" w:cs="IBM Plex Sans" w:eastAsia="IBM Plex Sans" w:hAnsi="IBM Plex Sans"/>
                 <w:b/>
                 <w:bCs/>
                 <w:color w:val="FFFFFF"/>
@@ -3615,7 +3615,7 @@
           <w:p>
             <w:r>
               <w:rPr>
-                <w:rFonts w:ascii="Arial" w:cs="Arial" w:eastAsia="Arial" w:hAnsi="Arial"/>
+                <w:rFonts w:ascii="IBM Plex Sans" w:cs="IBM Plex Sans" w:eastAsia="IBM Plex Sans" w:hAnsi="IBM Plex Sans"/>
                 <w:b/>
                 <w:bCs/>
                 <w:color w:val="FFFFFF"/>
@@ -3640,7 +3640,7 @@
           <w:p>
             <w:r>
               <w:rPr>
-                <w:rFonts w:ascii="Arial" w:cs="Arial" w:eastAsia="Arial" w:hAnsi="Arial"/>
+                <w:rFonts w:ascii="IBM Plex Sans" w:cs="IBM Plex Sans" w:eastAsia="IBM Plex Sans" w:hAnsi="IBM Plex Sans"/>
                 <w:b/>
                 <w:bCs/>
                 <w:color w:val="FFFFFF"/>
@@ -3666,7 +3666,7 @@
           <w:p>
             <w:r>
               <w:rPr>
-                <w:rFonts w:ascii="Arial" w:cs="Arial" w:eastAsia="Arial" w:hAnsi="Arial"/>
+                <w:rFonts w:ascii="IBM Plex Sans" w:cs="IBM Plex Sans" w:eastAsia="IBM Plex Sans" w:hAnsi="IBM Plex Sans"/>
                 <w:sz w:val="17"/>
                 <w:szCs w:val="17"/>
               </w:rPr>
@@ -3687,7 +3687,7 @@
           <w:p>
             <w:r>
               <w:rPr>
-                <w:rFonts w:ascii="Arial" w:cs="Arial" w:eastAsia="Arial" w:hAnsi="Arial"/>
+                <w:rFonts w:ascii="IBM Plex Sans" w:cs="IBM Plex Sans" w:eastAsia="IBM Plex Sans" w:hAnsi="IBM Plex Sans"/>
                 <w:sz w:val="17"/>
                 <w:szCs w:val="17"/>
               </w:rPr>
@@ -3708,7 +3708,7 @@
           <w:p>
             <w:r>
               <w:rPr>
-                <w:rFonts w:ascii="Arial" w:cs="Arial" w:eastAsia="Arial" w:hAnsi="Arial"/>
+                <w:rFonts w:ascii="IBM Plex Sans" w:cs="IBM Plex Sans" w:eastAsia="IBM Plex Sans" w:hAnsi="IBM Plex Sans"/>
                 <w:sz w:val="17"/>
                 <w:szCs w:val="17"/>
               </w:rPr>
@@ -3731,7 +3731,7 @@
           <w:p>
             <w:r>
               <w:rPr>
-                <w:rFonts w:ascii="Arial" w:cs="Arial" w:eastAsia="Arial" w:hAnsi="Arial"/>
+                <w:rFonts w:ascii="IBM Plex Sans" w:cs="IBM Plex Sans" w:eastAsia="IBM Plex Sans" w:hAnsi="IBM Plex Sans"/>
                 <w:sz w:val="17"/>
                 <w:szCs w:val="17"/>
               </w:rPr>
@@ -3752,7 +3752,7 @@
           <w:p>
             <w:r>
               <w:rPr>
-                <w:rFonts w:ascii="Arial" w:cs="Arial" w:eastAsia="Arial" w:hAnsi="Arial"/>
+                <w:rFonts w:ascii="IBM Plex Sans" w:cs="IBM Plex Sans" w:eastAsia="IBM Plex Sans" w:hAnsi="IBM Plex Sans"/>
                 <w:sz w:val="17"/>
                 <w:szCs w:val="17"/>
               </w:rPr>
@@ -3773,7 +3773,7 @@
           <w:p>
             <w:r>
               <w:rPr>
-                <w:rFonts w:ascii="Arial" w:cs="Arial" w:eastAsia="Arial" w:hAnsi="Arial"/>
+                <w:rFonts w:ascii="IBM Plex Sans" w:cs="IBM Plex Sans" w:eastAsia="IBM Plex Sans" w:hAnsi="IBM Plex Sans"/>
                 <w:sz w:val="17"/>
                 <w:szCs w:val="17"/>
               </w:rPr>
@@ -3796,7 +3796,7 @@
           <w:p>
             <w:r>
               <w:rPr>
-                <w:rFonts w:ascii="Arial" w:cs="Arial" w:eastAsia="Arial" w:hAnsi="Arial"/>
+                <w:rFonts w:ascii="IBM Plex Sans" w:cs="IBM Plex Sans" w:eastAsia="IBM Plex Sans" w:hAnsi="IBM Plex Sans"/>
                 <w:sz w:val="17"/>
                 <w:szCs w:val="17"/>
               </w:rPr>
@@ -3817,7 +3817,7 @@
           <w:p>
             <w:r>
               <w:rPr>
-                <w:rFonts w:ascii="Arial" w:cs="Arial" w:eastAsia="Arial" w:hAnsi="Arial"/>
+                <w:rFonts w:ascii="IBM Plex Sans" w:cs="IBM Plex Sans" w:eastAsia="IBM Plex Sans" w:hAnsi="IBM Plex Sans"/>
                 <w:sz w:val="17"/>
                 <w:szCs w:val="17"/>
               </w:rPr>
@@ -3838,7 +3838,7 @@
           <w:p>
             <w:r>
               <w:rPr>
-                <w:rFonts w:ascii="Arial" w:cs="Arial" w:eastAsia="Arial" w:hAnsi="Arial"/>
+                <w:rFonts w:ascii="IBM Plex Sans" w:cs="IBM Plex Sans" w:eastAsia="IBM Plex Sans" w:hAnsi="IBM Plex Sans"/>
                 <w:sz w:val="17"/>
                 <w:szCs w:val="17"/>
               </w:rPr>
@@ -3855,7 +3855,7 @@
       </w:pPr>
       <w:r>
         <w:rPr>
-          <w:rFonts w:ascii="Arial" w:cs="Arial" w:eastAsia="Arial" w:hAnsi="Arial"/>
+          <w:rFonts w:ascii="IBM Plex Sans" w:cs="IBM Plex Sans" w:eastAsia="IBM Plex Sans" w:hAnsi="IBM Plex Sans"/>
           <w:b/>
           <w:bCs/>
           <w:color w:val="1E3A5F"/>
@@ -3900,7 +3900,7 @@
           <w:p>
             <w:r>
               <w:rPr>
-                <w:rFonts w:ascii="Arial" w:cs="Arial" w:eastAsia="Arial" w:hAnsi="Arial"/>
+                <w:rFonts w:ascii="IBM Plex Sans" w:cs="IBM Plex Sans" w:eastAsia="IBM Plex Sans" w:hAnsi="IBM Plex Sans"/>
                 <w:b/>
                 <w:bCs/>
                 <w:color w:val="FFFFFF"/>
@@ -3925,7 +3925,7 @@
           <w:p>
             <w:r>
               <w:rPr>
-                <w:rFonts w:ascii="Arial" w:cs="Arial" w:eastAsia="Arial" w:hAnsi="Arial"/>
+                <w:rFonts w:ascii="IBM Plex Sans" w:cs="IBM Plex Sans" w:eastAsia="IBM Plex Sans" w:hAnsi="IBM Plex Sans"/>
                 <w:b/>
                 <w:bCs/>
                 <w:color w:val="FFFFFF"/>
@@ -3950,7 +3950,7 @@
           <w:p>
             <w:r>
               <w:rPr>
-                <w:rFonts w:ascii="Arial" w:cs="Arial" w:eastAsia="Arial" w:hAnsi="Arial"/>
+                <w:rFonts w:ascii="IBM Plex Sans" w:cs="IBM Plex Sans" w:eastAsia="IBM Plex Sans" w:hAnsi="IBM Plex Sans"/>
                 <w:b/>
                 <w:bCs/>
                 <w:color w:val="FFFFFF"/>
@@ -3976,7 +3976,7 @@
           <w:p>
             <w:r>
               <w:rPr>
-                <w:rFonts w:ascii="Arial" w:cs="Arial" w:eastAsia="Arial" w:hAnsi="Arial"/>
+                <w:rFonts w:ascii="IBM Plex Sans" w:cs="IBM Plex Sans" w:eastAsia="IBM Plex Sans" w:hAnsi="IBM Plex Sans"/>
                 <w:sz w:val="17"/>
                 <w:szCs w:val="17"/>
               </w:rPr>
@@ -3997,7 +3997,7 @@
           <w:p>
             <w:r>
               <w:rPr>
-                <w:rFonts w:ascii="Arial" w:cs="Arial" w:eastAsia="Arial" w:hAnsi="Arial"/>
+                <w:rFonts w:ascii="IBM Plex Sans" w:cs="IBM Plex Sans" w:eastAsia="IBM Plex Sans" w:hAnsi="IBM Plex Sans"/>
                 <w:sz w:val="17"/>
                 <w:szCs w:val="17"/>
               </w:rPr>
@@ -4018,7 +4018,7 @@
           <w:p>
             <w:r>
               <w:rPr>
-                <w:rFonts w:ascii="Arial" w:cs="Arial" w:eastAsia="Arial" w:hAnsi="Arial"/>
+                <w:rFonts w:ascii="IBM Plex Sans" w:cs="IBM Plex Sans" w:eastAsia="IBM Plex Sans" w:hAnsi="IBM Plex Sans"/>
                 <w:sz w:val="17"/>
                 <w:szCs w:val="17"/>
               </w:rPr>
@@ -4041,7 +4041,7 @@
           <w:p>
             <w:r>
               <w:rPr>
-                <w:rFonts w:ascii="Arial" w:cs="Arial" w:eastAsia="Arial" w:hAnsi="Arial"/>
+                <w:rFonts w:ascii="IBM Plex Sans" w:cs="IBM Plex Sans" w:eastAsia="IBM Plex Sans" w:hAnsi="IBM Plex Sans"/>
                 <w:sz w:val="17"/>
                 <w:szCs w:val="17"/>
               </w:rPr>
@@ -4062,11 +4062,11 @@
           <w:p>
             <w:r>
               <w:rPr>
-                <w:rFonts w:ascii="Arial" w:cs="Arial" w:eastAsia="Arial" w:hAnsi="Arial"/>
-                <w:sz w:val="17"/>
-                <w:szCs w:val="17"/>
-              </w:rPr>
-              <w:t xml:space="preserve">Define si hace falta el regulador 7824 y el valor de la resistencia del canal</w:t>
+                <w:rFonts w:ascii="IBM Plex Sans" w:cs="IBM Plex Sans" w:eastAsia="IBM Plex Sans" w:hAnsi="IBM Plex Sans"/>
+                <w:sz w:val="17"/>
+                <w:szCs w:val="17"/>
+              </w:rPr>
+              <w:t xml:space="preserve">Define si hace falta el (ya no se usa) regulador 7824 y el valor de la resistencia del canal</w:t>
             </w:r>
           </w:p>
         </w:tc>
@@ -4083,7 +4083,7 @@
           <w:p>
             <w:r>
               <w:rPr>
-                <w:rFonts w:ascii="Arial" w:cs="Arial" w:eastAsia="Arial" w:hAnsi="Arial"/>
+                <w:rFonts w:ascii="IBM Plex Sans" w:cs="IBM Plex Sans" w:eastAsia="IBM Plex Sans" w:hAnsi="IBM Plex Sans"/>
                 <w:sz w:val="17"/>
                 <w:szCs w:val="17"/>
               </w:rPr>
@@ -4106,7 +4106,7 @@
           <w:p>
             <w:r>
               <w:rPr>
-                <w:rFonts w:ascii="Arial" w:cs="Arial" w:eastAsia="Arial" w:hAnsi="Arial"/>
+                <w:rFonts w:ascii="IBM Plex Sans" w:cs="IBM Plex Sans" w:eastAsia="IBM Plex Sans" w:hAnsi="IBM Plex Sans"/>
                 <w:sz w:val="17"/>
                 <w:szCs w:val="17"/>
               </w:rPr>
@@ -4127,7 +4127,7 @@
           <w:p>
             <w:r>
               <w:rPr>
-                <w:rFonts w:ascii="Arial" w:cs="Arial" w:eastAsia="Arial" w:hAnsi="Arial"/>
+                <w:rFonts w:ascii="IBM Plex Sans" w:cs="IBM Plex Sans" w:eastAsia="IBM Plex Sans" w:hAnsi="IBM Plex Sans"/>
                 <w:sz w:val="17"/>
                 <w:szCs w:val="17"/>
               </w:rPr>
@@ -4148,7 +4148,7 @@
           <w:p>
             <w:r>
               <w:rPr>
-                <w:rFonts w:ascii="Arial" w:cs="Arial" w:eastAsia="Arial" w:hAnsi="Arial"/>
+                <w:rFonts w:ascii="IBM Plex Sans" w:cs="IBM Plex Sans" w:eastAsia="IBM Plex Sans" w:hAnsi="IBM Plex Sans"/>
                 <w:sz w:val="17"/>
                 <w:szCs w:val="17"/>
               </w:rPr>
@@ -4171,7 +4171,7 @@
           <w:p>
             <w:r>
               <w:rPr>
-                <w:rFonts w:ascii="Arial" w:cs="Arial" w:eastAsia="Arial" w:hAnsi="Arial"/>
+                <w:rFonts w:ascii="IBM Plex Sans" w:cs="IBM Plex Sans" w:eastAsia="IBM Plex Sans" w:hAnsi="IBM Plex Sans"/>
                 <w:sz w:val="17"/>
                 <w:szCs w:val="17"/>
               </w:rPr>
@@ -4192,7 +4192,7 @@
           <w:p>
             <w:r>
               <w:rPr>
-                <w:rFonts w:ascii="Arial" w:cs="Arial" w:eastAsia="Arial" w:hAnsi="Arial"/>
+                <w:rFonts w:ascii="IBM Plex Sans" w:cs="IBM Plex Sans" w:eastAsia="IBM Plex Sans" w:hAnsi="IBM Plex Sans"/>
                 <w:sz w:val="17"/>
                 <w:szCs w:val="17"/>
               </w:rPr>
@@ -4213,7 +4213,7 @@
           <w:p>
             <w:r>
               <w:rPr>
-                <w:rFonts w:ascii="Arial" w:cs="Arial" w:eastAsia="Arial" w:hAnsi="Arial"/>
+                <w:rFonts w:ascii="IBM Plex Sans" w:cs="IBM Plex Sans" w:eastAsia="IBM Plex Sans" w:hAnsi="IBM Plex Sans"/>
                 <w:sz w:val="17"/>
                 <w:szCs w:val="17"/>
               </w:rPr>
@@ -4236,7 +4236,7 @@
       </w:pPr>
       <w:r>
         <w:rPr>
-          <w:rFonts w:ascii="Arial" w:cs="Arial" w:eastAsia="Arial" w:hAnsi="Arial"/>
+          <w:rFonts w:ascii="IBM Plex Sans" w:cs="IBM Plex Sans" w:eastAsia="IBM Plex Sans" w:hAnsi="IBM Plex Sans"/>
           <w:b/>
           <w:bCs/>
           <w:sz w:val="20"/>
@@ -4246,7 +4246,7 @@
       </w:r>
       <w:r>
         <w:rPr>
-          <w:rFonts w:ascii="Arial" w:cs="Arial" w:eastAsia="Arial" w:hAnsi="Arial"/>
+          <w:rFonts w:ascii="IBM Plex Sans" w:cs="IBM Plex Sans" w:eastAsia="IBM Plex Sans" w:hAnsi="IBM Plex Sans"/>
           <w:sz w:val="20"/>
           <w:szCs w:val="20"/>
         </w:rPr>
@@ -4266,7 +4266,7 @@
       </w:pPr>
       <w:r>
         <w:rPr>
-          <w:rFonts w:ascii="Arial" w:cs="Arial" w:eastAsia="Arial" w:hAnsi="Arial"/>
+          <w:rFonts w:ascii="IBM Plex Sans" w:cs="IBM Plex Sans" w:eastAsia="IBM Plex Sans" w:hAnsi="IBM Plex Sans"/>
           <w:b/>
           <w:bCs/>
           <w:sz w:val="20"/>
@@ -4276,7 +4276,7 @@
       </w:r>
       <w:r>
         <w:rPr>
-          <w:rFonts w:ascii="Arial" w:cs="Arial" w:eastAsia="Arial" w:hAnsi="Arial"/>
+          <w:rFonts w:ascii="IBM Plex Sans" w:cs="IBM Plex Sans" w:eastAsia="IBM Plex Sans" w:hAnsi="IBM Plex Sans"/>
           <w:sz w:val="20"/>
           <w:szCs w:val="20"/>
         </w:rPr>
@@ -4290,7 +4290,7 @@
       </w:pPr>
       <w:r>
         <w:rPr>
-          <w:rFonts w:ascii="Arial" w:cs="Arial" w:eastAsia="Arial" w:hAnsi="Arial"/>
+          <w:rFonts w:ascii="IBM Plex Sans" w:cs="IBM Plex Sans" w:eastAsia="IBM Plex Sans" w:hAnsi="IBM Plex Sans"/>
           <w:b/>
           <w:bCs/>
           <w:color w:val="1E3A5F"/>
@@ -4335,7 +4335,7 @@
           <w:p>
             <w:r>
               <w:rPr>
-                <w:rFonts w:ascii="Arial" w:cs="Arial" w:eastAsia="Arial" w:hAnsi="Arial"/>
+                <w:rFonts w:ascii="IBM Plex Sans" w:cs="IBM Plex Sans" w:eastAsia="IBM Plex Sans" w:hAnsi="IBM Plex Sans"/>
                 <w:b/>
                 <w:bCs/>
                 <w:color w:val="FFFFFF"/>
@@ -4360,7 +4360,7 @@
           <w:p>
             <w:r>
               <w:rPr>
-                <w:rFonts w:ascii="Arial" w:cs="Arial" w:eastAsia="Arial" w:hAnsi="Arial"/>
+                <w:rFonts w:ascii="IBM Plex Sans" w:cs="IBM Plex Sans" w:eastAsia="IBM Plex Sans" w:hAnsi="IBM Plex Sans"/>
                 <w:b/>
                 <w:bCs/>
                 <w:color w:val="FFFFFF"/>
@@ -4385,7 +4385,7 @@
           <w:p>
             <w:r>
               <w:rPr>
-                <w:rFonts w:ascii="Arial" w:cs="Arial" w:eastAsia="Arial" w:hAnsi="Arial"/>
+                <w:rFonts w:ascii="IBM Plex Sans" w:cs="IBM Plex Sans" w:eastAsia="IBM Plex Sans" w:hAnsi="IBM Plex Sans"/>
                 <w:b/>
                 <w:bCs/>
                 <w:color w:val="FFFFFF"/>
@@ -4411,7 +4411,7 @@
           <w:p>
             <w:r>
               <w:rPr>
-                <w:rFonts w:ascii="Arial" w:cs="Arial" w:eastAsia="Arial" w:hAnsi="Arial"/>
+                <w:rFonts w:ascii="IBM Plex Sans" w:cs="IBM Plex Sans" w:eastAsia="IBM Plex Sans" w:hAnsi="IBM Plex Sans"/>
                 <w:sz w:val="17"/>
                 <w:szCs w:val="17"/>
               </w:rPr>
@@ -4432,7 +4432,7 @@
           <w:p>
             <w:r>
               <w:rPr>
-                <w:rFonts w:ascii="Arial" w:cs="Arial" w:eastAsia="Arial" w:hAnsi="Arial"/>
+                <w:rFonts w:ascii="IBM Plex Sans" w:cs="IBM Plex Sans" w:eastAsia="IBM Plex Sans" w:hAnsi="IBM Plex Sans"/>
                 <w:sz w:val="17"/>
                 <w:szCs w:val="17"/>
               </w:rPr>
@@ -4453,7 +4453,7 @@
           <w:p>
             <w:r>
               <w:rPr>
-                <w:rFonts w:ascii="Arial" w:cs="Arial" w:eastAsia="Arial" w:hAnsi="Arial"/>
+                <w:rFonts w:ascii="IBM Plex Sans" w:cs="IBM Plex Sans" w:eastAsia="IBM Plex Sans" w:hAnsi="IBM Plex Sans"/>
                 <w:sz w:val="17"/>
                 <w:szCs w:val="17"/>
               </w:rPr>
@@ -4476,7 +4476,7 @@
           <w:p>
             <w:r>
               <w:rPr>
-                <w:rFonts w:ascii="Arial" w:cs="Arial" w:eastAsia="Arial" w:hAnsi="Arial"/>
+                <w:rFonts w:ascii="IBM Plex Sans" w:cs="IBM Plex Sans" w:eastAsia="IBM Plex Sans" w:hAnsi="IBM Plex Sans"/>
                 <w:sz w:val="17"/>
                 <w:szCs w:val="17"/>
               </w:rPr>
@@ -4497,7 +4497,7 @@
           <w:p>
             <w:r>
               <w:rPr>
-                <w:rFonts w:ascii="Arial" w:cs="Arial" w:eastAsia="Arial" w:hAnsi="Arial"/>
+                <w:rFonts w:ascii="IBM Plex Sans" w:cs="IBM Plex Sans" w:eastAsia="IBM Plex Sans" w:hAnsi="IBM Plex Sans"/>
                 <w:sz w:val="17"/>
                 <w:szCs w:val="17"/>
               </w:rPr>
@@ -4518,7 +4518,7 @@
           <w:p>
             <w:r>
               <w:rPr>
-                <w:rFonts w:ascii="Arial" w:cs="Arial" w:eastAsia="Arial" w:hAnsi="Arial"/>
+                <w:rFonts w:ascii="IBM Plex Sans" w:cs="IBM Plex Sans" w:eastAsia="IBM Plex Sans" w:hAnsi="IBM Plex Sans"/>
                 <w:sz w:val="17"/>
                 <w:szCs w:val="17"/>
               </w:rPr>
@@ -4541,7 +4541,7 @@
           <w:p>
             <w:r>
               <w:rPr>
-                <w:rFonts w:ascii="Arial" w:cs="Arial" w:eastAsia="Arial" w:hAnsi="Arial"/>
+                <w:rFonts w:ascii="IBM Plex Sans" w:cs="IBM Plex Sans" w:eastAsia="IBM Plex Sans" w:hAnsi="IBM Plex Sans"/>
                 <w:sz w:val="17"/>
                 <w:szCs w:val="17"/>
               </w:rPr>
@@ -4562,7 +4562,7 @@
           <w:p>
             <w:r>
               <w:rPr>
-                <w:rFonts w:ascii="Arial" w:cs="Arial" w:eastAsia="Arial" w:hAnsi="Arial"/>
+                <w:rFonts w:ascii="IBM Plex Sans" w:cs="IBM Plex Sans" w:eastAsia="IBM Plex Sans" w:hAnsi="IBM Plex Sans"/>
                 <w:sz w:val="17"/>
                 <w:szCs w:val="17"/>
               </w:rPr>
@@ -4583,7 +4583,7 @@
           <w:p>
             <w:r>
               <w:rPr>
-                <w:rFonts w:ascii="Arial" w:cs="Arial" w:eastAsia="Arial" w:hAnsi="Arial"/>
+                <w:rFonts w:ascii="IBM Plex Sans" w:cs="IBM Plex Sans" w:eastAsia="IBM Plex Sans" w:hAnsi="IBM Plex Sans"/>
                 <w:sz w:val="17"/>
                 <w:szCs w:val="17"/>
               </w:rPr>
@@ -4606,7 +4606,7 @@
           <w:p>
             <w:r>
               <w:rPr>
-                <w:rFonts w:ascii="Arial" w:cs="Arial" w:eastAsia="Arial" w:hAnsi="Arial"/>
+                <w:rFonts w:ascii="IBM Plex Sans" w:cs="IBM Plex Sans" w:eastAsia="IBM Plex Sans" w:hAnsi="IBM Plex Sans"/>
                 <w:sz w:val="17"/>
                 <w:szCs w:val="17"/>
               </w:rPr>
@@ -4627,7 +4627,7 @@
           <w:p>
             <w:r>
               <w:rPr>
-                <w:rFonts w:ascii="Arial" w:cs="Arial" w:eastAsia="Arial" w:hAnsi="Arial"/>
+                <w:rFonts w:ascii="IBM Plex Sans" w:cs="IBM Plex Sans" w:eastAsia="IBM Plex Sans" w:hAnsi="IBM Plex Sans"/>
                 <w:sz w:val="17"/>
                 <w:szCs w:val="17"/>
               </w:rPr>
@@ -4648,7 +4648,7 @@
           <w:p>
             <w:r>
               <w:rPr>
-                <w:rFonts w:ascii="Arial" w:cs="Arial" w:eastAsia="Arial" w:hAnsi="Arial"/>
+                <w:rFonts w:ascii="IBM Plex Sans" w:cs="IBM Plex Sans" w:eastAsia="IBM Plex Sans" w:hAnsi="IBM Plex Sans"/>
                 <w:sz w:val="17"/>
                 <w:szCs w:val="17"/>
               </w:rPr>
@@ -4671,7 +4671,7 @@
           <w:p>
             <w:r>
               <w:rPr>
-                <w:rFonts w:ascii="Arial" w:cs="Arial" w:eastAsia="Arial" w:hAnsi="Arial"/>
+                <w:rFonts w:ascii="IBM Plex Sans" w:cs="IBM Plex Sans" w:eastAsia="IBM Plex Sans" w:hAnsi="IBM Plex Sans"/>
                 <w:sz w:val="17"/>
                 <w:szCs w:val="17"/>
               </w:rPr>
@@ -4692,7 +4692,7 @@
           <w:p>
             <w:r>
               <w:rPr>
-                <w:rFonts w:ascii="Arial" w:cs="Arial" w:eastAsia="Arial" w:hAnsi="Arial"/>
+                <w:rFonts w:ascii="IBM Plex Sans" w:cs="IBM Plex Sans" w:eastAsia="IBM Plex Sans" w:hAnsi="IBM Plex Sans"/>
                 <w:sz w:val="17"/>
                 <w:szCs w:val="17"/>
               </w:rPr>
@@ -4713,7 +4713,7 @@
           <w:p>
             <w:r>
               <w:rPr>
-                <w:rFonts w:ascii="Arial" w:cs="Arial" w:eastAsia="Arial" w:hAnsi="Arial"/>
+                <w:rFonts w:ascii="IBM Plex Sans" w:cs="IBM Plex Sans" w:eastAsia="IBM Plex Sans" w:hAnsi="IBM Plex Sans"/>
                 <w:sz w:val="17"/>
                 <w:szCs w:val="17"/>
               </w:rPr>
@@ -4736,7 +4736,7 @@
       </w:pPr>
       <w:r>
         <w:rPr>
-          <w:rFonts w:ascii="Arial" w:cs="Arial" w:eastAsia="Arial" w:hAnsi="Arial"/>
+          <w:rFonts w:ascii="IBM Plex Sans" w:cs="IBM Plex Sans" w:eastAsia="IBM Plex Sans" w:hAnsi="IBM Plex Sans"/>
           <w:b/>
           <w:bCs/>
           <w:sz w:val="20"/>
@@ -4746,7 +4746,7 @@
       </w:r>
       <w:r>
         <w:rPr>
-          <w:rFonts w:ascii="Arial" w:cs="Arial" w:eastAsia="Arial" w:hAnsi="Arial"/>
+          <w:rFonts w:ascii="IBM Plex Sans" w:cs="IBM Plex Sans" w:eastAsia="IBM Plex Sans" w:hAnsi="IBM Plex Sans"/>
           <w:sz w:val="20"/>
           <w:szCs w:val="20"/>
         </w:rPr>
@@ -4768,7 +4768,7 @@
       </w:pPr>
       <w:r>
         <w:rPr>
-          <w:rFonts w:ascii="Arial" w:cs="Arial" w:eastAsia="Arial" w:hAnsi="Arial"/>
+          <w:rFonts w:ascii="IBM Plex Sans" w:cs="IBM Plex Sans" w:eastAsia="IBM Plex Sans" w:hAnsi="IBM Plex Sans"/>
           <w:i/>
           <w:iCs/>
           <w:color w:val="3F4B5C"/>

--- a/documentacion_proyecto/Conexionado_Nivel2.docx
+++ b/documentacion_proyecto/Conexionado_Nivel2.docx
@@ -1884,7 +1884,7 @@
           <w:sz w:val="21"/>
           <w:szCs w:val="21"/>
         </w:rPr>
-        <w:t xml:space="preserve">Se necesitan seis juegos, uno por lector óptico.</w:t>
+        <w:t xml:space="preserve">Se necesitan cuatro juegos, uno por lector óptico.</w:t>
       </w:r>
     </w:p>
     <w:p>
@@ -2508,7 +2508,7 @@
           <w:sz w:val="21"/>
           <w:szCs w:val="21"/>
         </w:rPr>
-        <w:t xml:space="preserve">Pin del microcontrolador, a través de la resistencia de 330 Ω, a la pata 1. Los pines 18, 19, 21, 22, 23 y 4 están libres y sirven para los cuatro canales.</w:t>
+        <w:t xml:space="preserve">Pin del microcontrolador, a través de la resistencia de 330 Ω, a la pata 1. Los pines 18, 19, 21 y 22 son los cuatro canales (los pines 23 y 4 quedan libres).</w:t>
       </w:r>
     </w:p>
     <w:p>
@@ -2933,7 +2933,7 @@
           <w:sz w:val="20"/>
           <w:szCs w:val="20"/>
         </w:rPr>
-        <w:t xml:space="preserve">Si el comportamiento del lector óptico no fuera el previsto, conviene descubrirlo con un componente y no con seis.</w:t>
+        <w:t xml:space="preserve">Si el comportamiento del lector óptico no fuera el previsto, conviene descubrirlo con un componente y no con cuatro.</w:t>
       </w:r>
     </w:p>
     <w:p>
@@ -2977,7 +2977,7 @@
           <w:sz w:val="21"/>
           <w:szCs w:val="21"/>
         </w:rPr>
-        <w:t xml:space="preserve">Seis pines de salida, uno por canal, configurados con el nivel seguro antes del pinMode.</w:t>
+        <w:t xml:space="preserve">Cuatro pines de salida, uno por canal, configurados con el nivel seguro antes del pinMode.</w:t>
       </w:r>
     </w:p>
     <w:p>
@@ -3303,7 +3303,7 @@
                 <w:sz w:val="17"/>
                 <w:szCs w:val="17"/>
               </w:rPr>
-              <w:t xml:space="preserve">6</w:t>
+              <w:t xml:space="preserve">4</w:t>
             </w:r>
           </w:p>
         </w:tc>
@@ -3842,7 +3842,7 @@
                 <w:sz w:val="17"/>
                 <w:szCs w:val="17"/>
               </w:rPr>
-              <w:t xml:space="preserve">La máquina admite más bobinas de las 6 instaladas. Si el cliente sumara dos, hay que ajustar N_CANALES en el firmware y elementos_seleccion en la base.</w:t>
+              <w:t xml:space="preserve">La máquina admite más bobinas de las 4 instaladas. Si el cliente sumara más, hay que ajustar N_CANALES en el firmware y elementos_seleccion en la base.</w:t>
             </w:r>
           </w:p>
         </w:tc>
@@ -4280,7 +4280,7 @@
           <w:sz w:val="20"/>
           <w:szCs w:val="20"/>
         </w:rPr>
-        <w:t xml:space="preserve">El AQY212GH funciona con continua o alterna, no tiene corriente mínima y su margen de corriente es de cincuenta veces sobre lo esperado. Sirve cualquiera sea el resultado de las mediciones. Lo que sí conviene es comprar una sola unidad, armar un canal y probarlo antes de comprar las seis.</w:t>
+        <w:t xml:space="preserve">El AQY212GH funciona con continua o alterna, no tiene corriente mínima y su margen de corriente es de cincuenta veces sobre lo esperado. Sirve cualquiera sea el resultado de las mediciones. Lo que sí conviene es comprar una sola unidad, armar un canal y probarlo antes de comprar las cuatro.</w:t>
       </w:r>
     </w:p>
     <w:p>

--- a/documentacion_proyecto/Conexionado_Nivel2.docx
+++ b/documentacion_proyecto/Conexionado_Nivel2.docx
@@ -48,7 +48,7 @@
           <w:sz w:val="18"/>
           <w:szCs w:val="18"/>
         </w:rPr>
-        <w:t xml:space="preserve">Sensor de pasada y relés AQY212GH · Paso a paso · Septiembre 2026</w:t>
+        <w:t>Sensor de pasada y relés LCA110 · Paso a paso · Septiembre 2026</w:t>
       </w:r>
     </w:p>
     <w:p>
@@ -848,7 +848,7 @@
                 <w:sz w:val="17"/>
                 <w:szCs w:val="17"/>
               </w:rPr>
-              <w:t xml:space="preserve">12 V</w:t>
+              <w:t>12 a 14 V (lo esperado)</w:t>
             </w:r>
           </w:p>
         </w:tc>
@@ -869,7 +869,7 @@
                 <w:sz w:val="17"/>
                 <w:szCs w:val="17"/>
               </w:rPr>
-              <w:t xml:space="preserve">1 kΩ</w:t>
+              <w:t>1,2 kΩ</w:t>
             </w:r>
           </w:p>
         </w:tc>
@@ -890,7 +890,7 @@
                 <w:sz w:val="17"/>
                 <w:szCs w:val="17"/>
               </w:rPr>
-              <w:t xml:space="preserve">1/4 W</w:t>
+              <w:t>1/4 W</w:t>
             </w:r>
           </w:p>
         </w:tc>
@@ -913,7 +913,7 @@
                 <w:sz w:val="17"/>
                 <w:szCs w:val="17"/>
               </w:rPr>
-              <w:t xml:space="preserve">24 V</w:t>
+              <w:t>24 V (solo si la medición diera eso)</w:t>
             </w:r>
           </w:p>
         </w:tc>
@@ -1058,15 +1058,7 @@
           <w:sz w:val="20"/>
           <w:szCs w:val="20"/>
         </w:rPr>
-        <w:t xml:space="preserve">No usar la resistencia de 12 V con una alimentación de 24 V. </w:t>
-      </w:r>
-      <w:r>
-        <w:rPr>
-          <w:rFonts w:ascii="IBM Plex Sans" w:cs="IBM Plex Sans" w:eastAsia="IBM Plex Sans" w:hAnsi="IBM Plex Sans"/>
-          <w:sz w:val="20"/>
-          <w:szCs w:val="20"/>
-        </w:rPr>
-        <w:t xml:space="preserve">Le entraría el doble de corriente al LED del optoacoplador y se daña. Medir primero, elegir después.</w:t>
+        <w:t>No usar la resistencia de 1,2 kΩ con una alimentación de 24 V: le entraría casi el doble de corriente al LED del optoacoplador y se daña. Medir primero, elegir después.</w:t>
       </w:r>
     </w:p>
     <w:p>
@@ -1715,7 +1707,7 @@
                 <w:sz w:val="17"/>
                 <w:szCs w:val="17"/>
               </w:rPr>
-              <w:t xml:space="preserve">Relé PhotoMOS AQY212GH</w:t>
+              <w:t>Relé OptoMOS LCA110</w:t>
             </w:r>
           </w:p>
         </w:tc>
@@ -1736,7 +1728,7 @@
                 <w:sz w:val="17"/>
                 <w:szCs w:val="17"/>
               </w:rPr>
-              <w:t xml:space="preserve">Encapsulado DIP de cuatro patas para inserción. Soporta 60 V y 1 A. La letra H indica el formato de inserción; la S sería de montaje superficial y requiere adaptador.</w:t>
+              <w:t>Encapsulado DIP de seis patas para inserción. Soporta 350 V y 120 mA. Pedir la versión DIP: la SOP-6 es de montaje superficial.</w:t>
             </w:r>
           </w:p>
         </w:tc>
@@ -2362,7 +2354,7 @@
                 <w:sz w:val="17"/>
                 <w:szCs w:val="17"/>
               </w:rPr>
-              <w:t xml:space="preserve">Salida</w:t>
+              <w:t>Sin conexión</w:t>
             </w:r>
           </w:p>
         </w:tc>
@@ -2383,7 +2375,7 @@
                 <w:sz w:val="17"/>
                 <w:szCs w:val="17"/>
               </w:rPr>
-              <w:t xml:space="preserve">Un hilo del circuito del lector óptico</w:t>
+              <w:t>Queda libre</w:t>
             </w:r>
           </w:p>
         </w:tc>
@@ -2427,7 +2419,7 @@
                 <w:sz w:val="17"/>
                 <w:szCs w:val="17"/>
               </w:rPr>
-              <w:t xml:space="preserve">Salida</w:t>
+              <w:t>Salida</w:t>
             </w:r>
           </w:p>
         </w:tc>
@@ -2448,7 +2440,137 @@
                 <w:sz w:val="17"/>
                 <w:szCs w:val="17"/>
               </w:rPr>
-              <w:t xml:space="preserve">El otro hilo del circuito del lector óptico</w:t>
+              <w:t>Un hilo del circuito del lector óptico</w:t>
+            </w:r>
+          </w:p>
+        </w:tc>
+      </w:tr>
+      <w:tr>
+        <w:tc>
+          <w:tcPr>
+            <w:tcW w:type="dxa" w:w="900"/>
+            <w:tcMar>
+              <w:top w:type="dxa" w:w="70"/>
+              <w:left w:type="dxa" w:w="100"/>
+              <w:bottom w:type="dxa" w:w="70"/>
+              <w:right w:type="dxa" w:w="100"/>
+            </w:tcMar>
+          </w:tcPr>
+          <w:p>
+            <w:r>
+              <w:rPr>
+                <w:rFonts w:ascii="IBM Plex Sans" w:cs="IBM Plex Sans" w:eastAsia="IBM Plex Sans" w:hAnsi="IBM Plex Sans"/>
+                <w:sz w:val="17"/>
+                <w:szCs w:val="17"/>
+              </w:rPr>
+              <w:t>5</w:t>
+            </w:r>
+          </w:p>
+        </w:tc>
+        <w:tc>
+          <w:tcPr>
+            <w:tcW w:type="dxa" w:w="2900"/>
+            <w:tcMar>
+              <w:top w:type="dxa" w:w="70"/>
+              <w:left w:type="dxa" w:w="100"/>
+              <w:bottom w:type="dxa" w:w="70"/>
+              <w:right w:type="dxa" w:w="100"/>
+            </w:tcMar>
+          </w:tcPr>
+          <w:p>
+            <w:r>
+              <w:rPr>
+                <w:rFonts w:ascii="IBM Plex Sans" w:cs="IBM Plex Sans" w:eastAsia="IBM Plex Sans" w:hAnsi="IBM Plex Sans"/>
+                <w:sz w:val="17"/>
+                <w:szCs w:val="17"/>
+              </w:rPr>
+              <w:t>Sin conexión</w:t>
+            </w:r>
+          </w:p>
+        </w:tc>
+        <w:tc>
+          <w:tcPr>
+            <w:tcW w:type="dxa" w:w="5000"/>
+            <w:tcMar>
+              <w:top w:type="dxa" w:w="70"/>
+              <w:left w:type="dxa" w:w="100"/>
+              <w:bottom w:type="dxa" w:w="70"/>
+              <w:right w:type="dxa" w:w="100"/>
+            </w:tcMar>
+          </w:tcPr>
+          <w:p>
+            <w:r>
+              <w:rPr>
+                <w:rFonts w:ascii="IBM Plex Sans" w:cs="IBM Plex Sans" w:eastAsia="IBM Plex Sans" w:hAnsi="IBM Plex Sans"/>
+                <w:sz w:val="17"/>
+                <w:szCs w:val="17"/>
+              </w:rPr>
+              <w:t>Queda libre</w:t>
+            </w:r>
+          </w:p>
+        </w:tc>
+      </w:tr>
+      <w:tr>
+        <w:tc>
+          <w:tcPr>
+            <w:tcW w:type="dxa" w:w="900"/>
+            <w:tcMar>
+              <w:top w:type="dxa" w:w="70"/>
+              <w:left w:type="dxa" w:w="100"/>
+              <w:bottom w:type="dxa" w:w="70"/>
+              <w:right w:type="dxa" w:w="100"/>
+            </w:tcMar>
+          </w:tcPr>
+          <w:p>
+            <w:r>
+              <w:rPr>
+                <w:rFonts w:ascii="IBM Plex Sans" w:cs="IBM Plex Sans" w:eastAsia="IBM Plex Sans" w:hAnsi="IBM Plex Sans"/>
+                <w:sz w:val="17"/>
+                <w:szCs w:val="17"/>
+              </w:rPr>
+              <w:t>6</w:t>
+            </w:r>
+          </w:p>
+        </w:tc>
+        <w:tc>
+          <w:tcPr>
+            <w:tcW w:type="dxa" w:w="2900"/>
+            <w:tcMar>
+              <w:top w:type="dxa" w:w="70"/>
+              <w:left w:type="dxa" w:w="100"/>
+              <w:bottom w:type="dxa" w:w="70"/>
+              <w:right w:type="dxa" w:w="100"/>
+            </w:tcMar>
+          </w:tcPr>
+          <w:p>
+            <w:r>
+              <w:rPr>
+                <w:rFonts w:ascii="IBM Plex Sans" w:cs="IBM Plex Sans" w:eastAsia="IBM Plex Sans" w:hAnsi="IBM Plex Sans"/>
+                <w:sz w:val="17"/>
+                <w:szCs w:val="17"/>
+              </w:rPr>
+              <w:t>Salida</w:t>
+            </w:r>
+          </w:p>
+        </w:tc>
+        <w:tc>
+          <w:tcPr>
+            <w:tcW w:type="dxa" w:w="5000"/>
+            <w:tcMar>
+              <w:top w:type="dxa" w:w="70"/>
+              <w:left w:type="dxa" w:w="100"/>
+              <w:bottom w:type="dxa" w:w="70"/>
+              <w:right w:type="dxa" w:w="100"/>
+            </w:tcMar>
+          </w:tcPr>
+          <w:p>
+            <w:r>
+              <w:rPr>
+                <w:rFonts w:ascii="IBM Plex Sans" w:cs="IBM Plex Sans" w:eastAsia="IBM Plex Sans" w:hAnsi="IBM Plex Sans"/>
+                <w:sz w:val="17"/>
+                <w:szCs w:val="17"/>
+              </w:rPr>
+              <w:t>El otro hilo del circuito del lector óptico</w:t>
             </w:r>
           </w:p>
         </w:tc>
@@ -2464,7 +2586,7 @@
           <w:sz w:val="21"/>
           <w:szCs w:val="21"/>
         </w:rPr>
-        <w:t xml:space="preserve">Las patas 3 y 4 no tienen polaridad y funcionan con corriente alterna, porque internamente son dos MOSFET enfrentados.</w:t>
+        <w:t>Las patas 4 y 6 no tienen polaridad y funcionan con corriente alterna, porque internamente son dos MOSFET enfrentados. Las patas 3 y 5 no se conectan. Conexionado verificado con la hoja de datos del fabricante (IXYS, DS-LCA110-R12), configuración para alterna y continua: la pata 5 figura como «no usar». El LED se activa con 2 mA como máximo, y con la resistencia de 330 Ω recibe unos 6,4 mA, el triple de lo necesario.</w:t>
       </w:r>
     </w:p>
     <w:p>
@@ -2606,7 +2728,7 @@
           <w:sz w:val="21"/>
           <w:szCs w:val="21"/>
         </w:rPr>
-        <w:t xml:space="preserve">Las patas 3 y 4 van en el circuito del lector óptico. Cómo se colocan depende de lo que haya dado la medición del paso 1:</w:t>
+        <w:t>Las patas 4 y 6 van en el circuito del lector óptico; la 3 y la 5 quedan sin conectar. Cómo se colocan depende de lo que haya dado la medición del paso 1:</w:t>
       </w:r>
     </w:p>
     <w:tbl>
@@ -3347,7 +3469,7 @@
                 <w:sz w:val="17"/>
                 <w:szCs w:val="17"/>
               </w:rPr>
-              <w:t xml:space="preserve">Tensión de la botonera</w:t>
+              <w:t xml:space="preserve">Tensión disponible para el sensor</w:t>
             </w:r>
           </w:p>
         </w:tc>
@@ -3368,7 +3490,7 @@
                 <w:sz w:val="17"/>
                 <w:szCs w:val="17"/>
               </w:rPr>
-              <w:t xml:space="preserve">24 V en alterna</w:t>
+              <w:t>12 a 14 V en continua (aproximado)</w:t>
             </w:r>
           </w:p>
         </w:tc>
@@ -3389,72 +3511,7 @@
                 <w:sz w:val="17"/>
                 <w:szCs w:val="17"/>
               </w:rPr>
-              <w:t xml:space="preserve">Medición sobre la máquina</w:t>
-            </w:r>
-          </w:p>
-        </w:tc>
-      </w:tr>
-      <w:tr>
-        <w:tc>
-          <w:tcPr>
-            <w:tcW w:type="dxa" w:w="2700"/>
-            <w:tcMar>
-              <w:top w:type="dxa" w:w="70"/>
-              <w:left w:type="dxa" w:w="100"/>
-              <w:bottom w:type="dxa" w:w="70"/>
-              <w:right w:type="dxa" w:w="100"/>
-            </w:tcMar>
-          </w:tcPr>
-          <w:p>
-            <w:r>
-              <w:rPr>
-                <w:rFonts w:ascii="IBM Plex Sans" w:cs="IBM Plex Sans" w:eastAsia="IBM Plex Sans" w:hAnsi="IBM Plex Sans"/>
-                <w:sz w:val="17"/>
-                <w:szCs w:val="17"/>
-              </w:rPr>
-              <w:t xml:space="preserve">Tensión disponible para el sensor</w:t>
-            </w:r>
-          </w:p>
-        </w:tc>
-        <w:tc>
-          <w:tcPr>
-            <w:tcW w:type="dxa" w:w="2300"/>
-            <w:tcMar>
-              <w:top w:type="dxa" w:w="70"/>
-              <w:left w:type="dxa" w:w="100"/>
-              <w:bottom w:type="dxa" w:w="70"/>
-              <w:right w:type="dxa" w:w="100"/>
-            </w:tcMar>
-          </w:tcPr>
-          <w:p>
-            <w:r>
-              <w:rPr>
-                <w:rFonts w:ascii="IBM Plex Sans" w:cs="IBM Plex Sans" w:eastAsia="IBM Plex Sans" w:hAnsi="IBM Plex Sans"/>
-                <w:sz w:val="17"/>
-                <w:szCs w:val="17"/>
-              </w:rPr>
-              <w:t xml:space="preserve">24 V en alterna</w:t>
-            </w:r>
-          </w:p>
-        </w:tc>
-        <w:tc>
-          <w:tcPr>
-            <w:tcW w:type="dxa" w:w="3900"/>
-            <w:tcMar>
-              <w:top w:type="dxa" w:w="70"/>
-              <w:left w:type="dxa" w:w="100"/>
-              <w:bottom w:type="dxa" w:w="70"/>
-              <w:right w:type="dxa" w:w="100"/>
-            </w:tcMar>
-          </w:tcPr>
-          <w:p>
-            <w:r>
-              <w:rPr>
-                <w:rFonts w:ascii="IBM Plex Sans" w:cs="IBM Plex Sans" w:eastAsia="IBM Plex Sans" w:hAnsi="IBM Plex Sans"/>
-                <w:sz w:val="17"/>
-                <w:szCs w:val="17"/>
-              </w:rPr>
-              <w:t xml:space="preserve">Confirmado por el cliente</w:t>
+              <w:t>Informado por el equipo sobre el C 401; confirmar con el multímetro</w:t>
             </w:r>
           </w:p>
         </w:tc>
@@ -3712,7 +3769,7 @@
                 <w:sz w:val="17"/>
                 <w:szCs w:val="17"/>
               </w:rPr>
-              <w:t xml:space="preserve">El AQY212GH soporta 1 A, unas cincuenta veces más. Solo dejaría de servir por encima de 1 A, lo que es muy improbable en un circuito de señal.</w:t>
+              <w:t>El LCA110 soporta 120 mA, seis veces más. Solo dejaría de servir por encima de 120 mA, lo que es muy improbable en un circuito de señal.</w:t>
             </w:r>
           </w:p>
         </w:tc>
@@ -3777,7 +3834,7 @@
                 <w:sz w:val="17"/>
                 <w:szCs w:val="17"/>
               </w:rPr>
-              <w:t xml:space="preserve">Si fuera continua, un PC817 común también alcanzaría. El PhotoMOS se eligió justamente porque funciona igual con continua o con alterna, así que la elección no depende de este dato.</w:t>
+              <w:t xml:space="preserve">Si fuera continua, un PC817 común también alcanzaría. El LCA110 se eligió justamente porque funciona igual con continua o con alterna, así que la elección no depende de este dato.</w:t>
             </w:r>
           </w:p>
         </w:tc>
@@ -4045,7 +4102,7 @@
                 <w:sz w:val="17"/>
                 <w:szCs w:val="17"/>
               </w:rPr>
-              <w:t xml:space="preserve">Continua rectificada disponible para el sensor</w:t>
+              <w:t>Tensión disponible para el sensor</w:t>
             </w:r>
           </w:p>
         </w:tc>
@@ -4066,7 +4123,7 @@
                 <w:sz w:val="17"/>
                 <w:szCs w:val="17"/>
               </w:rPr>
-              <w:t xml:space="preserve">Define si hace falta el (ya no se usa) regulador 7824 y el valor de la resistencia del canal</w:t>
+              <w:t>Confirmar que sean 12 a 14 V continuos, que es lo que define el valor de R1</w:t>
             </w:r>
           </w:p>
         </w:tc>
@@ -4087,7 +4144,7 @@
                 <w:sz w:val="17"/>
                 <w:szCs w:val="17"/>
               </w:rPr>
-              <w:t xml:space="preserve">Midiendo la continua después del puente y el capacitor, con el telar parado (peor caso) y en marcha</w:t>
+              <w:t>Midiendo con el multímetro en continua, con el telar encendido</w:t>
             </w:r>
           </w:p>
         </w:tc>
@@ -4218,6 +4275,71 @@
                 <w:szCs w:val="17"/>
               </w:rPr>
               <w:t xml:space="preserve">Tejiendo una prueba con un dibujo inconfundible y comparando la tela contra el dibujo cargado</w:t>
+            </w:r>
+          </w:p>
+        </w:tc>
+      </w:tr>
+      <w:tr>
+        <w:tc>
+          <w:tcPr>
+            <w:tcW w:type="dxa" w:w="2500"/>
+            <w:tcMar>
+              <w:top w:type="dxa" w:w="70"/>
+              <w:left w:type="dxa" w:w="100"/>
+              <w:bottom w:type="dxa" w:w="70"/>
+              <w:right w:type="dxa" w:w="100"/>
+            </w:tcMar>
+          </w:tcPr>
+          <w:p>
+            <w:r>
+              <w:rPr>
+                <w:rFonts w:ascii="IBM Plex Sans" w:cs="IBM Plex Sans" w:eastAsia="IBM Plex Sans" w:hAnsi="IBM Plex Sans"/>
+                <w:sz w:val="17"/>
+                <w:szCs w:val="17"/>
+              </w:rPr>
+              <w:t>Tensión y tipo de la botonera (se espera menos de 24 V; alterna o continua sin confirmar)</w:t>
+            </w:r>
+          </w:p>
+        </w:tc>
+        <w:tc>
+          <w:tcPr>
+            <w:tcW w:type="dxa" w:w="2900"/>
+            <w:tcMar>
+              <w:top w:type="dxa" w:w="70"/>
+              <w:left w:type="dxa" w:w="100"/>
+              <w:bottom w:type="dxa" w:w="70"/>
+              <w:right w:type="dxa" w:w="100"/>
+            </w:tcMar>
+          </w:tcPr>
+          <w:p>
+            <w:r>
+              <w:rPr>
+                <w:rFonts w:ascii="IBM Plex Sans" w:cs="IBM Plex Sans" w:eastAsia="IBM Plex Sans" w:hAnsi="IBM Plex Sans"/>
+                <w:sz w:val="17"/>
+                <w:szCs w:val="17"/>
+              </w:rPr>
+              <w:t>Define la resistencia del sensado del Bloque A: 2,2 kΩ para 18 a 24 V, 1,2 kΩ para 12 a 18 V. El puente rectificador hace que el tipo no importe</w:t>
+            </w:r>
+          </w:p>
+        </w:tc>
+        <w:tc>
+          <w:tcPr>
+            <w:tcW w:type="dxa" w:w="3500"/>
+            <w:tcMar>
+              <w:top w:type="dxa" w:w="70"/>
+              <w:left w:type="dxa" w:w="100"/>
+              <w:bottom w:type="dxa" w:w="70"/>
+              <w:right w:type="dxa" w:w="100"/>
+            </w:tcMar>
+          </w:tcPr>
+          <w:p>
+            <w:r>
+              <w:rPr>
+                <w:rFonts w:ascii="IBM Plex Sans" w:cs="IBM Plex Sans" w:eastAsia="IBM Plex Sans" w:hAnsi="IBM Plex Sans"/>
+                <w:sz w:val="17"/>
+                <w:szCs w:val="17"/>
+              </w:rPr>
+              <w:t>Multímetro sobre los bornes de un botón, en alterna y en continua, apretándolo</w:t>
             </w:r>
           </w:p>
         </w:tc>
@@ -4272,15 +4394,7 @@
           <w:sz w:val="20"/>
           <w:szCs w:val="20"/>
         </w:rPr>
-        <w:t xml:space="preserve">Ninguna de estas incógnitas bloquea la compra del relé. </w:t>
-      </w:r>
-      <w:r>
-        <w:rPr>
-          <w:rFonts w:ascii="IBM Plex Sans" w:cs="IBM Plex Sans" w:eastAsia="IBM Plex Sans" w:hAnsi="IBM Plex Sans"/>
-          <w:sz w:val="20"/>
-          <w:szCs w:val="20"/>
-        </w:rPr>
-        <w:t xml:space="preserve">El AQY212GH funciona con continua o alterna, no tiene corriente mínima y su margen de corriente es de cincuenta veces sobre lo esperado. Sirve cualquiera sea el resultado de las mediciones. Lo que sí conviene es comprar una sola unidad, armar un canal y probarlo antes de comprar las cuatro.</w:t>
+        <w:t>Ninguna de estas incógnitas bloquea la compra del relé. El LCA110 funciona con continua o alterna, no tiene corriente mínima y soporta 120 mA, seis veces lo esperado. Sirve cualquiera sea el resultado de las mediciones. Lo que sí conviene es comprar una sola unidad, armar un canal y probarlo antes de comprar las cuatro.</w:t>
       </w:r>
     </w:p>
     <w:p>
@@ -4631,7 +4745,7 @@
                 <w:sz w:val="17"/>
                 <w:szCs w:val="17"/>
               </w:rPr>
-              <w:t xml:space="preserve">Confirmar que el PhotoMOS es el componente adecuado</w:t>
+              <w:t xml:space="preserve">Confirmar que el LCA110 es el componente adecuado</w:t>
             </w:r>
           </w:p>
         </w:tc>

--- a/documentacion_proyecto/Conexionado_Nivel2.docx
+++ b/documentacion_proyecto/Conexionado_Nivel2.docx
@@ -3581,6 +3581,71 @@
           </w:p>
         </w:tc>
       </w:tr>
+      <w:tr>
+        <w:tc>
+          <w:tcPr>
+            <w:tcW w:type="dxa" w:w="2700"/>
+            <w:tcMar>
+              <w:top w:type="dxa" w:w="70"/>
+              <w:left w:type="dxa" w:w="100"/>
+              <w:bottom w:type="dxa" w:w="70"/>
+              <w:right w:type="dxa" w:w="100"/>
+            </w:tcMar>
+          </w:tcPr>
+          <w:p>
+            <w:r>
+              <w:rPr>
+                <w:rFonts w:ascii="IBM Plex Sans" w:cs="IBM Plex Sans" w:eastAsia="IBM Plex Sans" w:hAnsi="IBM Plex Sans"/>
+                <w:sz w:val="17"/>
+                <w:szCs w:val="17"/>
+              </w:rPr>
+              <w:t>Eje del sensor de pasada</w:t>
+            </w:r>
+          </w:p>
+        </w:tc>
+        <w:tc>
+          <w:tcPr>
+            <w:tcW w:type="dxa" w:w="2300"/>
+            <w:tcMar>
+              <w:top w:type="dxa" w:w="70"/>
+              <w:left w:type="dxa" w:w="100"/>
+              <w:bottom w:type="dxa" w:w="70"/>
+              <w:right w:type="dxa" w:w="100"/>
+            </w:tcMar>
+          </w:tcPr>
+          <w:p>
+            <w:r>
+              <w:rPr>
+                <w:rFonts w:ascii="IBM Plex Sans" w:cs="IBM Plex Sans" w:eastAsia="IBM Plex Sans" w:hAnsi="IBM Plex Sans"/>
+                <w:sz w:val="17"/>
+                <w:szCs w:val="17"/>
+              </w:rPr>
+              <w:t>Da una vuelta por pasada; el soporte del sensor quedó montado</w:t>
+            </w:r>
+          </w:p>
+        </w:tc>
+        <w:tc>
+          <w:tcPr>
+            <w:tcW w:type="dxa" w:w="3900"/>
+            <w:tcMar>
+              <w:top w:type="dxa" w:w="70"/>
+              <w:left w:type="dxa" w:w="100"/>
+              <w:bottom w:type="dxa" w:w="70"/>
+              <w:right w:type="dxa" w:w="100"/>
+            </w:tcMar>
+          </w:tcPr>
+          <w:p>
+            <w:r>
+              <w:rPr>
+                <w:rFonts w:ascii="IBM Plex Sans" w:cs="IBM Plex Sans" w:eastAsia="IBM Plex Sans" w:hAnsi="IBM Plex Sans"/>
+                <w:sz w:val="17"/>
+                <w:szCs w:val="17"/>
+              </w:rPr>
+              <w:t>Visita a la fábrica del 10/09/2026</w:t>
+            </w:r>
+          </w:p>
+        </w:tc>
+      </w:tr>
     </w:tbl>
     <w:p>
       <w:pPr>
@@ -4167,71 +4232,6 @@
                 <w:sz w:val="17"/>
                 <w:szCs w:val="17"/>
               </w:rPr>
-              <w:t xml:space="preserve">Eje que da una vuelta por pasada</w:t>
-            </w:r>
-          </w:p>
-        </w:tc>
-        <w:tc>
-          <w:tcPr>
-            <w:tcW w:type="dxa" w:w="2900"/>
-            <w:tcMar>
-              <w:top w:type="dxa" w:w="70"/>
-              <w:left w:type="dxa" w:w="100"/>
-              <w:bottom w:type="dxa" w:w="70"/>
-              <w:right w:type="dxa" w:w="100"/>
-            </w:tcMar>
-          </w:tcPr>
-          <w:p>
-            <w:r>
-              <w:rPr>
-                <w:rFonts w:ascii="IBM Plex Sans" w:cs="IBM Plex Sans" w:eastAsia="IBM Plex Sans" w:hAnsi="IBM Plex Sans"/>
-                <w:sz w:val="17"/>
-                <w:szCs w:val="17"/>
-              </w:rPr>
-              <w:t xml:space="preserve">Sin esa relación el conteo sale multiplicado o dividido</w:t>
-            </w:r>
-          </w:p>
-        </w:tc>
-        <w:tc>
-          <w:tcPr>
-            <w:tcW w:type="dxa" w:w="3500"/>
-            <w:tcMar>
-              <w:top w:type="dxa" w:w="70"/>
-              <w:left w:type="dxa" w:w="100"/>
-              <w:bottom w:type="dxa" w:w="70"/>
-              <w:right w:type="dxa" w:w="100"/>
-            </w:tcMar>
-          </w:tcPr>
-          <w:p>
-            <w:r>
-              <w:rPr>
-                <w:rFonts w:ascii="IBM Plex Sans" w:cs="IBM Plex Sans" w:eastAsia="IBM Plex Sans" w:hAnsi="IBM Plex Sans"/>
-                <w:sz w:val="17"/>
-                <w:szCs w:val="17"/>
-              </w:rPr>
-              <w:t xml:space="preserve">Cinta de color en el eje y contar vueltas mientras la máquina hace cinco pasadas</w:t>
-            </w:r>
-          </w:p>
-        </w:tc>
-      </w:tr>
-      <w:tr>
-        <w:tc>
-          <w:tcPr>
-            <w:tcW w:type="dxa" w:w="2500"/>
-            <w:tcMar>
-              <w:top w:type="dxa" w:w="70"/>
-              <w:left w:type="dxa" w:w="100"/>
-              <w:bottom w:type="dxa" w:w="70"/>
-              <w:right w:type="dxa" w:w="100"/>
-            </w:tcMar>
-          </w:tcPr>
-          <w:p>
-            <w:r>
-              <w:rPr>
-                <w:rFonts w:ascii="IBM Plex Sans" w:cs="IBM Plex Sans" w:eastAsia="IBM Plex Sans" w:hAnsi="IBM Plex Sans"/>
-                <w:sz w:val="17"/>
-                <w:szCs w:val="17"/>
-              </w:rPr>
               <w:t xml:space="preserve">Sincronización entre el pulso del sensor y la lectura del telar</w:t>
             </w:r>
           </w:p>
@@ -4615,7 +4615,7 @@
                 <w:sz w:val="17"/>
                 <w:szCs w:val="17"/>
               </w:rPr>
-              <w:t xml:space="preserve">Confirmar que da una vuelta por pasada</w:t>
+              <w:t>Confirmado el 10/09/2026: una vuelta por pasada</w:t>
             </w:r>
           </w:p>
         </w:tc>

--- a/documentacion_proyecto/Conexionado_Nivel2.docx
+++ b/documentacion_proyecto/Conexionado_Nivel2.docx
@@ -3446,7 +3446,7 @@
                 <w:sz w:val="17"/>
                 <w:szCs w:val="17"/>
               </w:rPr>
-              <w:t xml:space="preserve">Dato del dueño, 06/09/2026</w:t>
+              <w:t>Dato del dueño, 19/09/2026</w:t>
             </w:r>
           </w:p>
         </w:tc>
@@ -3511,7 +3511,7 @@
                 <w:sz w:val="17"/>
                 <w:szCs w:val="17"/>
               </w:rPr>
-              <w:t>Informado por el equipo sobre el C 401; confirmar con el multímetro</w:t>
+              <w:t>Informado por el equipo sobre el C 201; confirmar con el multímetro</w:t>
             </w:r>
           </w:p>
         </w:tc>
@@ -3642,6 +3642,71 @@
                 <w:szCs w:val="17"/>
               </w:rPr>
               <w:t>Visita a la fábrica del 10/09/2026</w:t>
+            </w:r>
+          </w:p>
+        </w:tc>
+      </w:tr>
+      <w:tr>
+        <w:tc>
+          <w:tcPr>
+            <w:tcW w:type="dxa" w:w="2700"/>
+            <w:tcMar>
+              <w:top w:type="dxa" w:w="70"/>
+              <w:left w:type="dxa" w:w="100"/>
+              <w:bottom w:type="dxa" w:w="70"/>
+              <w:right w:type="dxa" w:w="100"/>
+            </w:tcMar>
+          </w:tcPr>
+          <w:p>
+            <w:r>
+              <w:rPr>
+                <w:rFonts w:ascii="IBM Plex Sans" w:cs="IBM Plex Sans" w:eastAsia="IBM Plex Sans" w:hAnsi="IBM Plex Sans"/>
+                <w:sz w:val="17"/>
+                <w:szCs w:val="17"/>
+              </w:rPr>
+              <w:t>Tensión de la botonera</w:t>
+            </w:r>
+          </w:p>
+        </w:tc>
+        <w:tc>
+          <w:tcPr>
+            <w:tcW w:type="dxa" w:w="2300"/>
+            <w:tcMar>
+              <w:top w:type="dxa" w:w="70"/>
+              <w:left w:type="dxa" w:w="100"/>
+              <w:bottom w:type="dxa" w:w="70"/>
+              <w:right w:type="dxa" w:w="100"/>
+            </w:tcMar>
+          </w:tcPr>
+          <w:p>
+            <w:r>
+              <w:rPr>
+                <w:rFonts w:ascii="IBM Plex Sans" w:cs="IBM Plex Sans" w:eastAsia="IBM Plex Sans" w:hAnsi="IBM Plex Sans"/>
+                <w:sz w:val="17"/>
+                <w:szCs w:val="17"/>
+              </w:rPr>
+              <w:t>24 V en alterna</w:t>
+            </w:r>
+          </w:p>
+        </w:tc>
+        <w:tc>
+          <w:tcPr>
+            <w:tcW w:type="dxa" w:w="3900"/>
+            <w:tcMar>
+              <w:top w:type="dxa" w:w="70"/>
+              <w:left w:type="dxa" w:w="100"/>
+              <w:bottom w:type="dxa" w:w="70"/>
+              <w:right w:type="dxa" w:w="100"/>
+            </w:tcMar>
+          </w:tcPr>
+          <w:p>
+            <w:r>
+              <w:rPr>
+                <w:rFonts w:ascii="IBM Plex Sans" w:cs="IBM Plex Sans" w:eastAsia="IBM Plex Sans" w:hAnsi="IBM Plex Sans"/>
+                <w:sz w:val="17"/>
+                <w:szCs w:val="17"/>
+              </w:rPr>
+              <w:t>Medición sobre el C 201, 19/08/2026</w:t>
             </w:r>
           </w:p>
         </w:tc>
@@ -4275,71 +4340,6 @@
                 <w:szCs w:val="17"/>
               </w:rPr>
               <w:t xml:space="preserve">Tejiendo una prueba con un dibujo inconfundible y comparando la tela contra el dibujo cargado</w:t>
-            </w:r>
-          </w:p>
-        </w:tc>
-      </w:tr>
-      <w:tr>
-        <w:tc>
-          <w:tcPr>
-            <w:tcW w:type="dxa" w:w="2500"/>
-            <w:tcMar>
-              <w:top w:type="dxa" w:w="70"/>
-              <w:left w:type="dxa" w:w="100"/>
-              <w:bottom w:type="dxa" w:w="70"/>
-              <w:right w:type="dxa" w:w="100"/>
-            </w:tcMar>
-          </w:tcPr>
-          <w:p>
-            <w:r>
-              <w:rPr>
-                <w:rFonts w:ascii="IBM Plex Sans" w:cs="IBM Plex Sans" w:eastAsia="IBM Plex Sans" w:hAnsi="IBM Plex Sans"/>
-                <w:sz w:val="17"/>
-                <w:szCs w:val="17"/>
-              </w:rPr>
-              <w:t>Tensión y tipo de la botonera (se espera menos de 24 V; alterna o continua sin confirmar)</w:t>
-            </w:r>
-          </w:p>
-        </w:tc>
-        <w:tc>
-          <w:tcPr>
-            <w:tcW w:type="dxa" w:w="2900"/>
-            <w:tcMar>
-              <w:top w:type="dxa" w:w="70"/>
-              <w:left w:type="dxa" w:w="100"/>
-              <w:bottom w:type="dxa" w:w="70"/>
-              <w:right w:type="dxa" w:w="100"/>
-            </w:tcMar>
-          </w:tcPr>
-          <w:p>
-            <w:r>
-              <w:rPr>
-                <w:rFonts w:ascii="IBM Plex Sans" w:cs="IBM Plex Sans" w:eastAsia="IBM Plex Sans" w:hAnsi="IBM Plex Sans"/>
-                <w:sz w:val="17"/>
-                <w:szCs w:val="17"/>
-              </w:rPr>
-              <w:t>Define la resistencia del sensado del Bloque A: 2,2 kΩ para 18 a 24 V, 1,2 kΩ para 12 a 18 V. El puente rectificador hace que el tipo no importe</w:t>
-            </w:r>
-          </w:p>
-        </w:tc>
-        <w:tc>
-          <w:tcPr>
-            <w:tcW w:type="dxa" w:w="3500"/>
-            <w:tcMar>
-              <w:top w:type="dxa" w:w="70"/>
-              <w:left w:type="dxa" w:w="100"/>
-              <w:bottom w:type="dxa" w:w="70"/>
-              <w:right w:type="dxa" w:w="100"/>
-            </w:tcMar>
-          </w:tcPr>
-          <w:p>
-            <w:r>
-              <w:rPr>
-                <w:rFonts w:ascii="IBM Plex Sans" w:cs="IBM Plex Sans" w:eastAsia="IBM Plex Sans" w:hAnsi="IBM Plex Sans"/>
-                <w:sz w:val="17"/>
-                <w:szCs w:val="17"/>
-              </w:rPr>
-              <w:t>Multímetro sobre los bornes de un botón, en alterna y en continua, apretándolo</w:t>
             </w:r>
           </w:p>
         </w:tc>

--- a/documentacion_proyecto/Conexionado_Nivel2.docx
+++ b/documentacion_proyecto/Conexionado_Nivel2.docx
@@ -3943,7 +3943,7 @@
                 <w:sz w:val="17"/>
                 <w:szCs w:val="17"/>
               </w:rPr>
-              <w:t xml:space="preserve">24 V en continua</w:t>
+              <w:t>24 V en alterna</w:t>
             </w:r>
           </w:p>
         </w:tc>

--- a/documentacion_proyecto/Conexionado_Nivel2.docx
+++ b/documentacion_proyecto/Conexionado_Nivel2.docx
@@ -490,7 +490,7 @@
                 <w:sz w:val="17"/>
                 <w:szCs w:val="17"/>
               </w:rPr>
-              <w:t xml:space="preserve">Desde el sensor hasta el gabinete van solo el negro y el azul. El marrón se queda en el telar.</w:t>
+              <w:t xml:space="preserve">Desde el telar hasta el gabinete van el positivo de la alimentación (el mismo del marrón, para R1) y el negro del sensor. El azul queda en el negativo del telar.</w:t>
             </w:r>
           </w:p>
         </w:tc>
@@ -1138,7 +1138,7 @@
           <w:sz w:val="21"/>
           <w:szCs w:val="21"/>
         </w:rPr>
-        <w:t xml:space="preserve">Negro y azul son los dos hilos que se llevan hasta el gabinete.</w:t>
+        <w:t xml:space="preserve">Al gabinete se llevan dos hilos: el positivo de la alimentación del telar (el mismo punto donde va el marrón) y el negro. El azul queda en el negativo del telar.</w:t>
       </w:r>
     </w:p>
     <w:p>
@@ -1258,15 +1258,7 @@
           <w:sz w:val="20"/>
           <w:szCs w:val="20"/>
         </w:rPr>
-        <w:t xml:space="preserve">El azul del sensor va a la pata 2 del optoacoplador, nunca al negativo del microcontrolador. </w:t>
-      </w:r>
-      <w:r>
-        <w:rPr>
-          <w:rFonts w:ascii="IBM Plex Sans" w:cs="IBM Plex Sans" w:eastAsia="IBM Plex Sans" w:hAnsi="IBM Plex Sans"/>
-          <w:sz w:val="20"/>
-          <w:szCs w:val="20"/>
-        </w:rPr>
-        <w:t xml:space="preserve">Unir los dos negativos anula el aislamiento entre el telar y el circuito, que es justamente lo que protege al equipo. Es el error más fácil de cometer y el más caro.</w:t>
+        <w:t xml:space="preserve">El negro del sensor va a la pata 2 del optoacoplador, y el azul queda en el negativo del telar: nunca en el negativo del microcontrolador. Unir los dos negativos anula el aislamiento entre el telar y el circuito, que es justamente lo que protege al equipo. Es el error más fácil de cometer y el más caro.</w:t>
       </w:r>
     </w:p>
     <w:p>
@@ -3025,7 +3017,7 @@
           <w:sz w:val="21"/>
           <w:szCs w:val="21"/>
         </w:rPr>
-        <w:t xml:space="preserve">Conectar un único lector y verificar que el sistema pueda reproducir lo que hace el papel: que al activar la salida, la bobina correspondiente se accione, y que al desactivarla, no. Recién cuando ese canal funcione, armar los otros cinco.</w:t>
+        <w:t xml:space="preserve">Conectar un único lector y verificar que el sistema pueda reproducir lo que hace el papel: que al activar la salida, la bobina correspondiente se accione, y que al desactivarla, no. Recién cuando ese canal funcione, armar los otros tres.</w:t>
       </w:r>
     </w:p>
     <w:p>
@@ -3191,7 +3183,7 @@
           <w:sz w:val="27"/>
           <w:szCs w:val="27"/>
         </w:rPr>
-        <w:t xml:space="preserve">4. Qué está confirmado y qué falta medir</w:t>
+        <w:t xml:space="preserve">3. Qué está confirmado y qué falta medir</w:t>
       </w:r>
     </w:p>
     <w:p>
@@ -3221,7 +3213,7 @@
           <w:sz w:val="23"/>
           <w:szCs w:val="23"/>
         </w:rPr>
-        <w:t xml:space="preserve">4.1. Confirmado por el cliente o por medición</w:t>
+        <w:t xml:space="preserve">3.1. Confirmado por el cliente o por medición</w:t>
       </w:r>
     </w:p>
     <w:tbl>
@@ -3726,7 +3718,7 @@
           <w:sz w:val="23"/>
           <w:szCs w:val="23"/>
         </w:rPr>
-        <w:t xml:space="preserve">4.2. Estimado con fundamento, pendiente de confirmar</w:t>
+        <w:t xml:space="preserve">3.2. Estimado con fundamento, pendiente de confirmar</w:t>
       </w:r>
     </w:p>
     <w:p>
@@ -4049,7 +4041,7 @@
           <w:sz w:val="23"/>
           <w:szCs w:val="23"/>
         </w:rPr>
-        <w:t xml:space="preserve">4.3. Incógnitas que solo se resuelven sobre la máquina</w:t>
+        <w:t xml:space="preserve">3.3. Incógnitas que solo se resuelven sobre la máquina</w:t>
       </w:r>
     </w:p>
     <w:tbl>
@@ -4411,7 +4403,7 @@
           <w:sz w:val="27"/>
           <w:szCs w:val="27"/>
         </w:rPr>
-        <w:t xml:space="preserve">5. Resumen de las mediciones pendientes</w:t>
+        <w:t xml:space="preserve">4. Resumen de las mediciones pendientes</w:t>
       </w:r>
     </w:p>
     <w:tbl>

--- a/documentacion_proyecto/Conexionado_Nivel2.docx
+++ b/documentacion_proyecto/Conexionado_Nivel2.docx
@@ -1527,7 +1527,7 @@
           <w:sz w:val="21"/>
           <w:szCs w:val="21"/>
         </w:rPr>
-        <w:t xml:space="preserve">El objetivo es que el dibujo venga de la aplicación en lugar de la cinta de papel. El telar ya tiene las cuatro bobinas de selección instaladas y funcionando: el sistema no las toca, sino que corta la señal del lector óptico que las comanda.</w:t>
+        <w:t xml:space="preserve">El objetivo es que el dibujo venga de la aplicación en lugar de la cinta de papel. El telar ya tiene las cuatro bobinas de selección instaladas y funcionando: el sistema no las toca. Con agujero, el lector óptico da la señal que activa la bobina; en la conexión final, la más segura, el relé ocupa el lugar del lector y da esa señal cuando el microcontrolador lo pide.</w:t>
       </w:r>
     </w:p>
     <w:p>
@@ -1538,7 +1538,7 @@
       <w:r>
         <w:drawing>
           <wp:inline distT="0" distB="0" distL="0" distR="0">
-            <wp:extent cx="5715000" cy="3733800"/>
+            <wp:extent cx="5715000" cy="4637314"/>
             <wp:effectExtent t="0" r="0" b="0" l="0"/>
             <wp:docPr id="1" name="" descr="" title=""/>
             <wp:cNvGraphicFramePr>
@@ -1563,7 +1563,7 @@
                   <pic:spPr bwMode="auto">
                     <a:xfrm>
                       <a:off x="0" y="0"/>
-                      <a:ext cx="5715000" cy="3733800"/>
+                      <a:ext cx="5715000" cy="4637314"/>
                     </a:xfrm>
                     <a:prstGeom prst="rect">
                       <a:avLst/>
@@ -1590,7 +1590,7 @@
           <w:sz w:val="17"/>
           <w:szCs w:val="17"/>
         </w:rPr>
-        <w:t xml:space="preserve">Figura 2. Canal completo de un relé, con las dos formas posibles de conectarlo al lector óptico.</w:t>
+        <w:t xml:space="preserve">Figura 2. La conexión final de un canal: el relé en el lugar del lector, con la resistencia de protección y la de 10 kΩ ½ W.</w:t>
       </w:r>
     </w:p>
     <w:p>
@@ -1787,7 +1787,7 @@
                 <w:sz w:val="17"/>
                 <w:szCs w:val="17"/>
               </w:rPr>
-              <w:t xml:space="preserve">Resistencia de 10 kΩ</w:t>
+              <w:t xml:space="preserve">Resistencia de 10 kΩ ¼ W</w:t>
             </w:r>
           </w:p>
         </w:tc>
@@ -1831,6 +1831,94 @@
                 <w:sz w:val="17"/>
                 <w:szCs w:val="17"/>
               </w:rPr>
+              <w:t xml:space="preserve">Resistencia de protección</w:t>
+            </w:r>
+          </w:p>
+        </w:tc>
+        <w:tc>
+          <w:tcPr>
+            <w:tcW w:type="dxa" w:w="6400"/>
+            <w:tcMar>
+              <w:top w:type="dxa" w:w="70"/>
+              <w:left w:type="dxa" w:w="100"/>
+              <w:bottom w:type="dxa" w:w="70"/>
+              <w:right w:type="dxa" w:w="100"/>
+            </w:tcMar>
+          </w:tcPr>
+          <w:p>
+            <w:r>
+              <w:rPr>
+                <w:rFonts w:ascii="IBM Plex Sans" w:cs="IBM Plex Sans" w:eastAsia="IBM Plex Sans" w:hAnsi="IBM Plex Sans"/>
+                <w:sz w:val="17"/>
+                <w:szCs w:val="17"/>
+              </w:rPr>
+              <w:t xml:space="preserve">Del + del conector del lector a la pata 4: 220 Ω 2 W si el lector se alimenta con hasta 15 V; 470 Ω 3 W de 15 a 30 V. Limita la corriente si hay un error de cableado.</w:t>
+            </w:r>
+          </w:p>
+        </w:tc>
+      </w:tr>
+      <w:tr>
+        <w:tc>
+          <w:tcPr>
+            <w:tcW w:type="dxa" w:w="2400"/>
+            <w:tcMar>
+              <w:top w:type="dxa" w:w="70"/>
+              <w:left w:type="dxa" w:w="100"/>
+              <w:bottom w:type="dxa" w:w="70"/>
+              <w:right w:type="dxa" w:w="100"/>
+            </w:tcMar>
+          </w:tcPr>
+          <w:p>
+            <w:r>
+              <w:rPr>
+                <w:rFonts w:ascii="IBM Plex Sans" w:cs="IBM Plex Sans" w:eastAsia="IBM Plex Sans" w:hAnsi="IBM Plex Sans"/>
+                <w:sz w:val="17"/>
+                <w:szCs w:val="17"/>
+              </w:rPr>
+              <w:t xml:space="preserve">Resistencia de 10 kΩ ½ W</w:t>
+            </w:r>
+          </w:p>
+        </w:tc>
+        <w:tc>
+          <w:tcPr>
+            <w:tcW w:type="dxa" w:w="6400"/>
+            <w:tcMar>
+              <w:top w:type="dxa" w:w="70"/>
+              <w:left w:type="dxa" w:w="100"/>
+              <w:bottom w:type="dxa" w:w="70"/>
+              <w:right w:type="dxa" w:w="100"/>
+            </w:tcMar>
+          </w:tcPr>
+          <w:p>
+            <w:r>
+              <w:rPr>
+                <w:rFonts w:ascii="IBM Plex Sans" w:cs="IBM Plex Sans" w:eastAsia="IBM Plex Sans" w:hAnsi="IBM Plex Sans"/>
+                <w:sz w:val="17"/>
+                <w:szCs w:val="17"/>
+              </w:rPr>
+              <w:t xml:space="preserve">De la señal al − del conector: con el relé abierto deja la señal en 0 V, como con papel.</w:t>
+            </w:r>
+          </w:p>
+        </w:tc>
+      </w:tr>
+      <w:tr>
+        <w:tc>
+          <w:tcPr>
+            <w:tcW w:type="dxa" w:w="2400"/>
+            <w:tcMar>
+              <w:top w:type="dxa" w:w="70"/>
+              <w:left w:type="dxa" w:w="100"/>
+              <w:bottom w:type="dxa" w:w="70"/>
+              <w:right w:type="dxa" w:w="100"/>
+            </w:tcMar>
+          </w:tcPr>
+          <w:p>
+            <w:r>
+              <w:rPr>
+                <w:rFonts w:ascii="IBM Plex Sans" w:cs="IBM Plex Sans" w:eastAsia="IBM Plex Sans" w:hAnsi="IBM Plex Sans"/>
+                <w:sz w:val="17"/>
+                <w:szCs w:val="17"/>
+              </w:rPr>
               <w:t xml:space="preserve">Cable y borneras</w:t>
             </w:r>
           </w:p>
@@ -1852,7 +1940,7 @@
                 <w:sz w:val="17"/>
                 <w:szCs w:val="17"/>
               </w:rPr>
-              <w:t xml:space="preserve">Del gabinete a los lectores ópticos del telar.</w:t>
+              <w:t xml:space="preserve">Del gabinete al conector de cada lector en la plaqueta. Una bornera para dejar los cables del lector marcados y aislados.</w:t>
             </w:r>
           </w:p>
         </w:tc>
@@ -1924,7 +2012,7 @@
           <w:sz w:val="21"/>
           <w:szCs w:val="21"/>
         </w:rPr>
-        <w:t xml:space="preserve">Con el telar encendido, y sin desconectar nada, solo apoyando las puntas del multímetro:</w:t>
+        <w:t xml:space="preserve">Con el telar encendido, sin tejer y sin desconectar nada, solo apoyando las puntas del multímetro sobre el conector del lector en la plaqueta:</w:t>
       </w:r>
     </w:p>
     <w:p>
@@ -1972,7 +2060,7 @@
           <w:sz w:val="21"/>
           <w:szCs w:val="21"/>
         </w:rPr>
-        <w:t xml:space="preserve">Corriente: </w:t>
+        <w:t xml:space="preserve">Alimentación: </w:t>
       </w:r>
       <w:r>
         <w:rPr>
@@ -1980,7 +2068,7 @@
           <w:sz w:val="21"/>
           <w:szCs w:val="21"/>
         </w:rPr>
-        <w:t xml:space="preserve">el multímetro en amperes, en serie. Empezar por la escala más alta e ir bajando.</w:t>
+        <w:t xml:space="preserve">la tensión entre el + y el − del conector. Define la resistencia de protección: 220 Ω 2 W hasta 15 V, 470 Ω 3 W de 15 a 30 V. Con más de 30 V, consultar.</w:t>
       </w:r>
     </w:p>
     <w:p>
@@ -2008,7 +2096,7 @@
           <w:sz w:val="21"/>
           <w:szCs w:val="21"/>
         </w:rPr>
-        <w:t xml:space="preserve">observar si la tensión sube o baja cuando pasa un agujero frente al lector. Esto define si el relé va en serie o en paralelo.</w:t>
+        <w:t xml:space="preserve">la señal contra el −, avanzando la cinta con el botón Impulso. Con papel tiene que dar unos 0 V y con agujero, cerca de +V: eso confirma la conexión final. Si da al revés, es la variante 2B (la guía de los relés la explica).</w:t>
       </w:r>
     </w:p>
     <w:p>
@@ -2411,7 +2499,7 @@
                 <w:sz w:val="17"/>
                 <w:szCs w:val="17"/>
               </w:rPr>
-              <w:t>Salida</w:t>
+              <w:t xml:space="preserve">Salida</w:t>
             </w:r>
           </w:p>
         </w:tc>
@@ -2432,7 +2520,7 @@
                 <w:sz w:val="17"/>
                 <w:szCs w:val="17"/>
               </w:rPr>
-              <w:t>Un hilo del circuito del lector óptico</w:t>
+              <w:t xml:space="preserve">El + del conector del lector, a través de la resistencia de protección</w:t>
             </w:r>
           </w:p>
         </w:tc>
@@ -2520,7 +2608,7 @@
                 <w:sz w:val="17"/>
                 <w:szCs w:val="17"/>
               </w:rPr>
-              <w:t>6</w:t>
+              <w:t xml:space="preserve">6</w:t>
             </w:r>
           </w:p>
         </w:tc>
@@ -2541,7 +2629,7 @@
                 <w:sz w:val="17"/>
                 <w:szCs w:val="17"/>
               </w:rPr>
-              <w:t>Salida</w:t>
+              <w:t xml:space="preserve">Salida</w:t>
             </w:r>
           </w:p>
         </w:tc>
@@ -2562,7 +2650,7 @@
                 <w:sz w:val="17"/>
                 <w:szCs w:val="17"/>
               </w:rPr>
-              <w:t>El otro hilo del circuito del lector óptico</w:t>
+              <w:t xml:space="preserve">La señal del conector del lector</w:t>
             </w:r>
           </w:p>
         </w:tc>
@@ -2720,237 +2808,99 @@
           <w:sz w:val="21"/>
           <w:szCs w:val="21"/>
         </w:rPr>
-        <w:t>Las patas 4 y 6 van en el circuito del lector óptico; la 3 y la 5 quedan sin conectar. Cómo se colocan depende de lo que haya dado la medición del paso 1:</w:t>
-      </w:r>
-    </w:p>
-    <w:tbl>
-      <w:tblPr>
-        <w:tblW w:type="dxa" w:w="8800"/>
-        <w:tblBorders>
-          <w:top w:val="single" w:color="auto" w:sz="4"/>
-          <w:left w:val="single" w:color="auto" w:sz="4"/>
-          <w:bottom w:val="single" w:color="auto" w:sz="4"/>
-          <w:right w:val="single" w:color="auto" w:sz="4"/>
-          <w:insideH w:val="single" w:color="auto" w:sz="4"/>
-          <w:insideV w:val="single" w:color="auto" w:sz="4"/>
-        </w:tblBorders>
-      </w:tblPr>
-      <w:tblGrid>
-        <w:gridCol w:w="2600"/>
-        <w:gridCol w:w="2900"/>
-        <w:gridCol w:w="3300"/>
-      </w:tblGrid>
-      <w:tr>
-        <w:trPr>
-          <w:tblHeader/>
-        </w:trPr>
-        <w:tc>
-          <w:tcPr>
-            <w:tcW w:type="dxa" w:w="2600"/>
-            <w:shd w:fill="1E3A5F" w:val="clear"/>
-            <w:tcMar>
-              <w:top w:type="dxa" w:w="70"/>
-              <w:left w:type="dxa" w:w="100"/>
-              <w:bottom w:type="dxa" w:w="70"/>
-              <w:right w:type="dxa" w:w="100"/>
-            </w:tcMar>
-          </w:tcPr>
-          <w:p>
-            <w:r>
-              <w:rPr>
-                <w:rFonts w:ascii="IBM Plex Sans" w:cs="IBM Plex Sans" w:eastAsia="IBM Plex Sans" w:hAnsi="IBM Plex Sans"/>
-                <w:b/>
-                <w:bCs/>
-                <w:color w:val="FFFFFF"/>
-                <w:sz w:val="18"/>
-                <w:szCs w:val="18"/>
-              </w:rPr>
-              <w:t xml:space="preserve">Si el agujero del papel…</w:t>
-            </w:r>
-          </w:p>
-        </w:tc>
-        <w:tc>
-          <w:tcPr>
-            <w:tcW w:type="dxa" w:w="2900"/>
-            <w:shd w:fill="1E3A5F" w:val="clear"/>
-            <w:tcMar>
-              <w:top w:type="dxa" w:w="70"/>
-              <w:left w:type="dxa" w:w="100"/>
-              <w:bottom w:type="dxa" w:w="70"/>
-              <w:right w:type="dxa" w:w="100"/>
-            </w:tcMar>
-          </w:tcPr>
-          <w:p>
-            <w:r>
-              <w:rPr>
-                <w:rFonts w:ascii="IBM Plex Sans" w:cs="IBM Plex Sans" w:eastAsia="IBM Plex Sans" w:hAnsi="IBM Plex Sans"/>
-                <w:b/>
-                <w:bCs/>
-                <w:color w:val="FFFFFF"/>
-                <w:sz w:val="18"/>
-                <w:szCs w:val="18"/>
-              </w:rPr>
-              <w:t xml:space="preserve">El relé va…</w:t>
-            </w:r>
-          </w:p>
-        </w:tc>
-        <w:tc>
-          <w:tcPr>
-            <w:tcW w:type="dxa" w:w="3300"/>
-            <w:shd w:fill="1E3A5F" w:val="clear"/>
-            <w:tcMar>
-              <w:top w:type="dxa" w:w="70"/>
-              <w:left w:type="dxa" w:w="100"/>
-              <w:bottom w:type="dxa" w:w="70"/>
-              <w:right w:type="dxa" w:w="100"/>
-            </w:tcMar>
-          </w:tcPr>
-          <w:p>
-            <w:r>
-              <w:rPr>
-                <w:rFonts w:ascii="IBM Plex Sans" w:cs="IBM Plex Sans" w:eastAsia="IBM Plex Sans" w:hAnsi="IBM Plex Sans"/>
-                <w:b/>
-                <w:bCs/>
-                <w:color w:val="FFFFFF"/>
-                <w:sz w:val="18"/>
-                <w:szCs w:val="18"/>
-              </w:rPr>
-              <w:t xml:space="preserve">Porque…</w:t>
-            </w:r>
-          </w:p>
-        </w:tc>
-      </w:tr>
-      <w:tr>
-        <w:tc>
-          <w:tcPr>
-            <w:tcW w:type="dxa" w:w="2600"/>
-            <w:tcMar>
-              <w:top w:type="dxa" w:w="70"/>
-              <w:left w:type="dxa" w:w="100"/>
-              <w:bottom w:type="dxa" w:w="70"/>
-              <w:right w:type="dxa" w:w="100"/>
-            </w:tcMar>
-          </w:tcPr>
-          <w:p>
-            <w:r>
-              <w:rPr>
-                <w:rFonts w:ascii="IBM Plex Sans" w:cs="IBM Plex Sans" w:eastAsia="IBM Plex Sans" w:hAnsi="IBM Plex Sans"/>
-                <w:sz w:val="17"/>
-                <w:szCs w:val="17"/>
-              </w:rPr>
-              <w:t xml:space="preserve">CIERRA el circuito</w:t>
-            </w:r>
-          </w:p>
-        </w:tc>
-        <w:tc>
-          <w:tcPr>
-            <w:tcW w:type="dxa" w:w="2900"/>
-            <w:tcMar>
-              <w:top w:type="dxa" w:w="70"/>
-              <w:left w:type="dxa" w:w="100"/>
-              <w:bottom w:type="dxa" w:w="70"/>
-              <w:right w:type="dxa" w:w="100"/>
-            </w:tcMar>
-          </w:tcPr>
-          <w:p>
-            <w:r>
-              <w:rPr>
-                <w:rFonts w:ascii="IBM Plex Sans" w:cs="IBM Plex Sans" w:eastAsia="IBM Plex Sans" w:hAnsi="IBM Plex Sans"/>
-                <w:sz w:val="17"/>
-                <w:szCs w:val="17"/>
-              </w:rPr>
-              <w:t xml:space="preserve">En paralelo con el lector</w:t>
-            </w:r>
-          </w:p>
-        </w:tc>
-        <w:tc>
-          <w:tcPr>
-            <w:tcW w:type="dxa" w:w="3300"/>
-            <w:tcMar>
-              <w:top w:type="dxa" w:w="70"/>
-              <w:left w:type="dxa" w:w="100"/>
-              <w:bottom w:type="dxa" w:w="70"/>
-              <w:right w:type="dxa" w:w="100"/>
-            </w:tcMar>
-          </w:tcPr>
-          <w:p>
-            <w:r>
-              <w:rPr>
-                <w:rFonts w:ascii="IBM Plex Sans" w:cs="IBM Plex Sans" w:eastAsia="IBM Plex Sans" w:hAnsi="IBM Plex Sans"/>
-                <w:sz w:val="17"/>
-                <w:szCs w:val="17"/>
-              </w:rPr>
-              <w:t xml:space="preserve">Cerrar el relé equivale a que pase un agujero</w:t>
-            </w:r>
-          </w:p>
-        </w:tc>
-      </w:tr>
-      <w:tr>
-        <w:tc>
-          <w:tcPr>
-            <w:tcW w:type="dxa" w:w="2600"/>
-            <w:tcMar>
-              <w:top w:type="dxa" w:w="70"/>
-              <w:left w:type="dxa" w:w="100"/>
-              <w:bottom w:type="dxa" w:w="70"/>
-              <w:right w:type="dxa" w:w="100"/>
-            </w:tcMar>
-          </w:tcPr>
-          <w:p>
-            <w:r>
-              <w:rPr>
-                <w:rFonts w:ascii="IBM Plex Sans" w:cs="IBM Plex Sans" w:eastAsia="IBM Plex Sans" w:hAnsi="IBM Plex Sans"/>
-                <w:sz w:val="17"/>
-                <w:szCs w:val="17"/>
-              </w:rPr>
-              <w:t xml:space="preserve">ABRE el circuito</w:t>
-            </w:r>
-          </w:p>
-        </w:tc>
-        <w:tc>
-          <w:tcPr>
-            <w:tcW w:type="dxa" w:w="2900"/>
-            <w:tcMar>
-              <w:top w:type="dxa" w:w="70"/>
-              <w:left w:type="dxa" w:w="100"/>
-              <w:bottom w:type="dxa" w:w="70"/>
-              <w:right w:type="dxa" w:w="100"/>
-            </w:tcMar>
-          </w:tcPr>
-          <w:p>
-            <w:r>
-              <w:rPr>
-                <w:rFonts w:ascii="IBM Plex Sans" w:cs="IBM Plex Sans" w:eastAsia="IBM Plex Sans" w:hAnsi="IBM Plex Sans"/>
-                <w:sz w:val="17"/>
-                <w:szCs w:val="17"/>
-              </w:rPr>
-              <w:t xml:space="preserve">En serie, intercalado en un hilo</w:t>
-            </w:r>
-          </w:p>
-        </w:tc>
-        <w:tc>
-          <w:tcPr>
-            <w:tcW w:type="dxa" w:w="3300"/>
-            <w:tcMar>
-              <w:top w:type="dxa" w:w="70"/>
-              <w:left w:type="dxa" w:w="100"/>
-              <w:bottom w:type="dxa" w:w="70"/>
-              <w:right w:type="dxa" w:w="100"/>
-            </w:tcMar>
-          </w:tcPr>
-          <w:p>
-            <w:r>
-              <w:rPr>
-                <w:rFonts w:ascii="IBM Plex Sans" w:cs="IBM Plex Sans" w:eastAsia="IBM Plex Sans" w:hAnsi="IBM Plex Sans"/>
-                <w:sz w:val="17"/>
-                <w:szCs w:val="17"/>
-              </w:rPr>
-              <w:t xml:space="preserve">Abrir el relé equivale al agujero</w:t>
-            </w:r>
-          </w:p>
-        </w:tc>
-      </w:tr>
-    </w:tbl>
+        <w:t xml:space="preserve">Con el telar apagado y desenchufado. Se hace en el conector del lector en la plaqueta, en cada canal; las patas 3 y 5 quedan sin conectar:</w:t>
+      </w:r>
+    </w:p>
+    <w:p>
+      <w:pPr>
+        <w:pStyle w:val="ListParagraph"/>
+        <w:numPr>
+          <w:ilvl w:val="0"/>
+          <w:numId w:val="2"/>
+        </w:numPr>
+        <w:spacing w:after="80"/>
+      </w:pPr>
+      <w:r>
+        <w:rPr>
+          <w:rFonts w:ascii="IBM Plex Sans" w:cs="IBM Plex Sans" w:eastAsia="IBM Plex Sans" w:hAnsi="IBM Plex Sans"/>
+          <w:sz w:val="21"/>
+          <w:szCs w:val="21"/>
+        </w:rPr>
+        <w:t xml:space="preserve">Desconectar los 4 cables del lector de la plaqueta, marcarlos en las dos puntas con cinta de color y aislarlos en su bornera, para poder volver a conectarlo.</w:t>
+      </w:r>
+    </w:p>
+    <w:p>
+      <w:pPr>
+        <w:pStyle w:val="ListParagraph"/>
+        <w:numPr>
+          <w:ilvl w:val="0"/>
+          <w:numId w:val="2"/>
+        </w:numPr>
+        <w:spacing w:after="80"/>
+      </w:pPr>
+      <w:r>
+        <w:rPr>
+          <w:rFonts w:ascii="IBM Plex Sans" w:cs="IBM Plex Sans" w:eastAsia="IBM Plex Sans" w:hAnsi="IBM Plex Sans"/>
+          <w:sz w:val="21"/>
+          <w:szCs w:val="21"/>
+        </w:rPr>
+        <w:t xml:space="preserve">Del + del conector, la resistencia de protección a la pata 4 del relé.</w:t>
+      </w:r>
+    </w:p>
+    <w:p>
+      <w:pPr>
+        <w:pStyle w:val="ListParagraph"/>
+        <w:numPr>
+          <w:ilvl w:val="0"/>
+          <w:numId w:val="2"/>
+        </w:numPr>
+        <w:spacing w:after="80"/>
+      </w:pPr>
+      <w:r>
+        <w:rPr>
+          <w:rFonts w:ascii="IBM Plex Sans" w:cs="IBM Plex Sans" w:eastAsia="IBM Plex Sans" w:hAnsi="IBM Plex Sans"/>
+          <w:sz w:val="21"/>
+          <w:szCs w:val="21"/>
+        </w:rPr>
+        <w:t xml:space="preserve">La pata 6 del relé a la señal del conector.</w:t>
+      </w:r>
+    </w:p>
+    <w:p>
+      <w:pPr>
+        <w:pStyle w:val="ListParagraph"/>
+        <w:numPr>
+          <w:ilvl w:val="0"/>
+          <w:numId w:val="2"/>
+        </w:numPr>
+        <w:spacing w:after="80"/>
+      </w:pPr>
+      <w:r>
+        <w:rPr>
+          <w:rFonts w:ascii="IBM Plex Sans" w:cs="IBM Plex Sans" w:eastAsia="IBM Plex Sans" w:hAnsi="IBM Plex Sans"/>
+          <w:sz w:val="21"/>
+          <w:szCs w:val="21"/>
+        </w:rPr>
+        <w:t xml:space="preserve">Una resistencia de 10 kΩ ½ W de la señal al − del conector. La referencia, unida a ese mismo −.</w:t>
+      </w:r>
+    </w:p>
+    <w:p>
+      <w:pPr>
+        <w:pStyle w:val="ListParagraph"/>
+        <w:numPr>
+          <w:ilvl w:val="0"/>
+          <w:numId w:val="2"/>
+        </w:numPr>
+        <w:spacing w:after="80"/>
+      </w:pPr>
+      <w:r>
+        <w:rPr>
+          <w:rFonts w:ascii="IBM Plex Sans" w:cs="IBM Plex Sans" w:eastAsia="IBM Plex Sans" w:hAnsi="IBM Plex Sans"/>
+          <w:sz w:val="21"/>
+          <w:szCs w:val="21"/>
+        </w:rPr>
+        <w:t xml:space="preserve">En la configuración del firmware, CANAL_ACTIVO_EN_ALTO en true, como viene: relé cerrado = agujero.</w:t>
+      </w:r>
+    </w:p>
     <w:p>
       <w:pPr>
         <w:pBdr>
@@ -2970,7 +2920,7 @@
           <w:sz w:val="20"/>
           <w:szCs w:val="20"/>
         </w:rPr>
-        <w:t xml:space="preserve">Marcar los hilos antes de cortar. </w:t>
+        <w:t xml:space="preserve">Qué pasa en cada situación. </w:t>
       </w:r>
       <w:r>
         <w:rPr>
@@ -2978,7 +2928,37 @@
           <w:sz w:val="20"/>
           <w:szCs w:val="20"/>
         </w:rPr>
-        <w:t xml:space="preserve">Una vuelta de cinta de color en cada extremo alcanza. Reconectar el circuito del lector sin haber anotado qué hilo era cuál es un problema evitable.</w:t>
+        <w:t xml:space="preserve">Si el microcontrolador pide la bobina, el relé se cierra, la señal queda en +V y la bobina se activa; mientras la misma bobina se repite, el relé queda cerrado y la aguja va y vuelve igual en cada pasada. Si no la pide, o está apagado o arrancando, el relé queda abierto y la de 10 kΩ deja la señal en 0 V, como con papel: la bobina queda en reposo. Si por un error de cableado la señal o la pata 4 tocaran el −, la resistencia de protección limita la corriente a unos 50 mA y no se daña nada.</w:t>
+      </w:r>
+    </w:p>
+    <w:p>
+      <w:pPr>
+        <w:pBdr>
+          <w:top w:val="single" w:color="EADFC8" w:sz="2"/>
+          <w:bottom w:val="single" w:color="EADFC8" w:sz="2"/>
+          <w:left w:val="single" w:color="9C5C0A" w:sz="16"/>
+          <w:right w:val="single" w:color="EADFC8" w:sz="2"/>
+        </w:pBdr>
+        <w:shd w:fill="FFF8EC" w:val="clear"/>
+        <w:spacing w:after="130" w:before="130"/>
+      </w:pPr>
+      <w:r>
+        <w:rPr>
+          <w:rFonts w:ascii="IBM Plex Sans" w:cs="IBM Plex Sans" w:eastAsia="IBM Plex Sans" w:hAnsi="IBM Plex Sans"/>
+          <w:b/>
+          <w:bCs/>
+          <w:sz w:val="20"/>
+          <w:szCs w:val="20"/>
+        </w:rPr>
+        <w:t xml:space="preserve">Por qué es la más segura. </w:t>
+      </w:r>
+      <w:r>
+        <w:rPr>
+          <w:rFonts w:ascii="IBM Plex Sans" w:cs="IBM Plex Sans" w:eastAsia="IBM Plex Sans" w:hAnsi="IBM Plex Sans"/>
+          <w:sz w:val="20"/>
+          <w:szCs w:val="20"/>
+        </w:rPr>
+        <w:t xml:space="preserve">El relé solo toca la señal del lector (pocos mA), nunca las bobinas ni su alimentación; el microcontrolador y el telar quedan aislados; el LCA110 es normalmente abierto, así que sin orden la plaqueta ve papel; la corriente queda limitada aun con un error de cableado; y es reversible: con la bornera se vuelve a conectar el lector en minutos. Las conexiones en paralelo o en serie con el lector, que se evaluaron primero, quedan descartadas.</w:t>
       </w:r>
     </w:p>
     <w:p>
@@ -3017,7 +2997,7 @@
           <w:sz w:val="21"/>
           <w:szCs w:val="21"/>
         </w:rPr>
-        <w:t xml:space="preserve">Conectar un único lector y verificar que el sistema pueda reproducir lo que hace el papel: que al activar la salida, la bobina correspondiente se accione, y que al desactivarla, no. Recién cuando ese canal funcione, armar los otros tres.</w:t>
+        <w:t xml:space="preserve">Armar un único canal. Antes de dejar el relé, poner en su lugar el multímetro (empezando por la escala de 10 A) en serie con la resistencia de protección, con el telar apagado; encenderlo sin tejer: tiene que marcar pocos mA (menos de 20) y la bobina tiene que activarse con el multímetro puesto y soltarse al sacarlo. Después, con el relé, verificar que al activar la salida la bobina se accione y que al desactivarla, no. Recién cuando ese canal funcione, armar los otros tres.</w:t>
       </w:r>
     </w:p>
     <w:p>
@@ -4159,7 +4139,7 @@
                 <w:sz w:val="17"/>
                 <w:szCs w:val="17"/>
               </w:rPr>
-              <w:t xml:space="preserve">Si el agujero del papel abre o cierra el circuito</w:t>
+              <w:t xml:space="preserve">Qué hace la señal del lector con agujero</w:t>
             </w:r>
           </w:p>
         </w:tc>
@@ -4180,7 +4160,7 @@
                 <w:sz w:val="17"/>
                 <w:szCs w:val="17"/>
               </w:rPr>
-              <w:t xml:space="preserve">Define si el relé va en serie o en paralelo, y el valor de CANAL_ACTIVO_EN_ALTO</w:t>
+              <w:t xml:space="preserve">Con agujero +V confirma la conexión final (CANAL_ACTIVO_EN_ALTO en true); con agujero 0 V sería la variante 2B</w:t>
             </w:r>
           </w:p>
         </w:tc>
@@ -4201,7 +4181,72 @@
                 <w:sz w:val="17"/>
                 <w:szCs w:val="17"/>
               </w:rPr>
-              <w:t xml:space="preserve">Con el multímetro sobre la salida de un lector, avanzando la cinta con el botón Impulso y observando en qué posición hay tensión</w:t>
+              <w:t xml:space="preserve">Con el multímetro entre la señal y el − del conector, avanzando la cinta con el botón Impulso, sin tejer</w:t>
+            </w:r>
+          </w:p>
+        </w:tc>
+      </w:tr>
+      <w:tr>
+        <w:tc>
+          <w:tcPr>
+            <w:tcW w:type="dxa" w:w="2500"/>
+            <w:tcMar>
+              <w:top w:type="dxa" w:w="70"/>
+              <w:left w:type="dxa" w:w="100"/>
+              <w:bottom w:type="dxa" w:w="70"/>
+              <w:right w:type="dxa" w:w="100"/>
+            </w:tcMar>
+          </w:tcPr>
+          <w:p>
+            <w:r>
+              <w:rPr>
+                <w:rFonts w:ascii="IBM Plex Sans" w:cs="IBM Plex Sans" w:eastAsia="IBM Plex Sans" w:hAnsi="IBM Plex Sans"/>
+                <w:sz w:val="17"/>
+                <w:szCs w:val="17"/>
+              </w:rPr>
+              <w:t xml:space="preserve">Tensión de alimentación del lector</w:t>
+            </w:r>
+          </w:p>
+        </w:tc>
+        <w:tc>
+          <w:tcPr>
+            <w:tcW w:type="dxa" w:w="2900"/>
+            <w:tcMar>
+              <w:top w:type="dxa" w:w="70"/>
+              <w:left w:type="dxa" w:w="100"/>
+              <w:bottom w:type="dxa" w:w="70"/>
+              <w:right w:type="dxa" w:w="100"/>
+            </w:tcMar>
+          </w:tcPr>
+          <w:p>
+            <w:r>
+              <w:rPr>
+                <w:rFonts w:ascii="IBM Plex Sans" w:cs="IBM Plex Sans" w:eastAsia="IBM Plex Sans" w:hAnsi="IBM Plex Sans"/>
+                <w:sz w:val="17"/>
+                <w:szCs w:val="17"/>
+              </w:rPr>
+              <w:t xml:space="preserve">Define la resistencia de protección: 220 Ω 2 W hasta 15 V, 470 Ω 3 W de 15 a 30 V</w:t>
+            </w:r>
+          </w:p>
+        </w:tc>
+        <w:tc>
+          <w:tcPr>
+            <w:tcW w:type="dxa" w:w="3500"/>
+            <w:tcMar>
+              <w:top w:type="dxa" w:w="70"/>
+              <w:left w:type="dxa" w:w="100"/>
+              <w:bottom w:type="dxa" w:w="70"/>
+              <w:right w:type="dxa" w:w="100"/>
+            </w:tcMar>
+          </w:tcPr>
+          <w:p>
+            <w:r>
+              <w:rPr>
+                <w:rFonts w:ascii="IBM Plex Sans" w:cs="IBM Plex Sans" w:eastAsia="IBM Plex Sans" w:hAnsi="IBM Plex Sans"/>
+                <w:sz w:val="17"/>
+                <w:szCs w:val="17"/>
+              </w:rPr>
+              <w:t xml:space="preserve">Con el multímetro entre el + y el − del conector del lector, sin tejer</w:t>
             </w:r>
           </w:p>
         </w:tc>
@@ -4651,7 +4696,7 @@
                 <w:sz w:val="17"/>
                 <w:szCs w:val="17"/>
               </w:rPr>
-              <w:t xml:space="preserve">Tensión en la salida de un lector óptico</w:t>
+              <w:t xml:space="preserve">Tensión de alimentación del lector (+ y − del conector)</w:t>
             </w:r>
           </w:p>
         </w:tc>
@@ -4672,7 +4717,7 @@
                 <w:sz w:val="17"/>
                 <w:szCs w:val="17"/>
               </w:rPr>
-              <w:t xml:space="preserve">Confirmar el margen del relé</w:t>
+              <w:t xml:space="preserve">Elegir la resistencia de protección</w:t>
             </w:r>
           </w:p>
         </w:tc>
@@ -4693,7 +4738,7 @@
                 <w:sz w:val="17"/>
                 <w:szCs w:val="17"/>
               </w:rPr>
-              <w:t xml:space="preserve">Con el telar encendido</w:t>
+              <w:t xml:space="preserve">Con el telar encendido, sin tejer</w:t>
             </w:r>
           </w:p>
         </w:tc>
@@ -4716,7 +4761,7 @@
                 <w:sz w:val="17"/>
                 <w:szCs w:val="17"/>
               </w:rPr>
-              <w:t xml:space="preserve">Corriente en la salida de un lector óptico</w:t>
+              <w:t xml:space="preserve">Corriente con la resistencia de protección en el lugar del relé</w:t>
             </w:r>
           </w:p>
         </w:tc>
@@ -4737,7 +4782,7 @@
                 <w:sz w:val="17"/>
                 <w:szCs w:val="17"/>
               </w:rPr>
-              <w:t xml:space="preserve">Confirmar que el LCA110 es el componente adecuado</w:t>
+              <w:t xml:space="preserve">Confirmar que el LCA110 es el componente adecuado (menos de 20 mA)</w:t>
             </w:r>
           </w:p>
         </w:tc>
@@ -4758,7 +4803,7 @@
                 <w:sz w:val="17"/>
                 <w:szCs w:val="17"/>
               </w:rPr>
-              <w:t xml:space="preserve">Con el telar encendido</w:t>
+              <w:t xml:space="preserve">Con el lector desconectado: conectar con el telar apagado y leer encendido, sin tejer</w:t>
             </w:r>
           </w:p>
         </w:tc>
@@ -4781,7 +4826,7 @@
                 <w:sz w:val="17"/>
                 <w:szCs w:val="17"/>
               </w:rPr>
-              <w:t xml:space="preserve">Si el agujero abre o cierra el circuito</w:t>
+              <w:t xml:space="preserve">Qué hace la señal con agujero</w:t>
             </w:r>
           </w:p>
         </w:tc>
@@ -4802,7 +4847,7 @@
                 <w:sz w:val="17"/>
                 <w:szCs w:val="17"/>
               </w:rPr>
-              <w:t xml:space="preserve">Definir si el relé va en serie o en paralelo</w:t>
+              <w:t xml:space="preserve">Confirmar la conexión final (con agujero, +V)</w:t>
             </w:r>
           </w:p>
         </w:tc>
@@ -4823,7 +4868,7 @@
                 <w:sz w:val="17"/>
                 <w:szCs w:val="17"/>
               </w:rPr>
-              <w:t xml:space="preserve">Con el telar encendido</w:t>
+              <w:t xml:space="preserve">Con el telar encendido, sin tejer</w:t>
             </w:r>
           </w:p>
         </w:tc>

--- a/documentacion_proyecto/Conexionado_Nivel2.docx
+++ b/documentacion_proyecto/Conexionado_Nivel2.docx
@@ -1058,7 +1058,7 @@
           <w:sz w:val="20"/>
           <w:szCs w:val="20"/>
         </w:rPr>
-        <w:t>No usar la resistencia de 1,2 kΩ con una alimentación de 24 V: le entraría casi el doble de corriente al LED del optoacoplador y se daña. Medir primero, elegir después.</w:t>
+        <w:t>No usar la resistencia de 1,2 kΩ ¼ W con una alimentación de 24 V: tendría que disipar unos 0,43 W y se quemaría (el LED del optoacoplador aguanta esos 19 mA; la resistencia no). Medir primero, elegir después.</w:t>
       </w:r>
     </w:p>
     <w:p>
@@ -2928,7 +2928,7 @@
           <w:sz w:val="20"/>
           <w:szCs w:val="20"/>
         </w:rPr>
-        <w:t xml:space="preserve">Si el microcontrolador pide la bobina, el relé se cierra, la señal queda en +V y la bobina se activa; mientras la misma bobina se repite, el relé queda cerrado y la aguja va y vuelve igual en cada pasada. Si no la pide, o está apagado o arrancando, el relé queda abierto y la de 10 kΩ deja la señal en 0 V, como con papel: la bobina queda en reposo. Si por un error de cableado la señal o la pata 4 tocaran el −, la resistencia de protección limita la corriente a unos 50 mA y no se daña nada.</w:t>
+        <w:t xml:space="preserve">Si el microcontrolador pide la bobina, el relé se cierra, la señal queda en +V y la bobina se activa; mientras la misma bobina se repite, el relé queda cerrado y la aguja va y vuelve igual en cada pasada. Si no la pide, o está apagado o arrancando, el relé queda abierto y la de 10 kΩ deja la señal en 0 V, como con papel: la bobina queda en reposo. Si por un error de cableado la señal o la pata 4 tocaran el −, la resistencia de protección limita la corriente a menos de 70 mA, por debajo de los 120 mA del relé, y no se daña nada.</w:t>
       </w:r>
     </w:p>
     <w:p>

--- a/documentacion_proyecto/Conexionado_Nivel2.docx
+++ b/documentacion_proyecto/Conexionado_Nivel2.docx
@@ -48,7 +48,7 @@
           <w:sz w:val="18"/>
           <w:szCs w:val="18"/>
         </w:rPr>
-        <w:t>Sensor de pasada y relés LCA110 · Paso a paso · Septiembre 2026</w:t>
+        <w:t>Sensor de pasada y relés LCA110 · Paso a paso · Octubre 2026</w:t>
       </w:r>
     </w:p>
     <w:p>
@@ -3089,7 +3089,7 @@
           <w:sz w:val="21"/>
           <w:szCs w:val="21"/>
         </w:rPr>
-        <w:t xml:space="preserve">En cada pasada, escribir en esas salidas los valores de la fila actual del dibujo.</w:t>
+        <w:t xml:space="preserve">En cada pasada, activar la salida de la bobina de la fila actual del dibujo (una sola por fila).</w:t>
       </w:r>
     </w:p>
     <w:p>
@@ -3107,7 +3107,7 @@
           <w:sz w:val="21"/>
           <w:szCs w:val="21"/>
         </w:rPr>
-        <w:t xml:space="preserve">La función que ya existe en el backend devuelve exactamente esa información: qué elementos se activan en cada fila.</w:t>
+        <w:t xml:space="preserve">El firmware ya lo hace: con NIVEL2_INSTALADO en true descarga el dibujo del backend y sigue la posición con las repeticiones y los intercalados (seleccion_dibujo.h y posicion_dibujo.h).</w:t>
       </w:r>
     </w:p>
     <w:p>

--- a/documentacion_proyecto/Conexionado_Nivel2.docx
+++ b/documentacion_proyecto/Conexionado_Nivel2.docx
@@ -2096,7 +2096,7 @@
           <w:sz w:val="21"/>
           <w:szCs w:val="21"/>
         </w:rPr>
-        <w:t xml:space="preserve">la señal contra el −, avanzando la cinta con el botón Impulso. Con papel tiene que dar unos 0 V y con agujero, cerca de +V: eso confirma la conexión final. Si da al revés, es la variante 2B (la guía de los relés la explica).</w:t>
+        <w:t xml:space="preserve">la señal contra el −, sin tejer, moviendo la cinta a mano o poniendo un papel delante del lector. Con papel tiene que dar unos 0 V y con agujero, cerca de +V: eso confirma la conexión final. Si da al revés, es la variante 2B (la guía de los relés la explica).</w:t>
       </w:r>
     </w:p>
     <w:p>
@@ -4181,7 +4181,7 @@
                 <w:sz w:val="17"/>
                 <w:szCs w:val="17"/>
               </w:rPr>
-              <w:t xml:space="preserve">Con el multímetro entre la señal y el − del conector, avanzando la cinta con el botón Impulso, sin tejer</w:t>
+              <w:t xml:space="preserve">Con el multímetro entre la señal y el − del conector, moviendo la cinta a mano o con un papel delante del lector, sin tejer</w:t>
             </w:r>
           </w:p>
         </w:tc>

--- a/documentacion_proyecto/Conexionado_Nivel2.docx
+++ b/documentacion_proyecto/Conexionado_Nivel2.docx
@@ -534,7 +534,7 @@
                 <w:sz w:val="17"/>
                 <w:szCs w:val="17"/>
               </w:rPr>
-              <w:t xml:space="preserve">A fabricar: escuadra en L y un tornillo o chapita que haga de blanco metálico sobre el eje.</w:t>
+              <w:t xml:space="preserve">Ya construido y montado el 10/09/2026: escuadra en L y un tornillo o chapita que hace de blanco metálico sobre el eje.</w:t>
             </w:r>
           </w:p>
         </w:tc>

--- a/documentacion_proyecto/Conexionado_Nivel2.docx
+++ b/documentacion_proyecto/Conexionado_Nivel2.docx
@@ -593,7 +593,7 @@
           <w:sz w:val="21"/>
           <w:szCs w:val="21"/>
         </w:rPr>
-        <w:t xml:space="preserve">Es el paso que no se puede resolver desde el escritorio. Con el telar andando lento, poner un pedazo de cinta en un eje accesible y contar cuántas vueltas da mientras la máquina hace cinco pasadas. Si son cinco, la relación es uno a uno y ese es el eje. Si fueran diez, el conteo saldría al doble.</w:t>
+        <w:t xml:space="preserve">Es el paso que no se puede resolver desde el escritorio. Poner un pedazo de cinta en un eje accesible y, girándolo a mano despacio, contar cuántas vueltas da mientras la máquina hace cinco pasadas. Si son cinco, la relación es uno a uno y ese es el eje. Si fueran diez, el conteo saldría al doble.</w:t>
       </w:r>
     </w:p>
     <w:p>
@@ -4673,7 +4673,7 @@
                 <w:sz w:val="17"/>
                 <w:szCs w:val="17"/>
               </w:rPr>
-              <w:t xml:space="preserve">Con el telar andando lento</w:t>
+              <w:t xml:space="preserve">Girando el eje a mano, despacio</w:t>
             </w:r>
           </w:p>
         </w:tc>

--- a/documentacion_proyecto/Conexionado_Nivel2.docx
+++ b/documentacion_proyecto/Conexionado_Nivel2.docx
@@ -1852,7 +1852,7 @@
                 <w:sz w:val="17"/>
                 <w:szCs w:val="17"/>
               </w:rPr>
-              <w:t xml:space="preserve">Del + del conector del lector a la pata 4: 220 Ω 2 W si el lector se alimenta con hasta 15 V; 470 Ω 3 W de 15 a 30 V. Limita la corriente si hay un error de cableado.</w:t>
+              <w:t xml:space="preserve">Del + del conector del lector a la pata 4: 220 Ω 2 W si el lector se alimenta con hasta 15 V; 470 Ω 3 W de 15 a 30 V (la del C 201, medido el 17/10/2026). Limita la corriente si hay un error de cableado.</w:t>
             </w:r>
           </w:p>
         </w:tc>
@@ -2068,7 +2068,7 @@
           <w:sz w:val="21"/>
           <w:szCs w:val="21"/>
         </w:rPr>
-        <w:t xml:space="preserve">la tensión entre el + y el − del conector. Define la resistencia de protección: 220 Ω 2 W hasta 15 V, 470 Ω 3 W de 15 a 30 V. Con más de 30 V, consultar.</w:t>
+        <w:t xml:space="preserve">la tensión entre el + y el − del conector. Define la resistencia de protección: 220 Ω 2 W hasta 15 V, 470 Ω 3 W de 15 a 30 V. Con más de 30 V, consultar. En el C 201 dio entre 15 y 30 V (17/10/2026).</w:t>
       </w:r>
     </w:p>
     <w:p>
@@ -3683,6 +3683,136 @@
           </w:p>
         </w:tc>
       </w:tr>
+      <w:tr>
+        <w:tc>
+          <w:tcPr>
+            <w:tcW w:type="dxa" w:w="2700"/>
+            <w:tcMar>
+              <w:top w:type="dxa" w:w="70"/>
+              <w:left w:type="dxa" w:w="100"/>
+              <w:bottom w:type="dxa" w:w="70"/>
+              <w:right w:type="dxa" w:w="100"/>
+            </w:tcMar>
+          </w:tcPr>
+          <w:p>
+            <w:r>
+              <w:rPr>
+                <w:rFonts w:ascii="IBM Plex Sans" w:cs="IBM Plex Sans" w:eastAsia="IBM Plex Sans" w:hAnsi="IBM Plex Sans"/>
+                <w:sz w:val="17"/>
+                <w:szCs w:val="17"/>
+              </w:rPr>
+              <w:t xml:space="preserve">Alimentación del lector óptico</w:t>
+            </w:r>
+          </w:p>
+        </w:tc>
+        <w:tc>
+          <w:tcPr>
+            <w:tcW w:type="dxa" w:w="2300"/>
+            <w:tcMar>
+              <w:top w:type="dxa" w:w="70"/>
+              <w:left w:type="dxa" w:w="100"/>
+              <w:bottom w:type="dxa" w:w="70"/>
+              <w:right w:type="dxa" w:w="100"/>
+            </w:tcMar>
+          </w:tcPr>
+          <w:p>
+            <w:r>
+              <w:rPr>
+                <w:rFonts w:ascii="IBM Plex Sans" w:cs="IBM Plex Sans" w:eastAsia="IBM Plex Sans" w:hAnsi="IBM Plex Sans"/>
+                <w:sz w:val="17"/>
+                <w:szCs w:val="17"/>
+              </w:rPr>
+              <w:t xml:space="preserve">Entre 15 y 30 V (va la resistencia de protección de 470 Ω 3 W)</w:t>
+            </w:r>
+          </w:p>
+        </w:tc>
+        <w:tc>
+          <w:tcPr>
+            <w:tcW w:type="dxa" w:w="3900"/>
+            <w:tcMar>
+              <w:top w:type="dxa" w:w="70"/>
+              <w:left w:type="dxa" w:w="100"/>
+              <w:bottom w:type="dxa" w:w="70"/>
+              <w:right w:type="dxa" w:w="100"/>
+            </w:tcMar>
+          </w:tcPr>
+          <w:p>
+            <w:r>
+              <w:rPr>
+                <w:rFonts w:ascii="IBM Plex Sans" w:cs="IBM Plex Sans" w:eastAsia="IBM Plex Sans" w:hAnsi="IBM Plex Sans"/>
+                <w:sz w:val="17"/>
+                <w:szCs w:val="17"/>
+              </w:rPr>
+              <w:t xml:space="preserve">Medición sobre el C 201, 17/10/2026</w:t>
+            </w:r>
+          </w:p>
+        </w:tc>
+      </w:tr>
+      <w:tr>
+        <w:tc>
+          <w:tcPr>
+            <w:tcW w:type="dxa" w:w="2700"/>
+            <w:tcMar>
+              <w:top w:type="dxa" w:w="70"/>
+              <w:left w:type="dxa" w:w="100"/>
+              <w:bottom w:type="dxa" w:w="70"/>
+              <w:right w:type="dxa" w:w="100"/>
+            </w:tcMar>
+          </w:tcPr>
+          <w:p>
+            <w:r>
+              <w:rPr>
+                <w:rFonts w:ascii="IBM Plex Sans" w:cs="IBM Plex Sans" w:eastAsia="IBM Plex Sans" w:hAnsi="IBM Plex Sans"/>
+                <w:sz w:val="17"/>
+                <w:szCs w:val="17"/>
+              </w:rPr>
+              <w:t xml:space="preserve">Prueba del Nivel 2 en el telar</w:t>
+            </w:r>
+          </w:p>
+        </w:tc>
+        <w:tc>
+          <w:tcPr>
+            <w:tcW w:type="dxa" w:w="2300"/>
+            <w:tcMar>
+              <w:top w:type="dxa" w:w="70"/>
+              <w:left w:type="dxa" w:w="100"/>
+              <w:bottom w:type="dxa" w:w="70"/>
+              <w:right w:type="dxa" w:w="100"/>
+            </w:tcMar>
+          </w:tcPr>
+          <w:p>
+            <w:r>
+              <w:rPr>
+                <w:rFonts w:ascii="IBM Plex Sans" w:cs="IBM Plex Sans" w:eastAsia="IBM Plex Sans" w:hAnsi="IBM Plex Sans"/>
+                <w:sz w:val="17"/>
+                <w:szCs w:val="17"/>
+              </w:rPr>
+              <w:t xml:space="preserve">El sensor de pasada cuenta las pasadas y el primer canal, con la conexión final, seleccionó bien</w:t>
+            </w:r>
+          </w:p>
+        </w:tc>
+        <w:tc>
+          <w:tcPr>
+            <w:tcW w:type="dxa" w:w="3900"/>
+            <w:tcMar>
+              <w:top w:type="dxa" w:w="70"/>
+              <w:left w:type="dxa" w:w="100"/>
+              <w:bottom w:type="dxa" w:w="70"/>
+              <w:right w:type="dxa" w:w="100"/>
+            </w:tcMar>
+          </w:tcPr>
+          <w:p>
+            <w:r>
+              <w:rPr>
+                <w:rFonts w:ascii="IBM Plex Sans" w:cs="IBM Plex Sans" w:eastAsia="IBM Plex Sans" w:hAnsi="IBM Plex Sans"/>
+                <w:sz w:val="17"/>
+                <w:szCs w:val="17"/>
+              </w:rPr>
+              <w:t xml:space="preserve">Prueba sobre el C 201, en protoboard, 17/10/2026</w:t>
+            </w:r>
+          </w:p>
+        </w:tc>
+      </w:tr>
     </w:tbl>
     <w:p>
       <w:pPr>
@@ -4181,7 +4311,7 @@
                 <w:sz w:val="17"/>
                 <w:szCs w:val="17"/>
               </w:rPr>
-              <w:t xml:space="preserve">Con el multímetro entre la señal y el − del conector, moviendo la cinta a mano o con un papel delante del lector, sin tejer</w:t>
+              <w:t xml:space="preserve">Con el multímetro entre la señal y el − del conector, moviendo la cinta a mano o con un papel delante del lector, sin tejer. El 17/10/2026 el primer canal, con la conexión final, seleccionó bien; falta en los otros tres</w:t>
             </w:r>
           </w:p>
         </w:tc>
@@ -4246,7 +4376,7 @@
                 <w:sz w:val="17"/>
                 <w:szCs w:val="17"/>
               </w:rPr>
-              <w:t xml:space="preserve">Con el multímetro entre el + y el − del conector del lector, sin tejer</w:t>
+              <w:t xml:space="preserve">Resuelto el 17/10/2026: entre 15 y 30 V (va la de 470 Ω 3 W)</w:t>
             </w:r>
           </w:p>
         </w:tc>
@@ -4717,7 +4847,7 @@
                 <w:sz w:val="17"/>
                 <w:szCs w:val="17"/>
               </w:rPr>
-              <w:t xml:space="preserve">Elegir la resistencia de protección</w:t>
+              <w:t xml:space="preserve">Medida el 17/10/2026: entre 15 y 30 V, así que va la resistencia de protección de 470 Ω 3 W</w:t>
             </w:r>
           </w:p>
         </w:tc>
@@ -4847,7 +4977,7 @@
                 <w:sz w:val="17"/>
                 <w:szCs w:val="17"/>
               </w:rPr>
-              <w:t xml:space="preserve">Confirmar la conexión final (con agujero, +V)</w:t>
+              <w:t xml:space="preserve">Confirmar la conexión final (con agujero, +V). El primer canal, conectado así, seleccionó bien el 17/10/2026</w:t>
             </w:r>
           </w:p>
         </w:tc>

--- a/documentacion_proyecto/Conexionado_Nivel2.docx
+++ b/documentacion_proyecto/Conexionado_Nivel2.docx
@@ -3176,7 +3176,7 @@
           <w:sz w:val="21"/>
           <w:szCs w:val="21"/>
         </w:rPr>
-        <w:t xml:space="preserve">Buena parte del diseño se apoya en datos que todavía no se tomaron sobre la máquina. Conviene distinguir con claridad qué se sabe, qué se estima con fundamento y qué es una incógnita, porque no todo tiene el mismo peso a la hora de comprar componentes.</w:t>
+        <w:t xml:space="preserve">Una parte del diseño se apoya en datos que todavía no se tomaron sobre la máquina. Conviene distinguir con claridad qué se sabe, qué se estima con fundamento y qué es una incógnita, porque no todo tiene el mismo peso a la hora de comprar componentes.</w:t>
       </w:r>
     </w:p>
     <w:p>

--- a/documentacion_proyecto/Conexionado_Nivel2.docx
+++ b/documentacion_proyecto/Conexionado_Nivel2.docx
@@ -19,6 +19,7 @@
     </w:p>
     <w:p>
       <w:pPr>
+        <w:keepNext/>
         <w:spacing w:after="40"/>
         <w:jc w:val="center"/>
       </w:pPr>
@@ -97,6 +98,7 @@
     <w:p>
       <w:pPr>
         <w:pStyle w:val="Heading1"/>
+        <w:keepNext/>
         <w:spacing w:after="120" w:before="330"/>
       </w:pPr>
       <w:r>
@@ -190,6 +192,7 @@
     <w:p>
       <w:pPr>
         <w:pStyle w:val="Heading2"/>
+        <w:keepNext/>
         <w:spacing w:after="120" w:before="230"/>
       </w:pPr>
       <w:r>
@@ -222,6 +225,7 @@
       </w:tblGrid>
       <w:tr>
         <w:trPr>
+          <w:cantSplit/>
           <w:tblHeader/>
         </w:trPr>
         <w:tc>
@@ -276,6 +280,9 @@
         </w:tc>
       </w:tr>
       <w:tr>
+        <w:trPr>
+          <w:cantSplit/>
+        </w:trPr>
         <w:tc>
           <w:tcPr>
             <w:tcW w:type="dxa" w:w="2400"/>
@@ -320,6 +327,9 @@
         </w:tc>
       </w:tr>
       <w:tr>
+        <w:trPr>
+          <w:cantSplit/>
+        </w:trPr>
         <w:tc>
           <w:tcPr>
             <w:tcW w:type="dxa" w:w="2400"/>
@@ -364,6 +374,9 @@
         </w:tc>
       </w:tr>
       <w:tr>
+        <w:trPr>
+          <w:cantSplit/>
+        </w:trPr>
         <w:tc>
           <w:tcPr>
             <w:tcW w:type="dxa" w:w="2400"/>
@@ -408,6 +421,9 @@
         </w:tc>
       </w:tr>
       <w:tr>
+        <w:trPr>
+          <w:cantSplit/>
+        </w:trPr>
         <w:tc>
           <w:tcPr>
             <w:tcW w:type="dxa" w:w="2400"/>
@@ -452,6 +468,9 @@
         </w:tc>
       </w:tr>
       <w:tr>
+        <w:trPr>
+          <w:cantSplit/>
+        </w:trPr>
         <w:tc>
           <w:tcPr>
             <w:tcW w:type="dxa" w:w="2400"/>
@@ -496,6 +515,9 @@
         </w:tc>
       </w:tr>
       <w:tr>
+        <w:trPr>
+          <w:cantSplit/>
+        </w:trPr>
         <w:tc>
           <w:tcPr>
             <w:tcW w:type="dxa" w:w="2400"/>
@@ -543,6 +565,7 @@
     <w:p>
       <w:pPr>
         <w:pStyle w:val="Heading2"/>
+        <w:keepNext/>
         <w:spacing w:after="120" w:before="230"/>
       </w:pPr>
       <w:r>
@@ -559,6 +582,7 @@
     </w:p>
     <w:p>
       <w:pPr>
+        <w:keepNext/>
         <w:spacing w:after="75" w:before="190"/>
       </w:pPr>
       <w:r>
@@ -598,6 +622,7 @@
     </w:p>
     <w:p>
       <w:pPr>
+        <w:keepNext/>
         <w:spacing w:after="75" w:before="190"/>
       </w:pPr>
       <w:r>
@@ -696,6 +721,7 @@
     </w:p>
     <w:p>
       <w:pPr>
+        <w:keepNext/>
         <w:spacing w:after="75" w:before="190"/>
       </w:pPr>
       <w:r>
@@ -752,6 +778,7 @@
       </w:tblGrid>
       <w:tr>
         <w:trPr>
+          <w:cantSplit/>
           <w:tblHeader/>
         </w:trPr>
         <w:tc>
@@ -831,6 +858,9 @@
         </w:tc>
       </w:tr>
       <w:tr>
+        <w:trPr>
+          <w:cantSplit/>
+        </w:trPr>
         <w:tc>
           <w:tcPr>
             <w:tcW w:type="dxa" w:w="2200"/>
@@ -896,6 +926,9 @@
         </w:tc>
       </w:tr>
       <w:tr>
+        <w:trPr>
+          <w:cantSplit/>
+        </w:trPr>
         <w:tc>
           <w:tcPr>
             <w:tcW w:type="dxa" w:w="2200"/>
@@ -961,6 +994,9 @@
         </w:tc>
       </w:tr>
       <w:tr>
+        <w:trPr>
+          <w:cantSplit/>
+        </w:trPr>
         <w:tc>
           <w:tcPr>
             <w:tcW w:type="dxa" w:w="2200"/>
@@ -1058,11 +1094,20 @@
           <w:sz w:val="20"/>
           <w:szCs w:val="20"/>
         </w:rPr>
-        <w:t>No usar la resistencia de 1,2 kΩ ¼ W con una alimentación de 24 V: tendría que disipar unos 0,43 W y se quemaría (el LED del optoacoplador aguanta esos 19 mA; la resistencia no). Medir primero, elegir después.</w:t>
-      </w:r>
-    </w:p>
-    <w:p>
-      <w:pPr>
+        <w:t xml:space="preserve">No usar la resistencia de 1,2 kΩ ¼ W con una alimentación de 24 V:</w:t>
+      </w:r>
+      <w:r>
+        <w:rPr>
+          <w:rFonts w:ascii="IBM Plex Sans" w:cs="IBM Plex Sans" w:eastAsia="IBM Plex Sans" w:hAnsi="IBM Plex Sans"/>
+          <w:sz w:val="20"/>
+          <w:szCs w:val="20"/>
+        </w:rPr>
+        <w:t xml:space="preserve"> tendría que disipar unos 0,43 W y se quemaría (el LED del optoacoplador aguanta esos 19 mA; la resistencia no). Medir primero, elegir después.</w:t>
+      </w:r>
+    </w:p>
+    <w:p>
+      <w:pPr>
+        <w:keepNext/>
         <w:spacing w:after="75" w:before="190"/>
       </w:pPr>
       <w:r>
@@ -1143,6 +1188,7 @@
     </w:p>
     <w:p>
       <w:pPr>
+        <w:keepNext/>
         <w:spacing w:after="75" w:before="190"/>
       </w:pPr>
       <w:r>
@@ -1258,11 +1304,20 @@
           <w:sz w:val="20"/>
           <w:szCs w:val="20"/>
         </w:rPr>
-        <w:t xml:space="preserve">El negro del sensor va a la pata 2 del optoacoplador, y el azul queda en el negativo del telar: nunca en el negativo del microcontrolador. Unir los dos negativos anula el aislamiento entre el telar y el circuito, que es justamente lo que protege al equipo. Es el error más fácil de cometer y el más caro.</w:t>
-      </w:r>
-    </w:p>
-    <w:p>
-      <w:pPr>
+        <w:t xml:space="preserve">El negro del sensor va a la pata 2 del optoacoplador, y el azul queda en el negativo del telar:</w:t>
+      </w:r>
+      <w:r>
+        <w:rPr>
+          <w:rFonts w:ascii="IBM Plex Sans" w:cs="IBM Plex Sans" w:eastAsia="IBM Plex Sans" w:hAnsi="IBM Plex Sans"/>
+          <w:sz w:val="20"/>
+          <w:szCs w:val="20"/>
+        </w:rPr>
+        <w:t xml:space="preserve"> nunca en el negativo del microcontrolador. Unir los dos negativos anula el aislamiento entre el telar y el circuito, que es justamente lo que protege al equipo. Es el error más fácil de cometer y el más caro.</w:t>
+      </w:r>
+    </w:p>
+    <w:p>
+      <w:pPr>
+        <w:keepNext/>
         <w:spacing w:after="75" w:before="190"/>
       </w:pPr>
       <w:r>
@@ -1343,6 +1398,7 @@
     </w:p>
     <w:p>
       <w:pPr>
+        <w:keepNext/>
         <w:spacing w:after="75" w:before="190"/>
       </w:pPr>
       <w:r>
@@ -1423,6 +1479,7 @@
     </w:p>
     <w:p>
       <w:pPr>
+        <w:keepNext/>
         <w:spacing w:after="75" w:before="190"/>
       </w:pPr>
       <w:r>
@@ -1503,6 +1560,7 @@
     <w:p>
       <w:pPr>
         <w:pStyle w:val="Heading1"/>
+        <w:keepNext/>
         <w:spacing w:after="120" w:before="330"/>
       </w:pPr>
       <w:r>
@@ -1596,6 +1654,7 @@
     <w:p>
       <w:pPr>
         <w:pStyle w:val="Heading2"/>
+        <w:keepNext/>
         <w:spacing w:after="120" w:before="230"/>
       </w:pPr>
       <w:r>
@@ -1628,6 +1687,7 @@
       </w:tblGrid>
       <w:tr>
         <w:trPr>
+          <w:cantSplit/>
           <w:tblHeader/>
         </w:trPr>
         <w:tc>
@@ -1682,6 +1742,9 @@
         </w:tc>
       </w:tr>
       <w:tr>
+        <w:trPr>
+          <w:cantSplit/>
+        </w:trPr>
         <w:tc>
           <w:tcPr>
             <w:tcW w:type="dxa" w:w="2400"/>
@@ -1726,6 +1789,9 @@
         </w:tc>
       </w:tr>
       <w:tr>
+        <w:trPr>
+          <w:cantSplit/>
+        </w:trPr>
         <w:tc>
           <w:tcPr>
             <w:tcW w:type="dxa" w:w="2400"/>
@@ -1770,6 +1836,9 @@
         </w:tc>
       </w:tr>
       <w:tr>
+        <w:trPr>
+          <w:cantSplit/>
+        </w:trPr>
         <w:tc>
           <w:tcPr>
             <w:tcW w:type="dxa" w:w="2400"/>
@@ -1814,6 +1883,9 @@
         </w:tc>
       </w:tr>
       <w:tr>
+        <w:trPr>
+          <w:cantSplit/>
+        </w:trPr>
         <w:tc>
           <w:tcPr>
             <w:tcW w:type="dxa" w:w="2400"/>
@@ -1858,6 +1930,9 @@
         </w:tc>
       </w:tr>
       <w:tr>
+        <w:trPr>
+          <w:cantSplit/>
+        </w:trPr>
         <w:tc>
           <w:tcPr>
             <w:tcW w:type="dxa" w:w="2400"/>
@@ -1902,6 +1977,9 @@
         </w:tc>
       </w:tr>
       <w:tr>
+        <w:trPr>
+          <w:cantSplit/>
+        </w:trPr>
         <w:tc>
           <w:tcPr>
             <w:tcW w:type="dxa" w:w="2400"/>
@@ -1962,6 +2040,7 @@
     <w:p>
       <w:pPr>
         <w:pStyle w:val="Heading2"/>
+        <w:keepNext/>
         <w:spacing w:after="120" w:before="230"/>
       </w:pPr>
       <w:r>
@@ -1978,6 +2057,7 @@
     </w:p>
     <w:p>
       <w:pPr>
+        <w:keepNext/>
         <w:spacing w:after="75" w:before="190"/>
       </w:pPr>
       <w:r>
@@ -2004,6 +2084,7 @@
     </w:p>
     <w:p>
       <w:pPr>
+        <w:keepNext/>
         <w:spacing w:after="110"/>
       </w:pPr>
       <w:r>
@@ -2131,6 +2212,7 @@
     </w:p>
     <w:p>
       <w:pPr>
+        <w:keepNext/>
         <w:spacing w:after="75" w:before="190"/>
       </w:pPr>
       <w:r>
@@ -2187,6 +2269,7 @@
       </w:tblGrid>
       <w:tr>
         <w:trPr>
+          <w:cantSplit/>
           <w:tblHeader/>
         </w:trPr>
         <w:tc>
@@ -2266,6 +2349,9 @@
         </w:tc>
       </w:tr>
       <w:tr>
+        <w:trPr>
+          <w:cantSplit/>
+        </w:trPr>
         <w:tc>
           <w:tcPr>
             <w:tcW w:type="dxa" w:w="900"/>
@@ -2331,6 +2417,9 @@
         </w:tc>
       </w:tr>
       <w:tr>
+        <w:trPr>
+          <w:cantSplit/>
+        </w:trPr>
         <w:tc>
           <w:tcPr>
             <w:tcW w:type="dxa" w:w="900"/>
@@ -2396,6 +2485,9 @@
         </w:tc>
       </w:tr>
       <w:tr>
+        <w:trPr>
+          <w:cantSplit/>
+        </w:trPr>
         <w:tc>
           <w:tcPr>
             <w:tcW w:type="dxa" w:w="900"/>
@@ -2461,6 +2553,9 @@
         </w:tc>
       </w:tr>
       <w:tr>
+        <w:trPr>
+          <w:cantSplit/>
+        </w:trPr>
         <w:tc>
           <w:tcPr>
             <w:tcW w:type="dxa" w:w="900"/>
@@ -2526,6 +2621,9 @@
         </w:tc>
       </w:tr>
       <w:tr>
+        <w:trPr>
+          <w:cantSplit/>
+        </w:trPr>
         <w:tc>
           <w:tcPr>
             <w:tcW w:type="dxa" w:w="900"/>
@@ -2591,6 +2689,9 @@
         </w:tc>
       </w:tr>
       <w:tr>
+        <w:trPr>
+          <w:cantSplit/>
+        </w:trPr>
         <w:tc>
           <w:tcPr>
             <w:tcW w:type="dxa" w:w="900"/>
@@ -2671,6 +2772,7 @@
     </w:p>
     <w:p>
       <w:pPr>
+        <w:keepNext/>
         <w:spacing w:after="75" w:before="190"/>
       </w:pPr>
       <w:r>
@@ -2774,6 +2876,7 @@
     </w:p>
     <w:p>
       <w:pPr>
+        <w:keepNext/>
         <w:spacing w:after="75" w:before="190"/>
       </w:pPr>
       <w:r>
@@ -2800,6 +2903,7 @@
     </w:p>
     <w:p>
       <w:pPr>
+        <w:keepNext/>
         <w:spacing w:after="110"/>
       </w:pPr>
       <w:r>
@@ -2963,6 +3067,7 @@
     </w:p>
     <w:p>
       <w:pPr>
+        <w:keepNext/>
         <w:spacing w:after="75" w:before="190"/>
       </w:pPr>
       <w:r>
@@ -3032,6 +3137,7 @@
     </w:p>
     <w:p>
       <w:pPr>
+        <w:keepNext/>
         <w:spacing w:after="75" w:before="190"/>
       </w:pPr>
       <w:r>
@@ -3112,6 +3218,7 @@
     </w:p>
     <w:p>
       <w:pPr>
+        <w:keepNext/>
         <w:spacing w:after="75" w:before="190"/>
       </w:pPr>
       <w:r>
@@ -3152,6 +3259,7 @@
     <w:p>
       <w:pPr>
         <w:pStyle w:val="Heading1"/>
+        <w:keepNext/>
         <w:spacing w:after="120" w:before="330"/>
       </w:pPr>
       <w:r>
@@ -3182,6 +3290,7 @@
     <w:p>
       <w:pPr>
         <w:pStyle w:val="Heading2"/>
+        <w:keepNext/>
         <w:spacing w:after="120" w:before="230"/>
       </w:pPr>
       <w:r>
@@ -3215,6 +3324,7 @@
       </w:tblGrid>
       <w:tr>
         <w:trPr>
+          <w:cantSplit/>
           <w:tblHeader/>
         </w:trPr>
         <w:tc>
@@ -3294,6 +3404,9 @@
         </w:tc>
       </w:tr>
       <w:tr>
+        <w:trPr>
+          <w:cantSplit/>
+        </w:trPr>
         <w:tc>
           <w:tcPr>
             <w:tcW w:type="dxa" w:w="2700"/>
@@ -3359,6 +3472,9 @@
         </w:tc>
       </w:tr>
       <w:tr>
+        <w:trPr>
+          <w:cantSplit/>
+        </w:trPr>
         <w:tc>
           <w:tcPr>
             <w:tcW w:type="dxa" w:w="2700"/>
@@ -3424,6 +3540,9 @@
         </w:tc>
       </w:tr>
       <w:tr>
+        <w:trPr>
+          <w:cantSplit/>
+        </w:trPr>
         <w:tc>
           <w:tcPr>
             <w:tcW w:type="dxa" w:w="2700"/>
@@ -3489,6 +3608,9 @@
         </w:tc>
       </w:tr>
       <w:tr>
+        <w:trPr>
+          <w:cantSplit/>
+        </w:trPr>
         <w:tc>
           <w:tcPr>
             <w:tcW w:type="dxa" w:w="2700"/>
@@ -3554,6 +3676,9 @@
         </w:tc>
       </w:tr>
       <w:tr>
+        <w:trPr>
+          <w:cantSplit/>
+        </w:trPr>
         <w:tc>
           <w:tcPr>
             <w:tcW w:type="dxa" w:w="2700"/>
@@ -3619,6 +3744,9 @@
         </w:tc>
       </w:tr>
       <w:tr>
+        <w:trPr>
+          <w:cantSplit/>
+        </w:trPr>
         <w:tc>
           <w:tcPr>
             <w:tcW w:type="dxa" w:w="2700"/>
@@ -3684,6 +3812,9 @@
         </w:tc>
       </w:tr>
       <w:tr>
+        <w:trPr>
+          <w:cantSplit/>
+        </w:trPr>
         <w:tc>
           <w:tcPr>
             <w:tcW w:type="dxa" w:w="2700"/>
@@ -3749,6 +3880,9 @@
         </w:tc>
       </w:tr>
       <w:tr>
+        <w:trPr>
+          <w:cantSplit/>
+        </w:trPr>
         <w:tc>
           <w:tcPr>
             <w:tcW w:type="dxa" w:w="2700"/>
@@ -3817,6 +3951,7 @@
     <w:p>
       <w:pPr>
         <w:pStyle w:val="Heading2"/>
+        <w:keepNext/>
         <w:spacing w:after="120" w:before="230"/>
       </w:pPr>
       <w:r>
@@ -3863,6 +3998,7 @@
       </w:tblGrid>
       <w:tr>
         <w:trPr>
+          <w:cantSplit/>
           <w:tblHeader/>
         </w:trPr>
         <w:tc>
@@ -3942,6 +4078,9 @@
         </w:tc>
       </w:tr>
       <w:tr>
+        <w:trPr>
+          <w:cantSplit/>
+        </w:trPr>
         <w:tc>
           <w:tcPr>
             <w:tcW w:type="dxa" w:w="2400"/>
@@ -4007,6 +4146,9 @@
         </w:tc>
       </w:tr>
       <w:tr>
+        <w:trPr>
+          <w:cantSplit/>
+        </w:trPr>
         <w:tc>
           <w:tcPr>
             <w:tcW w:type="dxa" w:w="2400"/>
@@ -4072,6 +4214,9 @@
         </w:tc>
       </w:tr>
       <w:tr>
+        <w:trPr>
+          <w:cantSplit/>
+        </w:trPr>
         <w:tc>
           <w:tcPr>
             <w:tcW w:type="dxa" w:w="2400"/>
@@ -4140,6 +4285,7 @@
     <w:p>
       <w:pPr>
         <w:pStyle w:val="Heading2"/>
+        <w:keepNext/>
         <w:spacing w:after="120" w:before="230"/>
       </w:pPr>
       <w:r>
@@ -4173,6 +4319,7 @@
       </w:tblGrid>
       <w:tr>
         <w:trPr>
+          <w:cantSplit/>
           <w:tblHeader/>
         </w:trPr>
         <w:tc>
@@ -4252,6 +4399,9 @@
         </w:tc>
       </w:tr>
       <w:tr>
+        <w:trPr>
+          <w:cantSplit/>
+        </w:trPr>
         <w:tc>
           <w:tcPr>
             <w:tcW w:type="dxa" w:w="2500"/>
@@ -4317,6 +4467,9 @@
         </w:tc>
       </w:tr>
       <w:tr>
+        <w:trPr>
+          <w:cantSplit/>
+        </w:trPr>
         <w:tc>
           <w:tcPr>
             <w:tcW w:type="dxa" w:w="2500"/>
@@ -4382,6 +4535,9 @@
         </w:tc>
       </w:tr>
       <w:tr>
+        <w:trPr>
+          <w:cantSplit/>
+        </w:trPr>
         <w:tc>
           <w:tcPr>
             <w:tcW w:type="dxa" w:w="2500"/>
@@ -4447,6 +4603,9 @@
         </w:tc>
       </w:tr>
       <w:tr>
+        <w:trPr>
+          <w:cantSplit/>
+        </w:trPr>
         <w:tc>
           <w:tcPr>
             <w:tcW w:type="dxa" w:w="2500"/>
@@ -4561,12 +4720,21 @@
           <w:sz w:val="20"/>
           <w:szCs w:val="20"/>
         </w:rPr>
-        <w:t>Ninguna de estas incógnitas bloquea la compra del relé. El LCA110 funciona con continua o alterna, no tiene corriente mínima y soporta 120 mA, seis veces lo esperado. Sirve cualquiera sea el resultado de las mediciones. Lo que sí conviene es comprar una sola unidad, armar un canal y probarlo antes de comprar las cuatro.</w:t>
+        <w:t xml:space="preserve">Ninguna de estas incógnitas bloquea la compra del relé.</w:t>
+      </w:r>
+      <w:r>
+        <w:rPr>
+          <w:rFonts w:ascii="IBM Plex Sans" w:cs="IBM Plex Sans" w:eastAsia="IBM Plex Sans" w:hAnsi="IBM Plex Sans"/>
+          <w:sz w:val="20"/>
+          <w:szCs w:val="20"/>
+        </w:rPr>
+        <w:t xml:space="preserve"> El LCA110 funciona con continua o alterna, no tiene corriente mínima y soporta 120 mA, seis veces lo esperado. Sirve cualquiera sea el resultado de las mediciones. Lo que sí conviene es comprar una sola unidad, armar un canal y probarlo antes de comprar las cuatro.</w:t>
       </w:r>
     </w:p>
     <w:p>
       <w:pPr>
         <w:pStyle w:val="Heading1"/>
+        <w:keepNext/>
         <w:spacing w:after="120" w:before="330"/>
       </w:pPr>
       <w:r>
@@ -4600,6 +4768,7 @@
       </w:tblGrid>
       <w:tr>
         <w:trPr>
+          <w:cantSplit/>
           <w:tblHeader/>
         </w:trPr>
         <w:tc>
@@ -4679,6 +4848,9 @@
         </w:tc>
       </w:tr>
       <w:tr>
+        <w:trPr>
+          <w:cantSplit/>
+        </w:trPr>
         <w:tc>
           <w:tcPr>
             <w:tcW w:type="dxa" w:w="3000"/>
@@ -4744,6 +4916,9 @@
         </w:tc>
       </w:tr>
       <w:tr>
+        <w:trPr>
+          <w:cantSplit/>
+        </w:trPr>
         <w:tc>
           <w:tcPr>
             <w:tcW w:type="dxa" w:w="3000"/>
@@ -4809,6 +4984,9 @@
         </w:tc>
       </w:tr>
       <w:tr>
+        <w:trPr>
+          <w:cantSplit/>
+        </w:trPr>
         <w:tc>
           <w:tcPr>
             <w:tcW w:type="dxa" w:w="3000"/>
@@ -4874,6 +5052,9 @@
         </w:tc>
       </w:tr>
       <w:tr>
+        <w:trPr>
+          <w:cantSplit/>
+        </w:trPr>
         <w:tc>
           <w:tcPr>
             <w:tcW w:type="dxa" w:w="3000"/>
@@ -4939,6 +5120,9 @@
         </w:tc>
       </w:tr>
       <w:tr>
+        <w:trPr>
+          <w:cantSplit/>
+        </w:trPr>
         <w:tc>
           <w:tcPr>
             <w:tcW w:type="dxa" w:w="3000"/>
@@ -5263,7 +5447,11 @@
 <file path=word/styles.xml><?xml version="1.0" encoding="utf-8"?>
 <w:styles xmlns:mc="http://schemas.openxmlformats.org/markup-compatibility/2006" xmlns:r="http://schemas.openxmlformats.org/officeDocument/2006/relationships" xmlns:w="http://schemas.openxmlformats.org/wordprocessingml/2006/main" xmlns:w14="http://schemas.microsoft.com/office/word/2010/wordml" xmlns:w15="http://schemas.microsoft.com/office/word/2012/wordml" mc:Ignorable="w14 w15">
   <w:docDefaults>
-    <w:rPrDefault/>
+    <w:rPrDefault>
+      <w:rPr>
+        <w:rFonts w:ascii="IBM Plex Sans" w:eastAsia="IBM Plex Sans" w:hAnsi="IBM Plex Sans" w:cs="IBM Plex Sans"/>
+      </w:rPr>
+    </w:rPrDefault>
     <w:pPrDefault/>
   </w:docDefaults>
   <w:style w:type="paragraph" w:styleId="Title">

--- a/documentacion_proyecto/Conexionado_Nivel2.docx
+++ b/documentacion_proyecto/Conexionado_Nivel2.docx
@@ -69,8 +69,8 @@
       <w:pPr>
         <w:pBdr>
           <w:top w:val="single" w:color="EADFC8" w:sz="2"/>
+          <w:left w:val="single" w:color="9C5C0A" w:sz="16"/>
           <w:bottom w:val="single" w:color="EADFC8" w:sz="2"/>
-          <w:left w:val="single" w:color="9C5C0A" w:sz="16"/>
           <w:right w:val="single" w:color="EADFC8" w:sz="2"/>
         </w:pBdr>
         <w:shd w:fill="FFF8EC" w:val="clear"/>
@@ -1079,8 +1079,8 @@
       <w:pPr>
         <w:pBdr>
           <w:top w:val="single" w:color="EADFC8" w:sz="2"/>
+          <w:left w:val="single" w:color="8B1F1F" w:sz="16"/>
           <w:bottom w:val="single" w:color="EADFC8" w:sz="2"/>
-          <w:left w:val="single" w:color="8B1F1F" w:sz="16"/>
           <w:right w:val="single" w:color="EADFC8" w:sz="2"/>
         </w:pBdr>
         <w:shd w:fill="FBE4E4" w:val="clear"/>
@@ -1289,8 +1289,8 @@
       <w:pPr>
         <w:pBdr>
           <w:top w:val="single" w:color="EADFC8" w:sz="2"/>
+          <w:left w:val="single" w:color="8B1F1F" w:sz="16"/>
           <w:bottom w:val="single" w:color="EADFC8" w:sz="2"/>
-          <w:left w:val="single" w:color="8B1F1F" w:sz="16"/>
           <w:right w:val="single" w:color="EADFC8" w:sz="2"/>
         </w:pBdr>
         <w:shd w:fill="FBE4E4" w:val="clear"/>
@@ -1531,8 +1531,8 @@
       <w:pPr>
         <w:pBdr>
           <w:top w:val="single" w:color="EADFC8" w:sz="2"/>
+          <w:left w:val="single" w:color="9C5C0A" w:sz="16"/>
           <w:bottom w:val="single" w:color="EADFC8" w:sz="2"/>
-          <w:left w:val="single" w:color="9C5C0A" w:sz="16"/>
           <w:right w:val="single" w:color="EADFC8" w:sz="2"/>
         </w:pBdr>
         <w:shd w:fill="FFF8EC" w:val="clear"/>
@@ -2184,8 +2184,8 @@
       <w:pPr>
         <w:pBdr>
           <w:top w:val="single" w:color="EADFC8" w:sz="2"/>
+          <w:left w:val="single" w:color="8B1F1F" w:sz="16"/>
           <w:bottom w:val="single" w:color="EADFC8" w:sz="2"/>
-          <w:left w:val="single" w:color="8B1F1F" w:sz="16"/>
           <w:right w:val="single" w:color="EADFC8" w:sz="2"/>
         </w:pBdr>
         <w:shd w:fill="FBE4E4" w:val="clear"/>
@@ -3009,8 +3009,8 @@
       <w:pPr>
         <w:pBdr>
           <w:top w:val="single" w:color="EADFC8" w:sz="2"/>
+          <w:left w:val="single" w:color="9C5C0A" w:sz="16"/>
           <w:bottom w:val="single" w:color="EADFC8" w:sz="2"/>
-          <w:left w:val="single" w:color="9C5C0A" w:sz="16"/>
           <w:right w:val="single" w:color="EADFC8" w:sz="2"/>
         </w:pBdr>
         <w:shd w:fill="FFF8EC" w:val="clear"/>
@@ -3039,8 +3039,8 @@
       <w:pPr>
         <w:pBdr>
           <w:top w:val="single" w:color="EADFC8" w:sz="2"/>
+          <w:left w:val="single" w:color="9C5C0A" w:sz="16"/>
           <w:bottom w:val="single" w:color="EADFC8" w:sz="2"/>
-          <w:left w:val="single" w:color="9C5C0A" w:sz="16"/>
           <w:right w:val="single" w:color="EADFC8" w:sz="2"/>
         </w:pBdr>
         <w:shd w:fill="FFF8EC" w:val="clear"/>
@@ -3109,8 +3109,8 @@
       <w:pPr>
         <w:pBdr>
           <w:top w:val="single" w:color="EADFC8" w:sz="2"/>
+          <w:left w:val="single" w:color="9C5C0A" w:sz="16"/>
           <w:bottom w:val="single" w:color="EADFC8" w:sz="2"/>
-          <w:left w:val="single" w:color="9C5C0A" w:sz="16"/>
           <w:right w:val="single" w:color="EADFC8" w:sz="2"/>
         </w:pBdr>
         <w:shd w:fill="FFF8EC" w:val="clear"/>
@@ -4675,8 +4675,8 @@
       <w:pPr>
         <w:pBdr>
           <w:top w:val="single" w:color="EADFC8" w:sz="2"/>
+          <w:left w:val="single" w:color="9C5C0A" w:sz="16"/>
           <w:bottom w:val="single" w:color="EADFC8" w:sz="2"/>
-          <w:left w:val="single" w:color="9C5C0A" w:sz="16"/>
           <w:right w:val="single" w:color="EADFC8" w:sz="2"/>
         </w:pBdr>
         <w:shd w:fill="FFF8EC" w:val="clear"/>
@@ -4705,8 +4705,8 @@
       <w:pPr>
         <w:pBdr>
           <w:top w:val="single" w:color="EADFC8" w:sz="2"/>
+          <w:left w:val="single" w:color="9C5C0A" w:sz="16"/>
           <w:bottom w:val="single" w:color="EADFC8" w:sz="2"/>
-          <w:left w:val="single" w:color="9C5C0A" w:sz="16"/>
           <w:right w:val="single" w:color="EADFC8" w:sz="2"/>
         </w:pBdr>
         <w:shd w:fill="FFF8EC" w:val="clear"/>
@@ -5192,8 +5192,8 @@
       <w:pPr>
         <w:pBdr>
           <w:top w:val="single" w:color="EADFC8" w:sz="2"/>
+          <w:left w:val="single" w:color="9C5C0A" w:sz="16"/>
           <w:bottom w:val="single" w:color="EADFC8" w:sz="2"/>
-          <w:left w:val="single" w:color="9C5C0A" w:sz="16"/>
           <w:right w:val="single" w:color="EADFC8" w:sz="2"/>
         </w:pBdr>
         <w:shd w:fill="FFF8EC" w:val="clear"/>

--- a/documentacion_proyecto/Conexionado_Nivel2.docx
+++ b/documentacion_proyecto/Conexionado_Nivel2.docx
@@ -93,6 +93,36 @@
           <w:szCs w:val="20"/>
         </w:rPr>
         <w:t xml:space="preserve">el Bloque A tiene que estar instalado y funcionando en el telar. Los dos bloques que siguen se apoyan en su alimentación, su gabinete y su firmware.</w:t>
+      </w:r>
+    </w:p>
+    <w:p>
+      <w:pPr>
+        <w:pBdr>
+          <w:top w:val="single" w:color="EADFC8" w:sz="2"/>
+          <w:left w:val="single" w:color="9C5C0A" w:sz="16"/>
+          <w:bottom w:val="single" w:color="EADFC8" w:sz="2"/>
+          <w:right w:val="single" w:color="EADFC8" w:sz="2"/>
+        </w:pBdr>
+        <w:shd w:fill="FFF8EC" w:val="clear"/>
+        <w:spacing w:after="130" w:before="130"/>
+      </w:pPr>
+      <w:r>
+        <w:rPr>
+          <w:rFonts w:ascii="IBM Plex Sans" w:cs="IBM Plex Sans" w:eastAsia="IBM Plex Sans" w:hAnsi="IBM Plex Sans"/>
+          <w:b/>
+          <w:bCs/>
+          <w:sz w:val="20"/>
+          <w:szCs w:val="20"/>
+        </w:rPr>
+        <w:t xml:space="preserve">Actualización al 28/10/2026: </w:t>
+      </w:r>
+      <w:r>
+        <w:rPr>
+          <w:rFonts w:ascii="IBM Plex Sans" w:cs="IBM Plex Sans" w:eastAsia="IBM Plex Sans" w:hAnsi="IBM Plex Sans"/>
+          <w:sz w:val="20"/>
+          <w:szCs w:val="20"/>
+        </w:rPr>
+        <w:t xml:space="preserve">los dos bloques quedaron instalados con el gabinete y probados en el telar con el sistema completo: el sensor cuenta las pasadas y los cuatro relés seleccionan sus bobinas según el dibujo. Lo que este documento marca como «a confirmar» se confirmó con los valores con que viene el firmware (la selección mantenida mientras se repite la bobina y sin desplazamiento de pasadas). Solo queda validar el conteo durante una jornada, en el período de prueba hasta el 04/11/2026. El documento sigue sirviendo como referencia para volver a armar el Nivel 2.</w:t>
       </w:r>
     </w:p>
     <w:p>

--- a/documentacion_proyecto/Conexionado_Nivel2.docx
+++ b/documentacion_proyecto/Conexionado_Nivel2.docx
@@ -114,7 +114,7 @@
           <w:sz w:val="20"/>
           <w:szCs w:val="20"/>
         </w:rPr>
-        <w:t xml:space="preserve">Actualización al 28/10/2026: </w:t>
+        <w:t xml:space="preserve">Actualización al 30/10/2026: </w:t>
       </w:r>
       <w:r>
         <w:rPr>
